--- a/Design Software/src/booklet.docx
+++ b/Design Software/src/booklet.docx
@@ -7,7 +7,7 @@
         <w:pStyle w:val="Title"/>
       </w:pPr>
       <w:r>
-        <w:t xml:space="preserve">Student Project Booklet</w:t>
+        <w:t xml:space="preserve">Design Software (R/505/6389)</w:t>
       </w:r>
     </w:p>
     <w:p>
@@ -15,7 +15,7 @@
         <w:pStyle w:val="Subtitle"/>
       </w:pPr>
       <w:r>
-        <w:t xml:space="preserve">Canteen Ordering System Project</w:t>
+        <w:t xml:space="preserve">Campus Canteen Interactive Ordering System</w:t>
       </w:r>
     </w:p>
     <w:p>
@@ -34,7 +34,83 @@
         <w:t xml:space="preserve">Academic Year 2026/2027</w:t>
       </w:r>
     </w:p>
-    <w:bookmarkStart w:id="32" w:name="student-project-booklet"/>
+    <w:tbl>
+      <w:tblPr>
+        <w:tblStyle w:val="Table"/>
+        <w:tblW w:type="pct" w:w="5000"/>
+        <w:tblLayout w:type="fixed"/>
+        <w:tblLook w:firstRow="0" w:lastRow="0" w:firstColumn="0" w:lastColumn="0" w:noHBand="0" w:noVBand="0" w:val="0000"/>
+      </w:tblPr>
+      <w:tblGrid>
+        <w:gridCol w:w="4356"/>
+        <w:gridCol w:w="3564"/>
+      </w:tblGrid>
+      <w:tr>
+        <w:tc>
+          <w:tcPr/>
+          <w:p>
+            <w:pPr>
+              <w:jc w:val="left"/>
+            </w:pPr>
+            <w:r>
+              <w:rPr>
+                <w:b/>
+                <w:bCs/>
+              </w:rPr>
+              <w:t xml:space="preserve">Unit: </w:t>
+            </w:r>
+            <w:r>
+              <w:t xml:space="preserve">Design Software</w:t>
+            </w:r>
+            <w:r>
+              <w:br/>
+            </w:r>
+            <w:r>
+              <w:rPr>
+                <w:b/>
+                <w:bCs/>
+              </w:rPr>
+              <w:t xml:space="preserve">Unit Code: </w:t>
+            </w:r>
+            <w:r>
+              <w:t xml:space="preserve">R/505/6389</w:t>
+            </w:r>
+          </w:p>
+        </w:tc>
+        <w:tc>
+          <w:tcPr/>
+          <w:p>
+            <w:pPr>
+              <w:jc w:val="right"/>
+            </w:pPr>
+            <w:r>
+              <w:rPr>
+                <w:b/>
+                <w:bCs/>
+              </w:rPr>
+              <w:t xml:space="preserve">Credit Value: </w:t>
+            </w:r>
+            <w:r>
+              <w:t xml:space="preserve">3 Credits</w:t>
+            </w:r>
+            <w:r>
+              <w:br/>
+            </w:r>
+            <w:r>
+              <w:rPr>
+                <w:b/>
+                <w:bCs/>
+              </w:rPr>
+              <w:t xml:space="preserve">Project: </w:t>
+            </w:r>
+            <w:r>
+              <w:t xml:space="preserve">Campus Canteen Ordering System</w:t>
+            </w:r>
+          </w:p>
+        </w:tc>
+      </w:tr>
+    </w:tbl>
+    <w:bookmarkStart w:id="44" w:name="student-project-booklet"/>
     <w:p>
       <w:pPr>
         <w:pStyle w:val="Heading1"/>
@@ -43,70 +119,13 @@
         <w:t xml:space="preserve">STUDENT PROJECT BOOKLET</w:t>
       </w:r>
     </w:p>
+    <w:bookmarkStart w:id="21" w:name="level-1-certificate-in-digital-skills"/>
     <w:p>
       <w:pPr>
-        <w:pStyle w:val="FirstParagraph"/>
+        <w:pStyle w:val="Heading3"/>
       </w:pPr>
       <w:r>
-        <w:rPr>
-          <w:b/>
-          <w:bCs/>
-        </w:rPr>
-        <w:t xml:space="preserve">Unit Title:</w:t>
-      </w:r>
-      <w:r>
-        <w:t xml:space="preserve"> </w:t>
-      </w:r>
-      <w:r>
-        <w:t xml:space="preserve">Design Software</w:t>
-      </w:r>
-      <w:r>
-        <w:br/>
-      </w:r>
-      <w:r>
-        <w:rPr>
-          <w:b/>
-          <w:bCs/>
-        </w:rPr>
-        <w:t xml:space="preserve">Unit Code:</w:t>
-      </w:r>
-      <w:r>
-        <w:t xml:space="preserve"> </w:t>
-      </w:r>
-      <w:r>
-        <w:t xml:space="preserve">R/505/6389</w:t>
-      </w:r>
-      <w:r>
-        <w:br/>
-      </w:r>
-      <w:r>
-        <w:rPr>
-          <w:b/>
-          <w:bCs/>
-        </w:rPr>
-        <w:t xml:space="preserve">Credit Value:</w:t>
-      </w:r>
-      <w:r>
-        <w:t xml:space="preserve"> </w:t>
-      </w:r>
-      <w:r>
-        <w:t xml:space="preserve">3 Credits</w:t>
-      </w:r>
-      <w:r>
-        <w:br/>
-      </w:r>
-      <w:r>
-        <w:rPr>
-          <w:b/>
-          <w:bCs/>
-        </w:rPr>
-        <w:t xml:space="preserve">Project Title:</w:t>
-      </w:r>
-      <w:r>
-        <w:t xml:space="preserve"> </w:t>
-      </w:r>
-      <w:r>
-        <w:t xml:space="preserve">Campus Canteen Interactive Ordering System</w:t>
+        <w:t xml:space="preserve">Level 1 Certificate in Digital Skills</w:t>
       </w:r>
     </w:p>
     <w:tbl>
@@ -117,8 +136,8 @@
         <w:tblLook w:firstRow="1" w:lastRow="0" w:firstColumn="0" w:lastColumn="0" w:noHBand="0" w:noVBand="0" w:val="0020"/>
       </w:tblPr>
       <w:tblGrid>
-        <w:gridCol w:w="3960"/>
-        <w:gridCol w:w="3960"/>
+        <w:gridCol w:w="2772"/>
+        <w:gridCol w:w="5148"/>
       </w:tblGrid>
       <w:tr>
         <w:trPr>
@@ -132,16 +151,20 @@
               <w:jc w:val="left"/>
             </w:pPr>
             <w:r>
-              <w:t xml:space="preserve">Student Details</w:t>
-            </w:r>
-          </w:p>
-        </w:tc>
-        <w:tc>
-          <w:tcPr/>
-          <w:p>
-            <w:pPr>
-              <w:pStyle w:val="Compact"/>
-            </w:pPr>
+              <w:t xml:space="preserve">Field</w:t>
+            </w:r>
+          </w:p>
+        </w:tc>
+        <w:tc>
+          <w:tcPr/>
+          <w:p>
+            <w:pPr>
+              <w:pStyle w:val="Compact"/>
+              <w:jc w:val="left"/>
+            </w:pPr>
+            <w:r>
+              <w:t xml:space="preserve">Details</w:t>
+            </w:r>
           </w:p>
         </w:tc>
       </w:tr>
@@ -158,20 +181,16 @@
                 <w:b/>
                 <w:bCs/>
               </w:rPr>
-              <w:t xml:space="preserve">Student Name:</w:t>
-            </w:r>
-          </w:p>
-        </w:tc>
-        <w:tc>
-          <w:tcPr/>
-          <w:p>
-            <w:pPr>
-              <w:pStyle w:val="Compact"/>
-              <w:jc w:val="left"/>
-            </w:pPr>
-            <w:r>
-              <w:t xml:space="preserve">__________________________________________________</w:t>
-            </w:r>
+              <w:t xml:space="preserve">Learner Name:</w:t>
+            </w:r>
+          </w:p>
+        </w:tc>
+        <w:tc>
+          <w:tcPr/>
+          <w:p>
+            <w:pPr>
+              <w:pStyle w:val="Compact"/>
+            </w:pPr>
           </w:p>
         </w:tc>
       </w:tr>
@@ -188,20 +207,16 @@
                 <w:b/>
                 <w:bCs/>
               </w:rPr>
-              <w:t xml:space="preserve">Student ID:</w:t>
-            </w:r>
-          </w:p>
-        </w:tc>
-        <w:tc>
-          <w:tcPr/>
-          <w:p>
-            <w:pPr>
-              <w:pStyle w:val="Compact"/>
-              <w:jc w:val="left"/>
-            </w:pPr>
-            <w:r>
-              <w:t xml:space="preserve">__________________________________________________</w:t>
-            </w:r>
+              <w:t xml:space="preserve">Learner ID:</w:t>
+            </w:r>
+          </w:p>
+        </w:tc>
+        <w:tc>
+          <w:tcPr/>
+          <w:p>
+            <w:pPr>
+              <w:pStyle w:val="Compact"/>
+            </w:pPr>
           </w:p>
         </w:tc>
       </w:tr>
@@ -218,20 +233,16 @@
                 <w:b/>
                 <w:bCs/>
               </w:rPr>
-              <w:t xml:space="preserve">Teacher Name:</w:t>
-            </w:r>
-          </w:p>
-        </w:tc>
-        <w:tc>
-          <w:tcPr/>
-          <w:p>
-            <w:pPr>
-              <w:pStyle w:val="Compact"/>
-              <w:jc w:val="left"/>
-            </w:pPr>
-            <w:r>
-              <w:t xml:space="preserve">__________________________________________________</w:t>
-            </w:r>
+              <w:t xml:space="preserve">Assessor Name:</w:t>
+            </w:r>
+          </w:p>
+        </w:tc>
+        <w:tc>
+          <w:tcPr/>
+          <w:p>
+            <w:pPr>
+              <w:pStyle w:val="Compact"/>
+            </w:pPr>
           </w:p>
         </w:tc>
       </w:tr>
@@ -257,11 +268,7 @@
           <w:p>
             <w:pPr>
               <w:pStyle w:val="Compact"/>
-              <w:jc w:val="left"/>
-            </w:pPr>
-            <w:r>
-              <w:t xml:space="preserve">__________________________________________________</w:t>
-            </w:r>
+            </w:pPr>
           </w:p>
         </w:tc>
       </w:tr>
@@ -287,81 +294,90 @@
           <w:p>
             <w:pPr>
               <w:pStyle w:val="Compact"/>
-              <w:jc w:val="left"/>
-            </w:pPr>
-            <w:r>
-              <w:t xml:space="preserve">__________________________________________________</w:t>
+            </w:pPr>
+          </w:p>
+        </w:tc>
+      </w:tr>
+      <w:tr>
+        <w:tc>
+          <w:tcPr/>
+          <w:p>
+            <w:pPr>
+              <w:pStyle w:val="Compact"/>
+              <w:jc w:val="left"/>
+            </w:pPr>
+            <w:r>
+              <w:rPr>
+                <w:b/>
+                <w:bCs/>
+              </w:rPr>
+              <w:t xml:space="preserve">Internal Verification (IV) Date:</w:t>
+            </w:r>
+          </w:p>
+        </w:tc>
+        <w:tc>
+          <w:tcPr/>
+          <w:p>
+            <w:pPr>
+              <w:pStyle w:val="Compact"/>
+            </w:pPr>
+          </w:p>
+        </w:tc>
+      </w:tr>
+    </w:tbl>
+    <w:p/>
+    <w:tbl>
+      <w:tblPr>
+        <w:tblStyle w:val="Table"/>
+        <w:tblW w:type="pct" w:w="5000"/>
+        <w:tblLayout w:type="fixed"/>
+        <w:tblLook w:firstRow="0" w:lastRow="0" w:firstColumn="0" w:lastColumn="0" w:noHBand="0" w:noVBand="0" w:val="0000"/>
+      </w:tblPr>
+      <w:tblGrid>
+        <w:gridCol w:w="7920"/>
+      </w:tblGrid>
+      <w:tr>
+        <w:tc>
+          <w:tcPr/>
+          <w:p>
+            <w:pPr>
+              <w:jc w:val="left"/>
+            </w:pPr>
+            <w:r>
+              <w:rPr>
+                <w:b/>
+                <w:bCs/>
+              </w:rPr>
+              <w:t xml:space="preserve">Cover Screenshot Evidence (Finished Canteen App):</w:t>
+            </w:r>
+          </w:p>
+        </w:tc>
+      </w:tr>
+      <w:tr>
+        <w:tc>
+          <w:tcPr/>
+          <w:p>
+            <w:pPr>
+              <w:jc w:val="left"/>
+            </w:pPr>
+            <w:r>
+              <w:rPr>
+                <w:i/>
+                <w:iCs/>
+              </w:rPr>
+              <w:t xml:space="preserve">(Paste your completed Canteen Ordering System screenshot here)</w:t>
             </w:r>
           </w:p>
         </w:tc>
       </w:tr>
     </w:tbl>
     <w:p>
-      <w:pPr>
-        <w:pStyle w:val="SourceCode"/>
-      </w:pPr>
       <w:r>
-        <w:rPr>
-          <w:rStyle w:val="VerbatimChar"/>
-        </w:rPr>
-        <w:t xml:space="preserve">+-----------------------------------------------------------------------+</w:t>
-      </w:r>
-      <w:r>
-        <w:br/>
-      </w:r>
-      <w:r>
-        <w:rPr>
-          <w:rStyle w:val="VerbatimChar"/>
-        </w:rPr>
-        <w:t xml:space="preserve">|                                                                       |</w:t>
-      </w:r>
-      <w:r>
-        <w:br/>
-      </w:r>
-      <w:r>
-        <w:rPr>
-          <w:rStyle w:val="VerbatimChar"/>
-        </w:rPr>
-        <w:t xml:space="preserve">|                                                                       |</w:t>
-      </w:r>
-      <w:r>
-        <w:br/>
-      </w:r>
-      <w:r>
-        <w:rPr>
-          <w:rStyle w:val="VerbatimChar"/>
-        </w:rPr>
-        <w:t xml:space="preserve">|                    [ PASTE COVER SCREENSHOT HERE ]                    |</w:t>
-      </w:r>
-      <w:r>
-        <w:br/>
-      </w:r>
-      <w:r>
-        <w:rPr>
-          <w:rStyle w:val="VerbatimChar"/>
-        </w:rPr>
-        <w:t xml:space="preserve">|                                                                       |</w:t>
-      </w:r>
-      <w:r>
-        <w:br/>
-      </w:r>
-      <w:r>
-        <w:rPr>
-          <w:rStyle w:val="VerbatimChar"/>
-        </w:rPr>
-        <w:t xml:space="preserve">|                                                                       |</w:t>
-      </w:r>
-      <w:r>
-        <w:br/>
-      </w:r>
-      <w:r>
-        <w:rPr>
-          <w:rStyle w:val="VerbatimChar"/>
-        </w:rPr>
-        <w:t xml:space="preserve">+-----------------------------------------------------------------------+</w:t>
+        <w:br w:type="page"/>
       </w:r>
     </w:p>
-    <w:bookmarkStart w:id="12" w:name="project-overview-assessment-matrix"/>
+    <w:bookmarkEnd w:id="21"/>
+    <w:bookmarkStart w:id="25" w:name="project-overview-assessment-matrix"/>
     <w:p>
       <w:pPr>
         <w:pStyle w:val="Heading2"/>
@@ -370,7 +386,7 @@
         <w:t xml:space="preserve">Project Overview &amp; Assessment Matrix</w:t>
       </w:r>
     </w:p>
-    <w:bookmarkStart w:id="9" w:name="unit-aim"/>
+    <w:bookmarkStart w:id="22" w:name="unit-aim"/>
     <w:p>
       <w:pPr>
         <w:pStyle w:val="Heading3"/>
@@ -387,8 +403,8 @@
         <w:t xml:space="preserve">This unit enables you to use design software tools and web design techniques to obtain, prepare, manipulate, and combine information into an interactive, user-friendly digital design.</w:t>
       </w:r>
     </w:p>
-    <w:bookmarkEnd w:id="9"/>
-    <w:bookmarkStart w:id="10" w:name="project-brief"/>
+    <w:bookmarkEnd w:id="22"/>
+    <w:bookmarkStart w:id="23" w:name="project-brief"/>
     <w:p>
       <w:pPr>
         <w:pStyle w:val="Heading3"/>
@@ -450,8 +466,8 @@
         <w:t xml:space="preserve">4. Manage your project files and versions using local folders and Git in VS Code.</w:t>
       </w:r>
     </w:p>
-    <w:bookmarkEnd w:id="10"/>
-    <w:bookmarkStart w:id="11" w:name="assessment-criteria-tracking-grid"/>
+    <w:bookmarkEnd w:id="23"/>
+    <w:bookmarkStart w:id="24" w:name="assessment-criteria-tracking-grid"/>
     <w:p>
       <w:pPr>
         <w:pStyle w:val="Heading3"/>
@@ -1067,18 +1083,23 @@
         </w:tc>
       </w:tr>
     </w:tbl>
-    <w:bookmarkEnd w:id="11"/>
-    <w:bookmarkEnd w:id="12"/>
-    <w:bookmarkStart w:id="15" w:name="Xeea34755f1e33d325dec30587822c230e46f5d6"/>
     <w:p>
-      <w:pPr>
-        <w:pStyle w:val="Heading2"/>
-      </w:pPr>
       <w:r>
-        <w:t xml:space="preserve">Planning &amp; Understanding Design Requirements</w:t>
+        <w:br w:type="page"/>
       </w:r>
     </w:p>
-    <w:bookmarkStart w:id="13" w:name="task-1-identifying-design-needs-ac-1.1"/>
+    <w:bookmarkEnd w:id="24"/>
+    <w:bookmarkEnd w:id="25"/>
+    <w:bookmarkStart w:id="28" w:name="Xe128162fbdf5644bb65b97e2008fcb8f1f468a9"/>
+    <w:p>
+      <w:pPr>
+        <w:pStyle w:val="Heading2"/>
+      </w:pPr>
+      <w:r>
+        <w:t xml:space="preserve">Section 1: Planning &amp; Understanding Design Requirements</w:t>
+      </w:r>
+    </w:p>
+    <w:bookmarkStart w:id="26" w:name="task-1-identifying-design-needs-ac-1.1"/>
     <w:p>
       <w:pPr>
         <w:pStyle w:val="Heading3"/>
@@ -1111,29 +1132,54 @@
         <w:t xml:space="preserve">1. Who is the target audience for your canteen system (e.g. college students, staff, visitors)?</w:t>
       </w:r>
     </w:p>
+    <w:tbl>
+      <w:tblPr>
+        <w:tblStyle w:val="Table"/>
+        <w:tblW w:type="pct" w:w="5000"/>
+        <w:tblLayout w:type="fixed"/>
+        <w:tblLook w:firstRow="0" w:lastRow="0" w:firstColumn="0" w:lastColumn="0" w:noHBand="0" w:noVBand="0" w:val="0000"/>
+      </w:tblPr>
+      <w:tblGrid>
+        <w:gridCol w:w="7920"/>
+      </w:tblGrid>
+      <w:tr>
+        <w:tc>
+          <w:tcPr/>
+          <w:p>
+            <w:pPr>
+              <w:jc w:val="left"/>
+            </w:pPr>
+            <w:r>
+              <w:rPr>
+                <w:b/>
+                <w:bCs/>
+              </w:rPr>
+              <w:t xml:space="preserve">Target Audience Response:</w:t>
+            </w:r>
+          </w:p>
+        </w:tc>
+      </w:tr>
+      <w:tr>
+        <w:tc>
+          <w:tcPr/>
+          <w:p>
+            <w:pPr>
+              <w:jc w:val="left"/>
+            </w:pPr>
+            <w:r>
+              <w:rPr>
+                <w:i/>
+                <w:iCs/>
+              </w:rPr>
+              <w:t xml:space="preserve">(Type your target audience details here)</w:t>
+            </w:r>
+          </w:p>
+        </w:tc>
+      </w:tr>
+    </w:tbl>
     <w:p>
       <w:pPr>
-        <w:pStyle w:val="SourceCode"/>
-      </w:pPr>
-      <w:r>
-        <w:rPr>
-          <w:rStyle w:val="VerbatimChar"/>
-        </w:rPr>
-        <w:t xml:space="preserve">_________________________________________________________________________________</w:t>
-      </w:r>
-      <w:r>
-        <w:br/>
-      </w:r>
-      <w:r>
-        <w:rPr>
-          <w:rStyle w:val="VerbatimChar"/>
-        </w:rPr>
-        <w:t xml:space="preserve">_________________________________________________________________________________</w:t>
-      </w:r>
-    </w:p>
-    <w:p>
-      <w:pPr>
-        <w:pStyle w:val="FirstParagraph"/>
+        <w:pStyle w:val="BodyText"/>
       </w:pPr>
       <w:r>
         <w:rPr>
@@ -1143,179 +1189,40 @@
         <w:t xml:space="preserve">2. List the key features and visual elements your ordering system must include:</w:t>
       </w:r>
     </w:p>
-    <w:p>
-      <w:pPr>
-        <w:pStyle w:val="SourceCode"/>
-      </w:pPr>
-      <w:r>
-        <w:rPr>
-          <w:rStyle w:val="VerbatimChar"/>
-        </w:rPr>
-        <w:t xml:space="preserve">+-------------------------------------------------------------------------------+</w:t>
-      </w:r>
-      <w:r>
-        <w:br/>
-      </w:r>
-      <w:r>
-        <w:rPr>
-          <w:rStyle w:val="VerbatimChar"/>
-        </w:rPr>
-        <w:t xml:space="preserve">| List of required features and interface elements:                            |</w:t>
-      </w:r>
-      <w:r>
-        <w:br/>
-      </w:r>
-      <w:r>
-        <w:rPr>
-          <w:rStyle w:val="VerbatimChar"/>
-        </w:rPr>
-        <w:t xml:space="preserve">|                                                                               |</w:t>
-      </w:r>
-      <w:r>
-        <w:br/>
-      </w:r>
-      <w:r>
-        <w:rPr>
-          <w:rStyle w:val="VerbatimChar"/>
-        </w:rPr>
-        <w:t xml:space="preserve">| 1. _________________________________________________________________________  |</w:t>
-      </w:r>
-      <w:r>
-        <w:br/>
-      </w:r>
-      <w:r>
-        <w:rPr>
-          <w:rStyle w:val="VerbatimChar"/>
-        </w:rPr>
-        <w:t xml:space="preserve">|                                                                               |</w:t>
-      </w:r>
-      <w:r>
-        <w:br/>
-      </w:r>
-      <w:r>
-        <w:rPr>
-          <w:rStyle w:val="VerbatimChar"/>
-        </w:rPr>
-        <w:t xml:space="preserve">| 2. _________________________________________________________________________  |</w:t>
-      </w:r>
-      <w:r>
-        <w:br/>
-      </w:r>
-      <w:r>
-        <w:rPr>
-          <w:rStyle w:val="VerbatimChar"/>
-        </w:rPr>
-        <w:t xml:space="preserve">|                                                                               |</w:t>
-      </w:r>
-      <w:r>
-        <w:br/>
-      </w:r>
-      <w:r>
-        <w:rPr>
-          <w:rStyle w:val="VerbatimChar"/>
-        </w:rPr>
-        <w:t xml:space="preserve">| 3. _________________________________________________________________________  |</w:t>
-      </w:r>
-      <w:r>
-        <w:br/>
-      </w:r>
-      <w:r>
-        <w:rPr>
-          <w:rStyle w:val="VerbatimChar"/>
-        </w:rPr>
-        <w:t xml:space="preserve">|                                                                               |</w:t>
-      </w:r>
-      <w:r>
-        <w:br/>
-      </w:r>
-      <w:r>
-        <w:rPr>
-          <w:rStyle w:val="VerbatimChar"/>
-        </w:rPr>
-        <w:t xml:space="preserve">| 4. _________________________________________________________________________  |</w:t>
-      </w:r>
-      <w:r>
-        <w:br/>
-      </w:r>
-      <w:r>
-        <w:rPr>
-          <w:rStyle w:val="VerbatimChar"/>
-        </w:rPr>
-        <w:t xml:space="preserve">|                                                                               |</w:t>
-      </w:r>
-      <w:r>
-        <w:br/>
-      </w:r>
-      <w:r>
-        <w:rPr>
-          <w:rStyle w:val="VerbatimChar"/>
-        </w:rPr>
-        <w:t xml:space="preserve">| 5. _________________________________________________________________________  |</w:t>
-      </w:r>
-      <w:r>
-        <w:br/>
-      </w:r>
-      <w:r>
-        <w:rPr>
-          <w:rStyle w:val="VerbatimChar"/>
-        </w:rPr>
-        <w:t xml:space="preserve">|                                                                               |</w:t>
-      </w:r>
-      <w:r>
-        <w:br/>
-      </w:r>
-      <w:r>
-        <w:rPr>
-          <w:rStyle w:val="VerbatimChar"/>
-        </w:rPr>
-        <w:t xml:space="preserve">| 6. _________________________________________________________________________  |</w:t>
-      </w:r>
-      <w:r>
-        <w:br/>
-      </w:r>
-      <w:r>
-        <w:rPr>
-          <w:rStyle w:val="VerbatimChar"/>
-        </w:rPr>
-        <w:t xml:space="preserve">|                                                                               |</w:t>
-      </w:r>
-      <w:r>
-        <w:br/>
-      </w:r>
-      <w:r>
-        <w:rPr>
-          <w:rStyle w:val="VerbatimChar"/>
-        </w:rPr>
-        <w:t xml:space="preserve">| 7. _________________________________________________________________________  |</w:t>
-      </w:r>
-      <w:r>
-        <w:br/>
-      </w:r>
-      <w:r>
-        <w:rPr>
-          <w:rStyle w:val="VerbatimChar"/>
-        </w:rPr>
-        <w:t xml:space="preserve">|                                                                               |</w:t>
-      </w:r>
-      <w:r>
-        <w:br/>
-      </w:r>
-      <w:r>
-        <w:rPr>
-          <w:rStyle w:val="VerbatimChar"/>
-        </w:rPr>
-        <w:t xml:space="preserve">| 8. _________________________________________________________________________  |</w:t>
-      </w:r>
-      <w:r>
-        <w:br/>
-      </w:r>
-      <w:r>
-        <w:rPr>
-          <w:rStyle w:val="VerbatimChar"/>
-        </w:rPr>
-        <w:t xml:space="preserve">+-------------------------------------------------------------------------------+</w:t>
-      </w:r>
-    </w:p>
+    <w:tbl>
+      <w:tblPr>
+        <w:tblStyle w:val="Table"/>
+        <w:tblW w:type="pct" w:w="5000"/>
+        <w:tblLayout w:type="fixed"/>
+        <w:tblLook w:firstRow="0" w:lastRow="0" w:firstColumn="0" w:lastColumn="0" w:noHBand="0" w:noVBand="0" w:val="0000"/>
+      </w:tblPr>
+      <w:tblGrid>
+        <w:gridCol w:w="7920"/>
+      </w:tblGrid>
+      <w:tr>
+        <w:tc>
+          <w:tcPr/>
+          <w:p>
+            <w:pPr>
+              <w:jc w:val="left"/>
+            </w:pPr>
+            <w:r>
+              <w:rPr>
+                <w:b/>
+                <w:bCs/>
+              </w:rPr>
+              <w:t xml:space="preserve">Required Features and Interface Elements List:</w:t>
+            </w:r>
+          </w:p>
+        </w:tc>
+      </w:tr>
+      <w:tr>
+        <w:tc>
+          <w:tcPr/>
+          <w:p/>
+        </w:tc>
+      </w:tr>
+    </w:tbl>
     <w:p>
       <w:r>
         <w:pict>
@@ -1323,8 +1230,8 @@
         </w:pict>
       </w:r>
     </w:p>
-    <w:bookmarkEnd w:id="13"/>
-    <w:bookmarkStart w:id="14" w:name="Xf644ff78b3ba1f3108ba9b79a7c14e8caf8e035"/>
+    <w:bookmarkEnd w:id="26"/>
+    <w:bookmarkStart w:id="27" w:name="Xf644ff78b3ba1f3108ba9b79a7c14e8caf8e035"/>
     <w:p>
       <w:pPr>
         <w:pStyle w:val="Heading3"/>
@@ -1357,29 +1264,54 @@
         <w:t xml:space="preserve">1. On what devices will users interact with this design (e.g. counter touchscreen kiosk, tablet, mobile phone, desktop browser)?</w:t>
       </w:r>
     </w:p>
+    <w:tbl>
+      <w:tblPr>
+        <w:tblStyle w:val="Table"/>
+        <w:tblW w:type="pct" w:w="5000"/>
+        <w:tblLayout w:type="fixed"/>
+        <w:tblLook w:firstRow="0" w:lastRow="0" w:firstColumn="0" w:lastColumn="0" w:noHBand="0" w:noVBand="0" w:val="0000"/>
+      </w:tblPr>
+      <w:tblGrid>
+        <w:gridCol w:w="7920"/>
+      </w:tblGrid>
+      <w:tr>
+        <w:tc>
+          <w:tcPr/>
+          <w:p>
+            <w:pPr>
+              <w:jc w:val="left"/>
+            </w:pPr>
+            <w:r>
+              <w:rPr>
+                <w:b/>
+                <w:bCs/>
+              </w:rPr>
+              <w:t xml:space="preserve">Device &amp; Context of Use:</w:t>
+            </w:r>
+          </w:p>
+        </w:tc>
+      </w:tr>
+      <w:tr>
+        <w:tc>
+          <w:tcPr/>
+          <w:p>
+            <w:pPr>
+              <w:jc w:val="left"/>
+            </w:pPr>
+            <w:r>
+              <w:rPr>
+                <w:i/>
+                <w:iCs/>
+              </w:rPr>
+              <w:t xml:space="preserve">(Explain what devices and environments users will view the app on)</w:t>
+            </w:r>
+          </w:p>
+        </w:tc>
+      </w:tr>
+    </w:tbl>
     <w:p>
       <w:pPr>
-        <w:pStyle w:val="SourceCode"/>
-      </w:pPr>
-      <w:r>
-        <w:rPr>
-          <w:rStyle w:val="VerbatimChar"/>
-        </w:rPr>
-        <w:t xml:space="preserve">_________________________________________________________________________________</w:t>
-      </w:r>
-      <w:r>
-        <w:br/>
-      </w:r>
-      <w:r>
-        <w:rPr>
-          <w:rStyle w:val="VerbatimChar"/>
-        </w:rPr>
-        <w:t xml:space="preserve">_________________________________________________________________________________</w:t>
-      </w:r>
-    </w:p>
-    <w:p>
-      <w:pPr>
-        <w:pStyle w:val="FirstParagraph"/>
+        <w:pStyle w:val="BodyText"/>
       </w:pPr>
       <w:r>
         <w:rPr>
@@ -1389,38 +1321,68 @@
         <w:t xml:space="preserve">2. How does the layout and colour choice help users easily order food during a busy lunchtime?</w:t>
       </w:r>
     </w:p>
+    <w:tbl>
+      <w:tblPr>
+        <w:tblStyle w:val="Table"/>
+        <w:tblW w:type="pct" w:w="5000"/>
+        <w:tblLayout w:type="fixed"/>
+        <w:tblLook w:firstRow="0" w:lastRow="0" w:firstColumn="0" w:lastColumn="0" w:noHBand="0" w:noVBand="0" w:val="0000"/>
+      </w:tblPr>
+      <w:tblGrid>
+        <w:gridCol w:w="7920"/>
+      </w:tblGrid>
+      <w:tr>
+        <w:tc>
+          <w:tcPr/>
+          <w:p>
+            <w:pPr>
+              <w:jc w:val="left"/>
+            </w:pPr>
+            <w:r>
+              <w:rPr>
+                <w:b/>
+                <w:bCs/>
+              </w:rPr>
+              <w:t xml:space="preserve">User Experience Explanation:</w:t>
+            </w:r>
+          </w:p>
+        </w:tc>
+      </w:tr>
+      <w:tr>
+        <w:tc>
+          <w:tcPr/>
+          <w:p>
+            <w:pPr>
+              <w:jc w:val="left"/>
+            </w:pPr>
+            <w:r>
+              <w:rPr>
+                <w:i/>
+                <w:iCs/>
+              </w:rPr>
+              <w:t xml:space="preserve">(Explain how your design choices make ordering fast and easy)</w:t>
+            </w:r>
+          </w:p>
+        </w:tc>
+      </w:tr>
+    </w:tbl>
     <w:p>
-      <w:pPr>
-        <w:pStyle w:val="SourceCode"/>
-      </w:pPr>
       <w:r>
-        <w:rPr>
-          <w:rStyle w:val="VerbatimChar"/>
-        </w:rPr>
-        <w:t xml:space="preserve">_________________________________________________________________________________</w:t>
-      </w:r>
-      <w:r>
-        <w:br/>
-      </w:r>
-      <w:r>
-        <w:rPr>
-          <w:rStyle w:val="VerbatimChar"/>
-        </w:rPr>
-        <w:t xml:space="preserve">_________________________________________________________________________________</w:t>
+        <w:br w:type="page"/>
       </w:r>
     </w:p>
-    <w:bookmarkEnd w:id="14"/>
-    <w:bookmarkEnd w:id="15"/>
-    <w:bookmarkStart w:id="20" w:name="obtaining-sourcing-preparing-information"/>
+    <w:bookmarkEnd w:id="27"/>
+    <w:bookmarkEnd w:id="28"/>
+    <w:bookmarkStart w:id="33" w:name="X13404b897b3bc00b5d55af5abeb70fba6f050dd"/>
     <w:p>
       <w:pPr>
         <w:pStyle w:val="Heading2"/>
       </w:pPr>
       <w:r>
-        <w:t xml:space="preserve">Obtaining, Sourcing &amp; Preparing Information</w:t>
+        <w:t xml:space="preserve">Section 2: Obtaining, Sourcing &amp; Preparing Information</w:t>
       </w:r>
     </w:p>
-    <w:bookmarkStart w:id="16" w:name="Xd8407a825a9a55cd8a5b39211892010fc1f183e"/>
+    <w:bookmarkStart w:id="29" w:name="Xd8407a825a9a55cd8a5b39211892010fc1f183e"/>
     <w:p>
       <w:pPr>
         <w:pStyle w:val="Heading3"/>
@@ -2126,8 +2088,8 @@
         </w:pict>
       </w:r>
     </w:p>
-    <w:bookmarkEnd w:id="16"/>
-    <w:bookmarkStart w:id="17" w:name="X9e99d0534599b6ab8dee53eacaefe8ce11b8a84"/>
+    <w:bookmarkEnd w:id="29"/>
+    <w:bookmarkStart w:id="30" w:name="X9e99d0534599b6ab8dee53eacaefe8ce11b8a84"/>
     <w:p>
       <w:pPr>
         <w:pStyle w:val="Heading3"/>
@@ -2662,28 +2624,58 @@
         <w:t xml:space="preserve">Why must designers check copyright licenses before using images found on the internet? (AC 1.3)</w:t>
       </w:r>
     </w:p>
+    <w:tbl>
+      <w:tblPr>
+        <w:tblStyle w:val="Table"/>
+        <w:tblW w:type="pct" w:w="5000"/>
+        <w:tblLayout w:type="fixed"/>
+        <w:tblLook w:firstRow="0" w:lastRow="0" w:firstColumn="0" w:lastColumn="0" w:noHBand="0" w:noVBand="0" w:val="0000"/>
+      </w:tblPr>
+      <w:tblGrid>
+        <w:gridCol w:w="7920"/>
+      </w:tblGrid>
+      <w:tr>
+        <w:tc>
+          <w:tcPr/>
+          <w:p>
+            <w:pPr>
+              <w:jc w:val="left"/>
+            </w:pPr>
+            <w:r>
+              <w:rPr>
+                <w:b/>
+                <w:bCs/>
+              </w:rPr>
+              <w:t xml:space="preserve">Copyright &amp; Intellectual Property Explanation:</w:t>
+            </w:r>
+          </w:p>
+        </w:tc>
+      </w:tr>
+      <w:tr>
+        <w:tc>
+          <w:tcPr/>
+          <w:p>
+            <w:pPr>
+              <w:jc w:val="left"/>
+            </w:pPr>
+            <w:r>
+              <w:rPr>
+                <w:i/>
+                <w:iCs/>
+              </w:rPr>
+              <w:t xml:space="preserve">(Explain copyright laws and why permission/licensing is required)</w:t>
+            </w:r>
+          </w:p>
+        </w:tc>
+      </w:tr>
+    </w:tbl>
     <w:p>
-      <w:pPr>
-        <w:pStyle w:val="SourceCode"/>
-      </w:pPr>
       <w:r>
-        <w:rPr>
-          <w:rStyle w:val="VerbatimChar"/>
-        </w:rPr>
-        <w:t xml:space="preserve">_________________________________________________________________________________</w:t>
-      </w:r>
-      <w:r>
-        <w:br/>
-      </w:r>
-      <w:r>
-        <w:rPr>
-          <w:rStyle w:val="VerbatimChar"/>
-        </w:rPr>
-        <w:t xml:space="preserve">_________________________________________________________________________________</w:t>
+        <w:br w:type="page"/>
       </w:r>
     </w:p>
-    <w:bookmarkEnd w:id="17"/>
-    <w:bookmarkStart w:id="18" w:name="Xe9100d1eb6a28cda4b9f06015b3069e1d429cff"/>
+    <w:bookmarkEnd w:id="30"/>
+    <w:bookmarkStart w:id="31" w:name="Xe9100d1eb6a28cda4b9f06015b3069e1d429cff"/>
     <w:p>
       <w:pPr>
         <w:pStyle w:val="Heading3"/>
@@ -2704,107 +2696,87 @@
         <w:t xml:space="preserve">Explain how your canteen design combines different types of information from multiple sources into each menu card.</w:t>
       </w:r>
     </w:p>
-    <w:p>
-      <w:pPr>
-        <w:pStyle w:val="SourceCode"/>
-      </w:pPr>
-      <w:r>
-        <w:rPr>
-          <w:rStyle w:val="VerbatimChar"/>
-        </w:rPr>
-        <w:t xml:space="preserve">+-------------------------------------------------------------------------------+</w:t>
-      </w:r>
-      <w:r>
-        <w:br/>
-      </w:r>
-      <w:r>
-        <w:rPr>
-          <w:rStyle w:val="VerbatimChar"/>
-        </w:rPr>
-        <w:t xml:space="preserve">| Information Types Combined in Each Card:                                      |</w:t>
-      </w:r>
-      <w:r>
-        <w:br/>
-      </w:r>
-      <w:r>
-        <w:rPr>
-          <w:rStyle w:val="VerbatimChar"/>
-        </w:rPr>
-        <w:t xml:space="preserve">|                                                                               |</w:t>
-      </w:r>
-      <w:r>
-        <w:br/>
-      </w:r>
-      <w:r>
-        <w:rPr>
-          <w:rStyle w:val="VerbatimChar"/>
-        </w:rPr>
-        <w:t xml:space="preserve">| - Text Information: _________________________________________________________ |</w:t>
-      </w:r>
-      <w:r>
-        <w:br/>
-      </w:r>
-      <w:r>
-        <w:rPr>
-          <w:rStyle w:val="VerbatimChar"/>
-        </w:rPr>
-        <w:t xml:space="preserve">|                                                                               |</w:t>
-      </w:r>
-      <w:r>
-        <w:br/>
-      </w:r>
-      <w:r>
-        <w:rPr>
-          <w:rStyle w:val="VerbatimChar"/>
-        </w:rPr>
-        <w:t xml:space="preserve">| - Numerical / Pricing Data: _________________________________________________ |</w:t>
-      </w:r>
-      <w:r>
-        <w:br/>
-      </w:r>
-      <w:r>
-        <w:rPr>
-          <w:rStyle w:val="VerbatimChar"/>
-        </w:rPr>
-        <w:t xml:space="preserve">|                                                                               |</w:t>
-      </w:r>
-      <w:r>
-        <w:br/>
-      </w:r>
-      <w:r>
-        <w:rPr>
-          <w:rStyle w:val="VerbatimChar"/>
-        </w:rPr>
-        <w:t xml:space="preserve">| - Graphic / Image Assets: ___________________________________________________ |</w:t>
-      </w:r>
-      <w:r>
-        <w:br/>
-      </w:r>
-      <w:r>
-        <w:rPr>
-          <w:rStyle w:val="VerbatimChar"/>
-        </w:rPr>
-        <w:t xml:space="preserve">|                                                                               |</w:t>
-      </w:r>
-      <w:r>
-        <w:br/>
-      </w:r>
-      <w:r>
-        <w:rPr>
-          <w:rStyle w:val="VerbatimChar"/>
-        </w:rPr>
-        <w:t xml:space="preserve">| - Health &amp; Safety / Allergen Icons: _________________________________________ |</w:t>
-      </w:r>
-      <w:r>
-        <w:br/>
-      </w:r>
-      <w:r>
-        <w:rPr>
-          <w:rStyle w:val="VerbatimChar"/>
-        </w:rPr>
-        <w:t xml:space="preserve">+-------------------------------------------------------------------------------+</w:t>
-      </w:r>
-    </w:p>
+    <w:tbl>
+      <w:tblPr>
+        <w:tblStyle w:val="Table"/>
+        <w:tblW w:type="pct" w:w="5000"/>
+        <w:tblLayout w:type="fixed"/>
+        <w:tblLook w:firstRow="0" w:lastRow="0" w:firstColumn="0" w:lastColumn="0" w:noHBand="0" w:noVBand="0" w:val="0000"/>
+      </w:tblPr>
+      <w:tblGrid>
+        <w:gridCol w:w="7920"/>
+      </w:tblGrid>
+      <w:tr>
+        <w:tc>
+          <w:tcPr/>
+          <w:p>
+            <w:pPr>
+              <w:jc w:val="left"/>
+            </w:pPr>
+            <w:r>
+              <w:rPr>
+                <w:b/>
+                <w:bCs/>
+              </w:rPr>
+              <w:t xml:space="preserve">Information Types Combined in Each Menu Card:</w:t>
+            </w:r>
+          </w:p>
+        </w:tc>
+      </w:tr>
+      <w:tr>
+        <w:tc>
+          <w:tcPr/>
+          <w:p>
+            <w:pPr>
+              <w:jc w:val="left"/>
+            </w:pPr>
+            <w:r>
+              <w:rPr>
+                <w:b/>
+                <w:bCs/>
+              </w:rPr>
+              <w:t xml:space="preserve">Text Information:</w:t>
+            </w:r>
+          </w:p>
+          <w:p>
+            <w:pPr>
+              <w:jc w:val="left"/>
+            </w:pPr>
+            <w:r>
+              <w:rPr>
+                <w:b/>
+                <w:bCs/>
+              </w:rPr>
+              <w:t xml:space="preserve">Numerical / Pricing Data:</w:t>
+            </w:r>
+          </w:p>
+          <w:p>
+            <w:pPr>
+              <w:jc w:val="left"/>
+            </w:pPr>
+            <w:r>
+              <w:rPr>
+                <w:b/>
+                <w:bCs/>
+              </w:rPr>
+              <w:t xml:space="preserve">Graphic / Image Assets:</w:t>
+            </w:r>
+          </w:p>
+          <w:p>
+            <w:pPr>
+              <w:jc w:val="left"/>
+            </w:pPr>
+            <w:r>
+              <w:rPr>
+                <w:b/>
+                <w:bCs/>
+              </w:rPr>
+              <w:t xml:space="preserve">Health &amp; Allergen Icons:</w:t>
+            </w:r>
+          </w:p>
+        </w:tc>
+      </w:tr>
+    </w:tbl>
     <w:p>
       <w:r>
         <w:pict>
@@ -2812,8 +2784,8 @@
         </w:pict>
       </w:r>
     </w:p>
-    <w:bookmarkEnd w:id="18"/>
-    <w:bookmarkStart w:id="19" w:name="task-6-identifying-file-formats-ac-1.6"/>
+    <w:bookmarkEnd w:id="31"/>
+    <w:bookmarkStart w:id="32" w:name="task-6-identifying-file-formats-ac-1.6"/>
     <w:p>
       <w:pPr>
         <w:pStyle w:val="Heading3"/>
@@ -3084,24 +3056,29 @@
         </w:tc>
       </w:tr>
     </w:tbl>
-    <w:bookmarkEnd w:id="19"/>
-    <w:bookmarkEnd w:id="20"/>
-    <w:bookmarkStart w:id="24" w:name="creating-manipulating-designs"/>
     <w:p>
-      <w:pPr>
-        <w:pStyle w:val="Heading2"/>
-      </w:pPr>
       <w:r>
-        <w:t xml:space="preserve">Creating &amp; Manipulating Designs</w:t>
+        <w:br w:type="page"/>
       </w:r>
     </w:p>
-    <w:bookmarkStart w:id="21" w:name="X8453591f99fecfe9f2eb4e934d18a84dccc0ffb"/>
+    <w:bookmarkEnd w:id="32"/>
+    <w:bookmarkEnd w:id="33"/>
+    <w:bookmarkStart w:id="37" w:name="section-3-creating-manipulating-designs"/>
     <w:p>
       <w:pPr>
+        <w:pStyle w:val="Heading2"/>
+      </w:pPr>
+      <w:r>
+        <w:t xml:space="preserve">Section 3: Creating &amp; Manipulating Designs</w:t>
+      </w:r>
+    </w:p>
+    <w:bookmarkStart w:id="34" w:name="X55612a6430be04263ebc5af796db82124c25dcb"/>
+    <w:p>
+      <w:pPr>
         <w:pStyle w:val="Heading3"/>
       </w:pPr>
       <w:r>
-        <w:t xml:space="preserve">Task 7: Mood Board &amp; Wireframe Creation (AC 1.1, 1.2, 2.1)</w:t>
+        <w:t xml:space="preserve">Task 7: Concept Brainstorming &amp; Wireframing (AC 1.1, 1.2, 2.1)</w:t>
       </w:r>
     </w:p>
     <w:p>
@@ -3113,9 +3090,183 @@
           <w:i/>
           <w:iCs/>
         </w:rPr>
-        <w:t xml:space="preserve">Create a visual mood board and a UI wireframe using provector.app or design software.</w:t>
+        <w:t xml:space="preserve">Use the 5-point concept map below to plan your visual style, typography, interactivity, and assets.</w:t>
       </w:r>
     </w:p>
+    <w:tbl>
+      <w:tblPr>
+        <w:tblStyle w:val="Table"/>
+        <w:tblW w:type="pct" w:w="5000"/>
+        <w:tblLayout w:type="fixed"/>
+        <w:tblLook w:firstRow="0" w:lastRow="0" w:firstColumn="0" w:lastColumn="0" w:noHBand="0" w:noVBand="0" w:val="0000"/>
+      </w:tblPr>
+      <w:tblGrid>
+        <w:gridCol w:w="3009"/>
+        <w:gridCol w:w="1900"/>
+        <w:gridCol w:w="3009"/>
+      </w:tblGrid>
+      <w:tr>
+        <w:tc>
+          <w:tcPr/>
+          <w:p>
+            <w:pPr>
+              <w:jc w:val="left"/>
+            </w:pPr>
+            <w:r>
+              <w:rPr>
+                <w:b/>
+                <w:bCs/>
+              </w:rPr>
+              <w:t xml:space="preserve">Visual Style &amp; Colours</w:t>
+            </w:r>
+            <w:r>
+              <w:t xml:space="preserve"> </w:t>
+            </w:r>
+            <w:r>
+              <w:t xml:space="preserve">- Palette ideas:</w:t>
+            </w:r>
+            <w:r>
+              <w:t xml:space="preserve"> </w:t>
+            </w:r>
+            <w:r>
+              <w:t xml:space="preserve">- Theme inspiration:</w:t>
+            </w:r>
+          </w:p>
+        </w:tc>
+        <w:tc>
+          <w:tcPr/>
+          <w:p/>
+        </w:tc>
+        <w:tc>
+          <w:tcPr/>
+          <w:p>
+            <w:pPr>
+              <w:jc w:val="left"/>
+            </w:pPr>
+            <w:r>
+              <w:rPr>
+                <w:b/>
+                <w:bCs/>
+              </w:rPr>
+              <w:t xml:space="preserve">Typography &amp; Fonts</w:t>
+            </w:r>
+            <w:r>
+              <w:t xml:space="preserve"> </w:t>
+            </w:r>
+            <w:r>
+              <w:t xml:space="preserve">- Heading font:</w:t>
+            </w:r>
+            <w:r>
+              <w:t xml:space="preserve"> </w:t>
+            </w:r>
+            <w:r>
+              <w:t xml:space="preserve">- Body font:</w:t>
+            </w:r>
+          </w:p>
+        </w:tc>
+      </w:tr>
+      <w:tr>
+        <w:tc>
+          <w:tcPr/>
+          <w:p/>
+        </w:tc>
+        <w:tc>
+          <w:tcPr/>
+          <w:p>
+            <w:pPr>
+              <w:jc w:val="center"/>
+            </w:pPr>
+            <w:r>
+              <w:rPr>
+                <w:b/>
+                <w:bCs/>
+              </w:rPr>
+              <w:t xml:space="preserve">CORE DESIGN THEME</w:t>
+            </w:r>
+            <w:r>
+              <w:t xml:space="preserve"> </w:t>
+            </w:r>
+            <w:r>
+              <w:rPr>
+                <w:b/>
+                <w:bCs/>
+              </w:rPr>
+              <w:t xml:space="preserve">Campus Canteen App</w:t>
+            </w:r>
+            <w:r>
+              <w:t xml:space="preserve"> </w:t>
+            </w:r>
+            <w:r>
+              <w:t xml:space="preserve">Target Audience:</w:t>
+            </w:r>
+          </w:p>
+        </w:tc>
+        <w:tc>
+          <w:tcPr/>
+          <w:p/>
+        </w:tc>
+      </w:tr>
+      <w:tr>
+        <w:tc>
+          <w:tcPr/>
+          <w:p>
+            <w:pPr>
+              <w:jc w:val="left"/>
+            </w:pPr>
+            <w:r>
+              <w:rPr>
+                <w:b/>
+                <w:bCs/>
+              </w:rPr>
+              <w:t xml:space="preserve">Interactive Features</w:t>
+            </w:r>
+            <w:r>
+              <w:t xml:space="preserve"> </w:t>
+            </w:r>
+            <w:r>
+              <w:t xml:space="preserve">- Allergen filters:</w:t>
+            </w:r>
+            <w:r>
+              <w:t xml:space="preserve"> </w:t>
+            </w:r>
+            <w:r>
+              <w:t xml:space="preserve">- Budget limit warnings:</w:t>
+            </w:r>
+          </w:p>
+        </w:tc>
+        <w:tc>
+          <w:tcPr/>
+          <w:p/>
+        </w:tc>
+        <w:tc>
+          <w:tcPr/>
+          <w:p>
+            <w:pPr>
+              <w:jc w:val="left"/>
+            </w:pPr>
+            <w:r>
+              <w:rPr>
+                <w:b/>
+                <w:bCs/>
+              </w:rPr>
+              <w:t xml:space="preserve">Assets &amp; Photography</w:t>
+            </w:r>
+            <w:r>
+              <w:t xml:space="preserve"> </w:t>
+            </w:r>
+            <w:r>
+              <w:t xml:space="preserve">- Image sources:</w:t>
+            </w:r>
+            <w:r>
+              <w:t xml:space="preserve"> </w:t>
+            </w:r>
+            <w:r>
+              <w:t xml:space="preserve">- Icon style:</w:t>
+            </w:r>
+          </w:p>
+        </w:tc>
+      </w:tr>
+    </w:tbl>
     <w:p>
       <w:pPr>
         <w:pStyle w:val="BodyText"/>
@@ -3125,153 +3276,61 @@
           <w:b/>
           <w:bCs/>
         </w:rPr>
-        <w:t xml:space="preserve">Mood Board (Colours, Typography &amp; Theme Ideas):</w:t>
+        <w:t xml:space="preserve">UI Layout Wireframe Blueprint:</w:t>
       </w:r>
     </w:p>
+    <w:tbl>
+      <w:tblPr>
+        <w:tblStyle w:val="Table"/>
+        <w:tblW w:type="pct" w:w="5000"/>
+        <w:tblLayout w:type="fixed"/>
+        <w:tblLook w:firstRow="0" w:lastRow="0" w:firstColumn="0" w:lastColumn="0" w:noHBand="0" w:noVBand="0" w:val="0000"/>
+      </w:tblPr>
+      <w:tblGrid>
+        <w:gridCol w:w="7920"/>
+      </w:tblGrid>
+      <w:tr>
+        <w:tc>
+          <w:tcPr/>
+          <w:p>
+            <w:pPr>
+              <w:jc w:val="left"/>
+            </w:pPr>
+            <w:r>
+              <w:rPr>
+                <w:b/>
+                <w:bCs/>
+              </w:rPr>
+              <w:t xml:space="preserve">Wireframe Blueprint Evidence:</w:t>
+            </w:r>
+          </w:p>
+        </w:tc>
+      </w:tr>
+      <w:tr>
+        <w:tc>
+          <w:tcPr/>
+          <w:p>
+            <w:pPr>
+              <w:jc w:val="left"/>
+            </w:pPr>
+            <w:r>
+              <w:rPr>
+                <w:i/>
+                <w:iCs/>
+              </w:rPr>
+              <w:t xml:space="preserve">(Paste your Wireframe design image or sketch here)</w:t>
+            </w:r>
+          </w:p>
+        </w:tc>
+      </w:tr>
+    </w:tbl>
     <w:p>
-      <w:pPr>
-        <w:pStyle w:val="SourceCode"/>
-      </w:pPr>
       <w:r>
-        <w:rPr>
-          <w:rStyle w:val="VerbatimChar"/>
-        </w:rPr>
-        <w:t xml:space="preserve">+-----------------------------------------------------------------------+</w:t>
-      </w:r>
-      <w:r>
-        <w:br/>
-      </w:r>
-      <w:r>
-        <w:rPr>
-          <w:rStyle w:val="VerbatimChar"/>
-        </w:rPr>
-        <w:t xml:space="preserve">|                                                                       |</w:t>
-      </w:r>
-      <w:r>
-        <w:br/>
-      </w:r>
-      <w:r>
-        <w:rPr>
-          <w:rStyle w:val="VerbatimChar"/>
-        </w:rPr>
-        <w:t xml:space="preserve">|                                                                       |</w:t>
-      </w:r>
-      <w:r>
-        <w:br/>
-      </w:r>
-      <w:r>
-        <w:rPr>
-          <w:rStyle w:val="VerbatimChar"/>
-        </w:rPr>
-        <w:t xml:space="preserve">|                       [ PASTE MOOD BOARD HERE ]                       |</w:t>
-      </w:r>
-      <w:r>
-        <w:br/>
-      </w:r>
-      <w:r>
-        <w:rPr>
-          <w:rStyle w:val="VerbatimChar"/>
-        </w:rPr>
-        <w:t xml:space="preserve">|                                                                       |</w:t>
-      </w:r>
-      <w:r>
-        <w:br/>
-      </w:r>
-      <w:r>
-        <w:rPr>
-          <w:rStyle w:val="VerbatimChar"/>
-        </w:rPr>
-        <w:t xml:space="preserve">|                                                                       |</w:t>
-      </w:r>
-      <w:r>
-        <w:br/>
-      </w:r>
-      <w:r>
-        <w:rPr>
-          <w:rStyle w:val="VerbatimChar"/>
-        </w:rPr>
-        <w:t xml:space="preserve">+-----------------------------------------------------------------------+</w:t>
+        <w:br w:type="page"/>
       </w:r>
     </w:p>
-    <w:p>
-      <w:pPr>
-        <w:pStyle w:val="FirstParagraph"/>
-      </w:pPr>
-      <w:r>
-        <w:rPr>
-          <w:b/>
-          <w:bCs/>
-        </w:rPr>
-        <w:t xml:space="preserve">UI Layout Wireframe (Structure of Header, Filters, Cards &amp; Tray):</w:t>
-      </w:r>
-    </w:p>
-    <w:p>
-      <w:pPr>
-        <w:pStyle w:val="SourceCode"/>
-      </w:pPr>
-      <w:r>
-        <w:rPr>
-          <w:rStyle w:val="VerbatimChar"/>
-        </w:rPr>
-        <w:t xml:space="preserve">+-----------------------------------------------------------------------+</w:t>
-      </w:r>
-      <w:r>
-        <w:br/>
-      </w:r>
-      <w:r>
-        <w:rPr>
-          <w:rStyle w:val="VerbatimChar"/>
-        </w:rPr>
-        <w:t xml:space="preserve">|                                                                       |</w:t>
-      </w:r>
-      <w:r>
-        <w:br/>
-      </w:r>
-      <w:r>
-        <w:rPr>
-          <w:rStyle w:val="VerbatimChar"/>
-        </w:rPr>
-        <w:t xml:space="preserve">|                                                                       |</w:t>
-      </w:r>
-      <w:r>
-        <w:br/>
-      </w:r>
-      <w:r>
-        <w:rPr>
-          <w:rStyle w:val="VerbatimChar"/>
-        </w:rPr>
-        <w:t xml:space="preserve">|                       [ PASTE WIREFRAME HERE ]                        |</w:t>
-      </w:r>
-      <w:r>
-        <w:br/>
-      </w:r>
-      <w:r>
-        <w:rPr>
-          <w:rStyle w:val="VerbatimChar"/>
-        </w:rPr>
-        <w:t xml:space="preserve">|                                                                       |</w:t>
-      </w:r>
-      <w:r>
-        <w:br/>
-      </w:r>
-      <w:r>
-        <w:rPr>
-          <w:rStyle w:val="VerbatimChar"/>
-        </w:rPr>
-        <w:t xml:space="preserve">|                                                                       |</w:t>
-      </w:r>
-      <w:r>
-        <w:br/>
-      </w:r>
-      <w:r>
-        <w:rPr>
-          <w:rStyle w:val="VerbatimChar"/>
-        </w:rPr>
-        <w:t xml:space="preserve">+-----------------------------------------------------------------------+</w:t>
-      </w:r>
-    </w:p>
-    <w:bookmarkEnd w:id="21"/>
-    <w:bookmarkStart w:id="22" w:name="X608790d715743d9133d5dc36b6e0d566b4ec212"/>
+    <w:bookmarkEnd w:id="34"/>
+    <w:bookmarkStart w:id="35" w:name="X608790d715743d9133d5dc36b6e0d566b4ec212"/>
     <w:p>
       <w:pPr>
         <w:pStyle w:val="Heading3"/>
@@ -3579,73 +3638,58 @@
         <w:t xml:space="preserve">Paste a screenshot showing your styled interface with your researched food cards loaded:</w:t>
       </w:r>
     </w:p>
+    <w:tbl>
+      <w:tblPr>
+        <w:tblStyle w:val="Table"/>
+        <w:tblW w:type="pct" w:w="5000"/>
+        <w:tblLayout w:type="fixed"/>
+        <w:tblLook w:firstRow="0" w:lastRow="0" w:firstColumn="0" w:lastColumn="0" w:noHBand="0" w:noVBand="0" w:val="0000"/>
+      </w:tblPr>
+      <w:tblGrid>
+        <w:gridCol w:w="7920"/>
+      </w:tblGrid>
+      <w:tr>
+        <w:tc>
+          <w:tcPr/>
+          <w:p>
+            <w:pPr>
+              <w:jc w:val="left"/>
+            </w:pPr>
+            <w:r>
+              <w:rPr>
+                <w:b/>
+                <w:bCs/>
+              </w:rPr>
+              <w:t xml:space="preserve">Customised User Interface Screenshot:</w:t>
+            </w:r>
+          </w:p>
+        </w:tc>
+      </w:tr>
+      <w:tr>
+        <w:tc>
+          <w:tcPr/>
+          <w:p>
+            <w:pPr>
+              <w:jc w:val="left"/>
+            </w:pPr>
+            <w:r>
+              <w:rPr>
+                <w:i/>
+                <w:iCs/>
+              </w:rPr>
+              <w:t xml:space="preserve">(Paste your styled Canteen UI screenshot here)</w:t>
+            </w:r>
+          </w:p>
+        </w:tc>
+      </w:tr>
+    </w:tbl>
     <w:p>
-      <w:pPr>
-        <w:pStyle w:val="SourceCode"/>
-      </w:pPr>
       <w:r>
-        <w:rPr>
-          <w:rStyle w:val="VerbatimChar"/>
-        </w:rPr>
-        <w:t xml:space="preserve">+-----------------------------------------------------------------------+</w:t>
-      </w:r>
-      <w:r>
-        <w:br/>
-      </w:r>
-      <w:r>
-        <w:rPr>
-          <w:rStyle w:val="VerbatimChar"/>
-        </w:rPr>
-        <w:t xml:space="preserve">|                                                                       |</w:t>
-      </w:r>
-      <w:r>
-        <w:br/>
-      </w:r>
-      <w:r>
-        <w:rPr>
-          <w:rStyle w:val="VerbatimChar"/>
-        </w:rPr>
-        <w:t xml:space="preserve">|                                                                       |</w:t>
-      </w:r>
-      <w:r>
-        <w:br/>
-      </w:r>
-      <w:r>
-        <w:rPr>
-          <w:rStyle w:val="VerbatimChar"/>
-        </w:rPr>
-        <w:t xml:space="preserve">|                 [ PASTE CUSTOMISED UI SCREENSHOT HERE ]               |</w:t>
-      </w:r>
-      <w:r>
-        <w:br/>
-      </w:r>
-      <w:r>
-        <w:rPr>
-          <w:rStyle w:val="VerbatimChar"/>
-        </w:rPr>
-        <w:t xml:space="preserve">|                                                                       |</w:t>
-      </w:r>
-      <w:r>
-        <w:br/>
-      </w:r>
-      <w:r>
-        <w:rPr>
-          <w:rStyle w:val="VerbatimChar"/>
-        </w:rPr>
-        <w:t xml:space="preserve">|                                                                       |</w:t>
-      </w:r>
-      <w:r>
-        <w:br/>
-      </w:r>
-      <w:r>
-        <w:rPr>
-          <w:rStyle w:val="VerbatimChar"/>
-        </w:rPr>
-        <w:t xml:space="preserve">+-----------------------------------------------------------------------+</w:t>
+        <w:br w:type="page"/>
       </w:r>
     </w:p>
-    <w:bookmarkEnd w:id="22"/>
-    <w:bookmarkStart w:id="23" w:name="Xc586b3638889b34faca1cc7b8882954c82aa85f"/>
+    <w:bookmarkEnd w:id="35"/>
+    <w:bookmarkStart w:id="36" w:name="Xc586b3638889b34faca1cc7b8882954c82aa85f"/>
     <w:p>
       <w:pPr>
         <w:pStyle w:val="Heading3"/>
@@ -4050,83 +4094,68 @@
         <w:t xml:space="preserve">:</w:t>
       </w:r>
     </w:p>
+    <w:tbl>
+      <w:tblPr>
+        <w:tblStyle w:val="Table"/>
+        <w:tblW w:type="pct" w:w="5000"/>
+        <w:tblLayout w:type="fixed"/>
+        <w:tblLook w:firstRow="0" w:lastRow="0" w:firstColumn="0" w:lastColumn="0" w:noHBand="0" w:noVBand="0" w:val="0000"/>
+      </w:tblPr>
+      <w:tblGrid>
+        <w:gridCol w:w="7920"/>
+      </w:tblGrid>
+      <w:tr>
+        <w:tc>
+          <w:tcPr/>
+          <w:p>
+            <w:pPr>
+              <w:jc w:val="left"/>
+            </w:pPr>
+            <w:r>
+              <w:rPr>
+                <w:b/>
+                <w:bCs/>
+              </w:rPr>
+              <w:t xml:space="preserve">JavaScript Logic (app.js) Code Screenshot:</w:t>
+            </w:r>
+          </w:p>
+        </w:tc>
+      </w:tr>
+      <w:tr>
+        <w:tc>
+          <w:tcPr/>
+          <w:p>
+            <w:pPr>
+              <w:jc w:val="left"/>
+            </w:pPr>
+            <w:r>
+              <w:rPr>
+                <w:i/>
+                <w:iCs/>
+              </w:rPr>
+              <w:t xml:space="preserve">(Paste your completed app.js code screenshot here)</w:t>
+            </w:r>
+          </w:p>
+        </w:tc>
+      </w:tr>
+    </w:tbl>
     <w:p>
-      <w:pPr>
-        <w:pStyle w:val="SourceCode"/>
-      </w:pPr>
       <w:r>
-        <w:rPr>
-          <w:rStyle w:val="VerbatimChar"/>
-        </w:rPr>
-        <w:t xml:space="preserve">+-----------------------------------------------------------------------+</w:t>
-      </w:r>
-      <w:r>
-        <w:br/>
-      </w:r>
-      <w:r>
-        <w:rPr>
-          <w:rStyle w:val="VerbatimChar"/>
-        </w:rPr>
-        <w:t xml:space="preserve">|                                                                       |</w:t>
-      </w:r>
-      <w:r>
-        <w:br/>
-      </w:r>
-      <w:r>
-        <w:rPr>
-          <w:rStyle w:val="VerbatimChar"/>
-        </w:rPr>
-        <w:t xml:space="preserve">|                                                                       |</w:t>
-      </w:r>
-      <w:r>
-        <w:br/>
-      </w:r>
-      <w:r>
-        <w:rPr>
-          <w:rStyle w:val="VerbatimChar"/>
-        </w:rPr>
-        <w:t xml:space="preserve">|                 [ PASTE JAVASCRIPT CODE SCREENSHOT HERE ]             |</w:t>
-      </w:r>
-      <w:r>
-        <w:br/>
-      </w:r>
-      <w:r>
-        <w:rPr>
-          <w:rStyle w:val="VerbatimChar"/>
-        </w:rPr>
-        <w:t xml:space="preserve">|                                                                       |</w:t>
-      </w:r>
-      <w:r>
-        <w:br/>
-      </w:r>
-      <w:r>
-        <w:rPr>
-          <w:rStyle w:val="VerbatimChar"/>
-        </w:rPr>
-        <w:t xml:space="preserve">|                                                                       |</w:t>
-      </w:r>
-      <w:r>
-        <w:br/>
-      </w:r>
-      <w:r>
-        <w:rPr>
-          <w:rStyle w:val="VerbatimChar"/>
-        </w:rPr>
-        <w:t xml:space="preserve">+-----------------------------------------------------------------------+</w:t>
+        <w:br w:type="page"/>
       </w:r>
     </w:p>
-    <w:bookmarkEnd w:id="23"/>
-    <w:bookmarkEnd w:id="24"/>
-    <w:bookmarkStart w:id="28" w:name="file-management-testing-evaluation"/>
+    <w:bookmarkEnd w:id="36"/>
+    <w:bookmarkEnd w:id="37"/>
+    <w:bookmarkStart w:id="41" w:name="Xed0bca9ca1ab4798e9ac6106198612bcf6bf731"/>
     <w:p>
       <w:pPr>
         <w:pStyle w:val="Heading2"/>
       </w:pPr>
       <w:r>
-        <w:t xml:space="preserve">File Management, Testing &amp; Evaluation</w:t>
+        <w:t xml:space="preserve">Section 4: File Management, Testing &amp; Evaluation</w:t>
       </w:r>
     </w:p>
-    <w:bookmarkStart w:id="25" w:name="X876d90213091fa1b311dd50b281496e6fdcd114"/>
+    <w:bookmarkStart w:id="38" w:name="X876d90213091fa1b311dd50b281496e6fdcd114"/>
     <w:p>
       <w:pPr>
         <w:pStyle w:val="Heading3"/>
@@ -4159,20 +4188,54 @@
         <w:t xml:space="preserve">1. Where are your project images and scripts stored in your workspace?</w:t>
       </w:r>
     </w:p>
+    <w:tbl>
+      <w:tblPr>
+        <w:tblStyle w:val="Table"/>
+        <w:tblW w:type="pct" w:w="5000"/>
+        <w:tblLayout w:type="fixed"/>
+        <w:tblLook w:firstRow="0" w:lastRow="0" w:firstColumn="0" w:lastColumn="0" w:noHBand="0" w:noVBand="0" w:val="0000"/>
+      </w:tblPr>
+      <w:tblGrid>
+        <w:gridCol w:w="7920"/>
+      </w:tblGrid>
+      <w:tr>
+        <w:tc>
+          <w:tcPr/>
+          <w:p>
+            <w:pPr>
+              <w:jc w:val="left"/>
+            </w:pPr>
+            <w:r>
+              <w:rPr>
+                <w:b/>
+                <w:bCs/>
+              </w:rPr>
+              <w:t xml:space="preserve">File Organisation Answer:</w:t>
+            </w:r>
+          </w:p>
+        </w:tc>
+      </w:tr>
+      <w:tr>
+        <w:tc>
+          <w:tcPr/>
+          <w:p>
+            <w:pPr>
+              <w:jc w:val="left"/>
+            </w:pPr>
+            <w:r>
+              <w:rPr>
+                <w:i/>
+                <w:iCs/>
+              </w:rPr>
+              <w:t xml:space="preserve">(Explain where your images, HTML, CSS, and JS files are kept)</w:t>
+            </w:r>
+          </w:p>
+        </w:tc>
+      </w:tr>
+    </w:tbl>
     <w:p>
       <w:pPr>
-        <w:pStyle w:val="SourceCode"/>
-      </w:pPr>
-      <w:r>
-        <w:rPr>
-          <w:rStyle w:val="VerbatimChar"/>
-        </w:rPr>
-        <w:t xml:space="preserve">_________________________________________________________________________________</w:t>
-      </w:r>
-    </w:p>
-    <w:p>
-      <w:pPr>
-        <w:pStyle w:val="FirstParagraph"/>
+        <w:pStyle w:val="BodyText"/>
       </w:pPr>
       <w:r>
         <w:rPr>
@@ -4182,41 +4245,40 @@
         <w:t xml:space="preserve">2. List 3 meaningful Git commit messages you made in VS Code:</w:t>
       </w:r>
     </w:p>
-    <w:p>
-      <w:pPr>
-        <w:pStyle w:val="SourceCode"/>
-      </w:pPr>
-      <w:r>
-        <w:rPr>
-          <w:rStyle w:val="VerbatimChar"/>
-        </w:rPr>
-        <w:t xml:space="preserve">1. _____________________________________________________________________________</w:t>
-      </w:r>
-      <w:r>
-        <w:br/>
-      </w:r>
-      <w:r>
-        <w:br/>
-      </w:r>
-      <w:r>
-        <w:rPr>
-          <w:rStyle w:val="VerbatimChar"/>
-        </w:rPr>
-        <w:t xml:space="preserve">2. _____________________________________________________________________________</w:t>
-      </w:r>
-      <w:r>
-        <w:br/>
-      </w:r>
-      <w:r>
-        <w:br/>
-      </w:r>
-      <w:r>
-        <w:rPr>
-          <w:rStyle w:val="VerbatimChar"/>
-        </w:rPr>
-        <w:t xml:space="preserve">3. _____________________________________________________________________________</w:t>
-      </w:r>
-    </w:p>
+    <w:tbl>
+      <w:tblPr>
+        <w:tblStyle w:val="Table"/>
+        <w:tblW w:type="pct" w:w="5000"/>
+        <w:tblLayout w:type="fixed"/>
+        <w:tblLook w:firstRow="0" w:lastRow="0" w:firstColumn="0" w:lastColumn="0" w:noHBand="0" w:noVBand="0" w:val="0000"/>
+      </w:tblPr>
+      <w:tblGrid>
+        <w:gridCol w:w="7920"/>
+      </w:tblGrid>
+      <w:tr>
+        <w:tc>
+          <w:tcPr/>
+          <w:p>
+            <w:pPr>
+              <w:jc w:val="left"/>
+            </w:pPr>
+            <w:r>
+              <w:rPr>
+                <w:b/>
+                <w:bCs/>
+              </w:rPr>
+              <w:t xml:space="preserve">Git Commit Log:</w:t>
+            </w:r>
+          </w:p>
+        </w:tc>
+      </w:tr>
+      <w:tr>
+        <w:tc>
+          <w:tcPr/>
+          <w:p/>
+        </w:tc>
+      </w:tr>
+    </w:tbl>
     <w:p>
       <w:pPr>
         <w:pStyle w:val="FirstParagraph"/>
@@ -4229,73 +4291,58 @@
         <w:t xml:space="preserve">Paste a screenshot of your Git commit history or VS Code Source Control panel:</w:t>
       </w:r>
     </w:p>
+    <w:tbl>
+      <w:tblPr>
+        <w:tblStyle w:val="Table"/>
+        <w:tblW w:type="pct" w:w="5000"/>
+        <w:tblLayout w:type="fixed"/>
+        <w:tblLook w:firstRow="0" w:lastRow="0" w:firstColumn="0" w:lastColumn="0" w:noHBand="0" w:noVBand="0" w:val="0000"/>
+      </w:tblPr>
+      <w:tblGrid>
+        <w:gridCol w:w="7920"/>
+      </w:tblGrid>
+      <w:tr>
+        <w:tc>
+          <w:tcPr/>
+          <w:p>
+            <w:pPr>
+              <w:jc w:val="left"/>
+            </w:pPr>
+            <w:r>
+              <w:rPr>
+                <w:b/>
+                <w:bCs/>
+              </w:rPr>
+              <w:t xml:space="preserve">Git Commit Log Screenshot:</w:t>
+            </w:r>
+          </w:p>
+        </w:tc>
+      </w:tr>
+      <w:tr>
+        <w:tc>
+          <w:tcPr/>
+          <w:p>
+            <w:pPr>
+              <w:jc w:val="left"/>
+            </w:pPr>
+            <w:r>
+              <w:rPr>
+                <w:i/>
+                <w:iCs/>
+              </w:rPr>
+              <w:t xml:space="preserve">(Paste your VS Code Git Source Control / commit history screenshot here)</w:t>
+            </w:r>
+          </w:p>
+        </w:tc>
+      </w:tr>
+    </w:tbl>
     <w:p>
-      <w:pPr>
-        <w:pStyle w:val="SourceCode"/>
-      </w:pPr>
       <w:r>
-        <w:rPr>
-          <w:rStyle w:val="VerbatimChar"/>
-        </w:rPr>
-        <w:t xml:space="preserve">+-----------------------------------------------------------------------+</w:t>
-      </w:r>
-      <w:r>
-        <w:br/>
-      </w:r>
-      <w:r>
-        <w:rPr>
-          <w:rStyle w:val="VerbatimChar"/>
-        </w:rPr>
-        <w:t xml:space="preserve">|                                                                       |</w:t>
-      </w:r>
-      <w:r>
-        <w:br/>
-      </w:r>
-      <w:r>
-        <w:rPr>
-          <w:rStyle w:val="VerbatimChar"/>
-        </w:rPr>
-        <w:t xml:space="preserve">|                                                                       |</w:t>
-      </w:r>
-      <w:r>
-        <w:br/>
-      </w:r>
-      <w:r>
-        <w:rPr>
-          <w:rStyle w:val="VerbatimChar"/>
-        </w:rPr>
-        <w:t xml:space="preserve">|                 [ PASTE GIT COMMIT LOG SCREENSHOT HERE ]              |</w:t>
-      </w:r>
-      <w:r>
-        <w:br/>
-      </w:r>
-      <w:r>
-        <w:rPr>
-          <w:rStyle w:val="VerbatimChar"/>
-        </w:rPr>
-        <w:t xml:space="preserve">|                                                                       |</w:t>
-      </w:r>
-      <w:r>
-        <w:br/>
-      </w:r>
-      <w:r>
-        <w:rPr>
-          <w:rStyle w:val="VerbatimChar"/>
-        </w:rPr>
-        <w:t xml:space="preserve">|                                                                       |</w:t>
-      </w:r>
-      <w:r>
-        <w:br/>
-      </w:r>
-      <w:r>
-        <w:rPr>
-          <w:rStyle w:val="VerbatimChar"/>
-        </w:rPr>
-        <w:t xml:space="preserve">+-----------------------------------------------------------------------+</w:t>
+        <w:br w:type="page"/>
       </w:r>
     </w:p>
-    <w:bookmarkEnd w:id="25"/>
-    <w:bookmarkStart w:id="26" w:name="X36ed21c4ca4214002ba0f7e7d25071ebec985d0"/>
+    <w:bookmarkEnd w:id="38"/>
+    <w:bookmarkStart w:id="39" w:name="X36ed21c4ca4214002ba0f7e7d25071ebec985d0"/>
     <w:p>
       <w:pPr>
         <w:pStyle w:val="Heading3"/>
@@ -4802,8 +4849,8 @@
         </w:pict>
       </w:r>
     </w:p>
-    <w:bookmarkEnd w:id="26"/>
-    <w:bookmarkStart w:id="27" w:name="task-12-review-evaluation-ac-2.3"/>
+    <w:bookmarkEnd w:id="39"/>
+    <w:bookmarkStart w:id="40" w:name="task-12-review-evaluation-ac-2.3"/>
     <w:p>
       <w:pPr>
         <w:pStyle w:val="Heading3"/>
@@ -4836,29 +4883,54 @@
         <w:t xml:space="preserve">1. How well does your final design meet the needs of your target audience?</w:t>
       </w:r>
     </w:p>
+    <w:tbl>
+      <w:tblPr>
+        <w:tblStyle w:val="Table"/>
+        <w:tblW w:type="pct" w:w="5000"/>
+        <w:tblLayout w:type="fixed"/>
+        <w:tblLook w:firstRow="0" w:lastRow="0" w:firstColumn="0" w:lastColumn="0" w:noHBand="0" w:noVBand="0" w:val="0000"/>
+      </w:tblPr>
+      <w:tblGrid>
+        <w:gridCol w:w="7920"/>
+      </w:tblGrid>
+      <w:tr>
+        <w:tc>
+          <w:tcPr/>
+          <w:p>
+            <w:pPr>
+              <w:jc w:val="left"/>
+            </w:pPr>
+            <w:r>
+              <w:rPr>
+                <w:b/>
+                <w:bCs/>
+              </w:rPr>
+              <w:t xml:space="preserve">Target Audience Evaluation:</w:t>
+            </w:r>
+          </w:p>
+        </w:tc>
+      </w:tr>
+      <w:tr>
+        <w:tc>
+          <w:tcPr/>
+          <w:p>
+            <w:pPr>
+              <w:jc w:val="left"/>
+            </w:pPr>
+            <w:r>
+              <w:rPr>
+                <w:i/>
+                <w:iCs/>
+              </w:rPr>
+              <w:t xml:space="preserve">(Reflect on how well your design fits your target users)</w:t>
+            </w:r>
+          </w:p>
+        </w:tc>
+      </w:tr>
+    </w:tbl>
     <w:p>
       <w:pPr>
-        <w:pStyle w:val="SourceCode"/>
-      </w:pPr>
-      <w:r>
-        <w:rPr>
-          <w:rStyle w:val="VerbatimChar"/>
-        </w:rPr>
-        <w:t xml:space="preserve">_________________________________________________________________________________</w:t>
-      </w:r>
-      <w:r>
-        <w:br/>
-      </w:r>
-      <w:r>
-        <w:rPr>
-          <w:rStyle w:val="VerbatimChar"/>
-        </w:rPr>
-        <w:t xml:space="preserve">_________________________________________________________________________________</w:t>
-      </w:r>
-    </w:p>
-    <w:p>
-      <w:pPr>
-        <w:pStyle w:val="FirstParagraph"/>
+        <w:pStyle w:val="BodyText"/>
       </w:pPr>
       <w:r>
         <w:rPr>
@@ -4868,97 +4940,193 @@
         <w:t xml:space="preserve">2. What improvements or additional features would you add if you had more time?</w:t>
       </w:r>
     </w:p>
+    <w:tbl>
+      <w:tblPr>
+        <w:tblStyle w:val="Table"/>
+        <w:tblW w:type="pct" w:w="5000"/>
+        <w:tblLayout w:type="fixed"/>
+        <w:tblLook w:firstRow="0" w:lastRow="0" w:firstColumn="0" w:lastColumn="0" w:noHBand="0" w:noVBand="0" w:val="0000"/>
+      </w:tblPr>
+      <w:tblGrid>
+        <w:gridCol w:w="7920"/>
+      </w:tblGrid>
+      <w:tr>
+        <w:tc>
+          <w:tcPr/>
+          <w:p>
+            <w:pPr>
+              <w:jc w:val="left"/>
+            </w:pPr>
+            <w:r>
+              <w:rPr>
+                <w:b/>
+                <w:bCs/>
+              </w:rPr>
+              <w:t xml:space="preserve">Future Improvements &amp; Next Steps:</w:t>
+            </w:r>
+          </w:p>
+        </w:tc>
+      </w:tr>
+      <w:tr>
+        <w:tc>
+          <w:tcPr/>
+          <w:p>
+            <w:pPr>
+              <w:jc w:val="left"/>
+            </w:pPr>
+            <w:r>
+              <w:rPr>
+                <w:i/>
+                <w:iCs/>
+              </w:rPr>
+              <w:t xml:space="preserve">(Suggest 1 or 2 features you would like to build next)</w:t>
+            </w:r>
+          </w:p>
+        </w:tc>
+      </w:tr>
+    </w:tbl>
     <w:p>
-      <w:pPr>
-        <w:pStyle w:val="SourceCode"/>
-      </w:pPr>
       <w:r>
-        <w:rPr>
-          <w:rStyle w:val="VerbatimChar"/>
-        </w:rPr>
-        <w:t xml:space="preserve">_________________________________________________________________________________</w:t>
-      </w:r>
-      <w:r>
-        <w:br/>
-      </w:r>
-      <w:r>
-        <w:rPr>
-          <w:rStyle w:val="VerbatimChar"/>
-        </w:rPr>
-        <w:t xml:space="preserve">_________________________________________________________________________________</w:t>
+        <w:br w:type="page"/>
       </w:r>
     </w:p>
-    <w:bookmarkEnd w:id="27"/>
-    <w:bookmarkEnd w:id="28"/>
-    <w:bookmarkStart w:id="31" w:name="declaration-assessment-feedback"/>
+    <w:bookmarkEnd w:id="40"/>
+    <w:bookmarkEnd w:id="41"/>
+    <w:bookmarkStart w:id="43" w:name="X17ecadc3783eb1c6a48fe01e5b789d74f81d35e"/>
     <w:p>
       <w:pPr>
         <w:pStyle w:val="Heading2"/>
       </w:pPr>
       <w:r>
-        <w:t xml:space="preserve">Declaration &amp; Assessment Feedback</w:t>
+        <w:t xml:space="preserve">Section 5: Declaration &amp; Assessment Feedback</w:t>
       </w:r>
     </w:p>
-    <w:bookmarkStart w:id="29" w:name="student-declaration"/>
-    <w:p>
-      <w:pPr>
-        <w:pStyle w:val="Heading3"/>
-      </w:pPr>
-      <w:r>
-        <w:t xml:space="preserve">Student Declaration</w:t>
-      </w:r>
-    </w:p>
-    <w:p>
-      <w:pPr>
-        <w:pStyle w:val="FirstParagraph"/>
-      </w:pPr>
-      <w:r>
-        <w:t xml:space="preserve">I confirm that the work presented in this project booklet and codebase is my own work and has been carried out according to the assignment instructions.</w:t>
-      </w:r>
-    </w:p>
-    <w:p>
-      <w:pPr>
-        <w:pStyle w:val="BodyText"/>
-      </w:pPr>
-      <w:r>
-        <w:rPr>
-          <w:b/>
-          <w:bCs/>
-        </w:rPr>
-        <w:t xml:space="preserve">Student Signature:</w:t>
-      </w:r>
-      <w:r>
-        <w:t xml:space="preserve"> </w:t>
-      </w:r>
-      <w:r>
-        <w:t xml:space="preserve">________________________________________</w:t>
-      </w:r>
-      <w:r>
-        <w:t xml:space="preserve"> </w:t>
-      </w:r>
-      <w:r>
-        <w:rPr>
-          <w:b/>
-          <w:bCs/>
-        </w:rPr>
-        <w:t xml:space="preserve">Date:</w:t>
-      </w:r>
-      <w:r>
-        <w:t xml:space="preserve"> </w:t>
-      </w:r>
-      <w:r>
-        <w:t xml:space="preserve">______________</w:t>
-      </w:r>
-    </w:p>
-    <w:p>
-      <w:r>
-        <w:pict>
-          <v:rect style="width:0;height:1.5pt" o:hralign="center" o:hrstd="t" o:hr="t"/>
-        </w:pict>
-      </w:r>
-    </w:p>
-    <w:bookmarkEnd w:id="29"/>
-    <w:bookmarkStart w:id="30" w:name="X03b06b59671663c50f74f2dfb1b68e761cf7105"/>
+    <w:tbl>
+      <w:tblPr>
+        <w:tblStyle w:val="Table"/>
+        <w:tblW w:type="pct" w:w="5000"/>
+        <w:tblLayout w:type="fixed"/>
+        <w:tblLook w:firstRow="0" w:lastRow="0" w:firstColumn="0" w:lastColumn="0" w:noHBand="0" w:noVBand="0" w:val="0000"/>
+      </w:tblPr>
+      <w:tblGrid>
+        <w:gridCol w:w="7920"/>
+      </w:tblGrid>
+      <w:tr>
+        <w:tc>
+          <w:tcPr/>
+          <w:p>
+            <w:pPr>
+              <w:jc w:val="left"/>
+            </w:pPr>
+            <w:r>
+              <w:rPr>
+                <w:b/>
+                <w:bCs/>
+              </w:rPr>
+              <w:t xml:space="preserve">STUDENT DECLARATION OF AUTHENTICITY</w:t>
+            </w:r>
+          </w:p>
+        </w:tc>
+      </w:tr>
+      <w:tr>
+        <w:tc>
+          <w:tcPr/>
+          <w:p>
+            <w:pPr>
+              <w:jc w:val="left"/>
+            </w:pPr>
+            <w:r>
+              <w:t xml:space="preserve">I confirm that the work presented in this project booklet and codebase is my own work and has been carried out according to the assignment instructions.</w:t>
+            </w:r>
+          </w:p>
+          <w:p>
+            <w:pPr>
+              <w:jc w:val="left"/>
+            </w:pPr>
+            <w:r>
+              <w:t xml:space="preserve">[ ]</w:t>
+            </w:r>
+            <w:r>
+              <w:t xml:space="preserve"> </w:t>
+            </w:r>
+            <w:r>
+              <w:rPr>
+                <w:b/>
+                <w:bCs/>
+              </w:rPr>
+              <w:t xml:space="preserve">I confirm this is my own authentic work.</w:t>
+            </w:r>
+          </w:p>
+          <w:p>
+            <w:pPr>
+              <w:jc w:val="left"/>
+            </w:pPr>
+            <w:r>
+              <w:rPr>
+                <w:b/>
+                <w:bCs/>
+              </w:rPr>
+              <w:t xml:space="preserve">Student Name:</w:t>
+            </w:r>
+            <w:r>
+              <w:t xml:space="preserve"> </w:t>
+            </w:r>
+            <w:r>
+              <w:t xml:space="preserve">________________________________________</w:t>
+            </w:r>
+            <w:r>
+              <w:br/>
+            </w:r>
+            <w:r>
+              <w:rPr>
+                <w:b/>
+                <w:bCs/>
+              </w:rPr>
+              <w:t xml:space="preserve">Student ID:</w:t>
+            </w:r>
+            <w:r>
+              <w:t xml:space="preserve"> </w:t>
+            </w:r>
+            <w:r>
+              <w:t xml:space="preserve">____________________         </w:t>
+            </w:r>
+            <w:r>
+              <w:t xml:space="preserve"> </w:t>
+            </w:r>
+            <w:r>
+              <w:rPr>
+                <w:b/>
+                <w:bCs/>
+              </w:rPr>
+              <w:t xml:space="preserve">Date:</w:t>
+            </w:r>
+            <w:r>
+              <w:t xml:space="preserve"> </w:t>
+            </w:r>
+            <w:r>
+              <w:t xml:space="preserve">______________</w:t>
+            </w:r>
+            <w:r>
+              <w:br/>
+            </w:r>
+            <w:r>
+              <w:rPr>
+                <w:b/>
+                <w:bCs/>
+              </w:rPr>
+              <w:t xml:space="preserve">Student Signature:</w:t>
+            </w:r>
+            <w:r>
+              <w:t xml:space="preserve"> </w:t>
+            </w:r>
+            <w:r>
+              <w:t xml:space="preserve">____________________________________</w:t>
+            </w:r>
+          </w:p>
+        </w:tc>
+      </w:tr>
+    </w:tbl>
+    <w:bookmarkStart w:id="42" w:name="X03b06b59671663c50f74f2dfb1b68e761cf7105"/>
     <w:p>
       <w:pPr>
         <w:pStyle w:val="Heading3"/>
@@ -5156,13 +5324,24 @@
         <w:t xml:space="preserve">______________</w:t>
       </w:r>
     </w:p>
-    <w:bookmarkEnd w:id="30"/>
-    <w:bookmarkEnd w:id="31"/>
-    <w:bookmarkEnd w:id="32"/>
+    <w:bookmarkEnd w:id="42"/>
+    <w:bookmarkEnd w:id="43"/>
+    <w:bookmarkEnd w:id="44"/>
     <w:sectPr>
-      <w:footnotePr>
-        <w:numRestart w:val="eachSect"/>
-      </w:footnotePr>
+      <w:headerReference r:id="rId10" w:type="default"/>
+      <w:footerReference r:id="rId11" w:type="default"/>
+      <w:headerReference r:id="rId12" w:type="first"/>
+      <w:pgSz w:code="9" w:h="16838" w:w="11906"/>
+      <w:pgMar w:bottom="720" w:footer="0" w:gutter="0" w:header="113" w:left="720" w:right="720" w:top="720"/>
+      <w:pgBorders w:offsetFrom="page">
+        <w:top w:color="FF0000" w:space="24" w:sz="18" w:val="single"/>
+        <w:left w:color="FF0000" w:space="24" w:sz="18" w:val="single"/>
+        <w:bottom w:color="FF0000" w:space="24" w:sz="18" w:val="single"/>
+        <w:right w:color="FF0000" w:space="24" w:sz="18" w:val="single"/>
+      </w:pgBorders>
+      <w:cols w:space="708"/>
+      <w:titlePg/>
+      <w:docGrid w:linePitch="381"/>
     </w:sectPr>
   </w:body>
 </w:document>
@@ -5170,6 +5349,141 @@
 
 <file path=word/comments.xml><?xml version="1.0" encoding="utf-8"?>
 <w:comments xmlns:w="http://schemas.openxmlformats.org/wordprocessingml/2006/main" xmlns:m="http://schemas.openxmlformats.org/officeDocument/2006/math" xmlns:r="http://schemas.openxmlformats.org/officeDocument/2006/relationships" xmlns:o="urn:schemas-microsoft-com:office:office" xmlns:v="urn:schemas-microsoft-com:vml" xmlns:w10="urn:schemas-microsoft-com:office:word" xmlns:a="http://schemas.openxmlformats.org/drawingml/2006/main" xmlns:pic="http://schemas.openxmlformats.org/drawingml/2006/picture" xmlns:wp="http://schemas.openxmlformats.org/drawingml/2006/wordprocessingDrawing"/>
+</file>
+
+<file path=word/footer1.xml><?xml version="1.0" encoding="utf-8"?>
+<w:ftr xmlns:wpc="http://schemas.microsoft.com/office/word/2010/wordprocessingCanvas" xmlns:cx="http://schemas.microsoft.com/office/drawing/2014/chartex" xmlns:cx1="http://schemas.microsoft.com/office/drawing/2015/9/8/chartex" xmlns:cx2="http://schemas.microsoft.com/office/drawing/2015/10/21/chartex" xmlns:cx3="http://schemas.microsoft.com/office/drawing/2016/5/9/chartex" xmlns:cx4="http://schemas.microsoft.com/office/drawing/2016/5/10/chartex" xmlns:cx5="http://schemas.microsoft.com/office/drawing/2016/5/11/chartex" xmlns:cx6="http://schemas.microsoft.com/office/drawing/2016/5/12/chartex" xmlns:cx7="http://schemas.microsoft.com/office/drawing/2016/5/13/chartex" xmlns:cx8="http://schemas.microsoft.com/office/drawing/2016/5/14/chartex" xmlns:mc="http://schemas.openxmlformats.org/markup-compatibility/2006" xmlns:aink="http://schemas.microsoft.com/office/drawing/2016/ink" xmlns:am3d="http://schemas.microsoft.com/office/drawing/2017/model3d" xmlns:o="urn:schemas-microsoft-com:office:office" xmlns:oel="http://schemas.microsoft.com/office/2019/extlst" xmlns:r="http://schemas.openxmlformats.org/officeDocument/2006/relationships" xmlns:m="http://schemas.openxmlformats.org/officeDocument/2006/math" xmlns:v="urn:schemas-microsoft-com:vml" xmlns:wp14="http://schemas.microsoft.com/office/word/2010/wordprocessingDrawing" xmlns:wp="http://schemas.openxmlformats.org/drawingml/2006/wordprocessingDrawing" xmlns:w10="urn:schemas-microsoft-com:office:word" xmlns:w="http://schemas.openxmlformats.org/wordprocessingml/2006/main" xmlns:w14="http://schemas.microsoft.com/office/word/2010/wordml" xmlns:w15="http://schemas.microsoft.com/office/word/2012/wordml" xmlns:w16cex="http://schemas.microsoft.com/office/word/2018/wordml/cex" xmlns:w16cid="http://schemas.microsoft.com/office/word/2016/wordml/cid" xmlns:w16="http://schemas.microsoft.com/office/word/2018/wordml" xmlns:w16sdtdh="http://schemas.microsoft.com/office/word/2020/wordml/sdtdatahash" xmlns:w16se="http://schemas.microsoft.com/office/word/2015/wordml/symex" xmlns:wpg="http://schemas.microsoft.com/office/word/2010/wordprocessingGroup" xmlns:wpi="http://schemas.microsoft.com/office/word/2010/wordprocessingInk" xmlns:wne="http://schemas.microsoft.com/office/word/2006/wordml" xmlns:wps="http://schemas.microsoft.com/office/word/2010/wordprocessingShape" mc:Ignorable="w14 w15 w16se w16cid w16 w16cex w16sdtdh wp14">
+  <w:sdt>
+    <w:sdtPr>
+      <w:id w:val="-717047401"/>
+      <w:docPartObj>
+        <w:docPartGallery w:val="Page Numbers (Bottom of Page)"/>
+        <w:docPartUnique/>
+      </w:docPartObj>
+    </w:sdtPr>
+    <w:sdtContent>
+      <w:sdt>
+        <w:sdtPr>
+          <w:id w:val="-1769616900"/>
+          <w:docPartObj>
+            <w:docPartGallery w:val="Page Numbers (Top of Page)"/>
+            <w:docPartUnique/>
+          </w:docPartObj>
+        </w:sdtPr>
+        <w:sdtContent>
+          <w:p>
+            <w:pPr>
+              <w:pStyle w:val="Footer"/>
+              <w:spacing w:after="0" w:line="240" w:lineRule="auto"/>
+              <w:jc w:val="right"/>
+            </w:pPr>
+            <w:r>
+              <w:ptab w:relativeTo="margin" w:alignment="right" w:leader="none"/>
+            </w:r>
+            <w:r>
+              <w:t xml:space="preserve">Page </w:t>
+            </w:r>
+            <w:r>
+              <w:rPr>
+                <w:b/>
+                <w:bCs/>
+                <w:sz w:val="24"/>
+                <w:szCs w:val="24"/>
+              </w:rPr>
+              <w:fldChar w:fldCharType="begin"/>
+            </w:r>
+            <w:r>
+              <w:rPr>
+                <w:b/>
+                <w:bCs/>
+              </w:rPr>
+              <w:instrText>PAGE</w:instrText>
+            </w:r>
+            <w:r>
+              <w:rPr>
+                <w:b/>
+                <w:bCs/>
+                <w:sz w:val="24"/>
+                <w:szCs w:val="24"/>
+              </w:rPr>
+              <w:fldChar w:fldCharType="separate"/>
+            </w:r>
+            <w:r>
+              <w:rPr>
+                <w:b/>
+                <w:bCs/>
+              </w:rPr>
+              <w:t>2</w:t>
+            </w:r>
+            <w:r>
+              <w:rPr>
+                <w:b/>
+                <w:bCs/>
+                <w:sz w:val="24"/>
+                <w:szCs w:val="24"/>
+              </w:rPr>
+              <w:fldChar w:fldCharType="end"/>
+            </w:r>
+            <w:r>
+              <w:t xml:space="preserve"> of </w:t>
+            </w:r>
+            <w:r>
+              <w:rPr>
+                <w:b/>
+                <w:bCs/>
+                <w:sz w:val="24"/>
+                <w:szCs w:val="24"/>
+              </w:rPr>
+              <w:fldChar w:fldCharType="begin"/>
+            </w:r>
+            <w:r>
+              <w:rPr>
+                <w:b/>
+                <w:bCs/>
+              </w:rPr>
+              <w:instrText>NUMPAGES</w:instrText>
+            </w:r>
+            <w:r>
+              <w:rPr>
+                <w:b/>
+                <w:bCs/>
+                <w:sz w:val="24"/>
+                <w:szCs w:val="24"/>
+              </w:rPr>
+              <w:fldChar w:fldCharType="separate"/>
+            </w:r>
+            <w:r>
+              <w:rPr>
+                <w:b/>
+                <w:bCs/>
+              </w:rPr>
+              <w:t>2</w:t>
+            </w:r>
+            <w:r>
+              <w:rPr>
+                <w:b/>
+                <w:bCs/>
+                <w:sz w:val="24"/>
+                <w:szCs w:val="24"/>
+              </w:rPr>
+              <w:fldChar w:fldCharType="end"/>
+            </w:r>
+          </w:p>
+        </w:sdtContent>
+      </w:sdt>
+    </w:sdtContent>
+  </w:sdt>
+  <w:p>
+    <w:pPr>
+      <w:pStyle w:val="Footer"/>
+      <w:tabs>
+        <w:tab w:val="clear" w:pos="4513"/>
+        <w:tab w:val="clear" w:pos="9026"/>
+        <w:tab w:val="left" w:pos="7872"/>
+      </w:tabs>
+    </w:pPr>
+  </w:p>
+</w:ftr>
 </file>
 
 <file path=word/footnotes.xml><?xml version="1.0" encoding="utf-8"?>
@@ -5191,8 +5505,4417 @@
 </w:footnotes>
 </file>
 
+<file path=word/header1.xml><?xml version="1.0" encoding="utf-8"?>
+<w:hdr xmlns:wpc="http://schemas.microsoft.com/office/word/2010/wordprocessingCanvas" xmlns:cx="http://schemas.microsoft.com/office/drawing/2014/chartex" xmlns:cx1="http://schemas.microsoft.com/office/drawing/2015/9/8/chartex" xmlns:cx2="http://schemas.microsoft.com/office/drawing/2015/10/21/chartex" xmlns:cx3="http://schemas.microsoft.com/office/drawing/2016/5/9/chartex" xmlns:cx4="http://schemas.microsoft.com/office/drawing/2016/5/10/chartex" xmlns:cx5="http://schemas.microsoft.com/office/drawing/2016/5/11/chartex" xmlns:cx6="http://schemas.microsoft.com/office/drawing/2016/5/12/chartex" xmlns:cx7="http://schemas.microsoft.com/office/drawing/2016/5/13/chartex" xmlns:cx8="http://schemas.microsoft.com/office/drawing/2016/5/14/chartex" xmlns:mc="http://schemas.openxmlformats.org/markup-compatibility/2006" xmlns:aink="http://schemas.microsoft.com/office/drawing/2016/ink" xmlns:am3d="http://schemas.microsoft.com/office/drawing/2017/model3d" xmlns:o="urn:schemas-microsoft-com:office:office" xmlns:oel="http://schemas.microsoft.com/office/2019/extlst" xmlns:r="http://schemas.openxmlformats.org/officeDocument/2006/relationships" xmlns:m="http://schemas.openxmlformats.org/officeDocument/2006/math" xmlns:v="urn:schemas-microsoft-com:vml" xmlns:wp14="http://schemas.microsoft.com/office/word/2010/wordprocessingDrawing" xmlns:wp="http://schemas.openxmlformats.org/drawingml/2006/wordprocessingDrawing" xmlns:w10="urn:schemas-microsoft-com:office:word" xmlns:w="http://schemas.openxmlformats.org/wordprocessingml/2006/main" xmlns:w14="http://schemas.microsoft.com/office/word/2010/wordml" xmlns:w15="http://schemas.microsoft.com/office/word/2012/wordml" xmlns:w16cex="http://schemas.microsoft.com/office/word/2018/wordml/cex" xmlns:w16cid="http://schemas.microsoft.com/office/word/2016/wordml/cid" xmlns:w16="http://schemas.microsoft.com/office/word/2018/wordml" xmlns:w16sdtdh="http://schemas.microsoft.com/office/word/2020/wordml/sdtdatahash" xmlns:w16se="http://schemas.microsoft.com/office/word/2015/wordml/symex" xmlns:wpg="http://schemas.microsoft.com/office/word/2010/wordprocessingGroup" xmlns:wpi="http://schemas.microsoft.com/office/word/2010/wordprocessingInk" xmlns:wne="http://schemas.microsoft.com/office/word/2006/wordml" xmlns:wps="http://schemas.microsoft.com/office/word/2010/wordprocessingShape" mc:Ignorable="w14 w15 w16se w16cid w16 w16cex w16sdtdh wp14">
+  <w:tbl>
+    <w:tblPr>
+      <w:tblStyle w:val="TableGridLight"/>
+      <w:tblW w:w="0" w:type="auto"/>
+      <w:tblInd w:w="-5" w:type="dxa"/>
+      <w:tblCellMar>
+        <w:left w:w="0" w:type="dxa"/>
+        <w:right w:w="0" w:type="dxa"/>
+      </w:tblCellMar>
+      <w:tblLook w:val="04A0" w:firstRow="1" w:lastRow="0" w:firstColumn="1" w:lastColumn="0" w:noHBand="0" w:noVBand="1"/>
+    </w:tblPr>
+    <w:tblGrid>
+      <w:gridCol w:w="8075"/>
+      <w:gridCol w:w="2381"/>
+    </w:tblGrid>
+    <w:tr>
+      <w:trPr>
+        <w:trHeight w:val="416"/>
+      </w:trPr>
+      <w:tc>
+        <w:tcPr>
+          <w:tcW w:w="8075" w:type="dxa"/>
+          <w:tcMar>
+            <w:left w:w="0" w:type="dxa"/>
+            <w:right w:w="0" w:type="dxa"/>
+          </w:tcMar>
+        </w:tcPr>
+        <w:p>
+          <w:pPr>
+            <w:pStyle w:val="Header"/>
+            <w:tabs>
+              <w:tab w:val="clear" w:pos="4513"/>
+              <w:tab w:val="clear" w:pos="9026"/>
+              <w:tab w:val="left" w:pos="2640"/>
+            </w:tabs>
+            <w:spacing w:after="0"/>
+            <w:ind w:firstLine="720"/>
+            <w:rPr>
+              <w:color w:val="7F7F7F" w:themeColor="background1" w:themeShade="7F"/>
+              <w:spacing w:val="60"/>
+            </w:rPr>
+          </w:pPr>
+          <w:sdt>
+            <w:sdtPr>
+              <w:rPr>
+                <w:color w:val="7F7F7F" w:themeColor="background1" w:themeShade="7F"/>
+                <w:spacing w:val="60"/>
+              </w:rPr>
+              <w:alias w:val="Title"/>
+              <w:tag w:val=""/>
+              <w:id w:val="-438453454"/>
+              <w:placeholder>
+                <w:docPart w:val="5760009636824DBEB9DC86BBACA0BDBB"/>
+              </w:placeholder>
+              <w:showingPlcHdr/>
+              <w:dataBinding w:prefixMappings="xmlns:ns0='http://purl.org/dc/elements/1.1/' xmlns:ns1='http://schemas.openxmlformats.org/package/2006/metadata/core-properties' " w:xpath="/ns1:coreProperties[1]/ns0:title[1]" w:storeItemID="{6C3C8BC8-F283-45AE-878A-BAB7291924A1}"/>
+              <w:text/>
+            </w:sdtPr>
+            <w:sdtContent>
+              <w:r>
+                <w:rPr>
+                  <w:rStyle w:val="PlaceholderText"/>
+                </w:rPr>
+                <w:t>[Title]</w:t>
+              </w:r>
+            </w:sdtContent>
+          </w:sdt>
+          <w:r>
+            <w:rPr>
+              <w:color w:val="7F7F7F" w:themeColor="background1" w:themeShade="7F"/>
+              <w:spacing w:val="60"/>
+            </w:rPr>
+            <w:tab/>
+          </w:r>
+        </w:p>
+      </w:tc>
+      <w:tc>
+        <w:tcPr>
+          <w:tcW w:w="2381" w:type="dxa"/>
+        </w:tcPr>
+        <w:p>
+          <w:pPr>
+            <w:pStyle w:val="Header"/>
+            <w:pBdr>
+              <w:bottom w:val="single" w:sz="4" w:space="1" w:color="D9D9D9" w:themeColor="background1" w:themeShade="D9"/>
+            </w:pBdr>
+            <w:spacing w:after="0"/>
+            <w:jc w:val="right"/>
+            <w:rPr>
+              <w:b/>
+              <w:bCs/>
+            </w:rPr>
+          </w:pPr>
+          <w:r>
+            <w:rPr>
+              <w:color w:val="7F7F7F" w:themeColor="background1" w:themeShade="7F"/>
+              <w:spacing w:val="60"/>
+            </w:rPr>
+            <w:t>Units 3</w:t>
+          </w:r>
+        </w:p>
+      </w:tc>
+    </w:tr>
+  </w:tbl>
+  <w:p>
+    <w:pPr>
+      <w:spacing w:after="0"/>
+    </w:pPr>
+  </w:p>
+</w:hdr>
+</file>
+
+<file path=word/header2.xml><?xml version="1.0" encoding="utf-8"?>
+<w:hdr xmlns:wpc="http://schemas.microsoft.com/office/word/2010/wordprocessingCanvas" xmlns:cx="http://schemas.microsoft.com/office/drawing/2014/chartex" xmlns:cx1="http://schemas.microsoft.com/office/drawing/2015/9/8/chartex" xmlns:cx2="http://schemas.microsoft.com/office/drawing/2015/10/21/chartex" xmlns:cx3="http://schemas.microsoft.com/office/drawing/2016/5/9/chartex" xmlns:cx4="http://schemas.microsoft.com/office/drawing/2016/5/10/chartex" xmlns:cx5="http://schemas.microsoft.com/office/drawing/2016/5/11/chartex" xmlns:cx6="http://schemas.microsoft.com/office/drawing/2016/5/12/chartex" xmlns:cx7="http://schemas.microsoft.com/office/drawing/2016/5/13/chartex" xmlns:cx8="http://schemas.microsoft.com/office/drawing/2016/5/14/chartex" xmlns:mc="http://schemas.openxmlformats.org/markup-compatibility/2006" xmlns:aink="http://schemas.microsoft.com/office/drawing/2016/ink" xmlns:am3d="http://schemas.microsoft.com/office/drawing/2017/model3d" xmlns:o="urn:schemas-microsoft-com:office:office" xmlns:oel="http://schemas.microsoft.com/office/2019/extlst" xmlns:r="http://schemas.openxmlformats.org/officeDocument/2006/relationships" xmlns:m="http://schemas.openxmlformats.org/officeDocument/2006/math" xmlns:v="urn:schemas-microsoft-com:vml" xmlns:wp14="http://schemas.microsoft.com/office/word/2010/wordprocessingDrawing" xmlns:wp="http://schemas.openxmlformats.org/drawingml/2006/wordprocessingDrawing" xmlns:w10="urn:schemas-microsoft-com:office:word" xmlns:w="http://schemas.openxmlformats.org/wordprocessingml/2006/main" xmlns:w14="http://schemas.microsoft.com/office/word/2010/wordml" xmlns:w15="http://schemas.microsoft.com/office/word/2012/wordml" xmlns:w16cex="http://schemas.microsoft.com/office/word/2018/wordml/cex" xmlns:w16cid="http://schemas.microsoft.com/office/word/2016/wordml/cid" xmlns:w16="http://schemas.microsoft.com/office/word/2018/wordml" xmlns:w16sdtdh="http://schemas.microsoft.com/office/word/2020/wordml/sdtdatahash" xmlns:w16se="http://schemas.microsoft.com/office/word/2015/wordml/symex" xmlns:wpg="http://schemas.microsoft.com/office/word/2010/wordprocessingGroup" xmlns:wpi="http://schemas.microsoft.com/office/word/2010/wordprocessingInk" xmlns:wne="http://schemas.microsoft.com/office/word/2006/wordml" xmlns:wps="http://schemas.microsoft.com/office/word/2010/wordprocessingShape" mc:Ignorable="w14 w15 w16se w16cid w16 w16cex w16sdtdh wp14">
+  <w:p>
+    <w:pPr>
+      <w:pStyle w:val="Header"/>
+      <w:jc w:val="center"/>
+    </w:pPr>
+  </w:p>
+  <w:p>
+    <w:pPr>
+      <w:pStyle w:val="Header"/>
+      <w:jc w:val="center"/>
+    </w:pPr>
+    <w:r>
+      <w:rPr>
+        <w:noProof/>
+      </w:rPr>
+      <w:drawing>
+        <wp:inline distT="0" distB="0" distL="0" distR="0" wp14:anchorId="0C2B0130" wp14:editId="64B689D0">
+          <wp:extent cx="1895475" cy="1181100"/>
+          <wp:effectExtent l="0" t="0" r="9525" b="0"/>
+          <wp:docPr id="2" name="irc_mi" descr="Image result for ascentis"/>
+          <wp:cNvGraphicFramePr>
+            <a:graphicFrameLocks xmlns:a="http://schemas.openxmlformats.org/drawingml/2006/main" noChangeAspect="1"/>
+          </wp:cNvGraphicFramePr>
+          <a:graphic xmlns:a="http://schemas.openxmlformats.org/drawingml/2006/main">
+            <a:graphicData uri="http://schemas.openxmlformats.org/drawingml/2006/picture">
+              <pic:pic xmlns:pic="http://schemas.openxmlformats.org/drawingml/2006/picture">
+                <pic:nvPicPr>
+                  <pic:cNvPr id="0" name="irc_mi" descr="Image result for ascentis"/>
+                  <pic:cNvPicPr>
+                    <a:picLocks noChangeAspect="1" noChangeArrowheads="1"/>
+                  </pic:cNvPicPr>
+                </pic:nvPicPr>
+                <pic:blipFill>
+                  <a:blip r:embed="rId1">
+                    <a:alphaModFix/>
+                    <a:extLst>
+                      <a:ext uri="{28A0092B-C50C-407E-A947-70E740481C1C}">
+                        <a14:useLocalDpi xmlns:a14="http://schemas.microsoft.com/office/drawing/2010/main" val="0"/>
+                      </a:ext>
+                    </a:extLst>
+                  </a:blip>
+                  <a:srcRect l="15500" t="23000" r="12250" b="32001"/>
+                  <a:stretch>
+                    <a:fillRect/>
+                  </a:stretch>
+                </pic:blipFill>
+                <pic:spPr bwMode="auto">
+                  <a:xfrm>
+                    <a:off x="0" y="0"/>
+                    <a:ext cx="1895475" cy="1181100"/>
+                  </a:xfrm>
+                  <a:prstGeom prst="rect">
+                    <a:avLst/>
+                  </a:prstGeom>
+                  <a:noFill/>
+                  <a:ln>
+                    <a:noFill/>
+                  </a:ln>
+                </pic:spPr>
+              </pic:pic>
+            </a:graphicData>
+          </a:graphic>
+        </wp:inline>
+      </w:drawing>
+    </w:r>
+  </w:p>
+</w:hdr>
+</file>
+
 <file path=word/numbering.xml><?xml version="1.0" encoding="utf-8"?>
-<w:numbering xmlns:w="http://schemas.openxmlformats.org/wordprocessingml/2006/main">
+<w:numbering xmlns:aink="http://schemas.microsoft.com/office/drawing/2016/ink" xmlns:am3d="http://schemas.microsoft.com/office/drawing/2017/model3d" xmlns:cx="http://schemas.microsoft.com/office/drawing/2014/chartex" xmlns:cx1="http://schemas.microsoft.com/office/drawing/2015/9/8/chartex" xmlns:cx2="http://schemas.microsoft.com/office/drawing/2015/10/21/chartex" xmlns:cx3="http://schemas.microsoft.com/office/drawing/2016/5/9/chartex" xmlns:cx4="http://schemas.microsoft.com/office/drawing/2016/5/10/chartex" xmlns:cx5="http://schemas.microsoft.com/office/drawing/2016/5/11/chartex" xmlns:cx6="http://schemas.microsoft.com/office/drawing/2016/5/12/chartex" xmlns:cx7="http://schemas.microsoft.com/office/drawing/2016/5/13/chartex" xmlns:cx8="http://schemas.microsoft.com/office/drawing/2016/5/14/chartex" xmlns:m="http://schemas.openxmlformats.org/officeDocument/2006/math" xmlns:mc="http://schemas.openxmlformats.org/markup-compatibility/2006" xmlns:o="urn:schemas-microsoft-com:office:office" xmlns:oel="http://schemas.microsoft.com/office/2019/extlst" xmlns:r="http://schemas.openxmlformats.org/officeDocument/2006/relationships" xmlns:v="urn:schemas-microsoft-com:vml" xmlns:w="http://schemas.openxmlformats.org/wordprocessingml/2006/main" xmlns:w10="urn:schemas-microsoft-com:office:word" xmlns:w14="http://schemas.microsoft.com/office/word/2010/wordml" xmlns:w15="http://schemas.microsoft.com/office/word/2012/wordml" xmlns:w16="http://schemas.microsoft.com/office/word/2018/wordml" xmlns:w16cex="http://schemas.microsoft.com/office/word/2018/wordml/cex" xmlns:w16cid="http://schemas.microsoft.com/office/word/2016/wordml/cid" xmlns:w16sdtdh="http://schemas.microsoft.com/office/word/2020/wordml/sdtdatahash" xmlns:w16se="http://schemas.microsoft.com/office/word/2015/wordml/symex" xmlns:wne="http://schemas.microsoft.com/office/word/2006/wordml" xmlns:wp="http://schemas.openxmlformats.org/drawingml/2006/wordprocessingDrawing" xmlns:wp14="http://schemas.microsoft.com/office/word/2010/wordprocessingDrawing" xmlns:wpc="http://schemas.microsoft.com/office/word/2010/wordprocessingCanvas" xmlns:wpg="http://schemas.microsoft.com/office/word/2010/wordprocessingGroup" xmlns:wpi="http://schemas.microsoft.com/office/word/2010/wordprocessingInk" xmlns:wps="http://schemas.microsoft.com/office/word/2010/wordprocessingShape" mc:Ignorable="w14 w15 w16se w16cid w16 w16cex w16sdtdh wp14">
+  <w:abstractNum w15:restartNumberingAfterBreak="0" w:abstractNumId="0">
+    <w:nsid w:val="037F3D9E"/>
+    <w:multiLevelType w:val="hybridMultilevel"/>
+    <w:tmpl w:val="0E96E996"/>
+    <w:lvl w:ilvl="0" w:tplc="0809000B">
+      <w:start w:val="1"/>
+      <w:numFmt w:val="bullet"/>
+      <w:lvlText w:val=""/>
+      <w:lvlJc w:val="left"/>
+      <w:pPr>
+        <w:ind w:hanging="360" w:left="720"/>
+      </w:pPr>
+      <w:rPr>
+        <w:rFonts w:ascii="Wingdings" w:hAnsi="Wingdings" w:hint="default"/>
+      </w:rPr>
+    </w:lvl>
+    <w:lvl w:ilvl="1" w:tentative="1" w:tplc="08090003">
+      <w:start w:val="1"/>
+      <w:numFmt w:val="bullet"/>
+      <w:lvlText w:val="o"/>
+      <w:lvlJc w:val="left"/>
+      <w:pPr>
+        <w:ind w:hanging="360" w:left="1440"/>
+      </w:pPr>
+      <w:rPr>
+        <w:rFonts w:ascii="Courier New" w:cs="Courier New" w:hAnsi="Courier New" w:hint="default"/>
+      </w:rPr>
+    </w:lvl>
+    <w:lvl w:ilvl="2" w:tentative="1" w:tplc="08090005">
+      <w:start w:val="1"/>
+      <w:numFmt w:val="bullet"/>
+      <w:lvlText w:val=""/>
+      <w:lvlJc w:val="left"/>
+      <w:pPr>
+        <w:ind w:hanging="360" w:left="2160"/>
+      </w:pPr>
+      <w:rPr>
+        <w:rFonts w:ascii="Wingdings" w:hAnsi="Wingdings" w:hint="default"/>
+      </w:rPr>
+    </w:lvl>
+    <w:lvl w:ilvl="3" w:tentative="1" w:tplc="08090001">
+      <w:start w:val="1"/>
+      <w:numFmt w:val="bullet"/>
+      <w:lvlText w:val=""/>
+      <w:lvlJc w:val="left"/>
+      <w:pPr>
+        <w:ind w:hanging="360" w:left="2880"/>
+      </w:pPr>
+      <w:rPr>
+        <w:rFonts w:ascii="Symbol" w:hAnsi="Symbol" w:hint="default"/>
+      </w:rPr>
+    </w:lvl>
+    <w:lvl w:ilvl="4" w:tentative="1" w:tplc="08090003">
+      <w:start w:val="1"/>
+      <w:numFmt w:val="bullet"/>
+      <w:lvlText w:val="o"/>
+      <w:lvlJc w:val="left"/>
+      <w:pPr>
+        <w:ind w:hanging="360" w:left="3600"/>
+      </w:pPr>
+      <w:rPr>
+        <w:rFonts w:ascii="Courier New" w:cs="Courier New" w:hAnsi="Courier New" w:hint="default"/>
+      </w:rPr>
+    </w:lvl>
+    <w:lvl w:ilvl="5" w:tentative="1" w:tplc="08090005">
+      <w:start w:val="1"/>
+      <w:numFmt w:val="bullet"/>
+      <w:lvlText w:val=""/>
+      <w:lvlJc w:val="left"/>
+      <w:pPr>
+        <w:ind w:hanging="360" w:left="4320"/>
+      </w:pPr>
+      <w:rPr>
+        <w:rFonts w:ascii="Wingdings" w:hAnsi="Wingdings" w:hint="default"/>
+      </w:rPr>
+    </w:lvl>
+    <w:lvl w:ilvl="6" w:tentative="1" w:tplc="08090001">
+      <w:start w:val="1"/>
+      <w:numFmt w:val="bullet"/>
+      <w:lvlText w:val=""/>
+      <w:lvlJc w:val="left"/>
+      <w:pPr>
+        <w:ind w:hanging="360" w:left="5040"/>
+      </w:pPr>
+      <w:rPr>
+        <w:rFonts w:ascii="Symbol" w:hAnsi="Symbol" w:hint="default"/>
+      </w:rPr>
+    </w:lvl>
+    <w:lvl w:ilvl="7" w:tentative="1" w:tplc="08090003">
+      <w:start w:val="1"/>
+      <w:numFmt w:val="bullet"/>
+      <w:lvlText w:val="o"/>
+      <w:lvlJc w:val="left"/>
+      <w:pPr>
+        <w:ind w:hanging="360" w:left="5760"/>
+      </w:pPr>
+      <w:rPr>
+        <w:rFonts w:ascii="Courier New" w:cs="Courier New" w:hAnsi="Courier New" w:hint="default"/>
+      </w:rPr>
+    </w:lvl>
+    <w:lvl w:ilvl="8" w:tentative="1" w:tplc="08090005">
+      <w:start w:val="1"/>
+      <w:numFmt w:val="bullet"/>
+      <w:lvlText w:val=""/>
+      <w:lvlJc w:val="left"/>
+      <w:pPr>
+        <w:ind w:hanging="360" w:left="6480"/>
+      </w:pPr>
+      <w:rPr>
+        <w:rFonts w:ascii="Wingdings" w:hAnsi="Wingdings" w:hint="default"/>
+      </w:rPr>
+    </w:lvl>
+  </w:abstractNum>
+  <w:abstractNum w15:restartNumberingAfterBreak="0" w:abstractNumId="1">
+    <w:nsid w:val="045F60BF"/>
+    <w:multiLevelType w:val="hybridMultilevel"/>
+    <w:tmpl w:val="8B1408D6"/>
+    <w:lvl w:ilvl="0" w:tplc="08090001">
+      <w:start w:val="1"/>
+      <w:numFmt w:val="bullet"/>
+      <w:lvlText w:val=""/>
+      <w:lvlJc w:val="left"/>
+      <w:pPr>
+        <w:ind w:hanging="360" w:left="720"/>
+      </w:pPr>
+      <w:rPr>
+        <w:rFonts w:ascii="Symbol" w:hAnsi="Symbol" w:hint="default"/>
+      </w:rPr>
+    </w:lvl>
+    <w:lvl w:ilvl="1" w:tentative="1" w:tplc="08090003">
+      <w:start w:val="1"/>
+      <w:numFmt w:val="bullet"/>
+      <w:lvlText w:val="o"/>
+      <w:lvlJc w:val="left"/>
+      <w:pPr>
+        <w:ind w:hanging="360" w:left="1440"/>
+      </w:pPr>
+      <w:rPr>
+        <w:rFonts w:ascii="Courier New" w:cs="Courier New" w:hAnsi="Courier New" w:hint="default"/>
+      </w:rPr>
+    </w:lvl>
+    <w:lvl w:ilvl="2" w:tentative="1" w:tplc="08090005">
+      <w:start w:val="1"/>
+      <w:numFmt w:val="bullet"/>
+      <w:lvlText w:val=""/>
+      <w:lvlJc w:val="left"/>
+      <w:pPr>
+        <w:ind w:hanging="360" w:left="2160"/>
+      </w:pPr>
+      <w:rPr>
+        <w:rFonts w:ascii="Wingdings" w:hAnsi="Wingdings" w:hint="default"/>
+      </w:rPr>
+    </w:lvl>
+    <w:lvl w:ilvl="3" w:tentative="1" w:tplc="08090001">
+      <w:start w:val="1"/>
+      <w:numFmt w:val="bullet"/>
+      <w:lvlText w:val=""/>
+      <w:lvlJc w:val="left"/>
+      <w:pPr>
+        <w:ind w:hanging="360" w:left="2880"/>
+      </w:pPr>
+      <w:rPr>
+        <w:rFonts w:ascii="Symbol" w:hAnsi="Symbol" w:hint="default"/>
+      </w:rPr>
+    </w:lvl>
+    <w:lvl w:ilvl="4" w:tentative="1" w:tplc="08090003">
+      <w:start w:val="1"/>
+      <w:numFmt w:val="bullet"/>
+      <w:lvlText w:val="o"/>
+      <w:lvlJc w:val="left"/>
+      <w:pPr>
+        <w:ind w:hanging="360" w:left="3600"/>
+      </w:pPr>
+      <w:rPr>
+        <w:rFonts w:ascii="Courier New" w:cs="Courier New" w:hAnsi="Courier New" w:hint="default"/>
+      </w:rPr>
+    </w:lvl>
+    <w:lvl w:ilvl="5" w:tentative="1" w:tplc="08090005">
+      <w:start w:val="1"/>
+      <w:numFmt w:val="bullet"/>
+      <w:lvlText w:val=""/>
+      <w:lvlJc w:val="left"/>
+      <w:pPr>
+        <w:ind w:hanging="360" w:left="4320"/>
+      </w:pPr>
+      <w:rPr>
+        <w:rFonts w:ascii="Wingdings" w:hAnsi="Wingdings" w:hint="default"/>
+      </w:rPr>
+    </w:lvl>
+    <w:lvl w:ilvl="6" w:tentative="1" w:tplc="08090001">
+      <w:start w:val="1"/>
+      <w:numFmt w:val="bullet"/>
+      <w:lvlText w:val=""/>
+      <w:lvlJc w:val="left"/>
+      <w:pPr>
+        <w:ind w:hanging="360" w:left="5040"/>
+      </w:pPr>
+      <w:rPr>
+        <w:rFonts w:ascii="Symbol" w:hAnsi="Symbol" w:hint="default"/>
+      </w:rPr>
+    </w:lvl>
+    <w:lvl w:ilvl="7" w:tentative="1" w:tplc="08090003">
+      <w:start w:val="1"/>
+      <w:numFmt w:val="bullet"/>
+      <w:lvlText w:val="o"/>
+      <w:lvlJc w:val="left"/>
+      <w:pPr>
+        <w:ind w:hanging="360" w:left="5760"/>
+      </w:pPr>
+      <w:rPr>
+        <w:rFonts w:ascii="Courier New" w:cs="Courier New" w:hAnsi="Courier New" w:hint="default"/>
+      </w:rPr>
+    </w:lvl>
+    <w:lvl w:ilvl="8" w:tentative="1" w:tplc="08090005">
+      <w:start w:val="1"/>
+      <w:numFmt w:val="bullet"/>
+      <w:lvlText w:val=""/>
+      <w:lvlJc w:val="left"/>
+      <w:pPr>
+        <w:ind w:hanging="360" w:left="6480"/>
+      </w:pPr>
+      <w:rPr>
+        <w:rFonts w:ascii="Wingdings" w:hAnsi="Wingdings" w:hint="default"/>
+      </w:rPr>
+    </w:lvl>
+  </w:abstractNum>
+  <w:abstractNum w15:restartNumberingAfterBreak="0" w:abstractNumId="2">
+    <w:nsid w:val="05C628A2"/>
+    <w:multiLevelType w:val="hybridMultilevel"/>
+    <w:tmpl w:val="33803A84"/>
+    <w:lvl w:ilvl="0" w:tplc="0809000B">
+      <w:start w:val="1"/>
+      <w:numFmt w:val="bullet"/>
+      <w:lvlText w:val=""/>
+      <w:lvlJc w:val="left"/>
+      <w:pPr>
+        <w:ind w:hanging="360" w:left="720"/>
+      </w:pPr>
+      <w:rPr>
+        <w:rFonts w:ascii="Wingdings" w:hAnsi="Wingdings" w:hint="default"/>
+      </w:rPr>
+    </w:lvl>
+    <w:lvl w:ilvl="1" w:tentative="1" w:tplc="08090003">
+      <w:start w:val="1"/>
+      <w:numFmt w:val="bullet"/>
+      <w:lvlText w:val="o"/>
+      <w:lvlJc w:val="left"/>
+      <w:pPr>
+        <w:ind w:hanging="360" w:left="1440"/>
+      </w:pPr>
+      <w:rPr>
+        <w:rFonts w:ascii="Courier New" w:cs="Courier New" w:hAnsi="Courier New" w:hint="default"/>
+      </w:rPr>
+    </w:lvl>
+    <w:lvl w:ilvl="2" w:tentative="1" w:tplc="08090005">
+      <w:start w:val="1"/>
+      <w:numFmt w:val="bullet"/>
+      <w:lvlText w:val=""/>
+      <w:lvlJc w:val="left"/>
+      <w:pPr>
+        <w:ind w:hanging="360" w:left="2160"/>
+      </w:pPr>
+      <w:rPr>
+        <w:rFonts w:ascii="Wingdings" w:hAnsi="Wingdings" w:hint="default"/>
+      </w:rPr>
+    </w:lvl>
+    <w:lvl w:ilvl="3" w:tentative="1" w:tplc="08090001">
+      <w:start w:val="1"/>
+      <w:numFmt w:val="bullet"/>
+      <w:lvlText w:val=""/>
+      <w:lvlJc w:val="left"/>
+      <w:pPr>
+        <w:ind w:hanging="360" w:left="2880"/>
+      </w:pPr>
+      <w:rPr>
+        <w:rFonts w:ascii="Symbol" w:hAnsi="Symbol" w:hint="default"/>
+      </w:rPr>
+    </w:lvl>
+    <w:lvl w:ilvl="4" w:tentative="1" w:tplc="08090003">
+      <w:start w:val="1"/>
+      <w:numFmt w:val="bullet"/>
+      <w:lvlText w:val="o"/>
+      <w:lvlJc w:val="left"/>
+      <w:pPr>
+        <w:ind w:hanging="360" w:left="3600"/>
+      </w:pPr>
+      <w:rPr>
+        <w:rFonts w:ascii="Courier New" w:cs="Courier New" w:hAnsi="Courier New" w:hint="default"/>
+      </w:rPr>
+    </w:lvl>
+    <w:lvl w:ilvl="5" w:tentative="1" w:tplc="08090005">
+      <w:start w:val="1"/>
+      <w:numFmt w:val="bullet"/>
+      <w:lvlText w:val=""/>
+      <w:lvlJc w:val="left"/>
+      <w:pPr>
+        <w:ind w:hanging="360" w:left="4320"/>
+      </w:pPr>
+      <w:rPr>
+        <w:rFonts w:ascii="Wingdings" w:hAnsi="Wingdings" w:hint="default"/>
+      </w:rPr>
+    </w:lvl>
+    <w:lvl w:ilvl="6" w:tentative="1" w:tplc="08090001">
+      <w:start w:val="1"/>
+      <w:numFmt w:val="bullet"/>
+      <w:lvlText w:val=""/>
+      <w:lvlJc w:val="left"/>
+      <w:pPr>
+        <w:ind w:hanging="360" w:left="5040"/>
+      </w:pPr>
+      <w:rPr>
+        <w:rFonts w:ascii="Symbol" w:hAnsi="Symbol" w:hint="default"/>
+      </w:rPr>
+    </w:lvl>
+    <w:lvl w:ilvl="7" w:tentative="1" w:tplc="08090003">
+      <w:start w:val="1"/>
+      <w:numFmt w:val="bullet"/>
+      <w:lvlText w:val="o"/>
+      <w:lvlJc w:val="left"/>
+      <w:pPr>
+        <w:ind w:hanging="360" w:left="5760"/>
+      </w:pPr>
+      <w:rPr>
+        <w:rFonts w:ascii="Courier New" w:cs="Courier New" w:hAnsi="Courier New" w:hint="default"/>
+      </w:rPr>
+    </w:lvl>
+    <w:lvl w:ilvl="8" w:tentative="1" w:tplc="08090005">
+      <w:start w:val="1"/>
+      <w:numFmt w:val="bullet"/>
+      <w:lvlText w:val=""/>
+      <w:lvlJc w:val="left"/>
+      <w:pPr>
+        <w:ind w:hanging="360" w:left="6480"/>
+      </w:pPr>
+      <w:rPr>
+        <w:rFonts w:ascii="Wingdings" w:hAnsi="Wingdings" w:hint="default"/>
+      </w:rPr>
+    </w:lvl>
+  </w:abstractNum>
+  <w:abstractNum w15:restartNumberingAfterBreak="0" w:abstractNumId="3">
+    <w:nsid w:val="0B0B51B2"/>
+    <w:multiLevelType w:val="hybridMultilevel"/>
+    <w:tmpl w:val="ADA664E2"/>
+    <w:lvl w:ilvl="0" w:tplc="0809000B">
+      <w:start w:val="1"/>
+      <w:numFmt w:val="bullet"/>
+      <w:lvlText w:val=""/>
+      <w:lvlJc w:val="left"/>
+      <w:pPr>
+        <w:ind w:hanging="360" w:left="720"/>
+      </w:pPr>
+      <w:rPr>
+        <w:rFonts w:ascii="Wingdings" w:hAnsi="Wingdings" w:hint="default"/>
+      </w:rPr>
+    </w:lvl>
+    <w:lvl w:ilvl="1" w:tentative="1" w:tplc="08090003">
+      <w:start w:val="1"/>
+      <w:numFmt w:val="bullet"/>
+      <w:lvlText w:val="o"/>
+      <w:lvlJc w:val="left"/>
+      <w:pPr>
+        <w:ind w:hanging="360" w:left="1440"/>
+      </w:pPr>
+      <w:rPr>
+        <w:rFonts w:ascii="Courier New" w:cs="Courier New" w:hAnsi="Courier New" w:hint="default"/>
+      </w:rPr>
+    </w:lvl>
+    <w:lvl w:ilvl="2" w:tentative="1" w:tplc="08090005">
+      <w:start w:val="1"/>
+      <w:numFmt w:val="bullet"/>
+      <w:lvlText w:val=""/>
+      <w:lvlJc w:val="left"/>
+      <w:pPr>
+        <w:ind w:hanging="360" w:left="2160"/>
+      </w:pPr>
+      <w:rPr>
+        <w:rFonts w:ascii="Wingdings" w:hAnsi="Wingdings" w:hint="default"/>
+      </w:rPr>
+    </w:lvl>
+    <w:lvl w:ilvl="3" w:tentative="1" w:tplc="08090001">
+      <w:start w:val="1"/>
+      <w:numFmt w:val="bullet"/>
+      <w:lvlText w:val=""/>
+      <w:lvlJc w:val="left"/>
+      <w:pPr>
+        <w:ind w:hanging="360" w:left="2880"/>
+      </w:pPr>
+      <w:rPr>
+        <w:rFonts w:ascii="Symbol" w:hAnsi="Symbol" w:hint="default"/>
+      </w:rPr>
+    </w:lvl>
+    <w:lvl w:ilvl="4" w:tentative="1" w:tplc="08090003">
+      <w:start w:val="1"/>
+      <w:numFmt w:val="bullet"/>
+      <w:lvlText w:val="o"/>
+      <w:lvlJc w:val="left"/>
+      <w:pPr>
+        <w:ind w:hanging="360" w:left="3600"/>
+      </w:pPr>
+      <w:rPr>
+        <w:rFonts w:ascii="Courier New" w:cs="Courier New" w:hAnsi="Courier New" w:hint="default"/>
+      </w:rPr>
+    </w:lvl>
+    <w:lvl w:ilvl="5" w:tentative="1" w:tplc="08090005">
+      <w:start w:val="1"/>
+      <w:numFmt w:val="bullet"/>
+      <w:lvlText w:val=""/>
+      <w:lvlJc w:val="left"/>
+      <w:pPr>
+        <w:ind w:hanging="360" w:left="4320"/>
+      </w:pPr>
+      <w:rPr>
+        <w:rFonts w:ascii="Wingdings" w:hAnsi="Wingdings" w:hint="default"/>
+      </w:rPr>
+    </w:lvl>
+    <w:lvl w:ilvl="6" w:tentative="1" w:tplc="08090001">
+      <w:start w:val="1"/>
+      <w:numFmt w:val="bullet"/>
+      <w:lvlText w:val=""/>
+      <w:lvlJc w:val="left"/>
+      <w:pPr>
+        <w:ind w:hanging="360" w:left="5040"/>
+      </w:pPr>
+      <w:rPr>
+        <w:rFonts w:ascii="Symbol" w:hAnsi="Symbol" w:hint="default"/>
+      </w:rPr>
+    </w:lvl>
+    <w:lvl w:ilvl="7" w:tentative="1" w:tplc="08090003">
+      <w:start w:val="1"/>
+      <w:numFmt w:val="bullet"/>
+      <w:lvlText w:val="o"/>
+      <w:lvlJc w:val="left"/>
+      <w:pPr>
+        <w:ind w:hanging="360" w:left="5760"/>
+      </w:pPr>
+      <w:rPr>
+        <w:rFonts w:ascii="Courier New" w:cs="Courier New" w:hAnsi="Courier New" w:hint="default"/>
+      </w:rPr>
+    </w:lvl>
+    <w:lvl w:ilvl="8" w:tentative="1" w:tplc="08090005">
+      <w:start w:val="1"/>
+      <w:numFmt w:val="bullet"/>
+      <w:lvlText w:val=""/>
+      <w:lvlJc w:val="left"/>
+      <w:pPr>
+        <w:ind w:hanging="360" w:left="6480"/>
+      </w:pPr>
+      <w:rPr>
+        <w:rFonts w:ascii="Wingdings" w:hAnsi="Wingdings" w:hint="default"/>
+      </w:rPr>
+    </w:lvl>
+  </w:abstractNum>
+  <w:abstractNum w15:restartNumberingAfterBreak="0" w:abstractNumId="4">
+    <w:nsid w:val="0F2D71C1"/>
+    <w:multiLevelType w:val="hybridMultilevel"/>
+    <w:tmpl w:val="B324DF50"/>
+    <w:lvl w:ilvl="0" w:tplc="08090001">
+      <w:start w:val="1"/>
+      <w:numFmt w:val="bullet"/>
+      <w:lvlText w:val=""/>
+      <w:lvlJc w:val="left"/>
+      <w:pPr>
+        <w:ind w:hanging="360" w:left="720"/>
+      </w:pPr>
+      <w:rPr>
+        <w:rFonts w:ascii="Symbol" w:hAnsi="Symbol" w:hint="default"/>
+      </w:rPr>
+    </w:lvl>
+    <w:lvl w:ilvl="1" w:tentative="1" w:tplc="08090003">
+      <w:start w:val="1"/>
+      <w:numFmt w:val="bullet"/>
+      <w:lvlText w:val="o"/>
+      <w:lvlJc w:val="left"/>
+      <w:pPr>
+        <w:ind w:hanging="360" w:left="1440"/>
+      </w:pPr>
+      <w:rPr>
+        <w:rFonts w:ascii="Courier New" w:cs="Courier New" w:hAnsi="Courier New" w:hint="default"/>
+      </w:rPr>
+    </w:lvl>
+    <w:lvl w:ilvl="2" w:tentative="1" w:tplc="08090005">
+      <w:start w:val="1"/>
+      <w:numFmt w:val="bullet"/>
+      <w:lvlText w:val=""/>
+      <w:lvlJc w:val="left"/>
+      <w:pPr>
+        <w:ind w:hanging="360" w:left="2160"/>
+      </w:pPr>
+      <w:rPr>
+        <w:rFonts w:ascii="Wingdings" w:hAnsi="Wingdings" w:hint="default"/>
+      </w:rPr>
+    </w:lvl>
+    <w:lvl w:ilvl="3" w:tentative="1" w:tplc="08090001">
+      <w:start w:val="1"/>
+      <w:numFmt w:val="bullet"/>
+      <w:lvlText w:val=""/>
+      <w:lvlJc w:val="left"/>
+      <w:pPr>
+        <w:ind w:hanging="360" w:left="2880"/>
+      </w:pPr>
+      <w:rPr>
+        <w:rFonts w:ascii="Symbol" w:hAnsi="Symbol" w:hint="default"/>
+      </w:rPr>
+    </w:lvl>
+    <w:lvl w:ilvl="4" w:tentative="1" w:tplc="08090003">
+      <w:start w:val="1"/>
+      <w:numFmt w:val="bullet"/>
+      <w:lvlText w:val="o"/>
+      <w:lvlJc w:val="left"/>
+      <w:pPr>
+        <w:ind w:hanging="360" w:left="3600"/>
+      </w:pPr>
+      <w:rPr>
+        <w:rFonts w:ascii="Courier New" w:cs="Courier New" w:hAnsi="Courier New" w:hint="default"/>
+      </w:rPr>
+    </w:lvl>
+    <w:lvl w:ilvl="5" w:tentative="1" w:tplc="08090005">
+      <w:start w:val="1"/>
+      <w:numFmt w:val="bullet"/>
+      <w:lvlText w:val=""/>
+      <w:lvlJc w:val="left"/>
+      <w:pPr>
+        <w:ind w:hanging="360" w:left="4320"/>
+      </w:pPr>
+      <w:rPr>
+        <w:rFonts w:ascii="Wingdings" w:hAnsi="Wingdings" w:hint="default"/>
+      </w:rPr>
+    </w:lvl>
+    <w:lvl w:ilvl="6" w:tentative="1" w:tplc="08090001">
+      <w:start w:val="1"/>
+      <w:numFmt w:val="bullet"/>
+      <w:lvlText w:val=""/>
+      <w:lvlJc w:val="left"/>
+      <w:pPr>
+        <w:ind w:hanging="360" w:left="5040"/>
+      </w:pPr>
+      <w:rPr>
+        <w:rFonts w:ascii="Symbol" w:hAnsi="Symbol" w:hint="default"/>
+      </w:rPr>
+    </w:lvl>
+    <w:lvl w:ilvl="7" w:tentative="1" w:tplc="08090003">
+      <w:start w:val="1"/>
+      <w:numFmt w:val="bullet"/>
+      <w:lvlText w:val="o"/>
+      <w:lvlJc w:val="left"/>
+      <w:pPr>
+        <w:ind w:hanging="360" w:left="5760"/>
+      </w:pPr>
+      <w:rPr>
+        <w:rFonts w:ascii="Courier New" w:cs="Courier New" w:hAnsi="Courier New" w:hint="default"/>
+      </w:rPr>
+    </w:lvl>
+    <w:lvl w:ilvl="8" w:tentative="1" w:tplc="08090005">
+      <w:start w:val="1"/>
+      <w:numFmt w:val="bullet"/>
+      <w:lvlText w:val=""/>
+      <w:lvlJc w:val="left"/>
+      <w:pPr>
+        <w:ind w:hanging="360" w:left="6480"/>
+      </w:pPr>
+      <w:rPr>
+        <w:rFonts w:ascii="Wingdings" w:hAnsi="Wingdings" w:hint="default"/>
+      </w:rPr>
+    </w:lvl>
+  </w:abstractNum>
+  <w:abstractNum w15:restartNumberingAfterBreak="0" w:abstractNumId="5">
+    <w:nsid w:val="0FBD67D7"/>
+    <w:multiLevelType w:val="hybridMultilevel"/>
+    <w:tmpl w:val="9322051C"/>
+    <w:lvl w:ilvl="0" w:tplc="0809000B">
+      <w:start w:val="1"/>
+      <w:numFmt w:val="bullet"/>
+      <w:lvlText w:val=""/>
+      <w:lvlJc w:val="left"/>
+      <w:pPr>
+        <w:ind w:hanging="360" w:left="720"/>
+      </w:pPr>
+      <w:rPr>
+        <w:rFonts w:ascii="Wingdings" w:hAnsi="Wingdings" w:hint="default"/>
+      </w:rPr>
+    </w:lvl>
+    <w:lvl w:ilvl="1" w:tentative="1" w:tplc="08090003">
+      <w:start w:val="1"/>
+      <w:numFmt w:val="bullet"/>
+      <w:lvlText w:val="o"/>
+      <w:lvlJc w:val="left"/>
+      <w:pPr>
+        <w:ind w:hanging="360" w:left="1440"/>
+      </w:pPr>
+      <w:rPr>
+        <w:rFonts w:ascii="Courier New" w:cs="Courier New" w:hAnsi="Courier New" w:hint="default"/>
+      </w:rPr>
+    </w:lvl>
+    <w:lvl w:ilvl="2" w:tentative="1" w:tplc="08090005">
+      <w:start w:val="1"/>
+      <w:numFmt w:val="bullet"/>
+      <w:lvlText w:val=""/>
+      <w:lvlJc w:val="left"/>
+      <w:pPr>
+        <w:ind w:hanging="360" w:left="2160"/>
+      </w:pPr>
+      <w:rPr>
+        <w:rFonts w:ascii="Wingdings" w:hAnsi="Wingdings" w:hint="default"/>
+      </w:rPr>
+    </w:lvl>
+    <w:lvl w:ilvl="3" w:tentative="1" w:tplc="08090001">
+      <w:start w:val="1"/>
+      <w:numFmt w:val="bullet"/>
+      <w:lvlText w:val=""/>
+      <w:lvlJc w:val="left"/>
+      <w:pPr>
+        <w:ind w:hanging="360" w:left="2880"/>
+      </w:pPr>
+      <w:rPr>
+        <w:rFonts w:ascii="Symbol" w:hAnsi="Symbol" w:hint="default"/>
+      </w:rPr>
+    </w:lvl>
+    <w:lvl w:ilvl="4" w:tentative="1" w:tplc="08090003">
+      <w:start w:val="1"/>
+      <w:numFmt w:val="bullet"/>
+      <w:lvlText w:val="o"/>
+      <w:lvlJc w:val="left"/>
+      <w:pPr>
+        <w:ind w:hanging="360" w:left="3600"/>
+      </w:pPr>
+      <w:rPr>
+        <w:rFonts w:ascii="Courier New" w:cs="Courier New" w:hAnsi="Courier New" w:hint="default"/>
+      </w:rPr>
+    </w:lvl>
+    <w:lvl w:ilvl="5" w:tentative="1" w:tplc="08090005">
+      <w:start w:val="1"/>
+      <w:numFmt w:val="bullet"/>
+      <w:lvlText w:val=""/>
+      <w:lvlJc w:val="left"/>
+      <w:pPr>
+        <w:ind w:hanging="360" w:left="4320"/>
+      </w:pPr>
+      <w:rPr>
+        <w:rFonts w:ascii="Wingdings" w:hAnsi="Wingdings" w:hint="default"/>
+      </w:rPr>
+    </w:lvl>
+    <w:lvl w:ilvl="6" w:tentative="1" w:tplc="08090001">
+      <w:start w:val="1"/>
+      <w:numFmt w:val="bullet"/>
+      <w:lvlText w:val=""/>
+      <w:lvlJc w:val="left"/>
+      <w:pPr>
+        <w:ind w:hanging="360" w:left="5040"/>
+      </w:pPr>
+      <w:rPr>
+        <w:rFonts w:ascii="Symbol" w:hAnsi="Symbol" w:hint="default"/>
+      </w:rPr>
+    </w:lvl>
+    <w:lvl w:ilvl="7" w:tentative="1" w:tplc="08090003">
+      <w:start w:val="1"/>
+      <w:numFmt w:val="bullet"/>
+      <w:lvlText w:val="o"/>
+      <w:lvlJc w:val="left"/>
+      <w:pPr>
+        <w:ind w:hanging="360" w:left="5760"/>
+      </w:pPr>
+      <w:rPr>
+        <w:rFonts w:ascii="Courier New" w:cs="Courier New" w:hAnsi="Courier New" w:hint="default"/>
+      </w:rPr>
+    </w:lvl>
+    <w:lvl w:ilvl="8" w:tentative="1" w:tplc="08090005">
+      <w:start w:val="1"/>
+      <w:numFmt w:val="bullet"/>
+      <w:lvlText w:val=""/>
+      <w:lvlJc w:val="left"/>
+      <w:pPr>
+        <w:ind w:hanging="360" w:left="6480"/>
+      </w:pPr>
+      <w:rPr>
+        <w:rFonts w:ascii="Wingdings" w:hAnsi="Wingdings" w:hint="default"/>
+      </w:rPr>
+    </w:lvl>
+  </w:abstractNum>
+  <w:abstractNum w15:restartNumberingAfterBreak="0" w:abstractNumId="6">
+    <w:nsid w:val="114F3B34"/>
+    <w:multiLevelType w:val="multilevel"/>
+    <w:tmpl w:val="8A1A8EA0"/>
+    <w:lvl w:ilvl="0">
+      <w:start w:val="1"/>
+      <w:numFmt w:val="decimal"/>
+      <w:lvlText w:val="%1."/>
+      <w:lvlJc w:val="left"/>
+      <w:pPr>
+        <w:ind w:hanging="360" w:left="720"/>
+      </w:pPr>
+      <w:rPr>
+        <w:rFonts w:hint="default"/>
+      </w:rPr>
+    </w:lvl>
+    <w:lvl w:ilvl="1">
+      <w:start w:val="1"/>
+      <w:numFmt w:val="decimal"/>
+      <w:isLgl/>
+      <w:lvlText w:val="%1.%2."/>
+      <w:lvlJc w:val="left"/>
+      <w:pPr>
+        <w:ind w:hanging="720" w:left="1080"/>
+      </w:pPr>
+      <w:rPr>
+        <w:rFonts w:hint="default"/>
+      </w:rPr>
+    </w:lvl>
+    <w:lvl w:ilvl="2">
+      <w:start w:val="1"/>
+      <w:numFmt w:val="decimal"/>
+      <w:isLgl/>
+      <w:lvlText w:val="%1.%2.%3."/>
+      <w:lvlJc w:val="left"/>
+      <w:pPr>
+        <w:ind w:hanging="1080" w:left="1440"/>
+      </w:pPr>
+      <w:rPr>
+        <w:rFonts w:hint="default"/>
+      </w:rPr>
+    </w:lvl>
+    <w:lvl w:ilvl="3">
+      <w:start w:val="1"/>
+      <w:numFmt w:val="decimal"/>
+      <w:isLgl/>
+      <w:lvlText w:val="%1.%2.%3.%4."/>
+      <w:lvlJc w:val="left"/>
+      <w:pPr>
+        <w:ind w:hanging="1440" w:left="1800"/>
+      </w:pPr>
+      <w:rPr>
+        <w:rFonts w:hint="default"/>
+      </w:rPr>
+    </w:lvl>
+    <w:lvl w:ilvl="4">
+      <w:start w:val="1"/>
+      <w:numFmt w:val="decimal"/>
+      <w:isLgl/>
+      <w:lvlText w:val="%1.%2.%3.%4.%5."/>
+      <w:lvlJc w:val="left"/>
+      <w:pPr>
+        <w:ind w:hanging="1800" w:left="2160"/>
+      </w:pPr>
+      <w:rPr>
+        <w:rFonts w:hint="default"/>
+      </w:rPr>
+    </w:lvl>
+    <w:lvl w:ilvl="5">
+      <w:start w:val="1"/>
+      <w:numFmt w:val="decimal"/>
+      <w:isLgl/>
+      <w:lvlText w:val="%1.%2.%3.%4.%5.%6."/>
+      <w:lvlJc w:val="left"/>
+      <w:pPr>
+        <w:ind w:hanging="2160" w:left="2520"/>
+      </w:pPr>
+      <w:rPr>
+        <w:rFonts w:hint="default"/>
+      </w:rPr>
+    </w:lvl>
+    <w:lvl w:ilvl="6">
+      <w:start w:val="1"/>
+      <w:numFmt w:val="decimal"/>
+      <w:isLgl/>
+      <w:lvlText w:val="%1.%2.%3.%4.%5.%6.%7."/>
+      <w:lvlJc w:val="left"/>
+      <w:pPr>
+        <w:ind w:hanging="2160" w:left="2520"/>
+      </w:pPr>
+      <w:rPr>
+        <w:rFonts w:hint="default"/>
+      </w:rPr>
+    </w:lvl>
+    <w:lvl w:ilvl="7">
+      <w:start w:val="1"/>
+      <w:numFmt w:val="decimal"/>
+      <w:isLgl/>
+      <w:lvlText w:val="%1.%2.%3.%4.%5.%6.%7.%8."/>
+      <w:lvlJc w:val="left"/>
+      <w:pPr>
+        <w:ind w:hanging="2520" w:left="2880"/>
+      </w:pPr>
+      <w:rPr>
+        <w:rFonts w:hint="default"/>
+      </w:rPr>
+    </w:lvl>
+    <w:lvl w:ilvl="8">
+      <w:start w:val="1"/>
+      <w:numFmt w:val="decimal"/>
+      <w:isLgl/>
+      <w:lvlText w:val="%1.%2.%3.%4.%5.%6.%7.%8.%9."/>
+      <w:lvlJc w:val="left"/>
+      <w:pPr>
+        <w:ind w:hanging="2880" w:left="3240"/>
+      </w:pPr>
+      <w:rPr>
+        <w:rFonts w:hint="default"/>
+      </w:rPr>
+    </w:lvl>
+  </w:abstractNum>
+  <w:abstractNum w15:restartNumberingAfterBreak="0" w:abstractNumId="7">
+    <w:nsid w:val="13D22357"/>
+    <w:multiLevelType w:val="hybridMultilevel"/>
+    <w:tmpl w:val="F51CF36A"/>
+    <w:lvl w:ilvl="0" w:tplc="08090001">
+      <w:start w:val="1"/>
+      <w:numFmt w:val="bullet"/>
+      <w:lvlText w:val=""/>
+      <w:lvlJc w:val="left"/>
+      <w:pPr>
+        <w:ind w:hanging="360" w:left="720"/>
+      </w:pPr>
+      <w:rPr>
+        <w:rFonts w:ascii="Symbol" w:hAnsi="Symbol" w:hint="default"/>
+      </w:rPr>
+    </w:lvl>
+    <w:lvl w:ilvl="1" w:tentative="1" w:tplc="08090003">
+      <w:start w:val="1"/>
+      <w:numFmt w:val="bullet"/>
+      <w:lvlText w:val="o"/>
+      <w:lvlJc w:val="left"/>
+      <w:pPr>
+        <w:ind w:hanging="360" w:left="1440"/>
+      </w:pPr>
+      <w:rPr>
+        <w:rFonts w:ascii="Courier New" w:cs="Courier New" w:hAnsi="Courier New" w:hint="default"/>
+      </w:rPr>
+    </w:lvl>
+    <w:lvl w:ilvl="2" w:tentative="1" w:tplc="08090005">
+      <w:start w:val="1"/>
+      <w:numFmt w:val="bullet"/>
+      <w:lvlText w:val=""/>
+      <w:lvlJc w:val="left"/>
+      <w:pPr>
+        <w:ind w:hanging="360" w:left="2160"/>
+      </w:pPr>
+      <w:rPr>
+        <w:rFonts w:ascii="Wingdings" w:hAnsi="Wingdings" w:hint="default"/>
+      </w:rPr>
+    </w:lvl>
+    <w:lvl w:ilvl="3" w:tentative="1" w:tplc="08090001">
+      <w:start w:val="1"/>
+      <w:numFmt w:val="bullet"/>
+      <w:lvlText w:val=""/>
+      <w:lvlJc w:val="left"/>
+      <w:pPr>
+        <w:ind w:hanging="360" w:left="2880"/>
+      </w:pPr>
+      <w:rPr>
+        <w:rFonts w:ascii="Symbol" w:hAnsi="Symbol" w:hint="default"/>
+      </w:rPr>
+    </w:lvl>
+    <w:lvl w:ilvl="4" w:tentative="1" w:tplc="08090003">
+      <w:start w:val="1"/>
+      <w:numFmt w:val="bullet"/>
+      <w:lvlText w:val="o"/>
+      <w:lvlJc w:val="left"/>
+      <w:pPr>
+        <w:ind w:hanging="360" w:left="3600"/>
+      </w:pPr>
+      <w:rPr>
+        <w:rFonts w:ascii="Courier New" w:cs="Courier New" w:hAnsi="Courier New" w:hint="default"/>
+      </w:rPr>
+    </w:lvl>
+    <w:lvl w:ilvl="5" w:tentative="1" w:tplc="08090005">
+      <w:start w:val="1"/>
+      <w:numFmt w:val="bullet"/>
+      <w:lvlText w:val=""/>
+      <w:lvlJc w:val="left"/>
+      <w:pPr>
+        <w:ind w:hanging="360" w:left="4320"/>
+      </w:pPr>
+      <w:rPr>
+        <w:rFonts w:ascii="Wingdings" w:hAnsi="Wingdings" w:hint="default"/>
+      </w:rPr>
+    </w:lvl>
+    <w:lvl w:ilvl="6" w:tentative="1" w:tplc="08090001">
+      <w:start w:val="1"/>
+      <w:numFmt w:val="bullet"/>
+      <w:lvlText w:val=""/>
+      <w:lvlJc w:val="left"/>
+      <w:pPr>
+        <w:ind w:hanging="360" w:left="5040"/>
+      </w:pPr>
+      <w:rPr>
+        <w:rFonts w:ascii="Symbol" w:hAnsi="Symbol" w:hint="default"/>
+      </w:rPr>
+    </w:lvl>
+    <w:lvl w:ilvl="7" w:tentative="1" w:tplc="08090003">
+      <w:start w:val="1"/>
+      <w:numFmt w:val="bullet"/>
+      <w:lvlText w:val="o"/>
+      <w:lvlJc w:val="left"/>
+      <w:pPr>
+        <w:ind w:hanging="360" w:left="5760"/>
+      </w:pPr>
+      <w:rPr>
+        <w:rFonts w:ascii="Courier New" w:cs="Courier New" w:hAnsi="Courier New" w:hint="default"/>
+      </w:rPr>
+    </w:lvl>
+    <w:lvl w:ilvl="8" w:tentative="1" w:tplc="08090005">
+      <w:start w:val="1"/>
+      <w:numFmt w:val="bullet"/>
+      <w:lvlText w:val=""/>
+      <w:lvlJc w:val="left"/>
+      <w:pPr>
+        <w:ind w:hanging="360" w:left="6480"/>
+      </w:pPr>
+      <w:rPr>
+        <w:rFonts w:ascii="Wingdings" w:hAnsi="Wingdings" w:hint="default"/>
+      </w:rPr>
+    </w:lvl>
+  </w:abstractNum>
+  <w:abstractNum w15:restartNumberingAfterBreak="0" w:abstractNumId="8">
+    <w:nsid w:val="14326C33"/>
+    <w:multiLevelType w:val="hybridMultilevel"/>
+    <w:tmpl w:val="5B7042A4"/>
+    <w:lvl w:ilvl="0" w:tplc="08090017">
+      <w:start w:val="1"/>
+      <w:numFmt w:val="lowerLetter"/>
+      <w:lvlText w:val="%1)"/>
+      <w:lvlJc w:val="left"/>
+      <w:pPr>
+        <w:ind w:hanging="360" w:left="1800"/>
+      </w:pPr>
+    </w:lvl>
+    <w:lvl w:ilvl="1" w:tentative="1" w:tplc="08090019">
+      <w:start w:val="1"/>
+      <w:numFmt w:val="lowerLetter"/>
+      <w:lvlText w:val="%2."/>
+      <w:lvlJc w:val="left"/>
+      <w:pPr>
+        <w:ind w:hanging="360" w:left="2520"/>
+      </w:pPr>
+    </w:lvl>
+    <w:lvl w:ilvl="2" w:tentative="1" w:tplc="0809001B">
+      <w:start w:val="1"/>
+      <w:numFmt w:val="lowerRoman"/>
+      <w:lvlText w:val="%3."/>
+      <w:lvlJc w:val="right"/>
+      <w:pPr>
+        <w:ind w:hanging="180" w:left="3240"/>
+      </w:pPr>
+    </w:lvl>
+    <w:lvl w:ilvl="3" w:tentative="1" w:tplc="0809000F">
+      <w:start w:val="1"/>
+      <w:numFmt w:val="decimal"/>
+      <w:lvlText w:val="%4."/>
+      <w:lvlJc w:val="left"/>
+      <w:pPr>
+        <w:ind w:hanging="360" w:left="3960"/>
+      </w:pPr>
+    </w:lvl>
+    <w:lvl w:ilvl="4" w:tentative="1" w:tplc="08090019">
+      <w:start w:val="1"/>
+      <w:numFmt w:val="lowerLetter"/>
+      <w:lvlText w:val="%5."/>
+      <w:lvlJc w:val="left"/>
+      <w:pPr>
+        <w:ind w:hanging="360" w:left="4680"/>
+      </w:pPr>
+    </w:lvl>
+    <w:lvl w:ilvl="5" w:tentative="1" w:tplc="0809001B">
+      <w:start w:val="1"/>
+      <w:numFmt w:val="lowerRoman"/>
+      <w:lvlText w:val="%6."/>
+      <w:lvlJc w:val="right"/>
+      <w:pPr>
+        <w:ind w:hanging="180" w:left="5400"/>
+      </w:pPr>
+    </w:lvl>
+    <w:lvl w:ilvl="6" w:tentative="1" w:tplc="0809000F">
+      <w:start w:val="1"/>
+      <w:numFmt w:val="decimal"/>
+      <w:lvlText w:val="%7."/>
+      <w:lvlJc w:val="left"/>
+      <w:pPr>
+        <w:ind w:hanging="360" w:left="6120"/>
+      </w:pPr>
+    </w:lvl>
+    <w:lvl w:ilvl="7" w:tentative="1" w:tplc="08090019">
+      <w:start w:val="1"/>
+      <w:numFmt w:val="lowerLetter"/>
+      <w:lvlText w:val="%8."/>
+      <w:lvlJc w:val="left"/>
+      <w:pPr>
+        <w:ind w:hanging="360" w:left="6840"/>
+      </w:pPr>
+    </w:lvl>
+    <w:lvl w:ilvl="8" w:tentative="1" w:tplc="0809001B">
+      <w:start w:val="1"/>
+      <w:numFmt w:val="lowerRoman"/>
+      <w:lvlText w:val="%9."/>
+      <w:lvlJc w:val="right"/>
+      <w:pPr>
+        <w:ind w:hanging="180" w:left="7560"/>
+      </w:pPr>
+    </w:lvl>
+  </w:abstractNum>
+  <w:abstractNum w15:restartNumberingAfterBreak="0" w:abstractNumId="9">
+    <w:nsid w:val="15047C4D"/>
+    <w:multiLevelType w:val="hybridMultilevel"/>
+    <w:tmpl w:val="F202D94A"/>
+    <w:lvl w:ilvl="0" w:tplc="08090001">
+      <w:start w:val="1"/>
+      <w:numFmt w:val="bullet"/>
+      <w:lvlText w:val=""/>
+      <w:lvlJc w:val="left"/>
+      <w:pPr>
+        <w:ind w:hanging="360" w:left="720"/>
+      </w:pPr>
+      <w:rPr>
+        <w:rFonts w:ascii="Symbol" w:hAnsi="Symbol" w:hint="default"/>
+      </w:rPr>
+    </w:lvl>
+    <w:lvl w:ilvl="1" w:tentative="1" w:tplc="08090003">
+      <w:start w:val="1"/>
+      <w:numFmt w:val="bullet"/>
+      <w:lvlText w:val="o"/>
+      <w:lvlJc w:val="left"/>
+      <w:pPr>
+        <w:ind w:hanging="360" w:left="1440"/>
+      </w:pPr>
+      <w:rPr>
+        <w:rFonts w:ascii="Courier New" w:cs="Courier New" w:hAnsi="Courier New" w:hint="default"/>
+      </w:rPr>
+    </w:lvl>
+    <w:lvl w:ilvl="2" w:tentative="1" w:tplc="08090005">
+      <w:start w:val="1"/>
+      <w:numFmt w:val="bullet"/>
+      <w:lvlText w:val=""/>
+      <w:lvlJc w:val="left"/>
+      <w:pPr>
+        <w:ind w:hanging="360" w:left="2160"/>
+      </w:pPr>
+      <w:rPr>
+        <w:rFonts w:ascii="Wingdings" w:hAnsi="Wingdings" w:hint="default"/>
+      </w:rPr>
+    </w:lvl>
+    <w:lvl w:ilvl="3" w:tentative="1" w:tplc="08090001">
+      <w:start w:val="1"/>
+      <w:numFmt w:val="bullet"/>
+      <w:lvlText w:val=""/>
+      <w:lvlJc w:val="left"/>
+      <w:pPr>
+        <w:ind w:hanging="360" w:left="2880"/>
+      </w:pPr>
+      <w:rPr>
+        <w:rFonts w:ascii="Symbol" w:hAnsi="Symbol" w:hint="default"/>
+      </w:rPr>
+    </w:lvl>
+    <w:lvl w:ilvl="4" w:tentative="1" w:tplc="08090003">
+      <w:start w:val="1"/>
+      <w:numFmt w:val="bullet"/>
+      <w:lvlText w:val="o"/>
+      <w:lvlJc w:val="left"/>
+      <w:pPr>
+        <w:ind w:hanging="360" w:left="3600"/>
+      </w:pPr>
+      <w:rPr>
+        <w:rFonts w:ascii="Courier New" w:cs="Courier New" w:hAnsi="Courier New" w:hint="default"/>
+      </w:rPr>
+    </w:lvl>
+    <w:lvl w:ilvl="5" w:tentative="1" w:tplc="08090005">
+      <w:start w:val="1"/>
+      <w:numFmt w:val="bullet"/>
+      <w:lvlText w:val=""/>
+      <w:lvlJc w:val="left"/>
+      <w:pPr>
+        <w:ind w:hanging="360" w:left="4320"/>
+      </w:pPr>
+      <w:rPr>
+        <w:rFonts w:ascii="Wingdings" w:hAnsi="Wingdings" w:hint="default"/>
+      </w:rPr>
+    </w:lvl>
+    <w:lvl w:ilvl="6" w:tentative="1" w:tplc="08090001">
+      <w:start w:val="1"/>
+      <w:numFmt w:val="bullet"/>
+      <w:lvlText w:val=""/>
+      <w:lvlJc w:val="left"/>
+      <w:pPr>
+        <w:ind w:hanging="360" w:left="5040"/>
+      </w:pPr>
+      <w:rPr>
+        <w:rFonts w:ascii="Symbol" w:hAnsi="Symbol" w:hint="default"/>
+      </w:rPr>
+    </w:lvl>
+    <w:lvl w:ilvl="7" w:tentative="1" w:tplc="08090003">
+      <w:start w:val="1"/>
+      <w:numFmt w:val="bullet"/>
+      <w:lvlText w:val="o"/>
+      <w:lvlJc w:val="left"/>
+      <w:pPr>
+        <w:ind w:hanging="360" w:left="5760"/>
+      </w:pPr>
+      <w:rPr>
+        <w:rFonts w:ascii="Courier New" w:cs="Courier New" w:hAnsi="Courier New" w:hint="default"/>
+      </w:rPr>
+    </w:lvl>
+    <w:lvl w:ilvl="8" w:tentative="1" w:tplc="08090005">
+      <w:start w:val="1"/>
+      <w:numFmt w:val="bullet"/>
+      <w:lvlText w:val=""/>
+      <w:lvlJc w:val="left"/>
+      <w:pPr>
+        <w:ind w:hanging="360" w:left="6480"/>
+      </w:pPr>
+      <w:rPr>
+        <w:rFonts w:ascii="Wingdings" w:hAnsi="Wingdings" w:hint="default"/>
+      </w:rPr>
+    </w:lvl>
+  </w:abstractNum>
+  <w:abstractNum w15:restartNumberingAfterBreak="0" w:abstractNumId="10">
+    <w:nsid w:val="1BDE5A91"/>
+    <w:multiLevelType w:val="hybridMultilevel"/>
+    <w:tmpl w:val="58DA28A4"/>
+    <w:lvl w:ilvl="0" w:tplc="08090001">
+      <w:start w:val="1"/>
+      <w:numFmt w:val="bullet"/>
+      <w:lvlText w:val=""/>
+      <w:lvlJc w:val="left"/>
+      <w:pPr>
+        <w:ind w:hanging="360" w:left="720"/>
+      </w:pPr>
+      <w:rPr>
+        <w:rFonts w:ascii="Symbol" w:hAnsi="Symbol" w:hint="default"/>
+      </w:rPr>
+    </w:lvl>
+    <w:lvl w:ilvl="1" w:tentative="1" w:tplc="08090003">
+      <w:start w:val="1"/>
+      <w:numFmt w:val="bullet"/>
+      <w:lvlText w:val="o"/>
+      <w:lvlJc w:val="left"/>
+      <w:pPr>
+        <w:ind w:hanging="360" w:left="1440"/>
+      </w:pPr>
+      <w:rPr>
+        <w:rFonts w:ascii="Courier New" w:cs="Courier New" w:hAnsi="Courier New" w:hint="default"/>
+      </w:rPr>
+    </w:lvl>
+    <w:lvl w:ilvl="2" w:tentative="1" w:tplc="08090005">
+      <w:start w:val="1"/>
+      <w:numFmt w:val="bullet"/>
+      <w:lvlText w:val=""/>
+      <w:lvlJc w:val="left"/>
+      <w:pPr>
+        <w:ind w:hanging="360" w:left="2160"/>
+      </w:pPr>
+      <w:rPr>
+        <w:rFonts w:ascii="Wingdings" w:hAnsi="Wingdings" w:hint="default"/>
+      </w:rPr>
+    </w:lvl>
+    <w:lvl w:ilvl="3" w:tentative="1" w:tplc="08090001">
+      <w:start w:val="1"/>
+      <w:numFmt w:val="bullet"/>
+      <w:lvlText w:val=""/>
+      <w:lvlJc w:val="left"/>
+      <w:pPr>
+        <w:ind w:hanging="360" w:left="2880"/>
+      </w:pPr>
+      <w:rPr>
+        <w:rFonts w:ascii="Symbol" w:hAnsi="Symbol" w:hint="default"/>
+      </w:rPr>
+    </w:lvl>
+    <w:lvl w:ilvl="4" w:tentative="1" w:tplc="08090003">
+      <w:start w:val="1"/>
+      <w:numFmt w:val="bullet"/>
+      <w:lvlText w:val="o"/>
+      <w:lvlJc w:val="left"/>
+      <w:pPr>
+        <w:ind w:hanging="360" w:left="3600"/>
+      </w:pPr>
+      <w:rPr>
+        <w:rFonts w:ascii="Courier New" w:cs="Courier New" w:hAnsi="Courier New" w:hint="default"/>
+      </w:rPr>
+    </w:lvl>
+    <w:lvl w:ilvl="5" w:tentative="1" w:tplc="08090005">
+      <w:start w:val="1"/>
+      <w:numFmt w:val="bullet"/>
+      <w:lvlText w:val=""/>
+      <w:lvlJc w:val="left"/>
+      <w:pPr>
+        <w:ind w:hanging="360" w:left="4320"/>
+      </w:pPr>
+      <w:rPr>
+        <w:rFonts w:ascii="Wingdings" w:hAnsi="Wingdings" w:hint="default"/>
+      </w:rPr>
+    </w:lvl>
+    <w:lvl w:ilvl="6" w:tentative="1" w:tplc="08090001">
+      <w:start w:val="1"/>
+      <w:numFmt w:val="bullet"/>
+      <w:lvlText w:val=""/>
+      <w:lvlJc w:val="left"/>
+      <w:pPr>
+        <w:ind w:hanging="360" w:left="5040"/>
+      </w:pPr>
+      <w:rPr>
+        <w:rFonts w:ascii="Symbol" w:hAnsi="Symbol" w:hint="default"/>
+      </w:rPr>
+    </w:lvl>
+    <w:lvl w:ilvl="7" w:tentative="1" w:tplc="08090003">
+      <w:start w:val="1"/>
+      <w:numFmt w:val="bullet"/>
+      <w:lvlText w:val="o"/>
+      <w:lvlJc w:val="left"/>
+      <w:pPr>
+        <w:ind w:hanging="360" w:left="5760"/>
+      </w:pPr>
+      <w:rPr>
+        <w:rFonts w:ascii="Courier New" w:cs="Courier New" w:hAnsi="Courier New" w:hint="default"/>
+      </w:rPr>
+    </w:lvl>
+    <w:lvl w:ilvl="8" w:tentative="1" w:tplc="08090005">
+      <w:start w:val="1"/>
+      <w:numFmt w:val="bullet"/>
+      <w:lvlText w:val=""/>
+      <w:lvlJc w:val="left"/>
+      <w:pPr>
+        <w:ind w:hanging="360" w:left="6480"/>
+      </w:pPr>
+      <w:rPr>
+        <w:rFonts w:ascii="Wingdings" w:hAnsi="Wingdings" w:hint="default"/>
+      </w:rPr>
+    </w:lvl>
+  </w:abstractNum>
+  <w:abstractNum w15:restartNumberingAfterBreak="0" w:abstractNumId="11">
+    <w:nsid w:val="1DC4208D"/>
+    <w:multiLevelType w:val="hybridMultilevel"/>
+    <w:tmpl w:val="13841CCC"/>
+    <w:lvl w:ilvl="0" w:tplc="08090001">
+      <w:start w:val="1"/>
+      <w:numFmt w:val="bullet"/>
+      <w:lvlText w:val=""/>
+      <w:lvlJc w:val="left"/>
+      <w:pPr>
+        <w:ind w:hanging="360" w:left="1080"/>
+      </w:pPr>
+      <w:rPr>
+        <w:rFonts w:ascii="Symbol" w:hAnsi="Symbol" w:hint="default"/>
+      </w:rPr>
+    </w:lvl>
+    <w:lvl w:ilvl="1" w:tentative="1" w:tplc="08090003">
+      <w:start w:val="1"/>
+      <w:numFmt w:val="bullet"/>
+      <w:lvlText w:val="o"/>
+      <w:lvlJc w:val="left"/>
+      <w:pPr>
+        <w:ind w:hanging="360" w:left="1800"/>
+      </w:pPr>
+      <w:rPr>
+        <w:rFonts w:ascii="Courier New" w:cs="Courier New" w:hAnsi="Courier New" w:hint="default"/>
+      </w:rPr>
+    </w:lvl>
+    <w:lvl w:ilvl="2" w:tentative="1" w:tplc="08090005">
+      <w:start w:val="1"/>
+      <w:numFmt w:val="bullet"/>
+      <w:lvlText w:val=""/>
+      <w:lvlJc w:val="left"/>
+      <w:pPr>
+        <w:ind w:hanging="360" w:left="2520"/>
+      </w:pPr>
+      <w:rPr>
+        <w:rFonts w:ascii="Wingdings" w:hAnsi="Wingdings" w:hint="default"/>
+      </w:rPr>
+    </w:lvl>
+    <w:lvl w:ilvl="3" w:tentative="1" w:tplc="08090001">
+      <w:start w:val="1"/>
+      <w:numFmt w:val="bullet"/>
+      <w:lvlText w:val=""/>
+      <w:lvlJc w:val="left"/>
+      <w:pPr>
+        <w:ind w:hanging="360" w:left="3240"/>
+      </w:pPr>
+      <w:rPr>
+        <w:rFonts w:ascii="Symbol" w:hAnsi="Symbol" w:hint="default"/>
+      </w:rPr>
+    </w:lvl>
+    <w:lvl w:ilvl="4" w:tentative="1" w:tplc="08090003">
+      <w:start w:val="1"/>
+      <w:numFmt w:val="bullet"/>
+      <w:lvlText w:val="o"/>
+      <w:lvlJc w:val="left"/>
+      <w:pPr>
+        <w:ind w:hanging="360" w:left="3960"/>
+      </w:pPr>
+      <w:rPr>
+        <w:rFonts w:ascii="Courier New" w:cs="Courier New" w:hAnsi="Courier New" w:hint="default"/>
+      </w:rPr>
+    </w:lvl>
+    <w:lvl w:ilvl="5" w:tentative="1" w:tplc="08090005">
+      <w:start w:val="1"/>
+      <w:numFmt w:val="bullet"/>
+      <w:lvlText w:val=""/>
+      <w:lvlJc w:val="left"/>
+      <w:pPr>
+        <w:ind w:hanging="360" w:left="4680"/>
+      </w:pPr>
+      <w:rPr>
+        <w:rFonts w:ascii="Wingdings" w:hAnsi="Wingdings" w:hint="default"/>
+      </w:rPr>
+    </w:lvl>
+    <w:lvl w:ilvl="6" w:tentative="1" w:tplc="08090001">
+      <w:start w:val="1"/>
+      <w:numFmt w:val="bullet"/>
+      <w:lvlText w:val=""/>
+      <w:lvlJc w:val="left"/>
+      <w:pPr>
+        <w:ind w:hanging="360" w:left="5400"/>
+      </w:pPr>
+      <w:rPr>
+        <w:rFonts w:ascii="Symbol" w:hAnsi="Symbol" w:hint="default"/>
+      </w:rPr>
+    </w:lvl>
+    <w:lvl w:ilvl="7" w:tentative="1" w:tplc="08090003">
+      <w:start w:val="1"/>
+      <w:numFmt w:val="bullet"/>
+      <w:lvlText w:val="o"/>
+      <w:lvlJc w:val="left"/>
+      <w:pPr>
+        <w:ind w:hanging="360" w:left="6120"/>
+      </w:pPr>
+      <w:rPr>
+        <w:rFonts w:ascii="Courier New" w:cs="Courier New" w:hAnsi="Courier New" w:hint="default"/>
+      </w:rPr>
+    </w:lvl>
+    <w:lvl w:ilvl="8" w:tentative="1" w:tplc="08090005">
+      <w:start w:val="1"/>
+      <w:numFmt w:val="bullet"/>
+      <w:lvlText w:val=""/>
+      <w:lvlJc w:val="left"/>
+      <w:pPr>
+        <w:ind w:hanging="360" w:left="6840"/>
+      </w:pPr>
+      <w:rPr>
+        <w:rFonts w:ascii="Wingdings" w:hAnsi="Wingdings" w:hint="default"/>
+      </w:rPr>
+    </w:lvl>
+  </w:abstractNum>
+  <w:abstractNum w15:restartNumberingAfterBreak="0" w:abstractNumId="12">
+    <w:nsid w:val="1FD8471F"/>
+    <w:multiLevelType w:val="multilevel"/>
+    <w:tmpl w:val="EDDEF4E4"/>
+    <w:lvl w:ilvl="0">
+      <w:start w:val="1"/>
+      <w:numFmt w:val="decimal"/>
+      <w:lvlText w:val="%1"/>
+      <w:lvlJc w:val="left"/>
+      <w:pPr>
+        <w:ind w:hanging="360" w:left="360"/>
+      </w:pPr>
+      <w:rPr>
+        <w:rFonts w:hint="default"/>
+      </w:rPr>
+    </w:lvl>
+    <w:lvl w:ilvl="1">
+      <w:start w:val="1"/>
+      <w:numFmt w:val="decimal"/>
+      <w:lvlText w:val="%1.%2"/>
+      <w:lvlJc w:val="left"/>
+      <w:pPr>
+        <w:ind w:hanging="720" w:left="720"/>
+      </w:pPr>
+      <w:rPr>
+        <w:rFonts w:hint="default"/>
+      </w:rPr>
+    </w:lvl>
+    <w:lvl w:ilvl="2">
+      <w:start w:val="1"/>
+      <w:numFmt w:val="decimal"/>
+      <w:lvlText w:val="%1.%2.%3"/>
+      <w:lvlJc w:val="left"/>
+      <w:pPr>
+        <w:ind w:hanging="1080" w:left="1080"/>
+      </w:pPr>
+      <w:rPr>
+        <w:rFonts w:hint="default"/>
+      </w:rPr>
+    </w:lvl>
+    <w:lvl w:ilvl="3">
+      <w:start w:val="1"/>
+      <w:numFmt w:val="decimal"/>
+      <w:lvlText w:val="%1.%2.%3.%4"/>
+      <w:lvlJc w:val="left"/>
+      <w:pPr>
+        <w:ind w:hanging="1080" w:left="1080"/>
+      </w:pPr>
+      <w:rPr>
+        <w:rFonts w:hint="default"/>
+      </w:rPr>
+    </w:lvl>
+    <w:lvl w:ilvl="4">
+      <w:start w:val="1"/>
+      <w:numFmt w:val="decimal"/>
+      <w:lvlText w:val="%1.%2.%3.%4.%5"/>
+      <w:lvlJc w:val="left"/>
+      <w:pPr>
+        <w:ind w:hanging="1440" w:left="1440"/>
+      </w:pPr>
+      <w:rPr>
+        <w:rFonts w:hint="default"/>
+      </w:rPr>
+    </w:lvl>
+    <w:lvl w:ilvl="5">
+      <w:start w:val="1"/>
+      <w:numFmt w:val="decimal"/>
+      <w:lvlText w:val="%1.%2.%3.%4.%5.%6"/>
+      <w:lvlJc w:val="left"/>
+      <w:pPr>
+        <w:ind w:hanging="1800" w:left="1800"/>
+      </w:pPr>
+      <w:rPr>
+        <w:rFonts w:hint="default"/>
+      </w:rPr>
+    </w:lvl>
+    <w:lvl w:ilvl="6">
+      <w:start w:val="1"/>
+      <w:numFmt w:val="decimal"/>
+      <w:lvlText w:val="%1.%2.%3.%4.%5.%6.%7"/>
+      <w:lvlJc w:val="left"/>
+      <w:pPr>
+        <w:ind w:hanging="1800" w:left="1800"/>
+      </w:pPr>
+      <w:rPr>
+        <w:rFonts w:hint="default"/>
+      </w:rPr>
+    </w:lvl>
+    <w:lvl w:ilvl="7">
+      <w:start w:val="1"/>
+      <w:numFmt w:val="decimal"/>
+      <w:lvlText w:val="%1.%2.%3.%4.%5.%6.%7.%8"/>
+      <w:lvlJc w:val="left"/>
+      <w:pPr>
+        <w:ind w:hanging="2160" w:left="2160"/>
+      </w:pPr>
+      <w:rPr>
+        <w:rFonts w:hint="default"/>
+      </w:rPr>
+    </w:lvl>
+    <w:lvl w:ilvl="8">
+      <w:start w:val="1"/>
+      <w:numFmt w:val="decimal"/>
+      <w:lvlText w:val="%1.%2.%3.%4.%5.%6.%7.%8.%9"/>
+      <w:lvlJc w:val="left"/>
+      <w:pPr>
+        <w:ind w:hanging="2520" w:left="2520"/>
+      </w:pPr>
+      <w:rPr>
+        <w:rFonts w:hint="default"/>
+      </w:rPr>
+    </w:lvl>
+  </w:abstractNum>
+  <w:abstractNum w15:restartNumberingAfterBreak="0" w:abstractNumId="13">
+    <w:nsid w:val="24C422BF"/>
+    <w:multiLevelType w:val="hybridMultilevel"/>
+    <w:tmpl w:val="76EA4E38"/>
+    <w:lvl w:ilvl="0" w:tplc="0809000B">
+      <w:start w:val="1"/>
+      <w:numFmt w:val="bullet"/>
+      <w:lvlText w:val=""/>
+      <w:lvlJc w:val="left"/>
+      <w:pPr>
+        <w:ind w:hanging="360" w:left="720"/>
+      </w:pPr>
+      <w:rPr>
+        <w:rFonts w:ascii="Wingdings" w:hAnsi="Wingdings" w:hint="default"/>
+      </w:rPr>
+    </w:lvl>
+    <w:lvl w:ilvl="1" w:tentative="1" w:tplc="08090003">
+      <w:start w:val="1"/>
+      <w:numFmt w:val="bullet"/>
+      <w:lvlText w:val="o"/>
+      <w:lvlJc w:val="left"/>
+      <w:pPr>
+        <w:ind w:hanging="360" w:left="1440"/>
+      </w:pPr>
+      <w:rPr>
+        <w:rFonts w:ascii="Courier New" w:cs="Courier New" w:hAnsi="Courier New" w:hint="default"/>
+      </w:rPr>
+    </w:lvl>
+    <w:lvl w:ilvl="2" w:tentative="1" w:tplc="08090005">
+      <w:start w:val="1"/>
+      <w:numFmt w:val="bullet"/>
+      <w:lvlText w:val=""/>
+      <w:lvlJc w:val="left"/>
+      <w:pPr>
+        <w:ind w:hanging="360" w:left="2160"/>
+      </w:pPr>
+      <w:rPr>
+        <w:rFonts w:ascii="Wingdings" w:hAnsi="Wingdings" w:hint="default"/>
+      </w:rPr>
+    </w:lvl>
+    <w:lvl w:ilvl="3" w:tentative="1" w:tplc="08090001">
+      <w:start w:val="1"/>
+      <w:numFmt w:val="bullet"/>
+      <w:lvlText w:val=""/>
+      <w:lvlJc w:val="left"/>
+      <w:pPr>
+        <w:ind w:hanging="360" w:left="2880"/>
+      </w:pPr>
+      <w:rPr>
+        <w:rFonts w:ascii="Symbol" w:hAnsi="Symbol" w:hint="default"/>
+      </w:rPr>
+    </w:lvl>
+    <w:lvl w:ilvl="4" w:tentative="1" w:tplc="08090003">
+      <w:start w:val="1"/>
+      <w:numFmt w:val="bullet"/>
+      <w:lvlText w:val="o"/>
+      <w:lvlJc w:val="left"/>
+      <w:pPr>
+        <w:ind w:hanging="360" w:left="3600"/>
+      </w:pPr>
+      <w:rPr>
+        <w:rFonts w:ascii="Courier New" w:cs="Courier New" w:hAnsi="Courier New" w:hint="default"/>
+      </w:rPr>
+    </w:lvl>
+    <w:lvl w:ilvl="5" w:tentative="1" w:tplc="08090005">
+      <w:start w:val="1"/>
+      <w:numFmt w:val="bullet"/>
+      <w:lvlText w:val=""/>
+      <w:lvlJc w:val="left"/>
+      <w:pPr>
+        <w:ind w:hanging="360" w:left="4320"/>
+      </w:pPr>
+      <w:rPr>
+        <w:rFonts w:ascii="Wingdings" w:hAnsi="Wingdings" w:hint="default"/>
+      </w:rPr>
+    </w:lvl>
+    <w:lvl w:ilvl="6" w:tentative="1" w:tplc="08090001">
+      <w:start w:val="1"/>
+      <w:numFmt w:val="bullet"/>
+      <w:lvlText w:val=""/>
+      <w:lvlJc w:val="left"/>
+      <w:pPr>
+        <w:ind w:hanging="360" w:left="5040"/>
+      </w:pPr>
+      <w:rPr>
+        <w:rFonts w:ascii="Symbol" w:hAnsi="Symbol" w:hint="default"/>
+      </w:rPr>
+    </w:lvl>
+    <w:lvl w:ilvl="7" w:tentative="1" w:tplc="08090003">
+      <w:start w:val="1"/>
+      <w:numFmt w:val="bullet"/>
+      <w:lvlText w:val="o"/>
+      <w:lvlJc w:val="left"/>
+      <w:pPr>
+        <w:ind w:hanging="360" w:left="5760"/>
+      </w:pPr>
+      <w:rPr>
+        <w:rFonts w:ascii="Courier New" w:cs="Courier New" w:hAnsi="Courier New" w:hint="default"/>
+      </w:rPr>
+    </w:lvl>
+    <w:lvl w:ilvl="8" w:tentative="1" w:tplc="08090005">
+      <w:start w:val="1"/>
+      <w:numFmt w:val="bullet"/>
+      <w:lvlText w:val=""/>
+      <w:lvlJc w:val="left"/>
+      <w:pPr>
+        <w:ind w:hanging="360" w:left="6480"/>
+      </w:pPr>
+      <w:rPr>
+        <w:rFonts w:ascii="Wingdings" w:hAnsi="Wingdings" w:hint="default"/>
+      </w:rPr>
+    </w:lvl>
+  </w:abstractNum>
+  <w:abstractNum w15:restartNumberingAfterBreak="0" w:abstractNumId="14">
+    <w:nsid w:val="263B5A2F"/>
+    <w:multiLevelType w:val="hybridMultilevel"/>
+    <w:tmpl w:val="136C5970"/>
+    <w:lvl w:ilvl="0" w:tplc="0809000B">
+      <w:start w:val="1"/>
+      <w:numFmt w:val="bullet"/>
+      <w:lvlText w:val=""/>
+      <w:lvlJc w:val="left"/>
+      <w:pPr>
+        <w:ind w:hanging="360" w:left="720"/>
+      </w:pPr>
+      <w:rPr>
+        <w:rFonts w:ascii="Wingdings" w:hAnsi="Wingdings" w:hint="default"/>
+      </w:rPr>
+    </w:lvl>
+    <w:lvl w:ilvl="1" w:tentative="1" w:tplc="08090003">
+      <w:start w:val="1"/>
+      <w:numFmt w:val="bullet"/>
+      <w:lvlText w:val="o"/>
+      <w:lvlJc w:val="left"/>
+      <w:pPr>
+        <w:ind w:hanging="360" w:left="1440"/>
+      </w:pPr>
+      <w:rPr>
+        <w:rFonts w:ascii="Courier New" w:cs="Courier New" w:hAnsi="Courier New" w:hint="default"/>
+      </w:rPr>
+    </w:lvl>
+    <w:lvl w:ilvl="2" w:tentative="1" w:tplc="08090005">
+      <w:start w:val="1"/>
+      <w:numFmt w:val="bullet"/>
+      <w:lvlText w:val=""/>
+      <w:lvlJc w:val="left"/>
+      <w:pPr>
+        <w:ind w:hanging="360" w:left="2160"/>
+      </w:pPr>
+      <w:rPr>
+        <w:rFonts w:ascii="Wingdings" w:hAnsi="Wingdings" w:hint="default"/>
+      </w:rPr>
+    </w:lvl>
+    <w:lvl w:ilvl="3" w:tentative="1" w:tplc="08090001">
+      <w:start w:val="1"/>
+      <w:numFmt w:val="bullet"/>
+      <w:lvlText w:val=""/>
+      <w:lvlJc w:val="left"/>
+      <w:pPr>
+        <w:ind w:hanging="360" w:left="2880"/>
+      </w:pPr>
+      <w:rPr>
+        <w:rFonts w:ascii="Symbol" w:hAnsi="Symbol" w:hint="default"/>
+      </w:rPr>
+    </w:lvl>
+    <w:lvl w:ilvl="4" w:tentative="1" w:tplc="08090003">
+      <w:start w:val="1"/>
+      <w:numFmt w:val="bullet"/>
+      <w:lvlText w:val="o"/>
+      <w:lvlJc w:val="left"/>
+      <w:pPr>
+        <w:ind w:hanging="360" w:left="3600"/>
+      </w:pPr>
+      <w:rPr>
+        <w:rFonts w:ascii="Courier New" w:cs="Courier New" w:hAnsi="Courier New" w:hint="default"/>
+      </w:rPr>
+    </w:lvl>
+    <w:lvl w:ilvl="5" w:tentative="1" w:tplc="08090005">
+      <w:start w:val="1"/>
+      <w:numFmt w:val="bullet"/>
+      <w:lvlText w:val=""/>
+      <w:lvlJc w:val="left"/>
+      <w:pPr>
+        <w:ind w:hanging="360" w:left="4320"/>
+      </w:pPr>
+      <w:rPr>
+        <w:rFonts w:ascii="Wingdings" w:hAnsi="Wingdings" w:hint="default"/>
+      </w:rPr>
+    </w:lvl>
+    <w:lvl w:ilvl="6" w:tentative="1" w:tplc="08090001">
+      <w:start w:val="1"/>
+      <w:numFmt w:val="bullet"/>
+      <w:lvlText w:val=""/>
+      <w:lvlJc w:val="left"/>
+      <w:pPr>
+        <w:ind w:hanging="360" w:left="5040"/>
+      </w:pPr>
+      <w:rPr>
+        <w:rFonts w:ascii="Symbol" w:hAnsi="Symbol" w:hint="default"/>
+      </w:rPr>
+    </w:lvl>
+    <w:lvl w:ilvl="7" w:tentative="1" w:tplc="08090003">
+      <w:start w:val="1"/>
+      <w:numFmt w:val="bullet"/>
+      <w:lvlText w:val="o"/>
+      <w:lvlJc w:val="left"/>
+      <w:pPr>
+        <w:ind w:hanging="360" w:left="5760"/>
+      </w:pPr>
+      <w:rPr>
+        <w:rFonts w:ascii="Courier New" w:cs="Courier New" w:hAnsi="Courier New" w:hint="default"/>
+      </w:rPr>
+    </w:lvl>
+    <w:lvl w:ilvl="8" w:tentative="1" w:tplc="08090005">
+      <w:start w:val="1"/>
+      <w:numFmt w:val="bullet"/>
+      <w:lvlText w:val=""/>
+      <w:lvlJc w:val="left"/>
+      <w:pPr>
+        <w:ind w:hanging="360" w:left="6480"/>
+      </w:pPr>
+      <w:rPr>
+        <w:rFonts w:ascii="Wingdings" w:hAnsi="Wingdings" w:hint="default"/>
+      </w:rPr>
+    </w:lvl>
+  </w:abstractNum>
+  <w:abstractNum w15:restartNumberingAfterBreak="0" w:abstractNumId="15">
+    <w:nsid w:val="279A0C20"/>
+    <w:multiLevelType w:val="hybridMultilevel"/>
+    <w:tmpl w:val="C53889AA"/>
+    <w:lvl w:ilvl="0" w:tplc="08090001">
+      <w:start w:val="1"/>
+      <w:numFmt w:val="bullet"/>
+      <w:lvlText w:val=""/>
+      <w:lvlJc w:val="left"/>
+      <w:pPr>
+        <w:ind w:hanging="360" w:left="720"/>
+      </w:pPr>
+      <w:rPr>
+        <w:rFonts w:ascii="Symbol" w:hAnsi="Symbol" w:hint="default"/>
+      </w:rPr>
+    </w:lvl>
+    <w:lvl w:ilvl="1" w:tentative="1" w:tplc="08090003">
+      <w:start w:val="1"/>
+      <w:numFmt w:val="bullet"/>
+      <w:lvlText w:val="o"/>
+      <w:lvlJc w:val="left"/>
+      <w:pPr>
+        <w:ind w:hanging="360" w:left="1440"/>
+      </w:pPr>
+      <w:rPr>
+        <w:rFonts w:ascii="Courier New" w:cs="Courier New" w:hAnsi="Courier New" w:hint="default"/>
+      </w:rPr>
+    </w:lvl>
+    <w:lvl w:ilvl="2" w:tentative="1" w:tplc="08090005">
+      <w:start w:val="1"/>
+      <w:numFmt w:val="bullet"/>
+      <w:lvlText w:val=""/>
+      <w:lvlJc w:val="left"/>
+      <w:pPr>
+        <w:ind w:hanging="360" w:left="2160"/>
+      </w:pPr>
+      <w:rPr>
+        <w:rFonts w:ascii="Wingdings" w:hAnsi="Wingdings" w:hint="default"/>
+      </w:rPr>
+    </w:lvl>
+    <w:lvl w:ilvl="3" w:tentative="1" w:tplc="08090001">
+      <w:start w:val="1"/>
+      <w:numFmt w:val="bullet"/>
+      <w:lvlText w:val=""/>
+      <w:lvlJc w:val="left"/>
+      <w:pPr>
+        <w:ind w:hanging="360" w:left="2880"/>
+      </w:pPr>
+      <w:rPr>
+        <w:rFonts w:ascii="Symbol" w:hAnsi="Symbol" w:hint="default"/>
+      </w:rPr>
+    </w:lvl>
+    <w:lvl w:ilvl="4" w:tentative="1" w:tplc="08090003">
+      <w:start w:val="1"/>
+      <w:numFmt w:val="bullet"/>
+      <w:lvlText w:val="o"/>
+      <w:lvlJc w:val="left"/>
+      <w:pPr>
+        <w:ind w:hanging="360" w:left="3600"/>
+      </w:pPr>
+      <w:rPr>
+        <w:rFonts w:ascii="Courier New" w:cs="Courier New" w:hAnsi="Courier New" w:hint="default"/>
+      </w:rPr>
+    </w:lvl>
+    <w:lvl w:ilvl="5" w:tentative="1" w:tplc="08090005">
+      <w:start w:val="1"/>
+      <w:numFmt w:val="bullet"/>
+      <w:lvlText w:val=""/>
+      <w:lvlJc w:val="left"/>
+      <w:pPr>
+        <w:ind w:hanging="360" w:left="4320"/>
+      </w:pPr>
+      <w:rPr>
+        <w:rFonts w:ascii="Wingdings" w:hAnsi="Wingdings" w:hint="default"/>
+      </w:rPr>
+    </w:lvl>
+    <w:lvl w:ilvl="6" w:tentative="1" w:tplc="08090001">
+      <w:start w:val="1"/>
+      <w:numFmt w:val="bullet"/>
+      <w:lvlText w:val=""/>
+      <w:lvlJc w:val="left"/>
+      <w:pPr>
+        <w:ind w:hanging="360" w:left="5040"/>
+      </w:pPr>
+      <w:rPr>
+        <w:rFonts w:ascii="Symbol" w:hAnsi="Symbol" w:hint="default"/>
+      </w:rPr>
+    </w:lvl>
+    <w:lvl w:ilvl="7" w:tentative="1" w:tplc="08090003">
+      <w:start w:val="1"/>
+      <w:numFmt w:val="bullet"/>
+      <w:lvlText w:val="o"/>
+      <w:lvlJc w:val="left"/>
+      <w:pPr>
+        <w:ind w:hanging="360" w:left="5760"/>
+      </w:pPr>
+      <w:rPr>
+        <w:rFonts w:ascii="Courier New" w:cs="Courier New" w:hAnsi="Courier New" w:hint="default"/>
+      </w:rPr>
+    </w:lvl>
+    <w:lvl w:ilvl="8" w:tentative="1" w:tplc="08090005">
+      <w:start w:val="1"/>
+      <w:numFmt w:val="bullet"/>
+      <w:lvlText w:val=""/>
+      <w:lvlJc w:val="left"/>
+      <w:pPr>
+        <w:ind w:hanging="360" w:left="6480"/>
+      </w:pPr>
+      <w:rPr>
+        <w:rFonts w:ascii="Wingdings" w:hAnsi="Wingdings" w:hint="default"/>
+      </w:rPr>
+    </w:lvl>
+  </w:abstractNum>
+  <w:abstractNum w15:restartNumberingAfterBreak="0" w:abstractNumId="16">
+    <w:nsid w:val="3425330B"/>
+    <w:multiLevelType w:val="hybridMultilevel"/>
+    <w:tmpl w:val="0B82F92A"/>
+    <w:lvl w:ilvl="0" w:tplc="0809000B">
+      <w:start w:val="1"/>
+      <w:numFmt w:val="bullet"/>
+      <w:lvlText w:val=""/>
+      <w:lvlJc w:val="left"/>
+      <w:pPr>
+        <w:ind w:hanging="360" w:left="720"/>
+      </w:pPr>
+      <w:rPr>
+        <w:rFonts w:ascii="Wingdings" w:hAnsi="Wingdings" w:hint="default"/>
+      </w:rPr>
+    </w:lvl>
+    <w:lvl w:ilvl="1" w:tentative="1" w:tplc="08090003">
+      <w:start w:val="1"/>
+      <w:numFmt w:val="bullet"/>
+      <w:lvlText w:val="o"/>
+      <w:lvlJc w:val="left"/>
+      <w:pPr>
+        <w:ind w:hanging="360" w:left="1440"/>
+      </w:pPr>
+      <w:rPr>
+        <w:rFonts w:ascii="Courier New" w:cs="Courier New" w:hAnsi="Courier New" w:hint="default"/>
+      </w:rPr>
+    </w:lvl>
+    <w:lvl w:ilvl="2" w:tentative="1" w:tplc="08090005">
+      <w:start w:val="1"/>
+      <w:numFmt w:val="bullet"/>
+      <w:lvlText w:val=""/>
+      <w:lvlJc w:val="left"/>
+      <w:pPr>
+        <w:ind w:hanging="360" w:left="2160"/>
+      </w:pPr>
+      <w:rPr>
+        <w:rFonts w:ascii="Wingdings" w:hAnsi="Wingdings" w:hint="default"/>
+      </w:rPr>
+    </w:lvl>
+    <w:lvl w:ilvl="3" w:tentative="1" w:tplc="08090001">
+      <w:start w:val="1"/>
+      <w:numFmt w:val="bullet"/>
+      <w:lvlText w:val=""/>
+      <w:lvlJc w:val="left"/>
+      <w:pPr>
+        <w:ind w:hanging="360" w:left="2880"/>
+      </w:pPr>
+      <w:rPr>
+        <w:rFonts w:ascii="Symbol" w:hAnsi="Symbol" w:hint="default"/>
+      </w:rPr>
+    </w:lvl>
+    <w:lvl w:ilvl="4" w:tentative="1" w:tplc="08090003">
+      <w:start w:val="1"/>
+      <w:numFmt w:val="bullet"/>
+      <w:lvlText w:val="o"/>
+      <w:lvlJc w:val="left"/>
+      <w:pPr>
+        <w:ind w:hanging="360" w:left="3600"/>
+      </w:pPr>
+      <w:rPr>
+        <w:rFonts w:ascii="Courier New" w:cs="Courier New" w:hAnsi="Courier New" w:hint="default"/>
+      </w:rPr>
+    </w:lvl>
+    <w:lvl w:ilvl="5" w:tentative="1" w:tplc="08090005">
+      <w:start w:val="1"/>
+      <w:numFmt w:val="bullet"/>
+      <w:lvlText w:val=""/>
+      <w:lvlJc w:val="left"/>
+      <w:pPr>
+        <w:ind w:hanging="360" w:left="4320"/>
+      </w:pPr>
+      <w:rPr>
+        <w:rFonts w:ascii="Wingdings" w:hAnsi="Wingdings" w:hint="default"/>
+      </w:rPr>
+    </w:lvl>
+    <w:lvl w:ilvl="6" w:tentative="1" w:tplc="08090001">
+      <w:start w:val="1"/>
+      <w:numFmt w:val="bullet"/>
+      <w:lvlText w:val=""/>
+      <w:lvlJc w:val="left"/>
+      <w:pPr>
+        <w:ind w:hanging="360" w:left="5040"/>
+      </w:pPr>
+      <w:rPr>
+        <w:rFonts w:ascii="Symbol" w:hAnsi="Symbol" w:hint="default"/>
+      </w:rPr>
+    </w:lvl>
+    <w:lvl w:ilvl="7" w:tentative="1" w:tplc="08090003">
+      <w:start w:val="1"/>
+      <w:numFmt w:val="bullet"/>
+      <w:lvlText w:val="o"/>
+      <w:lvlJc w:val="left"/>
+      <w:pPr>
+        <w:ind w:hanging="360" w:left="5760"/>
+      </w:pPr>
+      <w:rPr>
+        <w:rFonts w:ascii="Courier New" w:cs="Courier New" w:hAnsi="Courier New" w:hint="default"/>
+      </w:rPr>
+    </w:lvl>
+    <w:lvl w:ilvl="8" w:tentative="1" w:tplc="08090005">
+      <w:start w:val="1"/>
+      <w:numFmt w:val="bullet"/>
+      <w:lvlText w:val=""/>
+      <w:lvlJc w:val="left"/>
+      <w:pPr>
+        <w:ind w:hanging="360" w:left="6480"/>
+      </w:pPr>
+      <w:rPr>
+        <w:rFonts w:ascii="Wingdings" w:hAnsi="Wingdings" w:hint="default"/>
+      </w:rPr>
+    </w:lvl>
+  </w:abstractNum>
+  <w:abstractNum w15:restartNumberingAfterBreak="0" w:abstractNumId="17">
+    <w:nsid w:val="343515C1"/>
+    <w:multiLevelType w:val="hybridMultilevel"/>
+    <w:tmpl w:val="1F2AFBD6"/>
+    <w:lvl w:ilvl="0" w:tplc="0809000B">
+      <w:start w:val="1"/>
+      <w:numFmt w:val="bullet"/>
+      <w:lvlText w:val=""/>
+      <w:lvlJc w:val="left"/>
+      <w:pPr>
+        <w:ind w:hanging="360" w:left="720"/>
+      </w:pPr>
+      <w:rPr>
+        <w:rFonts w:ascii="Wingdings" w:hAnsi="Wingdings" w:hint="default"/>
+      </w:rPr>
+    </w:lvl>
+    <w:lvl w:ilvl="1" w:tentative="1" w:tplc="08090003">
+      <w:start w:val="1"/>
+      <w:numFmt w:val="bullet"/>
+      <w:lvlText w:val="o"/>
+      <w:lvlJc w:val="left"/>
+      <w:pPr>
+        <w:ind w:hanging="360" w:left="1440"/>
+      </w:pPr>
+      <w:rPr>
+        <w:rFonts w:ascii="Courier New" w:cs="Courier New" w:hAnsi="Courier New" w:hint="default"/>
+      </w:rPr>
+    </w:lvl>
+    <w:lvl w:ilvl="2" w:tentative="1" w:tplc="08090005">
+      <w:start w:val="1"/>
+      <w:numFmt w:val="bullet"/>
+      <w:lvlText w:val=""/>
+      <w:lvlJc w:val="left"/>
+      <w:pPr>
+        <w:ind w:hanging="360" w:left="2160"/>
+      </w:pPr>
+      <w:rPr>
+        <w:rFonts w:ascii="Wingdings" w:hAnsi="Wingdings" w:hint="default"/>
+      </w:rPr>
+    </w:lvl>
+    <w:lvl w:ilvl="3" w:tentative="1" w:tplc="08090001">
+      <w:start w:val="1"/>
+      <w:numFmt w:val="bullet"/>
+      <w:lvlText w:val=""/>
+      <w:lvlJc w:val="left"/>
+      <w:pPr>
+        <w:ind w:hanging="360" w:left="2880"/>
+      </w:pPr>
+      <w:rPr>
+        <w:rFonts w:ascii="Symbol" w:hAnsi="Symbol" w:hint="default"/>
+      </w:rPr>
+    </w:lvl>
+    <w:lvl w:ilvl="4" w:tentative="1" w:tplc="08090003">
+      <w:start w:val="1"/>
+      <w:numFmt w:val="bullet"/>
+      <w:lvlText w:val="o"/>
+      <w:lvlJc w:val="left"/>
+      <w:pPr>
+        <w:ind w:hanging="360" w:left="3600"/>
+      </w:pPr>
+      <w:rPr>
+        <w:rFonts w:ascii="Courier New" w:cs="Courier New" w:hAnsi="Courier New" w:hint="default"/>
+      </w:rPr>
+    </w:lvl>
+    <w:lvl w:ilvl="5" w:tentative="1" w:tplc="08090005">
+      <w:start w:val="1"/>
+      <w:numFmt w:val="bullet"/>
+      <w:lvlText w:val=""/>
+      <w:lvlJc w:val="left"/>
+      <w:pPr>
+        <w:ind w:hanging="360" w:left="4320"/>
+      </w:pPr>
+      <w:rPr>
+        <w:rFonts w:ascii="Wingdings" w:hAnsi="Wingdings" w:hint="default"/>
+      </w:rPr>
+    </w:lvl>
+    <w:lvl w:ilvl="6" w:tentative="1" w:tplc="08090001">
+      <w:start w:val="1"/>
+      <w:numFmt w:val="bullet"/>
+      <w:lvlText w:val=""/>
+      <w:lvlJc w:val="left"/>
+      <w:pPr>
+        <w:ind w:hanging="360" w:left="5040"/>
+      </w:pPr>
+      <w:rPr>
+        <w:rFonts w:ascii="Symbol" w:hAnsi="Symbol" w:hint="default"/>
+      </w:rPr>
+    </w:lvl>
+    <w:lvl w:ilvl="7" w:tentative="1" w:tplc="08090003">
+      <w:start w:val="1"/>
+      <w:numFmt w:val="bullet"/>
+      <w:lvlText w:val="o"/>
+      <w:lvlJc w:val="left"/>
+      <w:pPr>
+        <w:ind w:hanging="360" w:left="5760"/>
+      </w:pPr>
+      <w:rPr>
+        <w:rFonts w:ascii="Courier New" w:cs="Courier New" w:hAnsi="Courier New" w:hint="default"/>
+      </w:rPr>
+    </w:lvl>
+    <w:lvl w:ilvl="8" w:tentative="1" w:tplc="08090005">
+      <w:start w:val="1"/>
+      <w:numFmt w:val="bullet"/>
+      <w:lvlText w:val=""/>
+      <w:lvlJc w:val="left"/>
+      <w:pPr>
+        <w:ind w:hanging="360" w:left="6480"/>
+      </w:pPr>
+      <w:rPr>
+        <w:rFonts w:ascii="Wingdings" w:hAnsi="Wingdings" w:hint="default"/>
+      </w:rPr>
+    </w:lvl>
+  </w:abstractNum>
+  <w:abstractNum w15:restartNumberingAfterBreak="0" w:abstractNumId="18">
+    <w:nsid w:val="3B254027"/>
+    <w:multiLevelType w:val="multilevel"/>
+    <w:tmpl w:val="A0DCC6FC"/>
+    <w:lvl w:ilvl="0">
+      <w:start w:val="1"/>
+      <w:numFmt w:val="decimal"/>
+      <w:lvlText w:val="%1."/>
+      <w:lvlJc w:val="left"/>
+      <w:pPr>
+        <w:ind w:hanging="360" w:left="420"/>
+      </w:pPr>
+      <w:rPr>
+        <w:rFonts w:hint="default"/>
+      </w:rPr>
+    </w:lvl>
+    <w:lvl w:ilvl="1">
+      <w:start w:val="2"/>
+      <w:numFmt w:val="decimal"/>
+      <w:isLgl/>
+      <w:lvlText w:val="%1.%2."/>
+      <w:lvlJc w:val="left"/>
+      <w:pPr>
+        <w:ind w:hanging="720" w:left="780"/>
+      </w:pPr>
+      <w:rPr>
+        <w:rFonts w:hint="default"/>
+      </w:rPr>
+    </w:lvl>
+    <w:lvl w:ilvl="2">
+      <w:start w:val="1"/>
+      <w:numFmt w:val="decimal"/>
+      <w:isLgl/>
+      <w:lvlText w:val="%1.%2.%3."/>
+      <w:lvlJc w:val="left"/>
+      <w:pPr>
+        <w:ind w:hanging="720" w:left="780"/>
+      </w:pPr>
+      <w:rPr>
+        <w:rFonts w:hint="default"/>
+      </w:rPr>
+    </w:lvl>
+    <w:lvl w:ilvl="3">
+      <w:start w:val="1"/>
+      <w:numFmt w:val="decimal"/>
+      <w:isLgl/>
+      <w:lvlText w:val="%1.%2.%3.%4."/>
+      <w:lvlJc w:val="left"/>
+      <w:pPr>
+        <w:ind w:hanging="1080" w:left="1140"/>
+      </w:pPr>
+      <w:rPr>
+        <w:rFonts w:hint="default"/>
+      </w:rPr>
+    </w:lvl>
+    <w:lvl w:ilvl="4">
+      <w:start w:val="1"/>
+      <w:numFmt w:val="decimal"/>
+      <w:isLgl/>
+      <w:lvlText w:val="%1.%2.%3.%4.%5."/>
+      <w:lvlJc w:val="left"/>
+      <w:pPr>
+        <w:ind w:hanging="1080" w:left="1140"/>
+      </w:pPr>
+      <w:rPr>
+        <w:rFonts w:hint="default"/>
+      </w:rPr>
+    </w:lvl>
+    <w:lvl w:ilvl="5">
+      <w:start w:val="1"/>
+      <w:numFmt w:val="decimal"/>
+      <w:isLgl/>
+      <w:lvlText w:val="%1.%2.%3.%4.%5.%6."/>
+      <w:lvlJc w:val="left"/>
+      <w:pPr>
+        <w:ind w:hanging="1440" w:left="1500"/>
+      </w:pPr>
+      <w:rPr>
+        <w:rFonts w:hint="default"/>
+      </w:rPr>
+    </w:lvl>
+    <w:lvl w:ilvl="6">
+      <w:start w:val="1"/>
+      <w:numFmt w:val="decimal"/>
+      <w:isLgl/>
+      <w:lvlText w:val="%1.%2.%3.%4.%5.%6.%7."/>
+      <w:lvlJc w:val="left"/>
+      <w:pPr>
+        <w:ind w:hanging="1440" w:left="1500"/>
+      </w:pPr>
+      <w:rPr>
+        <w:rFonts w:hint="default"/>
+      </w:rPr>
+    </w:lvl>
+    <w:lvl w:ilvl="7">
+      <w:start w:val="1"/>
+      <w:numFmt w:val="decimal"/>
+      <w:isLgl/>
+      <w:lvlText w:val="%1.%2.%3.%4.%5.%6.%7.%8."/>
+      <w:lvlJc w:val="left"/>
+      <w:pPr>
+        <w:ind w:hanging="1800" w:left="1860"/>
+      </w:pPr>
+      <w:rPr>
+        <w:rFonts w:hint="default"/>
+      </w:rPr>
+    </w:lvl>
+    <w:lvl w:ilvl="8">
+      <w:start w:val="1"/>
+      <w:numFmt w:val="decimal"/>
+      <w:isLgl/>
+      <w:lvlText w:val="%1.%2.%3.%4.%5.%6.%7.%8.%9."/>
+      <w:lvlJc w:val="left"/>
+      <w:pPr>
+        <w:ind w:hanging="1800" w:left="1860"/>
+      </w:pPr>
+      <w:rPr>
+        <w:rFonts w:hint="default"/>
+      </w:rPr>
+    </w:lvl>
+  </w:abstractNum>
+  <w:abstractNum w15:restartNumberingAfterBreak="0" w:abstractNumId="19">
+    <w:nsid w:val="41257366"/>
+    <w:multiLevelType w:val="hybridMultilevel"/>
+    <w:tmpl w:val="BEFC6AFE"/>
+    <w:lvl w:ilvl="0" w:tplc="08090001">
+      <w:start w:val="1"/>
+      <w:numFmt w:val="bullet"/>
+      <w:lvlText w:val=""/>
+      <w:lvlJc w:val="left"/>
+      <w:pPr>
+        <w:ind w:hanging="360" w:left="1440"/>
+      </w:pPr>
+      <w:rPr>
+        <w:rFonts w:ascii="Symbol" w:hAnsi="Symbol" w:hint="default"/>
+      </w:rPr>
+    </w:lvl>
+    <w:lvl w:ilvl="1" w:tentative="1" w:tplc="08090003">
+      <w:start w:val="1"/>
+      <w:numFmt w:val="bullet"/>
+      <w:lvlText w:val="o"/>
+      <w:lvlJc w:val="left"/>
+      <w:pPr>
+        <w:ind w:hanging="360" w:left="2160"/>
+      </w:pPr>
+      <w:rPr>
+        <w:rFonts w:ascii="Courier New" w:cs="Courier New" w:hAnsi="Courier New" w:hint="default"/>
+      </w:rPr>
+    </w:lvl>
+    <w:lvl w:ilvl="2" w:tentative="1" w:tplc="08090005">
+      <w:start w:val="1"/>
+      <w:numFmt w:val="bullet"/>
+      <w:lvlText w:val=""/>
+      <w:lvlJc w:val="left"/>
+      <w:pPr>
+        <w:ind w:hanging="360" w:left="2880"/>
+      </w:pPr>
+      <w:rPr>
+        <w:rFonts w:ascii="Wingdings" w:hAnsi="Wingdings" w:hint="default"/>
+      </w:rPr>
+    </w:lvl>
+    <w:lvl w:ilvl="3" w:tentative="1" w:tplc="08090001">
+      <w:start w:val="1"/>
+      <w:numFmt w:val="bullet"/>
+      <w:lvlText w:val=""/>
+      <w:lvlJc w:val="left"/>
+      <w:pPr>
+        <w:ind w:hanging="360" w:left="3600"/>
+      </w:pPr>
+      <w:rPr>
+        <w:rFonts w:ascii="Symbol" w:hAnsi="Symbol" w:hint="default"/>
+      </w:rPr>
+    </w:lvl>
+    <w:lvl w:ilvl="4" w:tentative="1" w:tplc="08090003">
+      <w:start w:val="1"/>
+      <w:numFmt w:val="bullet"/>
+      <w:lvlText w:val="o"/>
+      <w:lvlJc w:val="left"/>
+      <w:pPr>
+        <w:ind w:hanging="360" w:left="4320"/>
+      </w:pPr>
+      <w:rPr>
+        <w:rFonts w:ascii="Courier New" w:cs="Courier New" w:hAnsi="Courier New" w:hint="default"/>
+      </w:rPr>
+    </w:lvl>
+    <w:lvl w:ilvl="5" w:tentative="1" w:tplc="08090005">
+      <w:start w:val="1"/>
+      <w:numFmt w:val="bullet"/>
+      <w:lvlText w:val=""/>
+      <w:lvlJc w:val="left"/>
+      <w:pPr>
+        <w:ind w:hanging="360" w:left="5040"/>
+      </w:pPr>
+      <w:rPr>
+        <w:rFonts w:ascii="Wingdings" w:hAnsi="Wingdings" w:hint="default"/>
+      </w:rPr>
+    </w:lvl>
+    <w:lvl w:ilvl="6" w:tentative="1" w:tplc="08090001">
+      <w:start w:val="1"/>
+      <w:numFmt w:val="bullet"/>
+      <w:lvlText w:val=""/>
+      <w:lvlJc w:val="left"/>
+      <w:pPr>
+        <w:ind w:hanging="360" w:left="5760"/>
+      </w:pPr>
+      <w:rPr>
+        <w:rFonts w:ascii="Symbol" w:hAnsi="Symbol" w:hint="default"/>
+      </w:rPr>
+    </w:lvl>
+    <w:lvl w:ilvl="7" w:tentative="1" w:tplc="08090003">
+      <w:start w:val="1"/>
+      <w:numFmt w:val="bullet"/>
+      <w:lvlText w:val="o"/>
+      <w:lvlJc w:val="left"/>
+      <w:pPr>
+        <w:ind w:hanging="360" w:left="6480"/>
+      </w:pPr>
+      <w:rPr>
+        <w:rFonts w:ascii="Courier New" w:cs="Courier New" w:hAnsi="Courier New" w:hint="default"/>
+      </w:rPr>
+    </w:lvl>
+    <w:lvl w:ilvl="8" w:tentative="1" w:tplc="08090005">
+      <w:start w:val="1"/>
+      <w:numFmt w:val="bullet"/>
+      <w:lvlText w:val=""/>
+      <w:lvlJc w:val="left"/>
+      <w:pPr>
+        <w:ind w:hanging="360" w:left="7200"/>
+      </w:pPr>
+      <w:rPr>
+        <w:rFonts w:ascii="Wingdings" w:hAnsi="Wingdings" w:hint="default"/>
+      </w:rPr>
+    </w:lvl>
+  </w:abstractNum>
+  <w:abstractNum w15:restartNumberingAfterBreak="0" w:abstractNumId="20">
+    <w:nsid w:val="441A57EE"/>
+    <w:multiLevelType w:val="hybridMultilevel"/>
+    <w:tmpl w:val="424CEFDC"/>
+    <w:lvl w:ilvl="0" w:tplc="0809000B">
+      <w:start w:val="1"/>
+      <w:numFmt w:val="bullet"/>
+      <w:lvlText w:val=""/>
+      <w:lvlJc w:val="left"/>
+      <w:pPr>
+        <w:ind w:hanging="360" w:left="720"/>
+      </w:pPr>
+      <w:rPr>
+        <w:rFonts w:ascii="Wingdings" w:hAnsi="Wingdings" w:hint="default"/>
+      </w:rPr>
+    </w:lvl>
+    <w:lvl w:ilvl="1" w:tentative="1" w:tplc="08090003">
+      <w:start w:val="1"/>
+      <w:numFmt w:val="bullet"/>
+      <w:lvlText w:val="o"/>
+      <w:lvlJc w:val="left"/>
+      <w:pPr>
+        <w:ind w:hanging="360" w:left="1440"/>
+      </w:pPr>
+      <w:rPr>
+        <w:rFonts w:ascii="Courier New" w:cs="Courier New" w:hAnsi="Courier New" w:hint="default"/>
+      </w:rPr>
+    </w:lvl>
+    <w:lvl w:ilvl="2" w:tentative="1" w:tplc="08090005">
+      <w:start w:val="1"/>
+      <w:numFmt w:val="bullet"/>
+      <w:lvlText w:val=""/>
+      <w:lvlJc w:val="left"/>
+      <w:pPr>
+        <w:ind w:hanging="360" w:left="2160"/>
+      </w:pPr>
+      <w:rPr>
+        <w:rFonts w:ascii="Wingdings" w:hAnsi="Wingdings" w:hint="default"/>
+      </w:rPr>
+    </w:lvl>
+    <w:lvl w:ilvl="3" w:tentative="1" w:tplc="08090001">
+      <w:start w:val="1"/>
+      <w:numFmt w:val="bullet"/>
+      <w:lvlText w:val=""/>
+      <w:lvlJc w:val="left"/>
+      <w:pPr>
+        <w:ind w:hanging="360" w:left="2880"/>
+      </w:pPr>
+      <w:rPr>
+        <w:rFonts w:ascii="Symbol" w:hAnsi="Symbol" w:hint="default"/>
+      </w:rPr>
+    </w:lvl>
+    <w:lvl w:ilvl="4" w:tentative="1" w:tplc="08090003">
+      <w:start w:val="1"/>
+      <w:numFmt w:val="bullet"/>
+      <w:lvlText w:val="o"/>
+      <w:lvlJc w:val="left"/>
+      <w:pPr>
+        <w:ind w:hanging="360" w:left="3600"/>
+      </w:pPr>
+      <w:rPr>
+        <w:rFonts w:ascii="Courier New" w:cs="Courier New" w:hAnsi="Courier New" w:hint="default"/>
+      </w:rPr>
+    </w:lvl>
+    <w:lvl w:ilvl="5" w:tentative="1" w:tplc="08090005">
+      <w:start w:val="1"/>
+      <w:numFmt w:val="bullet"/>
+      <w:lvlText w:val=""/>
+      <w:lvlJc w:val="left"/>
+      <w:pPr>
+        <w:ind w:hanging="360" w:left="4320"/>
+      </w:pPr>
+      <w:rPr>
+        <w:rFonts w:ascii="Wingdings" w:hAnsi="Wingdings" w:hint="default"/>
+      </w:rPr>
+    </w:lvl>
+    <w:lvl w:ilvl="6" w:tentative="1" w:tplc="08090001">
+      <w:start w:val="1"/>
+      <w:numFmt w:val="bullet"/>
+      <w:lvlText w:val=""/>
+      <w:lvlJc w:val="left"/>
+      <w:pPr>
+        <w:ind w:hanging="360" w:left="5040"/>
+      </w:pPr>
+      <w:rPr>
+        <w:rFonts w:ascii="Symbol" w:hAnsi="Symbol" w:hint="default"/>
+      </w:rPr>
+    </w:lvl>
+    <w:lvl w:ilvl="7" w:tentative="1" w:tplc="08090003">
+      <w:start w:val="1"/>
+      <w:numFmt w:val="bullet"/>
+      <w:lvlText w:val="o"/>
+      <w:lvlJc w:val="left"/>
+      <w:pPr>
+        <w:ind w:hanging="360" w:left="5760"/>
+      </w:pPr>
+      <w:rPr>
+        <w:rFonts w:ascii="Courier New" w:cs="Courier New" w:hAnsi="Courier New" w:hint="default"/>
+      </w:rPr>
+    </w:lvl>
+    <w:lvl w:ilvl="8" w:tentative="1" w:tplc="08090005">
+      <w:start w:val="1"/>
+      <w:numFmt w:val="bullet"/>
+      <w:lvlText w:val=""/>
+      <w:lvlJc w:val="left"/>
+      <w:pPr>
+        <w:ind w:hanging="360" w:left="6480"/>
+      </w:pPr>
+      <w:rPr>
+        <w:rFonts w:ascii="Wingdings" w:hAnsi="Wingdings" w:hint="default"/>
+      </w:rPr>
+    </w:lvl>
+  </w:abstractNum>
+  <w:abstractNum w15:restartNumberingAfterBreak="0" w:abstractNumId="21">
+    <w:nsid w:val="45F16709"/>
+    <w:multiLevelType w:val="hybridMultilevel"/>
+    <w:tmpl w:val="AB4AA070"/>
+    <w:lvl w:ilvl="0" w:tplc="0809000B">
+      <w:start w:val="1"/>
+      <w:numFmt w:val="bullet"/>
+      <w:lvlText w:val=""/>
+      <w:lvlJc w:val="left"/>
+      <w:pPr>
+        <w:ind w:hanging="360" w:left="720"/>
+      </w:pPr>
+      <w:rPr>
+        <w:rFonts w:ascii="Wingdings" w:hAnsi="Wingdings" w:hint="default"/>
+      </w:rPr>
+    </w:lvl>
+    <w:lvl w:ilvl="1" w:tplc="08090003">
+      <w:start w:val="1"/>
+      <w:numFmt w:val="bullet"/>
+      <w:lvlText w:val="o"/>
+      <w:lvlJc w:val="left"/>
+      <w:pPr>
+        <w:ind w:hanging="360" w:left="1440"/>
+      </w:pPr>
+      <w:rPr>
+        <w:rFonts w:ascii="Courier New" w:cs="Courier New" w:hAnsi="Courier New" w:hint="default"/>
+      </w:rPr>
+    </w:lvl>
+    <w:lvl w:ilvl="2" w:tplc="08090005">
+      <w:start w:val="1"/>
+      <w:numFmt w:val="bullet"/>
+      <w:lvlText w:val=""/>
+      <w:lvlJc w:val="left"/>
+      <w:pPr>
+        <w:ind w:hanging="360" w:left="2160"/>
+      </w:pPr>
+      <w:rPr>
+        <w:rFonts w:ascii="Wingdings" w:hAnsi="Wingdings" w:hint="default"/>
+      </w:rPr>
+    </w:lvl>
+    <w:lvl w:ilvl="3" w:tentative="1" w:tplc="08090001">
+      <w:start w:val="1"/>
+      <w:numFmt w:val="bullet"/>
+      <w:lvlText w:val=""/>
+      <w:lvlJc w:val="left"/>
+      <w:pPr>
+        <w:ind w:hanging="360" w:left="2880"/>
+      </w:pPr>
+      <w:rPr>
+        <w:rFonts w:ascii="Symbol" w:hAnsi="Symbol" w:hint="default"/>
+      </w:rPr>
+    </w:lvl>
+    <w:lvl w:ilvl="4" w:tentative="1" w:tplc="08090003">
+      <w:start w:val="1"/>
+      <w:numFmt w:val="bullet"/>
+      <w:lvlText w:val="o"/>
+      <w:lvlJc w:val="left"/>
+      <w:pPr>
+        <w:ind w:hanging="360" w:left="3600"/>
+      </w:pPr>
+      <w:rPr>
+        <w:rFonts w:ascii="Courier New" w:cs="Courier New" w:hAnsi="Courier New" w:hint="default"/>
+      </w:rPr>
+    </w:lvl>
+    <w:lvl w:ilvl="5" w:tentative="1" w:tplc="08090005">
+      <w:start w:val="1"/>
+      <w:numFmt w:val="bullet"/>
+      <w:lvlText w:val=""/>
+      <w:lvlJc w:val="left"/>
+      <w:pPr>
+        <w:ind w:hanging="360" w:left="4320"/>
+      </w:pPr>
+      <w:rPr>
+        <w:rFonts w:ascii="Wingdings" w:hAnsi="Wingdings" w:hint="default"/>
+      </w:rPr>
+    </w:lvl>
+    <w:lvl w:ilvl="6" w:tentative="1" w:tplc="08090001">
+      <w:start w:val="1"/>
+      <w:numFmt w:val="bullet"/>
+      <w:lvlText w:val=""/>
+      <w:lvlJc w:val="left"/>
+      <w:pPr>
+        <w:ind w:hanging="360" w:left="5040"/>
+      </w:pPr>
+      <w:rPr>
+        <w:rFonts w:ascii="Symbol" w:hAnsi="Symbol" w:hint="default"/>
+      </w:rPr>
+    </w:lvl>
+    <w:lvl w:ilvl="7" w:tentative="1" w:tplc="08090003">
+      <w:start w:val="1"/>
+      <w:numFmt w:val="bullet"/>
+      <w:lvlText w:val="o"/>
+      <w:lvlJc w:val="left"/>
+      <w:pPr>
+        <w:ind w:hanging="360" w:left="5760"/>
+      </w:pPr>
+      <w:rPr>
+        <w:rFonts w:ascii="Courier New" w:cs="Courier New" w:hAnsi="Courier New" w:hint="default"/>
+      </w:rPr>
+    </w:lvl>
+    <w:lvl w:ilvl="8" w:tentative="1" w:tplc="08090005">
+      <w:start w:val="1"/>
+      <w:numFmt w:val="bullet"/>
+      <w:lvlText w:val=""/>
+      <w:lvlJc w:val="left"/>
+      <w:pPr>
+        <w:ind w:hanging="360" w:left="6480"/>
+      </w:pPr>
+      <w:rPr>
+        <w:rFonts w:ascii="Wingdings" w:hAnsi="Wingdings" w:hint="default"/>
+      </w:rPr>
+    </w:lvl>
+  </w:abstractNum>
+  <w:abstractNum w15:restartNumberingAfterBreak="0" w:abstractNumId="22">
+    <w:nsid w:val="46A97F67"/>
+    <w:multiLevelType w:val="hybridMultilevel"/>
+    <w:tmpl w:val="6D18C744"/>
+    <w:lvl w:ilvl="0" w:tplc="0D303C44">
+      <w:start w:val="1"/>
+      <w:numFmt w:val="decimal"/>
+      <w:lvlText w:val="%1-"/>
+      <w:lvlJc w:val="left"/>
+      <w:pPr>
+        <w:ind w:hanging="360" w:left="720"/>
+      </w:pPr>
+      <w:rPr>
+        <w:rFonts w:hint="default"/>
+        <w:b/>
+      </w:rPr>
+    </w:lvl>
+    <w:lvl w:ilvl="1" w:tentative="1" w:tplc="08090019">
+      <w:start w:val="1"/>
+      <w:numFmt w:val="lowerLetter"/>
+      <w:lvlText w:val="%2."/>
+      <w:lvlJc w:val="left"/>
+      <w:pPr>
+        <w:ind w:hanging="360" w:left="1440"/>
+      </w:pPr>
+    </w:lvl>
+    <w:lvl w:ilvl="2" w:tentative="1" w:tplc="0809001B">
+      <w:start w:val="1"/>
+      <w:numFmt w:val="lowerRoman"/>
+      <w:lvlText w:val="%3."/>
+      <w:lvlJc w:val="right"/>
+      <w:pPr>
+        <w:ind w:hanging="180" w:left="2160"/>
+      </w:pPr>
+    </w:lvl>
+    <w:lvl w:ilvl="3" w:tentative="1" w:tplc="0809000F">
+      <w:start w:val="1"/>
+      <w:numFmt w:val="decimal"/>
+      <w:lvlText w:val="%4."/>
+      <w:lvlJc w:val="left"/>
+      <w:pPr>
+        <w:ind w:hanging="360" w:left="2880"/>
+      </w:pPr>
+    </w:lvl>
+    <w:lvl w:ilvl="4" w:tentative="1" w:tplc="08090019">
+      <w:start w:val="1"/>
+      <w:numFmt w:val="lowerLetter"/>
+      <w:lvlText w:val="%5."/>
+      <w:lvlJc w:val="left"/>
+      <w:pPr>
+        <w:ind w:hanging="360" w:left="3600"/>
+      </w:pPr>
+    </w:lvl>
+    <w:lvl w:ilvl="5" w:tentative="1" w:tplc="0809001B">
+      <w:start w:val="1"/>
+      <w:numFmt w:val="lowerRoman"/>
+      <w:lvlText w:val="%6."/>
+      <w:lvlJc w:val="right"/>
+      <w:pPr>
+        <w:ind w:hanging="180" w:left="4320"/>
+      </w:pPr>
+    </w:lvl>
+    <w:lvl w:ilvl="6" w:tentative="1" w:tplc="0809000F">
+      <w:start w:val="1"/>
+      <w:numFmt w:val="decimal"/>
+      <w:lvlText w:val="%7."/>
+      <w:lvlJc w:val="left"/>
+      <w:pPr>
+        <w:ind w:hanging="360" w:left="5040"/>
+      </w:pPr>
+    </w:lvl>
+    <w:lvl w:ilvl="7" w:tentative="1" w:tplc="08090019">
+      <w:start w:val="1"/>
+      <w:numFmt w:val="lowerLetter"/>
+      <w:lvlText w:val="%8."/>
+      <w:lvlJc w:val="left"/>
+      <w:pPr>
+        <w:ind w:hanging="360" w:left="5760"/>
+      </w:pPr>
+    </w:lvl>
+    <w:lvl w:ilvl="8" w:tentative="1" w:tplc="0809001B">
+      <w:start w:val="1"/>
+      <w:numFmt w:val="lowerRoman"/>
+      <w:lvlText w:val="%9."/>
+      <w:lvlJc w:val="right"/>
+      <w:pPr>
+        <w:ind w:hanging="180" w:left="6480"/>
+      </w:pPr>
+    </w:lvl>
+  </w:abstractNum>
+  <w:abstractNum w15:restartNumberingAfterBreak="0" w:abstractNumId="23">
+    <w:nsid w:val="48F06025"/>
+    <w:multiLevelType w:val="hybridMultilevel"/>
+    <w:tmpl w:val="CAE40DB8"/>
+    <w:lvl w:ilvl="0" w:tplc="0809000B">
+      <w:start w:val="1"/>
+      <w:numFmt w:val="bullet"/>
+      <w:lvlText w:val=""/>
+      <w:lvlJc w:val="left"/>
+      <w:pPr>
+        <w:ind w:hanging="360" w:left="720"/>
+      </w:pPr>
+      <w:rPr>
+        <w:rFonts w:ascii="Wingdings" w:hAnsi="Wingdings" w:hint="default"/>
+      </w:rPr>
+    </w:lvl>
+    <w:lvl w:ilvl="1" w:tentative="1" w:tplc="08090003">
+      <w:start w:val="1"/>
+      <w:numFmt w:val="bullet"/>
+      <w:lvlText w:val="o"/>
+      <w:lvlJc w:val="left"/>
+      <w:pPr>
+        <w:ind w:hanging="360" w:left="1440"/>
+      </w:pPr>
+      <w:rPr>
+        <w:rFonts w:ascii="Courier New" w:cs="Courier New" w:hAnsi="Courier New" w:hint="default"/>
+      </w:rPr>
+    </w:lvl>
+    <w:lvl w:ilvl="2" w:tentative="1" w:tplc="08090005">
+      <w:start w:val="1"/>
+      <w:numFmt w:val="bullet"/>
+      <w:lvlText w:val=""/>
+      <w:lvlJc w:val="left"/>
+      <w:pPr>
+        <w:ind w:hanging="360" w:left="2160"/>
+      </w:pPr>
+      <w:rPr>
+        <w:rFonts w:ascii="Wingdings" w:hAnsi="Wingdings" w:hint="default"/>
+      </w:rPr>
+    </w:lvl>
+    <w:lvl w:ilvl="3" w:tentative="1" w:tplc="08090001">
+      <w:start w:val="1"/>
+      <w:numFmt w:val="bullet"/>
+      <w:lvlText w:val=""/>
+      <w:lvlJc w:val="left"/>
+      <w:pPr>
+        <w:ind w:hanging="360" w:left="2880"/>
+      </w:pPr>
+      <w:rPr>
+        <w:rFonts w:ascii="Symbol" w:hAnsi="Symbol" w:hint="default"/>
+      </w:rPr>
+    </w:lvl>
+    <w:lvl w:ilvl="4" w:tentative="1" w:tplc="08090003">
+      <w:start w:val="1"/>
+      <w:numFmt w:val="bullet"/>
+      <w:lvlText w:val="o"/>
+      <w:lvlJc w:val="left"/>
+      <w:pPr>
+        <w:ind w:hanging="360" w:left="3600"/>
+      </w:pPr>
+      <w:rPr>
+        <w:rFonts w:ascii="Courier New" w:cs="Courier New" w:hAnsi="Courier New" w:hint="default"/>
+      </w:rPr>
+    </w:lvl>
+    <w:lvl w:ilvl="5" w:tentative="1" w:tplc="08090005">
+      <w:start w:val="1"/>
+      <w:numFmt w:val="bullet"/>
+      <w:lvlText w:val=""/>
+      <w:lvlJc w:val="left"/>
+      <w:pPr>
+        <w:ind w:hanging="360" w:left="4320"/>
+      </w:pPr>
+      <w:rPr>
+        <w:rFonts w:ascii="Wingdings" w:hAnsi="Wingdings" w:hint="default"/>
+      </w:rPr>
+    </w:lvl>
+    <w:lvl w:ilvl="6" w:tentative="1" w:tplc="08090001">
+      <w:start w:val="1"/>
+      <w:numFmt w:val="bullet"/>
+      <w:lvlText w:val=""/>
+      <w:lvlJc w:val="left"/>
+      <w:pPr>
+        <w:ind w:hanging="360" w:left="5040"/>
+      </w:pPr>
+      <w:rPr>
+        <w:rFonts w:ascii="Symbol" w:hAnsi="Symbol" w:hint="default"/>
+      </w:rPr>
+    </w:lvl>
+    <w:lvl w:ilvl="7" w:tentative="1" w:tplc="08090003">
+      <w:start w:val="1"/>
+      <w:numFmt w:val="bullet"/>
+      <w:lvlText w:val="o"/>
+      <w:lvlJc w:val="left"/>
+      <w:pPr>
+        <w:ind w:hanging="360" w:left="5760"/>
+      </w:pPr>
+      <w:rPr>
+        <w:rFonts w:ascii="Courier New" w:cs="Courier New" w:hAnsi="Courier New" w:hint="default"/>
+      </w:rPr>
+    </w:lvl>
+    <w:lvl w:ilvl="8" w:tentative="1" w:tplc="08090005">
+      <w:start w:val="1"/>
+      <w:numFmt w:val="bullet"/>
+      <w:lvlText w:val=""/>
+      <w:lvlJc w:val="left"/>
+      <w:pPr>
+        <w:ind w:hanging="360" w:left="6480"/>
+      </w:pPr>
+      <w:rPr>
+        <w:rFonts w:ascii="Wingdings" w:hAnsi="Wingdings" w:hint="default"/>
+      </w:rPr>
+    </w:lvl>
+  </w:abstractNum>
+  <w:abstractNum w15:restartNumberingAfterBreak="0" w:abstractNumId="24">
+    <w:nsid w:val="4A0B5BB7"/>
+    <w:multiLevelType w:val="hybridMultilevel"/>
+    <w:tmpl w:val="EB027106"/>
+    <w:lvl w:ilvl="0" w:tplc="08090001">
+      <w:start w:val="1"/>
+      <w:numFmt w:val="bullet"/>
+      <w:lvlText w:val=""/>
+      <w:lvlJc w:val="left"/>
+      <w:pPr>
+        <w:ind w:hanging="360" w:left="720"/>
+      </w:pPr>
+      <w:rPr>
+        <w:rFonts w:ascii="Symbol" w:hAnsi="Symbol" w:hint="default"/>
+      </w:rPr>
+    </w:lvl>
+    <w:lvl w:ilvl="1" w:tentative="1" w:tplc="08090003">
+      <w:start w:val="1"/>
+      <w:numFmt w:val="bullet"/>
+      <w:lvlText w:val="o"/>
+      <w:lvlJc w:val="left"/>
+      <w:pPr>
+        <w:ind w:hanging="360" w:left="1440"/>
+      </w:pPr>
+      <w:rPr>
+        <w:rFonts w:ascii="Courier New" w:cs="Courier New" w:hAnsi="Courier New" w:hint="default"/>
+      </w:rPr>
+    </w:lvl>
+    <w:lvl w:ilvl="2" w:tentative="1" w:tplc="08090005">
+      <w:start w:val="1"/>
+      <w:numFmt w:val="bullet"/>
+      <w:lvlText w:val=""/>
+      <w:lvlJc w:val="left"/>
+      <w:pPr>
+        <w:ind w:hanging="360" w:left="2160"/>
+      </w:pPr>
+      <w:rPr>
+        <w:rFonts w:ascii="Wingdings" w:hAnsi="Wingdings" w:hint="default"/>
+      </w:rPr>
+    </w:lvl>
+    <w:lvl w:ilvl="3" w:tentative="1" w:tplc="08090001">
+      <w:start w:val="1"/>
+      <w:numFmt w:val="bullet"/>
+      <w:lvlText w:val=""/>
+      <w:lvlJc w:val="left"/>
+      <w:pPr>
+        <w:ind w:hanging="360" w:left="2880"/>
+      </w:pPr>
+      <w:rPr>
+        <w:rFonts w:ascii="Symbol" w:hAnsi="Symbol" w:hint="default"/>
+      </w:rPr>
+    </w:lvl>
+    <w:lvl w:ilvl="4" w:tentative="1" w:tplc="08090003">
+      <w:start w:val="1"/>
+      <w:numFmt w:val="bullet"/>
+      <w:lvlText w:val="o"/>
+      <w:lvlJc w:val="left"/>
+      <w:pPr>
+        <w:ind w:hanging="360" w:left="3600"/>
+      </w:pPr>
+      <w:rPr>
+        <w:rFonts w:ascii="Courier New" w:cs="Courier New" w:hAnsi="Courier New" w:hint="default"/>
+      </w:rPr>
+    </w:lvl>
+    <w:lvl w:ilvl="5" w:tentative="1" w:tplc="08090005">
+      <w:start w:val="1"/>
+      <w:numFmt w:val="bullet"/>
+      <w:lvlText w:val=""/>
+      <w:lvlJc w:val="left"/>
+      <w:pPr>
+        <w:ind w:hanging="360" w:left="4320"/>
+      </w:pPr>
+      <w:rPr>
+        <w:rFonts w:ascii="Wingdings" w:hAnsi="Wingdings" w:hint="default"/>
+      </w:rPr>
+    </w:lvl>
+    <w:lvl w:ilvl="6" w:tentative="1" w:tplc="08090001">
+      <w:start w:val="1"/>
+      <w:numFmt w:val="bullet"/>
+      <w:lvlText w:val=""/>
+      <w:lvlJc w:val="left"/>
+      <w:pPr>
+        <w:ind w:hanging="360" w:left="5040"/>
+      </w:pPr>
+      <w:rPr>
+        <w:rFonts w:ascii="Symbol" w:hAnsi="Symbol" w:hint="default"/>
+      </w:rPr>
+    </w:lvl>
+    <w:lvl w:ilvl="7" w:tentative="1" w:tplc="08090003">
+      <w:start w:val="1"/>
+      <w:numFmt w:val="bullet"/>
+      <w:lvlText w:val="o"/>
+      <w:lvlJc w:val="left"/>
+      <w:pPr>
+        <w:ind w:hanging="360" w:left="5760"/>
+      </w:pPr>
+      <w:rPr>
+        <w:rFonts w:ascii="Courier New" w:cs="Courier New" w:hAnsi="Courier New" w:hint="default"/>
+      </w:rPr>
+    </w:lvl>
+    <w:lvl w:ilvl="8" w:tentative="1" w:tplc="08090005">
+      <w:start w:val="1"/>
+      <w:numFmt w:val="bullet"/>
+      <w:lvlText w:val=""/>
+      <w:lvlJc w:val="left"/>
+      <w:pPr>
+        <w:ind w:hanging="360" w:left="6480"/>
+      </w:pPr>
+      <w:rPr>
+        <w:rFonts w:ascii="Wingdings" w:hAnsi="Wingdings" w:hint="default"/>
+      </w:rPr>
+    </w:lvl>
+  </w:abstractNum>
+  <w:abstractNum w15:restartNumberingAfterBreak="0" w:abstractNumId="25">
+    <w:nsid w:val="4B5E1BF7"/>
+    <w:multiLevelType w:val="hybridMultilevel"/>
+    <w:tmpl w:val="021C6B32"/>
+    <w:lvl w:ilvl="0" w:tplc="0809000B">
+      <w:start w:val="1"/>
+      <w:numFmt w:val="bullet"/>
+      <w:lvlText w:val=""/>
+      <w:lvlJc w:val="left"/>
+      <w:pPr>
+        <w:ind w:hanging="360" w:left="720"/>
+      </w:pPr>
+      <w:rPr>
+        <w:rFonts w:ascii="Wingdings" w:hAnsi="Wingdings" w:hint="default"/>
+      </w:rPr>
+    </w:lvl>
+    <w:lvl w:ilvl="1" w:tentative="1" w:tplc="08090003">
+      <w:start w:val="1"/>
+      <w:numFmt w:val="bullet"/>
+      <w:lvlText w:val="o"/>
+      <w:lvlJc w:val="left"/>
+      <w:pPr>
+        <w:ind w:hanging="360" w:left="1440"/>
+      </w:pPr>
+      <w:rPr>
+        <w:rFonts w:ascii="Courier New" w:cs="Courier New" w:hAnsi="Courier New" w:hint="default"/>
+      </w:rPr>
+    </w:lvl>
+    <w:lvl w:ilvl="2" w:tentative="1" w:tplc="08090005">
+      <w:start w:val="1"/>
+      <w:numFmt w:val="bullet"/>
+      <w:lvlText w:val=""/>
+      <w:lvlJc w:val="left"/>
+      <w:pPr>
+        <w:ind w:hanging="360" w:left="2160"/>
+      </w:pPr>
+      <w:rPr>
+        <w:rFonts w:ascii="Wingdings" w:hAnsi="Wingdings" w:hint="default"/>
+      </w:rPr>
+    </w:lvl>
+    <w:lvl w:ilvl="3" w:tentative="1" w:tplc="08090001">
+      <w:start w:val="1"/>
+      <w:numFmt w:val="bullet"/>
+      <w:lvlText w:val=""/>
+      <w:lvlJc w:val="left"/>
+      <w:pPr>
+        <w:ind w:hanging="360" w:left="2880"/>
+      </w:pPr>
+      <w:rPr>
+        <w:rFonts w:ascii="Symbol" w:hAnsi="Symbol" w:hint="default"/>
+      </w:rPr>
+    </w:lvl>
+    <w:lvl w:ilvl="4" w:tentative="1" w:tplc="08090003">
+      <w:start w:val="1"/>
+      <w:numFmt w:val="bullet"/>
+      <w:lvlText w:val="o"/>
+      <w:lvlJc w:val="left"/>
+      <w:pPr>
+        <w:ind w:hanging="360" w:left="3600"/>
+      </w:pPr>
+      <w:rPr>
+        <w:rFonts w:ascii="Courier New" w:cs="Courier New" w:hAnsi="Courier New" w:hint="default"/>
+      </w:rPr>
+    </w:lvl>
+    <w:lvl w:ilvl="5" w:tentative="1" w:tplc="08090005">
+      <w:start w:val="1"/>
+      <w:numFmt w:val="bullet"/>
+      <w:lvlText w:val=""/>
+      <w:lvlJc w:val="left"/>
+      <w:pPr>
+        <w:ind w:hanging="360" w:left="4320"/>
+      </w:pPr>
+      <w:rPr>
+        <w:rFonts w:ascii="Wingdings" w:hAnsi="Wingdings" w:hint="default"/>
+      </w:rPr>
+    </w:lvl>
+    <w:lvl w:ilvl="6" w:tentative="1" w:tplc="08090001">
+      <w:start w:val="1"/>
+      <w:numFmt w:val="bullet"/>
+      <w:lvlText w:val=""/>
+      <w:lvlJc w:val="left"/>
+      <w:pPr>
+        <w:ind w:hanging="360" w:left="5040"/>
+      </w:pPr>
+      <w:rPr>
+        <w:rFonts w:ascii="Symbol" w:hAnsi="Symbol" w:hint="default"/>
+      </w:rPr>
+    </w:lvl>
+    <w:lvl w:ilvl="7" w:tentative="1" w:tplc="08090003">
+      <w:start w:val="1"/>
+      <w:numFmt w:val="bullet"/>
+      <w:lvlText w:val="o"/>
+      <w:lvlJc w:val="left"/>
+      <w:pPr>
+        <w:ind w:hanging="360" w:left="5760"/>
+      </w:pPr>
+      <w:rPr>
+        <w:rFonts w:ascii="Courier New" w:cs="Courier New" w:hAnsi="Courier New" w:hint="default"/>
+      </w:rPr>
+    </w:lvl>
+    <w:lvl w:ilvl="8" w:tentative="1" w:tplc="08090005">
+      <w:start w:val="1"/>
+      <w:numFmt w:val="bullet"/>
+      <w:lvlText w:val=""/>
+      <w:lvlJc w:val="left"/>
+      <w:pPr>
+        <w:ind w:hanging="360" w:left="6480"/>
+      </w:pPr>
+      <w:rPr>
+        <w:rFonts w:ascii="Wingdings" w:hAnsi="Wingdings" w:hint="default"/>
+      </w:rPr>
+    </w:lvl>
+  </w:abstractNum>
+  <w:abstractNum w15:restartNumberingAfterBreak="0" w:abstractNumId="26">
+    <w:nsid w:val="4B931B70"/>
+    <w:multiLevelType w:val="hybridMultilevel"/>
+    <w:tmpl w:val="DAA45F20"/>
+    <w:lvl w:ilvl="0" w:tplc="08090001">
+      <w:start w:val="1"/>
+      <w:numFmt w:val="bullet"/>
+      <w:lvlText w:val=""/>
+      <w:lvlJc w:val="left"/>
+      <w:pPr>
+        <w:ind w:hanging="360" w:left="720"/>
+      </w:pPr>
+      <w:rPr>
+        <w:rFonts w:ascii="Symbol" w:hAnsi="Symbol" w:hint="default"/>
+      </w:rPr>
+    </w:lvl>
+    <w:lvl w:ilvl="1" w:tentative="1" w:tplc="08090003">
+      <w:start w:val="1"/>
+      <w:numFmt w:val="bullet"/>
+      <w:lvlText w:val="o"/>
+      <w:lvlJc w:val="left"/>
+      <w:pPr>
+        <w:ind w:hanging="360" w:left="1440"/>
+      </w:pPr>
+      <w:rPr>
+        <w:rFonts w:ascii="Courier New" w:cs="Courier New" w:hAnsi="Courier New" w:hint="default"/>
+      </w:rPr>
+    </w:lvl>
+    <w:lvl w:ilvl="2" w:tentative="1" w:tplc="08090005">
+      <w:start w:val="1"/>
+      <w:numFmt w:val="bullet"/>
+      <w:lvlText w:val=""/>
+      <w:lvlJc w:val="left"/>
+      <w:pPr>
+        <w:ind w:hanging="360" w:left="2160"/>
+      </w:pPr>
+      <w:rPr>
+        <w:rFonts w:ascii="Wingdings" w:hAnsi="Wingdings" w:hint="default"/>
+      </w:rPr>
+    </w:lvl>
+    <w:lvl w:ilvl="3" w:tentative="1" w:tplc="08090001">
+      <w:start w:val="1"/>
+      <w:numFmt w:val="bullet"/>
+      <w:lvlText w:val=""/>
+      <w:lvlJc w:val="left"/>
+      <w:pPr>
+        <w:ind w:hanging="360" w:left="2880"/>
+      </w:pPr>
+      <w:rPr>
+        <w:rFonts w:ascii="Symbol" w:hAnsi="Symbol" w:hint="default"/>
+      </w:rPr>
+    </w:lvl>
+    <w:lvl w:ilvl="4" w:tentative="1" w:tplc="08090003">
+      <w:start w:val="1"/>
+      <w:numFmt w:val="bullet"/>
+      <w:lvlText w:val="o"/>
+      <w:lvlJc w:val="left"/>
+      <w:pPr>
+        <w:ind w:hanging="360" w:left="3600"/>
+      </w:pPr>
+      <w:rPr>
+        <w:rFonts w:ascii="Courier New" w:cs="Courier New" w:hAnsi="Courier New" w:hint="default"/>
+      </w:rPr>
+    </w:lvl>
+    <w:lvl w:ilvl="5" w:tentative="1" w:tplc="08090005">
+      <w:start w:val="1"/>
+      <w:numFmt w:val="bullet"/>
+      <w:lvlText w:val=""/>
+      <w:lvlJc w:val="left"/>
+      <w:pPr>
+        <w:ind w:hanging="360" w:left="4320"/>
+      </w:pPr>
+      <w:rPr>
+        <w:rFonts w:ascii="Wingdings" w:hAnsi="Wingdings" w:hint="default"/>
+      </w:rPr>
+    </w:lvl>
+    <w:lvl w:ilvl="6" w:tentative="1" w:tplc="08090001">
+      <w:start w:val="1"/>
+      <w:numFmt w:val="bullet"/>
+      <w:lvlText w:val=""/>
+      <w:lvlJc w:val="left"/>
+      <w:pPr>
+        <w:ind w:hanging="360" w:left="5040"/>
+      </w:pPr>
+      <w:rPr>
+        <w:rFonts w:ascii="Symbol" w:hAnsi="Symbol" w:hint="default"/>
+      </w:rPr>
+    </w:lvl>
+    <w:lvl w:ilvl="7" w:tentative="1" w:tplc="08090003">
+      <w:start w:val="1"/>
+      <w:numFmt w:val="bullet"/>
+      <w:lvlText w:val="o"/>
+      <w:lvlJc w:val="left"/>
+      <w:pPr>
+        <w:ind w:hanging="360" w:left="5760"/>
+      </w:pPr>
+      <w:rPr>
+        <w:rFonts w:ascii="Courier New" w:cs="Courier New" w:hAnsi="Courier New" w:hint="default"/>
+      </w:rPr>
+    </w:lvl>
+    <w:lvl w:ilvl="8" w:tentative="1" w:tplc="08090005">
+      <w:start w:val="1"/>
+      <w:numFmt w:val="bullet"/>
+      <w:lvlText w:val=""/>
+      <w:lvlJc w:val="left"/>
+      <w:pPr>
+        <w:ind w:hanging="360" w:left="6480"/>
+      </w:pPr>
+      <w:rPr>
+        <w:rFonts w:ascii="Wingdings" w:hAnsi="Wingdings" w:hint="default"/>
+      </w:rPr>
+    </w:lvl>
+  </w:abstractNum>
+  <w:abstractNum w15:restartNumberingAfterBreak="0" w:abstractNumId="27">
+    <w:nsid w:val="4D12626D"/>
+    <w:multiLevelType w:val="hybridMultilevel"/>
+    <w:tmpl w:val="63866ADC"/>
+    <w:lvl w:ilvl="0" w:tplc="DA08FB9E">
+      <w:start w:val="7"/>
+      <w:numFmt w:val="bullet"/>
+      <w:lvlText w:val=""/>
+      <w:lvlJc w:val="left"/>
+      <w:pPr>
+        <w:tabs>
+          <w:tab w:pos="720" w:val="num"/>
+        </w:tabs>
+        <w:ind w:hanging="360" w:left="720"/>
+      </w:pPr>
+      <w:rPr>
+        <w:rFonts w:ascii="Symbol" w:hAnsi="Symbol" w:hint="default"/>
+        <w:sz w:val="20"/>
+      </w:rPr>
+    </w:lvl>
+    <w:lvl w:ilvl="1" w:tentative="1" w:tplc="99B8D3F8">
+      <w:start w:val="1"/>
+      <w:numFmt w:val="decimal"/>
+      <w:lvlText w:val="%2."/>
+      <w:lvlJc w:val="left"/>
+      <w:pPr>
+        <w:tabs>
+          <w:tab w:pos="1440" w:val="num"/>
+        </w:tabs>
+        <w:ind w:hanging="360" w:left="1440"/>
+      </w:pPr>
+    </w:lvl>
+    <w:lvl w:ilvl="2" w:tentative="1" w:tplc="4EA2F138">
+      <w:start w:val="1"/>
+      <w:numFmt w:val="decimal"/>
+      <w:lvlText w:val="%3."/>
+      <w:lvlJc w:val="left"/>
+      <w:pPr>
+        <w:tabs>
+          <w:tab w:pos="2160" w:val="num"/>
+        </w:tabs>
+        <w:ind w:hanging="360" w:left="2160"/>
+      </w:pPr>
+    </w:lvl>
+    <w:lvl w:ilvl="3" w:tentative="1" w:tplc="7870E62E">
+      <w:start w:val="1"/>
+      <w:numFmt w:val="decimal"/>
+      <w:lvlText w:val="%4."/>
+      <w:lvlJc w:val="left"/>
+      <w:pPr>
+        <w:tabs>
+          <w:tab w:pos="2880" w:val="num"/>
+        </w:tabs>
+        <w:ind w:hanging="360" w:left="2880"/>
+      </w:pPr>
+    </w:lvl>
+    <w:lvl w:ilvl="4" w:tentative="1" w:tplc="338CD8C0">
+      <w:start w:val="1"/>
+      <w:numFmt w:val="decimal"/>
+      <w:lvlText w:val="%5."/>
+      <w:lvlJc w:val="left"/>
+      <w:pPr>
+        <w:tabs>
+          <w:tab w:pos="3600" w:val="num"/>
+        </w:tabs>
+        <w:ind w:hanging="360" w:left="3600"/>
+      </w:pPr>
+    </w:lvl>
+    <w:lvl w:ilvl="5" w:tentative="1" w:tplc="FC1684AE">
+      <w:start w:val="1"/>
+      <w:numFmt w:val="decimal"/>
+      <w:lvlText w:val="%6."/>
+      <w:lvlJc w:val="left"/>
+      <w:pPr>
+        <w:tabs>
+          <w:tab w:pos="4320" w:val="num"/>
+        </w:tabs>
+        <w:ind w:hanging="360" w:left="4320"/>
+      </w:pPr>
+    </w:lvl>
+    <w:lvl w:ilvl="6" w:tentative="1" w:tplc="70480364">
+      <w:start w:val="1"/>
+      <w:numFmt w:val="decimal"/>
+      <w:lvlText w:val="%7."/>
+      <w:lvlJc w:val="left"/>
+      <w:pPr>
+        <w:tabs>
+          <w:tab w:pos="5040" w:val="num"/>
+        </w:tabs>
+        <w:ind w:hanging="360" w:left="5040"/>
+      </w:pPr>
+    </w:lvl>
+    <w:lvl w:ilvl="7" w:tentative="1" w:tplc="643853A2">
+      <w:start w:val="1"/>
+      <w:numFmt w:val="decimal"/>
+      <w:lvlText w:val="%8."/>
+      <w:lvlJc w:val="left"/>
+      <w:pPr>
+        <w:tabs>
+          <w:tab w:pos="5760" w:val="num"/>
+        </w:tabs>
+        <w:ind w:hanging="360" w:left="5760"/>
+      </w:pPr>
+    </w:lvl>
+    <w:lvl w:ilvl="8" w:tentative="1" w:tplc="D5B61FBC">
+      <w:start w:val="1"/>
+      <w:numFmt w:val="decimal"/>
+      <w:lvlText w:val="%9."/>
+      <w:lvlJc w:val="left"/>
+      <w:pPr>
+        <w:tabs>
+          <w:tab w:pos="6480" w:val="num"/>
+        </w:tabs>
+        <w:ind w:hanging="360" w:left="6480"/>
+      </w:pPr>
+    </w:lvl>
+  </w:abstractNum>
+  <w:abstractNum w15:restartNumberingAfterBreak="0" w:abstractNumId="28">
+    <w:nsid w:val="4ED621CA"/>
+    <w:multiLevelType w:val="hybridMultilevel"/>
+    <w:tmpl w:val="DECA670E"/>
+    <w:lvl w:ilvl="0" w:tplc="0809000B">
+      <w:start w:val="1"/>
+      <w:numFmt w:val="bullet"/>
+      <w:lvlText w:val=""/>
+      <w:lvlJc w:val="left"/>
+      <w:pPr>
+        <w:ind w:hanging="360" w:left="720"/>
+      </w:pPr>
+      <w:rPr>
+        <w:rFonts w:ascii="Wingdings" w:hAnsi="Wingdings" w:hint="default"/>
+      </w:rPr>
+    </w:lvl>
+    <w:lvl w:ilvl="1" w:tentative="1" w:tplc="08090003">
+      <w:start w:val="1"/>
+      <w:numFmt w:val="bullet"/>
+      <w:lvlText w:val="o"/>
+      <w:lvlJc w:val="left"/>
+      <w:pPr>
+        <w:ind w:hanging="360" w:left="1440"/>
+      </w:pPr>
+      <w:rPr>
+        <w:rFonts w:ascii="Courier New" w:cs="Courier New" w:hAnsi="Courier New" w:hint="default"/>
+      </w:rPr>
+    </w:lvl>
+    <w:lvl w:ilvl="2" w:tentative="1" w:tplc="08090005">
+      <w:start w:val="1"/>
+      <w:numFmt w:val="bullet"/>
+      <w:lvlText w:val=""/>
+      <w:lvlJc w:val="left"/>
+      <w:pPr>
+        <w:ind w:hanging="360" w:left="2160"/>
+      </w:pPr>
+      <w:rPr>
+        <w:rFonts w:ascii="Wingdings" w:hAnsi="Wingdings" w:hint="default"/>
+      </w:rPr>
+    </w:lvl>
+    <w:lvl w:ilvl="3" w:tentative="1" w:tplc="08090001">
+      <w:start w:val="1"/>
+      <w:numFmt w:val="bullet"/>
+      <w:lvlText w:val=""/>
+      <w:lvlJc w:val="left"/>
+      <w:pPr>
+        <w:ind w:hanging="360" w:left="2880"/>
+      </w:pPr>
+      <w:rPr>
+        <w:rFonts w:ascii="Symbol" w:hAnsi="Symbol" w:hint="default"/>
+      </w:rPr>
+    </w:lvl>
+    <w:lvl w:ilvl="4" w:tentative="1" w:tplc="08090003">
+      <w:start w:val="1"/>
+      <w:numFmt w:val="bullet"/>
+      <w:lvlText w:val="o"/>
+      <w:lvlJc w:val="left"/>
+      <w:pPr>
+        <w:ind w:hanging="360" w:left="3600"/>
+      </w:pPr>
+      <w:rPr>
+        <w:rFonts w:ascii="Courier New" w:cs="Courier New" w:hAnsi="Courier New" w:hint="default"/>
+      </w:rPr>
+    </w:lvl>
+    <w:lvl w:ilvl="5" w:tentative="1" w:tplc="08090005">
+      <w:start w:val="1"/>
+      <w:numFmt w:val="bullet"/>
+      <w:lvlText w:val=""/>
+      <w:lvlJc w:val="left"/>
+      <w:pPr>
+        <w:ind w:hanging="360" w:left="4320"/>
+      </w:pPr>
+      <w:rPr>
+        <w:rFonts w:ascii="Wingdings" w:hAnsi="Wingdings" w:hint="default"/>
+      </w:rPr>
+    </w:lvl>
+    <w:lvl w:ilvl="6" w:tentative="1" w:tplc="08090001">
+      <w:start w:val="1"/>
+      <w:numFmt w:val="bullet"/>
+      <w:lvlText w:val=""/>
+      <w:lvlJc w:val="left"/>
+      <w:pPr>
+        <w:ind w:hanging="360" w:left="5040"/>
+      </w:pPr>
+      <w:rPr>
+        <w:rFonts w:ascii="Symbol" w:hAnsi="Symbol" w:hint="default"/>
+      </w:rPr>
+    </w:lvl>
+    <w:lvl w:ilvl="7" w:tentative="1" w:tplc="08090003">
+      <w:start w:val="1"/>
+      <w:numFmt w:val="bullet"/>
+      <w:lvlText w:val="o"/>
+      <w:lvlJc w:val="left"/>
+      <w:pPr>
+        <w:ind w:hanging="360" w:left="5760"/>
+      </w:pPr>
+      <w:rPr>
+        <w:rFonts w:ascii="Courier New" w:cs="Courier New" w:hAnsi="Courier New" w:hint="default"/>
+      </w:rPr>
+    </w:lvl>
+    <w:lvl w:ilvl="8" w:tentative="1" w:tplc="08090005">
+      <w:start w:val="1"/>
+      <w:numFmt w:val="bullet"/>
+      <w:lvlText w:val=""/>
+      <w:lvlJc w:val="left"/>
+      <w:pPr>
+        <w:ind w:hanging="360" w:left="6480"/>
+      </w:pPr>
+      <w:rPr>
+        <w:rFonts w:ascii="Wingdings" w:hAnsi="Wingdings" w:hint="default"/>
+      </w:rPr>
+    </w:lvl>
+  </w:abstractNum>
+  <w:abstractNum w15:restartNumberingAfterBreak="0" w:abstractNumId="29">
+    <w:nsid w:val="516A0B97"/>
+    <w:multiLevelType w:val="multilevel"/>
+    <w:tmpl w:val="665E86F4"/>
+    <w:lvl w:ilvl="0">
+      <w:start w:val="1"/>
+      <w:numFmt w:val="decimal"/>
+      <w:lvlText w:val="%1."/>
+      <w:lvlJc w:val="left"/>
+      <w:pPr>
+        <w:ind w:hanging="360" w:left="720"/>
+      </w:pPr>
+      <w:rPr>
+        <w:rFonts w:hint="default"/>
+      </w:rPr>
+    </w:lvl>
+    <w:lvl w:ilvl="1">
+      <w:start w:val="4"/>
+      <w:numFmt w:val="decimal"/>
+      <w:isLgl/>
+      <w:lvlText w:val="%1.%2."/>
+      <w:lvlJc w:val="left"/>
+      <w:pPr>
+        <w:ind w:hanging="720" w:left="1080"/>
+      </w:pPr>
+      <w:rPr>
+        <w:rFonts w:hint="default"/>
+      </w:rPr>
+    </w:lvl>
+    <w:lvl w:ilvl="2">
+      <w:start w:val="1"/>
+      <w:numFmt w:val="decimal"/>
+      <w:isLgl/>
+      <w:lvlText w:val="%1.%2.%3."/>
+      <w:lvlJc w:val="left"/>
+      <w:pPr>
+        <w:ind w:hanging="1080" w:left="1440"/>
+      </w:pPr>
+      <w:rPr>
+        <w:rFonts w:hint="default"/>
+      </w:rPr>
+    </w:lvl>
+    <w:lvl w:ilvl="3">
+      <w:start w:val="1"/>
+      <w:numFmt w:val="decimal"/>
+      <w:isLgl/>
+      <w:lvlText w:val="%1.%2.%3.%4."/>
+      <w:lvlJc w:val="left"/>
+      <w:pPr>
+        <w:ind w:hanging="1080" w:left="1440"/>
+      </w:pPr>
+      <w:rPr>
+        <w:rFonts w:hint="default"/>
+      </w:rPr>
+    </w:lvl>
+    <w:lvl w:ilvl="4">
+      <w:start w:val="1"/>
+      <w:numFmt w:val="decimal"/>
+      <w:isLgl/>
+      <w:lvlText w:val="%1.%2.%3.%4.%5."/>
+      <w:lvlJc w:val="left"/>
+      <w:pPr>
+        <w:ind w:hanging="1440" w:left="1800"/>
+      </w:pPr>
+      <w:rPr>
+        <w:rFonts w:hint="default"/>
+      </w:rPr>
+    </w:lvl>
+    <w:lvl w:ilvl="5">
+      <w:start w:val="1"/>
+      <w:numFmt w:val="decimal"/>
+      <w:isLgl/>
+      <w:lvlText w:val="%1.%2.%3.%4.%5.%6."/>
+      <w:lvlJc w:val="left"/>
+      <w:pPr>
+        <w:ind w:hanging="1800" w:left="2160"/>
+      </w:pPr>
+      <w:rPr>
+        <w:rFonts w:hint="default"/>
+      </w:rPr>
+    </w:lvl>
+    <w:lvl w:ilvl="6">
+      <w:start w:val="1"/>
+      <w:numFmt w:val="decimal"/>
+      <w:isLgl/>
+      <w:lvlText w:val="%1.%2.%3.%4.%5.%6.%7."/>
+      <w:lvlJc w:val="left"/>
+      <w:pPr>
+        <w:ind w:hanging="2160" w:left="2520"/>
+      </w:pPr>
+      <w:rPr>
+        <w:rFonts w:hint="default"/>
+      </w:rPr>
+    </w:lvl>
+    <w:lvl w:ilvl="7">
+      <w:start w:val="1"/>
+      <w:numFmt w:val="decimal"/>
+      <w:isLgl/>
+      <w:lvlText w:val="%1.%2.%3.%4.%5.%6.%7.%8."/>
+      <w:lvlJc w:val="left"/>
+      <w:pPr>
+        <w:ind w:hanging="2160" w:left="2520"/>
+      </w:pPr>
+      <w:rPr>
+        <w:rFonts w:hint="default"/>
+      </w:rPr>
+    </w:lvl>
+    <w:lvl w:ilvl="8">
+      <w:start w:val="1"/>
+      <w:numFmt w:val="decimal"/>
+      <w:isLgl/>
+      <w:lvlText w:val="%1.%2.%3.%4.%5.%6.%7.%8.%9."/>
+      <w:lvlJc w:val="left"/>
+      <w:pPr>
+        <w:ind w:hanging="2520" w:left="2880"/>
+      </w:pPr>
+      <w:rPr>
+        <w:rFonts w:hint="default"/>
+      </w:rPr>
+    </w:lvl>
+  </w:abstractNum>
+  <w:abstractNum w15:restartNumberingAfterBreak="0" w:abstractNumId="30">
+    <w:nsid w:val="55CE79DD"/>
+    <w:multiLevelType w:val="hybridMultilevel"/>
+    <w:tmpl w:val="F24AA876"/>
+    <w:lvl w:ilvl="0" w:tplc="08090001">
+      <w:start w:val="1"/>
+      <w:numFmt w:val="bullet"/>
+      <w:lvlText w:val=""/>
+      <w:lvlJc w:val="left"/>
+      <w:pPr>
+        <w:ind w:hanging="360" w:left="1080"/>
+      </w:pPr>
+      <w:rPr>
+        <w:rFonts w:ascii="Symbol" w:hAnsi="Symbol" w:hint="default"/>
+      </w:rPr>
+    </w:lvl>
+    <w:lvl w:ilvl="1" w:tentative="1" w:tplc="08090003">
+      <w:start w:val="1"/>
+      <w:numFmt w:val="bullet"/>
+      <w:lvlText w:val="o"/>
+      <w:lvlJc w:val="left"/>
+      <w:pPr>
+        <w:ind w:hanging="360" w:left="1800"/>
+      </w:pPr>
+      <w:rPr>
+        <w:rFonts w:ascii="Courier New" w:cs="Courier New" w:hAnsi="Courier New" w:hint="default"/>
+      </w:rPr>
+    </w:lvl>
+    <w:lvl w:ilvl="2" w:tentative="1" w:tplc="08090005">
+      <w:start w:val="1"/>
+      <w:numFmt w:val="bullet"/>
+      <w:lvlText w:val=""/>
+      <w:lvlJc w:val="left"/>
+      <w:pPr>
+        <w:ind w:hanging="360" w:left="2520"/>
+      </w:pPr>
+      <w:rPr>
+        <w:rFonts w:ascii="Wingdings" w:hAnsi="Wingdings" w:hint="default"/>
+      </w:rPr>
+    </w:lvl>
+    <w:lvl w:ilvl="3" w:tentative="1" w:tplc="08090001">
+      <w:start w:val="1"/>
+      <w:numFmt w:val="bullet"/>
+      <w:lvlText w:val=""/>
+      <w:lvlJc w:val="left"/>
+      <w:pPr>
+        <w:ind w:hanging="360" w:left="3240"/>
+      </w:pPr>
+      <w:rPr>
+        <w:rFonts w:ascii="Symbol" w:hAnsi="Symbol" w:hint="default"/>
+      </w:rPr>
+    </w:lvl>
+    <w:lvl w:ilvl="4" w:tentative="1" w:tplc="08090003">
+      <w:start w:val="1"/>
+      <w:numFmt w:val="bullet"/>
+      <w:lvlText w:val="o"/>
+      <w:lvlJc w:val="left"/>
+      <w:pPr>
+        <w:ind w:hanging="360" w:left="3960"/>
+      </w:pPr>
+      <w:rPr>
+        <w:rFonts w:ascii="Courier New" w:cs="Courier New" w:hAnsi="Courier New" w:hint="default"/>
+      </w:rPr>
+    </w:lvl>
+    <w:lvl w:ilvl="5" w:tentative="1" w:tplc="08090005">
+      <w:start w:val="1"/>
+      <w:numFmt w:val="bullet"/>
+      <w:lvlText w:val=""/>
+      <w:lvlJc w:val="left"/>
+      <w:pPr>
+        <w:ind w:hanging="360" w:left="4680"/>
+      </w:pPr>
+      <w:rPr>
+        <w:rFonts w:ascii="Wingdings" w:hAnsi="Wingdings" w:hint="default"/>
+      </w:rPr>
+    </w:lvl>
+    <w:lvl w:ilvl="6" w:tentative="1" w:tplc="08090001">
+      <w:start w:val="1"/>
+      <w:numFmt w:val="bullet"/>
+      <w:lvlText w:val=""/>
+      <w:lvlJc w:val="left"/>
+      <w:pPr>
+        <w:ind w:hanging="360" w:left="5400"/>
+      </w:pPr>
+      <w:rPr>
+        <w:rFonts w:ascii="Symbol" w:hAnsi="Symbol" w:hint="default"/>
+      </w:rPr>
+    </w:lvl>
+    <w:lvl w:ilvl="7" w:tentative="1" w:tplc="08090003">
+      <w:start w:val="1"/>
+      <w:numFmt w:val="bullet"/>
+      <w:lvlText w:val="o"/>
+      <w:lvlJc w:val="left"/>
+      <w:pPr>
+        <w:ind w:hanging="360" w:left="6120"/>
+      </w:pPr>
+      <w:rPr>
+        <w:rFonts w:ascii="Courier New" w:cs="Courier New" w:hAnsi="Courier New" w:hint="default"/>
+      </w:rPr>
+    </w:lvl>
+    <w:lvl w:ilvl="8" w:tentative="1" w:tplc="08090005">
+      <w:start w:val="1"/>
+      <w:numFmt w:val="bullet"/>
+      <w:lvlText w:val=""/>
+      <w:lvlJc w:val="left"/>
+      <w:pPr>
+        <w:ind w:hanging="360" w:left="6840"/>
+      </w:pPr>
+      <w:rPr>
+        <w:rFonts w:ascii="Wingdings" w:hAnsi="Wingdings" w:hint="default"/>
+      </w:rPr>
+    </w:lvl>
+  </w:abstractNum>
+  <w:abstractNum w15:restartNumberingAfterBreak="0" w:abstractNumId="31">
+    <w:nsid w:val="5F7851FF"/>
+    <w:multiLevelType w:val="hybridMultilevel"/>
+    <w:tmpl w:val="B4328720"/>
+    <w:lvl w:ilvl="0" w:tplc="0809000F">
+      <w:start w:val="1"/>
+      <w:numFmt w:val="decimal"/>
+      <w:lvlText w:val="%1."/>
+      <w:lvlJc w:val="left"/>
+      <w:pPr>
+        <w:ind w:hanging="360" w:left="720"/>
+      </w:pPr>
+      <w:rPr>
+        <w:rFonts w:hint="default"/>
+      </w:rPr>
+    </w:lvl>
+    <w:lvl w:ilvl="1" w:tentative="1" w:tplc="08090019">
+      <w:start w:val="1"/>
+      <w:numFmt w:val="lowerLetter"/>
+      <w:lvlText w:val="%2."/>
+      <w:lvlJc w:val="left"/>
+      <w:pPr>
+        <w:ind w:hanging="360" w:left="1440"/>
+      </w:pPr>
+    </w:lvl>
+    <w:lvl w:ilvl="2" w:tentative="1" w:tplc="0809001B">
+      <w:start w:val="1"/>
+      <w:numFmt w:val="lowerRoman"/>
+      <w:lvlText w:val="%3."/>
+      <w:lvlJc w:val="right"/>
+      <w:pPr>
+        <w:ind w:hanging="180" w:left="2160"/>
+      </w:pPr>
+    </w:lvl>
+    <w:lvl w:ilvl="3" w:tentative="1" w:tplc="0809000F">
+      <w:start w:val="1"/>
+      <w:numFmt w:val="decimal"/>
+      <w:lvlText w:val="%4."/>
+      <w:lvlJc w:val="left"/>
+      <w:pPr>
+        <w:ind w:hanging="360" w:left="2880"/>
+      </w:pPr>
+    </w:lvl>
+    <w:lvl w:ilvl="4" w:tentative="1" w:tplc="08090019">
+      <w:start w:val="1"/>
+      <w:numFmt w:val="lowerLetter"/>
+      <w:lvlText w:val="%5."/>
+      <w:lvlJc w:val="left"/>
+      <w:pPr>
+        <w:ind w:hanging="360" w:left="3600"/>
+      </w:pPr>
+    </w:lvl>
+    <w:lvl w:ilvl="5" w:tentative="1" w:tplc="0809001B">
+      <w:start w:val="1"/>
+      <w:numFmt w:val="lowerRoman"/>
+      <w:lvlText w:val="%6."/>
+      <w:lvlJc w:val="right"/>
+      <w:pPr>
+        <w:ind w:hanging="180" w:left="4320"/>
+      </w:pPr>
+    </w:lvl>
+    <w:lvl w:ilvl="6" w:tentative="1" w:tplc="0809000F">
+      <w:start w:val="1"/>
+      <w:numFmt w:val="decimal"/>
+      <w:lvlText w:val="%7."/>
+      <w:lvlJc w:val="left"/>
+      <w:pPr>
+        <w:ind w:hanging="360" w:left="5040"/>
+      </w:pPr>
+    </w:lvl>
+    <w:lvl w:ilvl="7" w:tentative="1" w:tplc="08090019">
+      <w:start w:val="1"/>
+      <w:numFmt w:val="lowerLetter"/>
+      <w:lvlText w:val="%8."/>
+      <w:lvlJc w:val="left"/>
+      <w:pPr>
+        <w:ind w:hanging="360" w:left="5760"/>
+      </w:pPr>
+    </w:lvl>
+    <w:lvl w:ilvl="8" w:tentative="1" w:tplc="0809001B">
+      <w:start w:val="1"/>
+      <w:numFmt w:val="lowerRoman"/>
+      <w:lvlText w:val="%9."/>
+      <w:lvlJc w:val="right"/>
+      <w:pPr>
+        <w:ind w:hanging="180" w:left="6480"/>
+      </w:pPr>
+    </w:lvl>
+  </w:abstractNum>
+  <w:abstractNum w15:restartNumberingAfterBreak="0" w:abstractNumId="32">
+    <w:nsid w:val="6484710D"/>
+    <w:multiLevelType w:val="hybridMultilevel"/>
+    <w:tmpl w:val="976689D0"/>
+    <w:lvl w:ilvl="0" w:tplc="08090001">
+      <w:start w:val="1"/>
+      <w:numFmt w:val="bullet"/>
+      <w:lvlText w:val=""/>
+      <w:lvlJc w:val="left"/>
+      <w:pPr>
+        <w:ind w:hanging="360" w:left="720"/>
+      </w:pPr>
+      <w:rPr>
+        <w:rFonts w:ascii="Symbol" w:hAnsi="Symbol" w:hint="default"/>
+      </w:rPr>
+    </w:lvl>
+    <w:lvl w:ilvl="1" w:tplc="08090003">
+      <w:start w:val="1"/>
+      <w:numFmt w:val="bullet"/>
+      <w:lvlText w:val="o"/>
+      <w:lvlJc w:val="left"/>
+      <w:pPr>
+        <w:ind w:hanging="360" w:left="1440"/>
+      </w:pPr>
+      <w:rPr>
+        <w:rFonts w:ascii="Courier New" w:cs="Courier New" w:hAnsi="Courier New" w:hint="default"/>
+      </w:rPr>
+    </w:lvl>
+    <w:lvl w:ilvl="2" w:tentative="1" w:tplc="08090005">
+      <w:start w:val="1"/>
+      <w:numFmt w:val="bullet"/>
+      <w:lvlText w:val=""/>
+      <w:lvlJc w:val="left"/>
+      <w:pPr>
+        <w:ind w:hanging="360" w:left="2160"/>
+      </w:pPr>
+      <w:rPr>
+        <w:rFonts w:ascii="Wingdings" w:hAnsi="Wingdings" w:hint="default"/>
+      </w:rPr>
+    </w:lvl>
+    <w:lvl w:ilvl="3" w:tentative="1" w:tplc="08090001">
+      <w:start w:val="1"/>
+      <w:numFmt w:val="bullet"/>
+      <w:lvlText w:val=""/>
+      <w:lvlJc w:val="left"/>
+      <w:pPr>
+        <w:ind w:hanging="360" w:left="2880"/>
+      </w:pPr>
+      <w:rPr>
+        <w:rFonts w:ascii="Symbol" w:hAnsi="Symbol" w:hint="default"/>
+      </w:rPr>
+    </w:lvl>
+    <w:lvl w:ilvl="4" w:tentative="1" w:tplc="08090003">
+      <w:start w:val="1"/>
+      <w:numFmt w:val="bullet"/>
+      <w:lvlText w:val="o"/>
+      <w:lvlJc w:val="left"/>
+      <w:pPr>
+        <w:ind w:hanging="360" w:left="3600"/>
+      </w:pPr>
+      <w:rPr>
+        <w:rFonts w:ascii="Courier New" w:cs="Courier New" w:hAnsi="Courier New" w:hint="default"/>
+      </w:rPr>
+    </w:lvl>
+    <w:lvl w:ilvl="5" w:tentative="1" w:tplc="08090005">
+      <w:start w:val="1"/>
+      <w:numFmt w:val="bullet"/>
+      <w:lvlText w:val=""/>
+      <w:lvlJc w:val="left"/>
+      <w:pPr>
+        <w:ind w:hanging="360" w:left="4320"/>
+      </w:pPr>
+      <w:rPr>
+        <w:rFonts w:ascii="Wingdings" w:hAnsi="Wingdings" w:hint="default"/>
+      </w:rPr>
+    </w:lvl>
+    <w:lvl w:ilvl="6" w:tentative="1" w:tplc="08090001">
+      <w:start w:val="1"/>
+      <w:numFmt w:val="bullet"/>
+      <w:lvlText w:val=""/>
+      <w:lvlJc w:val="left"/>
+      <w:pPr>
+        <w:ind w:hanging="360" w:left="5040"/>
+      </w:pPr>
+      <w:rPr>
+        <w:rFonts w:ascii="Symbol" w:hAnsi="Symbol" w:hint="default"/>
+      </w:rPr>
+    </w:lvl>
+    <w:lvl w:ilvl="7" w:tentative="1" w:tplc="08090003">
+      <w:start w:val="1"/>
+      <w:numFmt w:val="bullet"/>
+      <w:lvlText w:val="o"/>
+      <w:lvlJc w:val="left"/>
+      <w:pPr>
+        <w:ind w:hanging="360" w:left="5760"/>
+      </w:pPr>
+      <w:rPr>
+        <w:rFonts w:ascii="Courier New" w:cs="Courier New" w:hAnsi="Courier New" w:hint="default"/>
+      </w:rPr>
+    </w:lvl>
+    <w:lvl w:ilvl="8" w:tentative="1" w:tplc="08090005">
+      <w:start w:val="1"/>
+      <w:numFmt w:val="bullet"/>
+      <w:lvlText w:val=""/>
+      <w:lvlJc w:val="left"/>
+      <w:pPr>
+        <w:ind w:hanging="360" w:left="6480"/>
+      </w:pPr>
+      <w:rPr>
+        <w:rFonts w:ascii="Wingdings" w:hAnsi="Wingdings" w:hint="default"/>
+      </w:rPr>
+    </w:lvl>
+  </w:abstractNum>
+  <w:abstractNum w15:restartNumberingAfterBreak="0" w:abstractNumId="33">
+    <w:nsid w:val="68C92F12"/>
+    <w:multiLevelType w:val="hybridMultilevel"/>
+    <w:tmpl w:val="B0AE8112"/>
+    <w:lvl w:ilvl="0" w:tplc="0CE0297A">
+      <w:start w:val="1"/>
+      <w:numFmt w:val="lowerLetter"/>
+      <w:lvlText w:val="%1)"/>
+      <w:lvlJc w:val="left"/>
+      <w:pPr>
+        <w:ind w:hanging="360" w:left="1080"/>
+      </w:pPr>
+      <w:rPr>
+        <w:rFonts w:hint="default"/>
+      </w:rPr>
+    </w:lvl>
+    <w:lvl w:ilvl="1" w:tentative="1" w:tplc="08090019">
+      <w:start w:val="1"/>
+      <w:numFmt w:val="lowerLetter"/>
+      <w:lvlText w:val="%2."/>
+      <w:lvlJc w:val="left"/>
+      <w:pPr>
+        <w:ind w:hanging="360" w:left="1800"/>
+      </w:pPr>
+    </w:lvl>
+    <w:lvl w:ilvl="2" w:tentative="1" w:tplc="0809001B">
+      <w:start w:val="1"/>
+      <w:numFmt w:val="lowerRoman"/>
+      <w:lvlText w:val="%3."/>
+      <w:lvlJc w:val="right"/>
+      <w:pPr>
+        <w:ind w:hanging="180" w:left="2520"/>
+      </w:pPr>
+    </w:lvl>
+    <w:lvl w:ilvl="3" w:tentative="1" w:tplc="0809000F">
+      <w:start w:val="1"/>
+      <w:numFmt w:val="decimal"/>
+      <w:lvlText w:val="%4."/>
+      <w:lvlJc w:val="left"/>
+      <w:pPr>
+        <w:ind w:hanging="360" w:left="3240"/>
+      </w:pPr>
+    </w:lvl>
+    <w:lvl w:ilvl="4" w:tentative="1" w:tplc="08090019">
+      <w:start w:val="1"/>
+      <w:numFmt w:val="lowerLetter"/>
+      <w:lvlText w:val="%5."/>
+      <w:lvlJc w:val="left"/>
+      <w:pPr>
+        <w:ind w:hanging="360" w:left="3960"/>
+      </w:pPr>
+    </w:lvl>
+    <w:lvl w:ilvl="5" w:tentative="1" w:tplc="0809001B">
+      <w:start w:val="1"/>
+      <w:numFmt w:val="lowerRoman"/>
+      <w:lvlText w:val="%6."/>
+      <w:lvlJc w:val="right"/>
+      <w:pPr>
+        <w:ind w:hanging="180" w:left="4680"/>
+      </w:pPr>
+    </w:lvl>
+    <w:lvl w:ilvl="6" w:tentative="1" w:tplc="0809000F">
+      <w:start w:val="1"/>
+      <w:numFmt w:val="decimal"/>
+      <w:lvlText w:val="%7."/>
+      <w:lvlJc w:val="left"/>
+      <w:pPr>
+        <w:ind w:hanging="360" w:left="5400"/>
+      </w:pPr>
+    </w:lvl>
+    <w:lvl w:ilvl="7" w:tentative="1" w:tplc="08090019">
+      <w:start w:val="1"/>
+      <w:numFmt w:val="lowerLetter"/>
+      <w:lvlText w:val="%8."/>
+      <w:lvlJc w:val="left"/>
+      <w:pPr>
+        <w:ind w:hanging="360" w:left="6120"/>
+      </w:pPr>
+    </w:lvl>
+    <w:lvl w:ilvl="8" w:tentative="1" w:tplc="0809001B">
+      <w:start w:val="1"/>
+      <w:numFmt w:val="lowerRoman"/>
+      <w:lvlText w:val="%9."/>
+      <w:lvlJc w:val="right"/>
+      <w:pPr>
+        <w:ind w:hanging="180" w:left="6840"/>
+      </w:pPr>
+    </w:lvl>
+  </w:abstractNum>
+  <w:abstractNum w15:restartNumberingAfterBreak="0" w:abstractNumId="34">
+    <w:nsid w:val="71854B57"/>
+    <w:multiLevelType w:val="hybridMultilevel"/>
+    <w:tmpl w:val="6F60350E"/>
+    <w:lvl w:ilvl="0" w:tplc="0809000B">
+      <w:start w:val="1"/>
+      <w:numFmt w:val="bullet"/>
+      <w:lvlText w:val=""/>
+      <w:lvlJc w:val="left"/>
+      <w:pPr>
+        <w:ind w:hanging="360" w:left="720"/>
+      </w:pPr>
+      <w:rPr>
+        <w:rFonts w:ascii="Wingdings" w:hAnsi="Wingdings" w:hint="default"/>
+      </w:rPr>
+    </w:lvl>
+    <w:lvl w:ilvl="1" w:tentative="1" w:tplc="08090003">
+      <w:start w:val="1"/>
+      <w:numFmt w:val="bullet"/>
+      <w:lvlText w:val="o"/>
+      <w:lvlJc w:val="left"/>
+      <w:pPr>
+        <w:ind w:hanging="360" w:left="1440"/>
+      </w:pPr>
+      <w:rPr>
+        <w:rFonts w:ascii="Courier New" w:cs="Courier New" w:hAnsi="Courier New" w:hint="default"/>
+      </w:rPr>
+    </w:lvl>
+    <w:lvl w:ilvl="2" w:tentative="1" w:tplc="08090005">
+      <w:start w:val="1"/>
+      <w:numFmt w:val="bullet"/>
+      <w:lvlText w:val=""/>
+      <w:lvlJc w:val="left"/>
+      <w:pPr>
+        <w:ind w:hanging="360" w:left="2160"/>
+      </w:pPr>
+      <w:rPr>
+        <w:rFonts w:ascii="Wingdings" w:hAnsi="Wingdings" w:hint="default"/>
+      </w:rPr>
+    </w:lvl>
+    <w:lvl w:ilvl="3" w:tentative="1" w:tplc="08090001">
+      <w:start w:val="1"/>
+      <w:numFmt w:val="bullet"/>
+      <w:lvlText w:val=""/>
+      <w:lvlJc w:val="left"/>
+      <w:pPr>
+        <w:ind w:hanging="360" w:left="2880"/>
+      </w:pPr>
+      <w:rPr>
+        <w:rFonts w:ascii="Symbol" w:hAnsi="Symbol" w:hint="default"/>
+      </w:rPr>
+    </w:lvl>
+    <w:lvl w:ilvl="4" w:tentative="1" w:tplc="08090003">
+      <w:start w:val="1"/>
+      <w:numFmt w:val="bullet"/>
+      <w:lvlText w:val="o"/>
+      <w:lvlJc w:val="left"/>
+      <w:pPr>
+        <w:ind w:hanging="360" w:left="3600"/>
+      </w:pPr>
+      <w:rPr>
+        <w:rFonts w:ascii="Courier New" w:cs="Courier New" w:hAnsi="Courier New" w:hint="default"/>
+      </w:rPr>
+    </w:lvl>
+    <w:lvl w:ilvl="5" w:tentative="1" w:tplc="08090005">
+      <w:start w:val="1"/>
+      <w:numFmt w:val="bullet"/>
+      <w:lvlText w:val=""/>
+      <w:lvlJc w:val="left"/>
+      <w:pPr>
+        <w:ind w:hanging="360" w:left="4320"/>
+      </w:pPr>
+      <w:rPr>
+        <w:rFonts w:ascii="Wingdings" w:hAnsi="Wingdings" w:hint="default"/>
+      </w:rPr>
+    </w:lvl>
+    <w:lvl w:ilvl="6" w:tentative="1" w:tplc="08090001">
+      <w:start w:val="1"/>
+      <w:numFmt w:val="bullet"/>
+      <w:lvlText w:val=""/>
+      <w:lvlJc w:val="left"/>
+      <w:pPr>
+        <w:ind w:hanging="360" w:left="5040"/>
+      </w:pPr>
+      <w:rPr>
+        <w:rFonts w:ascii="Symbol" w:hAnsi="Symbol" w:hint="default"/>
+      </w:rPr>
+    </w:lvl>
+    <w:lvl w:ilvl="7" w:tentative="1" w:tplc="08090003">
+      <w:start w:val="1"/>
+      <w:numFmt w:val="bullet"/>
+      <w:lvlText w:val="o"/>
+      <w:lvlJc w:val="left"/>
+      <w:pPr>
+        <w:ind w:hanging="360" w:left="5760"/>
+      </w:pPr>
+      <w:rPr>
+        <w:rFonts w:ascii="Courier New" w:cs="Courier New" w:hAnsi="Courier New" w:hint="default"/>
+      </w:rPr>
+    </w:lvl>
+    <w:lvl w:ilvl="8" w:tentative="1" w:tplc="08090005">
+      <w:start w:val="1"/>
+      <w:numFmt w:val="bullet"/>
+      <w:lvlText w:val=""/>
+      <w:lvlJc w:val="left"/>
+      <w:pPr>
+        <w:ind w:hanging="360" w:left="6480"/>
+      </w:pPr>
+      <w:rPr>
+        <w:rFonts w:ascii="Wingdings" w:hAnsi="Wingdings" w:hint="default"/>
+      </w:rPr>
+    </w:lvl>
+  </w:abstractNum>
+  <w:abstractNum w15:restartNumberingAfterBreak="0" w:abstractNumId="35">
+    <w:nsid w:val="727B2EB0"/>
+    <w:multiLevelType w:val="hybridMultilevel"/>
+    <w:tmpl w:val="80A6F298"/>
+    <w:lvl w:ilvl="0" w:tplc="08090001">
+      <w:start w:val="1"/>
+      <w:numFmt w:val="bullet"/>
+      <w:lvlText w:val=""/>
+      <w:lvlJc w:val="left"/>
+      <w:pPr>
+        <w:ind w:hanging="360" w:left="720"/>
+      </w:pPr>
+      <w:rPr>
+        <w:rFonts w:ascii="Symbol" w:hAnsi="Symbol" w:hint="default"/>
+      </w:rPr>
+    </w:lvl>
+    <w:lvl w:ilvl="1" w:tentative="1" w:tplc="08090003">
+      <w:start w:val="1"/>
+      <w:numFmt w:val="bullet"/>
+      <w:lvlText w:val="o"/>
+      <w:lvlJc w:val="left"/>
+      <w:pPr>
+        <w:ind w:hanging="360" w:left="1440"/>
+      </w:pPr>
+      <w:rPr>
+        <w:rFonts w:ascii="Courier New" w:cs="Courier New" w:hAnsi="Courier New" w:hint="default"/>
+      </w:rPr>
+    </w:lvl>
+    <w:lvl w:ilvl="2" w:tentative="1" w:tplc="08090005">
+      <w:start w:val="1"/>
+      <w:numFmt w:val="bullet"/>
+      <w:lvlText w:val=""/>
+      <w:lvlJc w:val="left"/>
+      <w:pPr>
+        <w:ind w:hanging="360" w:left="2160"/>
+      </w:pPr>
+      <w:rPr>
+        <w:rFonts w:ascii="Wingdings" w:hAnsi="Wingdings" w:hint="default"/>
+      </w:rPr>
+    </w:lvl>
+    <w:lvl w:ilvl="3" w:tentative="1" w:tplc="08090001">
+      <w:start w:val="1"/>
+      <w:numFmt w:val="bullet"/>
+      <w:lvlText w:val=""/>
+      <w:lvlJc w:val="left"/>
+      <w:pPr>
+        <w:ind w:hanging="360" w:left="2880"/>
+      </w:pPr>
+      <w:rPr>
+        <w:rFonts w:ascii="Symbol" w:hAnsi="Symbol" w:hint="default"/>
+      </w:rPr>
+    </w:lvl>
+    <w:lvl w:ilvl="4" w:tentative="1" w:tplc="08090003">
+      <w:start w:val="1"/>
+      <w:numFmt w:val="bullet"/>
+      <w:lvlText w:val="o"/>
+      <w:lvlJc w:val="left"/>
+      <w:pPr>
+        <w:ind w:hanging="360" w:left="3600"/>
+      </w:pPr>
+      <w:rPr>
+        <w:rFonts w:ascii="Courier New" w:cs="Courier New" w:hAnsi="Courier New" w:hint="default"/>
+      </w:rPr>
+    </w:lvl>
+    <w:lvl w:ilvl="5" w:tentative="1" w:tplc="08090005">
+      <w:start w:val="1"/>
+      <w:numFmt w:val="bullet"/>
+      <w:lvlText w:val=""/>
+      <w:lvlJc w:val="left"/>
+      <w:pPr>
+        <w:ind w:hanging="360" w:left="4320"/>
+      </w:pPr>
+      <w:rPr>
+        <w:rFonts w:ascii="Wingdings" w:hAnsi="Wingdings" w:hint="default"/>
+      </w:rPr>
+    </w:lvl>
+    <w:lvl w:ilvl="6" w:tentative="1" w:tplc="08090001">
+      <w:start w:val="1"/>
+      <w:numFmt w:val="bullet"/>
+      <w:lvlText w:val=""/>
+      <w:lvlJc w:val="left"/>
+      <w:pPr>
+        <w:ind w:hanging="360" w:left="5040"/>
+      </w:pPr>
+      <w:rPr>
+        <w:rFonts w:ascii="Symbol" w:hAnsi="Symbol" w:hint="default"/>
+      </w:rPr>
+    </w:lvl>
+    <w:lvl w:ilvl="7" w:tentative="1" w:tplc="08090003">
+      <w:start w:val="1"/>
+      <w:numFmt w:val="bullet"/>
+      <w:lvlText w:val="o"/>
+      <w:lvlJc w:val="left"/>
+      <w:pPr>
+        <w:ind w:hanging="360" w:left="5760"/>
+      </w:pPr>
+      <w:rPr>
+        <w:rFonts w:ascii="Courier New" w:cs="Courier New" w:hAnsi="Courier New" w:hint="default"/>
+      </w:rPr>
+    </w:lvl>
+    <w:lvl w:ilvl="8" w:tentative="1" w:tplc="08090005">
+      <w:start w:val="1"/>
+      <w:numFmt w:val="bullet"/>
+      <w:lvlText w:val=""/>
+      <w:lvlJc w:val="left"/>
+      <w:pPr>
+        <w:ind w:hanging="360" w:left="6480"/>
+      </w:pPr>
+      <w:rPr>
+        <w:rFonts w:ascii="Wingdings" w:hAnsi="Wingdings" w:hint="default"/>
+      </w:rPr>
+    </w:lvl>
+  </w:abstractNum>
+  <w:abstractNum w15:restartNumberingAfterBreak="0" w:abstractNumId="36">
+    <w:nsid w:val="7BDF7A4B"/>
+    <w:multiLevelType w:val="hybridMultilevel"/>
+    <w:tmpl w:val="CF98AF64"/>
+    <w:lvl w:ilvl="0" w:tplc="08090001">
+      <w:start w:val="1"/>
+      <w:numFmt w:val="bullet"/>
+      <w:lvlText w:val=""/>
+      <w:lvlJc w:val="left"/>
+      <w:pPr>
+        <w:ind w:hanging="360" w:left="360"/>
+      </w:pPr>
+      <w:rPr>
+        <w:rFonts w:ascii="Symbol" w:hAnsi="Symbol" w:hint="default"/>
+      </w:rPr>
+    </w:lvl>
+    <w:lvl w:ilvl="1" w:tentative="1" w:tplc="08090003">
+      <w:start w:val="1"/>
+      <w:numFmt w:val="bullet"/>
+      <w:lvlText w:val="o"/>
+      <w:lvlJc w:val="left"/>
+      <w:pPr>
+        <w:ind w:hanging="360" w:left="1440"/>
+      </w:pPr>
+      <w:rPr>
+        <w:rFonts w:ascii="Courier New" w:cs="Courier New" w:hAnsi="Courier New" w:hint="default"/>
+      </w:rPr>
+    </w:lvl>
+    <w:lvl w:ilvl="2" w:tentative="1" w:tplc="08090005">
+      <w:start w:val="1"/>
+      <w:numFmt w:val="bullet"/>
+      <w:lvlText w:val=""/>
+      <w:lvlJc w:val="left"/>
+      <w:pPr>
+        <w:ind w:hanging="360" w:left="2160"/>
+      </w:pPr>
+      <w:rPr>
+        <w:rFonts w:ascii="Wingdings" w:hAnsi="Wingdings" w:hint="default"/>
+      </w:rPr>
+    </w:lvl>
+    <w:lvl w:ilvl="3" w:tentative="1" w:tplc="08090001">
+      <w:start w:val="1"/>
+      <w:numFmt w:val="bullet"/>
+      <w:lvlText w:val=""/>
+      <w:lvlJc w:val="left"/>
+      <w:pPr>
+        <w:ind w:hanging="360" w:left="2880"/>
+      </w:pPr>
+      <w:rPr>
+        <w:rFonts w:ascii="Symbol" w:hAnsi="Symbol" w:hint="default"/>
+      </w:rPr>
+    </w:lvl>
+    <w:lvl w:ilvl="4" w:tentative="1" w:tplc="08090003">
+      <w:start w:val="1"/>
+      <w:numFmt w:val="bullet"/>
+      <w:lvlText w:val="o"/>
+      <w:lvlJc w:val="left"/>
+      <w:pPr>
+        <w:ind w:hanging="360" w:left="3600"/>
+      </w:pPr>
+      <w:rPr>
+        <w:rFonts w:ascii="Courier New" w:cs="Courier New" w:hAnsi="Courier New" w:hint="default"/>
+      </w:rPr>
+    </w:lvl>
+    <w:lvl w:ilvl="5" w:tentative="1" w:tplc="08090005">
+      <w:start w:val="1"/>
+      <w:numFmt w:val="bullet"/>
+      <w:lvlText w:val=""/>
+      <w:lvlJc w:val="left"/>
+      <w:pPr>
+        <w:ind w:hanging="360" w:left="4320"/>
+      </w:pPr>
+      <w:rPr>
+        <w:rFonts w:ascii="Wingdings" w:hAnsi="Wingdings" w:hint="default"/>
+      </w:rPr>
+    </w:lvl>
+    <w:lvl w:ilvl="6" w:tentative="1" w:tplc="08090001">
+      <w:start w:val="1"/>
+      <w:numFmt w:val="bullet"/>
+      <w:lvlText w:val=""/>
+      <w:lvlJc w:val="left"/>
+      <w:pPr>
+        <w:ind w:hanging="360" w:left="5040"/>
+      </w:pPr>
+      <w:rPr>
+        <w:rFonts w:ascii="Symbol" w:hAnsi="Symbol" w:hint="default"/>
+      </w:rPr>
+    </w:lvl>
+    <w:lvl w:ilvl="7" w:tentative="1" w:tplc="08090003">
+      <w:start w:val="1"/>
+      <w:numFmt w:val="bullet"/>
+      <w:lvlText w:val="o"/>
+      <w:lvlJc w:val="left"/>
+      <w:pPr>
+        <w:ind w:hanging="360" w:left="5760"/>
+      </w:pPr>
+      <w:rPr>
+        <w:rFonts w:ascii="Courier New" w:cs="Courier New" w:hAnsi="Courier New" w:hint="default"/>
+      </w:rPr>
+    </w:lvl>
+    <w:lvl w:ilvl="8" w:tentative="1" w:tplc="08090005">
+      <w:start w:val="1"/>
+      <w:numFmt w:val="bullet"/>
+      <w:lvlText w:val=""/>
+      <w:lvlJc w:val="left"/>
+      <w:pPr>
+        <w:ind w:hanging="360" w:left="6480"/>
+      </w:pPr>
+      <w:rPr>
+        <w:rFonts w:ascii="Wingdings" w:hAnsi="Wingdings" w:hint="default"/>
+      </w:rPr>
+    </w:lvl>
+  </w:abstractNum>
+  <w:abstractNum w15:restartNumberingAfterBreak="0" w:abstractNumId="37">
+    <w:nsid w:val="7EAF4CB0"/>
+    <w:multiLevelType w:val="hybridMultilevel"/>
+    <w:tmpl w:val="8160B95C"/>
+    <w:lvl w:ilvl="0" w:tplc="08090001">
+      <w:start w:val="1"/>
+      <w:numFmt w:val="bullet"/>
+      <w:lvlText w:val=""/>
+      <w:lvlJc w:val="left"/>
+      <w:pPr>
+        <w:ind w:hanging="360" w:left="810"/>
+      </w:pPr>
+      <w:rPr>
+        <w:rFonts w:ascii="Symbol" w:hAnsi="Symbol" w:hint="default"/>
+      </w:rPr>
+    </w:lvl>
+    <w:lvl w:ilvl="1" w:tentative="1" w:tplc="08090003">
+      <w:start w:val="1"/>
+      <w:numFmt w:val="bullet"/>
+      <w:lvlText w:val="o"/>
+      <w:lvlJc w:val="left"/>
+      <w:pPr>
+        <w:ind w:hanging="360" w:left="1530"/>
+      </w:pPr>
+      <w:rPr>
+        <w:rFonts w:ascii="Courier New" w:cs="Courier New" w:hAnsi="Courier New" w:hint="default"/>
+      </w:rPr>
+    </w:lvl>
+    <w:lvl w:ilvl="2" w:tentative="1" w:tplc="08090005">
+      <w:start w:val="1"/>
+      <w:numFmt w:val="bullet"/>
+      <w:lvlText w:val=""/>
+      <w:lvlJc w:val="left"/>
+      <w:pPr>
+        <w:ind w:hanging="360" w:left="2250"/>
+      </w:pPr>
+      <w:rPr>
+        <w:rFonts w:ascii="Wingdings" w:hAnsi="Wingdings" w:hint="default"/>
+      </w:rPr>
+    </w:lvl>
+    <w:lvl w:ilvl="3" w:tentative="1" w:tplc="08090001">
+      <w:start w:val="1"/>
+      <w:numFmt w:val="bullet"/>
+      <w:lvlText w:val=""/>
+      <w:lvlJc w:val="left"/>
+      <w:pPr>
+        <w:ind w:hanging="360" w:left="2970"/>
+      </w:pPr>
+      <w:rPr>
+        <w:rFonts w:ascii="Symbol" w:hAnsi="Symbol" w:hint="default"/>
+      </w:rPr>
+    </w:lvl>
+    <w:lvl w:ilvl="4" w:tentative="1" w:tplc="08090003">
+      <w:start w:val="1"/>
+      <w:numFmt w:val="bullet"/>
+      <w:lvlText w:val="o"/>
+      <w:lvlJc w:val="left"/>
+      <w:pPr>
+        <w:ind w:hanging="360" w:left="3690"/>
+      </w:pPr>
+      <w:rPr>
+        <w:rFonts w:ascii="Courier New" w:cs="Courier New" w:hAnsi="Courier New" w:hint="default"/>
+      </w:rPr>
+    </w:lvl>
+    <w:lvl w:ilvl="5" w:tentative="1" w:tplc="08090005">
+      <w:start w:val="1"/>
+      <w:numFmt w:val="bullet"/>
+      <w:lvlText w:val=""/>
+      <w:lvlJc w:val="left"/>
+      <w:pPr>
+        <w:ind w:hanging="360" w:left="4410"/>
+      </w:pPr>
+      <w:rPr>
+        <w:rFonts w:ascii="Wingdings" w:hAnsi="Wingdings" w:hint="default"/>
+      </w:rPr>
+    </w:lvl>
+    <w:lvl w:ilvl="6" w:tentative="1" w:tplc="08090001">
+      <w:start w:val="1"/>
+      <w:numFmt w:val="bullet"/>
+      <w:lvlText w:val=""/>
+      <w:lvlJc w:val="left"/>
+      <w:pPr>
+        <w:ind w:hanging="360" w:left="5130"/>
+      </w:pPr>
+      <w:rPr>
+        <w:rFonts w:ascii="Symbol" w:hAnsi="Symbol" w:hint="default"/>
+      </w:rPr>
+    </w:lvl>
+    <w:lvl w:ilvl="7" w:tentative="1" w:tplc="08090003">
+      <w:start w:val="1"/>
+      <w:numFmt w:val="bullet"/>
+      <w:lvlText w:val="o"/>
+      <w:lvlJc w:val="left"/>
+      <w:pPr>
+        <w:ind w:hanging="360" w:left="5850"/>
+      </w:pPr>
+      <w:rPr>
+        <w:rFonts w:ascii="Courier New" w:cs="Courier New" w:hAnsi="Courier New" w:hint="default"/>
+      </w:rPr>
+    </w:lvl>
+    <w:lvl w:ilvl="8" w:tentative="1" w:tplc="08090005">
+      <w:start w:val="1"/>
+      <w:numFmt w:val="bullet"/>
+      <w:lvlText w:val=""/>
+      <w:lvlJc w:val="left"/>
+      <w:pPr>
+        <w:ind w:hanging="360" w:left="6570"/>
+      </w:pPr>
+      <w:rPr>
+        <w:rFonts w:ascii="Wingdings" w:hAnsi="Wingdings" w:hint="default"/>
+      </w:rPr>
+    </w:lvl>
+  </w:abstractNum>
   <w:abstractNum w:abstractNumId="990">
     <w:nsid w:val="0000A990"/>
     <w:multiLevelType w:val="multilevel"/>
@@ -5269,551 +9992,727 @@
       </w:pPr>
     </w:lvl>
   </w:abstractNum>
+  <w:abstractNum w:abstractNumId="99411">
+    <w:nsid w:val="00A99411"/>
+    <w:multiLevelType w:val="multilevel"/>
+    <w:lvl w:ilvl="0">
+      <w:start w:val="1"/>
+      <w:numFmt w:val="decimal"/>
+      <w:lvlText w:val="%1."/>
+      <w:lvlJc w:val="left"/>
+      <w:pPr>
+        <w:ind w:left="720" w:hanging="360"/>
+      </w:pPr>
+    </w:lvl>
+    <w:lvl w:ilvl="1">
+      <w:start w:val="1"/>
+      <w:numFmt w:val="decimal"/>
+      <w:lvlText w:val="%2."/>
+      <w:lvlJc w:val="left"/>
+      <w:pPr>
+        <w:ind w:left="1440" w:hanging="360"/>
+      </w:pPr>
+    </w:lvl>
+    <w:lvl w:ilvl="2">
+      <w:start w:val="1"/>
+      <w:numFmt w:val="decimal"/>
+      <w:lvlText w:val="%3."/>
+      <w:lvlJc w:val="left"/>
+      <w:pPr>
+        <w:ind w:left="2160" w:hanging="360"/>
+      </w:pPr>
+    </w:lvl>
+    <w:lvl w:ilvl="3">
+      <w:start w:val="1"/>
+      <w:numFmt w:val="decimal"/>
+      <w:lvlText w:val="%4."/>
+      <w:lvlJc w:val="left"/>
+      <w:pPr>
+        <w:ind w:left="2880" w:hanging="360"/>
+      </w:pPr>
+    </w:lvl>
+    <w:lvl w:ilvl="4">
+      <w:start w:val="1"/>
+      <w:numFmt w:val="decimal"/>
+      <w:lvlText w:val="%5."/>
+      <w:lvlJc w:val="left"/>
+      <w:pPr>
+        <w:ind w:left="3600" w:hanging="360"/>
+      </w:pPr>
+    </w:lvl>
+    <w:lvl w:ilvl="5">
+      <w:start w:val="1"/>
+      <w:numFmt w:val="decimal"/>
+      <w:lvlText w:val="%6."/>
+      <w:lvlJc w:val="left"/>
+      <w:pPr>
+        <w:ind w:left="4320" w:hanging="360"/>
+      </w:pPr>
+    </w:lvl>
+    <w:lvl w:ilvl="6">
+      <w:start w:val="1"/>
+      <w:numFmt w:val="decimal"/>
+      <w:lvlText w:val="%7."/>
+      <w:lvlJc w:val="left"/>
+      <w:pPr>
+        <w:ind w:left="5040" w:hanging="360"/>
+      </w:pPr>
+    </w:lvl>
+    <w:lvl w:ilvl="7">
+      <w:start w:val="1"/>
+      <w:numFmt w:val="decimal"/>
+      <w:lvlText w:val="%8."/>
+      <w:lvlJc w:val="left"/>
+      <w:pPr>
+        <w:ind w:left="5760" w:hanging="360"/>
+      </w:pPr>
+    </w:lvl>
+    <w:lvl w:ilvl="8">
+      <w:start w:val="1"/>
+      <w:numFmt w:val="decimal"/>
+      <w:lvlText w:val="%9."/>
+      <w:lvlJc w:val="left"/>
+      <w:pPr>
+        <w:ind w:left="6480" w:hanging="360"/>
+      </w:pPr>
+    </w:lvl>
+  </w:abstractNum>
+  <w:num w16cid:durableId="1403287189" w:numId="1">
+    <w:abstractNumId w:val="35"/>
+  </w:num>
+  <w:num w16cid:durableId="30887120" w:numId="2">
+    <w:abstractNumId w:val="32"/>
+  </w:num>
+  <w:num w16cid:durableId="25839009" w:numId="3">
+    <w:abstractNumId w:val="10"/>
+  </w:num>
+  <w:num w16cid:durableId="1739741495" w:numId="4">
+    <w:abstractNumId w:val="18"/>
+  </w:num>
+  <w:num w16cid:durableId="1290939723" w:numId="5">
+    <w:abstractNumId w:val="30"/>
+  </w:num>
+  <w:num w16cid:durableId="1436174784" w:numId="6">
+    <w:abstractNumId w:val="11"/>
+  </w:num>
+  <w:num w16cid:durableId="518592979" w:numId="7">
+    <w:abstractNumId w:val="37"/>
+  </w:num>
+  <w:num w16cid:durableId="2035300833" w:numId="8">
+    <w:abstractNumId w:val="7"/>
+  </w:num>
+  <w:num w16cid:durableId="656345571" w:numId="9">
+    <w:abstractNumId w:val="29"/>
+  </w:num>
+  <w:num w16cid:durableId="201014004" w:numId="10">
+    <w:abstractNumId w:val="25"/>
+  </w:num>
+  <w:num w16cid:durableId="1334142000" w:numId="11">
+    <w:abstractNumId w:val="17"/>
+  </w:num>
+  <w:num w16cid:durableId="1110474025" w:numId="12">
+    <w:abstractNumId w:val="9"/>
+  </w:num>
+  <w:num w16cid:durableId="1485855181" w:numId="13">
+    <w:abstractNumId w:val="34"/>
+  </w:num>
+  <w:num w16cid:durableId="1619993620" w:numId="14">
+    <w:abstractNumId w:val="22"/>
+  </w:num>
+  <w:num w16cid:durableId="1212764161" w:numId="15">
+    <w:abstractNumId w:val="12"/>
+  </w:num>
+  <w:num w16cid:durableId="1875313301" w:numId="16">
+    <w:abstractNumId w:val="5"/>
+  </w:num>
+  <w:num w16cid:durableId="752774827" w:numId="17">
+    <w:abstractNumId w:val="21"/>
+  </w:num>
+  <w:num w16cid:durableId="1899510998" w:numId="18">
+    <w:abstractNumId w:val="23"/>
+  </w:num>
+  <w:num w16cid:durableId="290793735" w:numId="19">
+    <w:abstractNumId w:val="2"/>
+  </w:num>
+  <w:num w16cid:durableId="1038971435" w:numId="20">
+    <w:abstractNumId w:val="20"/>
+  </w:num>
+  <w:num w16cid:durableId="1051658568" w:numId="21">
+    <w:abstractNumId w:val="6"/>
+  </w:num>
+  <w:num w16cid:durableId="894970781" w:numId="22">
+    <w:abstractNumId w:val="8"/>
+  </w:num>
+  <w:num w16cid:durableId="1737825915" w:numId="23">
+    <w:abstractNumId w:val="16"/>
+  </w:num>
+  <w:num w16cid:durableId="519321222" w:numId="24">
+    <w:abstractNumId w:val="33"/>
+  </w:num>
+  <w:num w16cid:durableId="2108036636" w:numId="25">
+    <w:abstractNumId w:val="14"/>
+  </w:num>
+  <w:num w16cid:durableId="1561163210" w:numId="26">
+    <w:abstractNumId w:val="13"/>
+  </w:num>
+  <w:num w16cid:durableId="307521307" w:numId="27">
+    <w:abstractNumId w:val="0"/>
+  </w:num>
+  <w:num w16cid:durableId="1342666191" w:numId="28">
+    <w:abstractNumId w:val="19"/>
+  </w:num>
+  <w:num w16cid:durableId="1184133268" w:numId="29">
+    <w:abstractNumId w:val="15"/>
+  </w:num>
+  <w:num w16cid:durableId="863054663" w:numId="30">
+    <w:abstractNumId w:val="36"/>
+  </w:num>
+  <w:num w16cid:durableId="278343622" w:numId="31">
+    <w:abstractNumId w:val="24"/>
+  </w:num>
+  <w:num w16cid:durableId="1972248178" w:numId="32">
+    <w:abstractNumId w:val="28"/>
+  </w:num>
+  <w:num w16cid:durableId="1046833268" w:numId="33">
+    <w:abstractNumId w:val="3"/>
+  </w:num>
+  <w:num w16cid:durableId="2021199761" w:numId="34">
+    <w:abstractNumId w:val="4"/>
+  </w:num>
+  <w:num w16cid:durableId="1452900080" w:numId="35">
+    <w:abstractNumId w:val="1"/>
+  </w:num>
+  <w:num w16cid:durableId="21639485" w:numId="36">
+    <w:abstractNumId w:val="26"/>
+  </w:num>
+  <w:num w16cid:durableId="1063911901" w:numId="37">
+    <w:abstractNumId w:val="27"/>
+  </w:num>
+  <w:num w16cid:durableId="817306151" w:numId="38">
+    <w:abstractNumId w:val="31"/>
+  </w:num>
   <w:num w:numId="1000">
     <w:abstractNumId w:val="990"/>
+  </w:num>
+  <w:num w:numId="1001">
+    <w:abstractNumId w:val="99411"/>
+    <w:lvlOverride w:ilvl="0">
+      <w:startOverride w:val="1"/>
+    </w:lvlOverride>
+    <w:lvlOverride w:ilvl="1">
+      <w:startOverride w:val="1"/>
+    </w:lvlOverride>
+    <w:lvlOverride w:ilvl="2">
+      <w:startOverride w:val="1"/>
+    </w:lvlOverride>
+    <w:lvlOverride w:ilvl="3">
+      <w:startOverride w:val="1"/>
+    </w:lvlOverride>
+    <w:lvlOverride w:ilvl="4">
+      <w:startOverride w:val="1"/>
+    </w:lvlOverride>
+    <w:lvlOverride w:ilvl="5">
+      <w:startOverride w:val="1"/>
+    </w:lvlOverride>
+    <w:lvlOverride w:ilvl="6">
+      <w:startOverride w:val="1"/>
+    </w:lvlOverride>
+    <w:lvlOverride w:ilvl="7">
+      <w:startOverride w:val="1"/>
+    </w:lvlOverride>
+    <w:lvlOverride w:ilvl="8">
+      <w:startOverride w:val="1"/>
+    </w:lvlOverride>
+  </w:num>
+  <w:num w:numId="1002">
+    <w:abstractNumId w:val="99411"/>
+    <w:lvlOverride w:ilvl="0">
+      <w:startOverride w:val="1"/>
+    </w:lvlOverride>
+    <w:lvlOverride w:ilvl="1">
+      <w:startOverride w:val="1"/>
+    </w:lvlOverride>
+    <w:lvlOverride w:ilvl="2">
+      <w:startOverride w:val="1"/>
+    </w:lvlOverride>
+    <w:lvlOverride w:ilvl="3">
+      <w:startOverride w:val="1"/>
+    </w:lvlOverride>
+    <w:lvlOverride w:ilvl="4">
+      <w:startOverride w:val="1"/>
+    </w:lvlOverride>
+    <w:lvlOverride w:ilvl="5">
+      <w:startOverride w:val="1"/>
+    </w:lvlOverride>
+    <w:lvlOverride w:ilvl="6">
+      <w:startOverride w:val="1"/>
+    </w:lvlOverride>
+    <w:lvlOverride w:ilvl="7">
+      <w:startOverride w:val="1"/>
+    </w:lvlOverride>
+    <w:lvlOverride w:ilvl="8">
+      <w:startOverride w:val="1"/>
+    </w:lvlOverride>
   </w:num>
 </w:numbering>
 </file>
 
 <file path=word/styles.xml><?xml version="1.0" encoding="utf-8"?>
-<w:styles xmlns:r="http://schemas.openxmlformats.org/officeDocument/2006/relationships" xmlns:w="http://schemas.openxmlformats.org/wordprocessingml/2006/main">
+<w:styles xmlns:mc="http://schemas.openxmlformats.org/markup-compatibility/2006" xmlns:r="http://schemas.openxmlformats.org/officeDocument/2006/relationships" xmlns:w="http://schemas.openxmlformats.org/wordprocessingml/2006/main" xmlns:w14="http://schemas.microsoft.com/office/word/2010/wordml" xmlns:w15="http://schemas.microsoft.com/office/word/2012/wordml" xmlns:w16="http://schemas.microsoft.com/office/word/2018/wordml" xmlns:w16cex="http://schemas.microsoft.com/office/word/2018/wordml/cex" xmlns:w16cid="http://schemas.microsoft.com/office/word/2016/wordml/cid" xmlns:w16sdtdh="http://schemas.microsoft.com/office/word/2020/wordml/sdtdatahash" xmlns:w16se="http://schemas.microsoft.com/office/word/2015/wordml/symex" mc:Ignorable="w14 w15 w16se w16cid w16 w16cex w16sdtdh">
   <w:docDefaults>
     <w:rPrDefault>
       <w:rPr>
-        <w:rFonts w:asciiTheme="minorHAnsi" w:cstheme="minorBidi" w:eastAsiaTheme="minorEastAsia" w:hAnsiTheme="minorHAnsi"/>
-        <w:sz w:val="24"/>
-        <w:szCs w:val="24"/>
-        <w:lang w:bidi="ar-SA" w:eastAsia="zh-CN" w:val="en-US"/>
+        <w:rFonts w:ascii="Calibri" w:cs="Times New Roman" w:eastAsia="Calibri" w:hAnsi="Calibri"/>
+        <w:lang w:bidi="ar-SA" w:eastAsia="ja-JP" w:val="en-GB"/>
       </w:rPr>
     </w:rPrDefault>
-    <w:pPrDefault>
-      <w:pPr>
-        <w:spacing w:after="200"/>
-      </w:pPr>
-    </w:pPrDefault>
+    <w:pPrDefault/>
   </w:docDefaults>
-  <w:latentStyles w:count="276" w:defLockedState="0" w:defQFormat="0" w:defSemiHidden="0" w:defUIPriority="0" w:defUnhideWhenUsed="0"/>
+  <w:latentStyles w:count="376" w:defLockedState="0" w:defQFormat="0" w:defSemiHidden="0" w:defUIPriority="99" w:defUnhideWhenUsed="0">
+    <w:lsdException w:name="Normal" w:qFormat="1" w:uiPriority="0"/>
+    <w:lsdException w:name="heading 1" w:qFormat="1" w:uiPriority="9"/>
+    <w:lsdException w:name="heading 2" w:qFormat="1" w:semiHidden="1" w:uiPriority="9" w:unhideWhenUsed="1"/>
+    <w:lsdException w:name="heading 3" w:qFormat="1" w:semiHidden="1" w:uiPriority="9" w:unhideWhenUsed="1"/>
+    <w:lsdException w:name="heading 4" w:qFormat="1" w:semiHidden="1" w:uiPriority="9" w:unhideWhenUsed="1"/>
+    <w:lsdException w:name="heading 5" w:qFormat="1" w:semiHidden="1" w:uiPriority="9" w:unhideWhenUsed="1"/>
+    <w:lsdException w:name="heading 6" w:qFormat="1" w:semiHidden="1" w:uiPriority="9" w:unhideWhenUsed="1"/>
+    <w:lsdException w:name="heading 7" w:qFormat="1" w:semiHidden="1" w:uiPriority="9" w:unhideWhenUsed="1"/>
+    <w:lsdException w:name="heading 8" w:qFormat="1" w:semiHidden="1" w:uiPriority="9" w:unhideWhenUsed="1"/>
+    <w:lsdException w:name="heading 9" w:qFormat="1" w:semiHidden="1" w:uiPriority="9" w:unhideWhenUsed="1"/>
+    <w:lsdException w:name="index 1" w:semiHidden="1" w:unhideWhenUsed="1"/>
+    <w:lsdException w:name="index 2" w:semiHidden="1" w:unhideWhenUsed="1"/>
+    <w:lsdException w:name="index 3" w:semiHidden="1" w:unhideWhenUsed="1"/>
+    <w:lsdException w:name="index 4" w:semiHidden="1" w:unhideWhenUsed="1"/>
+    <w:lsdException w:name="index 5" w:semiHidden="1" w:unhideWhenUsed="1"/>
+    <w:lsdException w:name="index 6" w:semiHidden="1" w:unhideWhenUsed="1"/>
+    <w:lsdException w:name="index 7" w:semiHidden="1" w:unhideWhenUsed="1"/>
+    <w:lsdException w:name="index 8" w:semiHidden="1" w:unhideWhenUsed="1"/>
+    <w:lsdException w:name="index 9" w:semiHidden="1" w:unhideWhenUsed="1"/>
+    <w:lsdException w:name="toc 1" w:semiHidden="1" w:uiPriority="39" w:unhideWhenUsed="1"/>
+    <w:lsdException w:name="toc 2" w:semiHidden="1" w:uiPriority="39" w:unhideWhenUsed="1"/>
+    <w:lsdException w:name="toc 3" w:semiHidden="1" w:uiPriority="39" w:unhideWhenUsed="1"/>
+    <w:lsdException w:name="toc 4" w:semiHidden="1" w:uiPriority="39" w:unhideWhenUsed="1"/>
+    <w:lsdException w:name="toc 5" w:semiHidden="1" w:uiPriority="39" w:unhideWhenUsed="1"/>
+    <w:lsdException w:name="toc 6" w:semiHidden="1" w:uiPriority="39" w:unhideWhenUsed="1"/>
+    <w:lsdException w:name="toc 7" w:semiHidden="1" w:uiPriority="39" w:unhideWhenUsed="1"/>
+    <w:lsdException w:name="toc 8" w:semiHidden="1" w:uiPriority="39" w:unhideWhenUsed="1"/>
+    <w:lsdException w:name="toc 9" w:semiHidden="1" w:uiPriority="39" w:unhideWhenUsed="1"/>
+    <w:lsdException w:name="Normal Indent" w:semiHidden="1" w:unhideWhenUsed="1"/>
+    <w:lsdException w:name="footnote text" w:semiHidden="1" w:unhideWhenUsed="1"/>
+    <w:lsdException w:name="annotation text" w:semiHidden="1" w:unhideWhenUsed="1"/>
+    <w:lsdException w:name="header" w:semiHidden="1" w:unhideWhenUsed="1"/>
+    <w:lsdException w:name="footer" w:semiHidden="1" w:unhideWhenUsed="1"/>
+    <w:lsdException w:name="index heading" w:semiHidden="1" w:unhideWhenUsed="1"/>
+    <w:lsdException w:name="caption" w:qFormat="1" w:semiHidden="1" w:uiPriority="35" w:unhideWhenUsed="1"/>
+    <w:lsdException w:name="table of figures" w:semiHidden="1" w:unhideWhenUsed="1"/>
+    <w:lsdException w:name="envelope address" w:semiHidden="1" w:unhideWhenUsed="1"/>
+    <w:lsdException w:name="envelope return" w:semiHidden="1" w:unhideWhenUsed="1"/>
+    <w:lsdException w:name="footnote reference" w:semiHidden="1" w:unhideWhenUsed="1"/>
+    <w:lsdException w:name="annotation reference" w:semiHidden="1" w:unhideWhenUsed="1"/>
+    <w:lsdException w:name="line number" w:semiHidden="1" w:unhideWhenUsed="1"/>
+    <w:lsdException w:name="page number" w:semiHidden="1" w:unhideWhenUsed="1"/>
+    <w:lsdException w:name="endnote reference" w:semiHidden="1" w:unhideWhenUsed="1"/>
+    <w:lsdException w:name="endnote text" w:semiHidden="1" w:unhideWhenUsed="1"/>
+    <w:lsdException w:name="table of authorities" w:semiHidden="1" w:unhideWhenUsed="1"/>
+    <w:lsdException w:name="macro" w:semiHidden="1" w:unhideWhenUsed="1"/>
+    <w:lsdException w:name="toa heading" w:semiHidden="1" w:unhideWhenUsed="1"/>
+    <w:lsdException w:name="List" w:semiHidden="1" w:unhideWhenUsed="1"/>
+    <w:lsdException w:name="List Bullet" w:semiHidden="1" w:unhideWhenUsed="1"/>
+    <w:lsdException w:name="List Number" w:semiHidden="1" w:unhideWhenUsed="1"/>
+    <w:lsdException w:name="List 2" w:semiHidden="1" w:unhideWhenUsed="1"/>
+    <w:lsdException w:name="List 3" w:semiHidden="1" w:unhideWhenUsed="1"/>
+    <w:lsdException w:name="List 4" w:semiHidden="1" w:unhideWhenUsed="1"/>
+    <w:lsdException w:name="List 5" w:semiHidden="1" w:unhideWhenUsed="1"/>
+    <w:lsdException w:name="List Bullet 2" w:semiHidden="1" w:unhideWhenUsed="1"/>
+    <w:lsdException w:name="List Bullet 3" w:semiHidden="1" w:unhideWhenUsed="1"/>
+    <w:lsdException w:name="List Bullet 4" w:semiHidden="1" w:unhideWhenUsed="1"/>
+    <w:lsdException w:name="List Bullet 5" w:semiHidden="1" w:unhideWhenUsed="1"/>
+    <w:lsdException w:name="List Number 2" w:semiHidden="1" w:unhideWhenUsed="1"/>
+    <w:lsdException w:name="List Number 3" w:semiHidden="1" w:unhideWhenUsed="1"/>
+    <w:lsdException w:name="List Number 4" w:semiHidden="1" w:unhideWhenUsed="1"/>
+    <w:lsdException w:name="List Number 5" w:semiHidden="1" w:unhideWhenUsed="1"/>
+    <w:lsdException w:name="Title" w:qFormat="1" w:uiPriority="10"/>
+    <w:lsdException w:name="Closing" w:semiHidden="1" w:unhideWhenUsed="1"/>
+    <w:lsdException w:name="Signature" w:semiHidden="1" w:unhideWhenUsed="1"/>
+    <w:lsdException w:name="Default Paragraph Font" w:semiHidden="1" w:uiPriority="1" w:unhideWhenUsed="1"/>
+    <w:lsdException w:name="Body Text" w:semiHidden="1" w:unhideWhenUsed="1"/>
+    <w:lsdException w:name="Body Text Indent" w:semiHidden="1" w:unhideWhenUsed="1"/>
+    <w:lsdException w:name="List Continue" w:semiHidden="1" w:unhideWhenUsed="1"/>
+    <w:lsdException w:name="List Continue 2" w:semiHidden="1" w:unhideWhenUsed="1"/>
+    <w:lsdException w:name="List Continue 3" w:semiHidden="1" w:unhideWhenUsed="1"/>
+    <w:lsdException w:name="List Continue 4" w:semiHidden="1" w:unhideWhenUsed="1"/>
+    <w:lsdException w:name="List Continue 5" w:semiHidden="1" w:unhideWhenUsed="1"/>
+    <w:lsdException w:name="Message Header" w:semiHidden="1" w:unhideWhenUsed="1"/>
+    <w:lsdException w:name="Subtitle" w:qFormat="1" w:uiPriority="11"/>
+    <w:lsdException w:name="Salutation" w:semiHidden="1" w:unhideWhenUsed="1"/>
+    <w:lsdException w:name="Date" w:semiHidden="1" w:unhideWhenUsed="1"/>
+    <w:lsdException w:name="Body Text First Indent" w:semiHidden="1" w:unhideWhenUsed="1"/>
+    <w:lsdException w:name="Body Text First Indent 2" w:semiHidden="1" w:unhideWhenUsed="1"/>
+    <w:lsdException w:name="Note Heading" w:semiHidden="1" w:unhideWhenUsed="1"/>
+    <w:lsdException w:name="Body Text 2" w:semiHidden="1" w:unhideWhenUsed="1"/>
+    <w:lsdException w:name="Body Text 3" w:semiHidden="1" w:unhideWhenUsed="1"/>
+    <w:lsdException w:name="Body Text Indent 2" w:semiHidden="1" w:unhideWhenUsed="1"/>
+    <w:lsdException w:name="Body Text Indent 3" w:semiHidden="1" w:unhideWhenUsed="1"/>
+    <w:lsdException w:name="Block Text" w:semiHidden="1" w:unhideWhenUsed="1"/>
+    <w:lsdException w:name="Hyperlink" w:semiHidden="1" w:uiPriority="0" w:unhideWhenUsed="1"/>
+    <w:lsdException w:name="FollowedHyperlink" w:semiHidden="1" w:unhideWhenUsed="1"/>
+    <w:lsdException w:name="Strong" w:qFormat="1" w:uiPriority="22"/>
+    <w:lsdException w:name="Emphasis" w:qFormat="1" w:uiPriority="20"/>
+    <w:lsdException w:name="Document Map" w:semiHidden="1" w:unhideWhenUsed="1"/>
+    <w:lsdException w:name="Plain Text" w:semiHidden="1" w:unhideWhenUsed="1"/>
+    <w:lsdException w:name="E-mail Signature" w:semiHidden="1" w:unhideWhenUsed="1"/>
+    <w:lsdException w:name="HTML Top of Form" w:semiHidden="1" w:unhideWhenUsed="1"/>
+    <w:lsdException w:name="HTML Bottom of Form" w:semiHidden="1" w:unhideWhenUsed="1"/>
+    <w:lsdException w:name="Normal (Web)" w:semiHidden="1" w:unhideWhenUsed="1"/>
+    <w:lsdException w:name="HTML Acronym" w:semiHidden="1" w:unhideWhenUsed="1"/>
+    <w:lsdException w:name="HTML Address" w:semiHidden="1" w:unhideWhenUsed="1"/>
+    <w:lsdException w:name="HTML Cite" w:semiHidden="1" w:unhideWhenUsed="1"/>
+    <w:lsdException w:name="HTML Code" w:semiHidden="1" w:unhideWhenUsed="1"/>
+    <w:lsdException w:name="HTML Definition" w:semiHidden="1" w:unhideWhenUsed="1"/>
+    <w:lsdException w:name="HTML Keyboard" w:semiHidden="1" w:unhideWhenUsed="1"/>
+    <w:lsdException w:name="HTML Preformatted" w:semiHidden="1" w:unhideWhenUsed="1"/>
+    <w:lsdException w:name="HTML Sample" w:semiHidden="1" w:unhideWhenUsed="1"/>
+    <w:lsdException w:name="HTML Typewriter" w:semiHidden="1" w:unhideWhenUsed="1"/>
+    <w:lsdException w:name="HTML Variable" w:semiHidden="1" w:unhideWhenUsed="1"/>
+    <w:lsdException w:name="Normal Table" w:semiHidden="1" w:unhideWhenUsed="1"/>
+    <w:lsdException w:name="annotation subject" w:semiHidden="1" w:unhideWhenUsed="1"/>
+    <w:lsdException w:name="No List" w:semiHidden="1" w:unhideWhenUsed="1"/>
+    <w:lsdException w:name="Outline List 1" w:semiHidden="1" w:unhideWhenUsed="1"/>
+    <w:lsdException w:name="Outline List 2" w:semiHidden="1" w:unhideWhenUsed="1"/>
+    <w:lsdException w:name="Outline List 3" w:semiHidden="1" w:unhideWhenUsed="1"/>
+    <w:lsdException w:name="Table Simple 1" w:semiHidden="1" w:unhideWhenUsed="1"/>
+    <w:lsdException w:name="Table Simple 2" w:semiHidden="1" w:unhideWhenUsed="1"/>
+    <w:lsdException w:name="Table Simple 3" w:semiHidden="1" w:unhideWhenUsed="1"/>
+    <w:lsdException w:name="Table Classic 1" w:semiHidden="1" w:unhideWhenUsed="1"/>
+    <w:lsdException w:name="Table Classic 2" w:semiHidden="1" w:unhideWhenUsed="1"/>
+    <w:lsdException w:name="Table Classic 3" w:semiHidden="1" w:unhideWhenUsed="1"/>
+    <w:lsdException w:name="Table Classic 4" w:semiHidden="1" w:unhideWhenUsed="1"/>
+    <w:lsdException w:name="Table Colorful 1" w:semiHidden="1" w:unhideWhenUsed="1"/>
+    <w:lsdException w:name="Table Colorful 2" w:semiHidden="1" w:unhideWhenUsed="1"/>
+    <w:lsdException w:name="Table Colorful 3" w:semiHidden="1" w:unhideWhenUsed="1"/>
+    <w:lsdException w:name="Table Columns 1" w:semiHidden="1" w:unhideWhenUsed="1"/>
+    <w:lsdException w:name="Table Columns 2" w:semiHidden="1" w:unhideWhenUsed="1"/>
+    <w:lsdException w:name="Table Columns 3" w:semiHidden="1" w:unhideWhenUsed="1"/>
+    <w:lsdException w:name="Table Columns 4" w:semiHidden="1" w:unhideWhenUsed="1"/>
+    <w:lsdException w:name="Table Columns 5" w:semiHidden="1" w:unhideWhenUsed="1"/>
+    <w:lsdException w:name="Table Grid 1" w:semiHidden="1" w:unhideWhenUsed="1"/>
+    <w:lsdException w:name="Table Grid 2" w:semiHidden="1" w:unhideWhenUsed="1"/>
+    <w:lsdException w:name="Table Grid 3" w:semiHidden="1" w:unhideWhenUsed="1"/>
+    <w:lsdException w:name="Table Grid 4" w:semiHidden="1" w:unhideWhenUsed="1"/>
+    <w:lsdException w:name="Table Grid 5" w:semiHidden="1" w:unhideWhenUsed="1"/>
+    <w:lsdException w:name="Table Grid 6" w:semiHidden="1" w:unhideWhenUsed="1"/>
+    <w:lsdException w:name="Table Grid 7" w:semiHidden="1" w:unhideWhenUsed="1"/>
+    <w:lsdException w:name="Table Grid 8" w:semiHidden="1" w:unhideWhenUsed="1"/>
+    <w:lsdException w:name="Table List 1" w:semiHidden="1" w:unhideWhenUsed="1"/>
+    <w:lsdException w:name="Table List 2" w:semiHidden="1" w:unhideWhenUsed="1"/>
+    <w:lsdException w:name="Table List 3" w:semiHidden="1" w:unhideWhenUsed="1"/>
+    <w:lsdException w:name="Table List 4" w:semiHidden="1" w:unhideWhenUsed="1"/>
+    <w:lsdException w:name="Table List 5" w:semiHidden="1" w:unhideWhenUsed="1"/>
+    <w:lsdException w:name="Table List 6" w:semiHidden="1" w:unhideWhenUsed="1"/>
+    <w:lsdException w:name="Table List 7" w:semiHidden="1" w:unhideWhenUsed="1"/>
+    <w:lsdException w:name="Table List 8" w:semiHidden="1" w:unhideWhenUsed="1"/>
+    <w:lsdException w:name="Table 3D effects 1" w:semiHidden="1" w:unhideWhenUsed="1"/>
+    <w:lsdException w:name="Table 3D effects 2" w:semiHidden="1" w:unhideWhenUsed="1"/>
+    <w:lsdException w:name="Table 3D effects 3" w:semiHidden="1" w:unhideWhenUsed="1"/>
+    <w:lsdException w:name="Table Contemporary" w:semiHidden="1" w:unhideWhenUsed="1"/>
+    <w:lsdException w:name="Table Elegant" w:semiHidden="1" w:unhideWhenUsed="1"/>
+    <w:lsdException w:name="Table Professional" w:semiHidden="1" w:unhideWhenUsed="1"/>
+    <w:lsdException w:name="Table Subtle 1" w:semiHidden="1" w:unhideWhenUsed="1"/>
+    <w:lsdException w:name="Table Subtle 2" w:semiHidden="1" w:unhideWhenUsed="1"/>
+    <w:lsdException w:name="Table Web 1" w:semiHidden="1" w:unhideWhenUsed="1"/>
+    <w:lsdException w:name="Table Web 2" w:semiHidden="1" w:unhideWhenUsed="1"/>
+    <w:lsdException w:name="Table Web 3" w:semiHidden="1" w:unhideWhenUsed="1"/>
+    <w:lsdException w:name="Balloon Text" w:semiHidden="1" w:unhideWhenUsed="1"/>
+    <w:lsdException w:name="Table Grid" w:uiPriority="59"/>
+    <w:lsdException w:name="Table Theme" w:semiHidden="1" w:unhideWhenUsed="1"/>
+    <w:lsdException w:name="Placeholder Text" w:semiHidden="1"/>
+    <w:lsdException w:name="No Spacing" w:qFormat="1" w:uiPriority="1"/>
+    <w:lsdException w:name="Light Shading" w:uiPriority="60"/>
+    <w:lsdException w:name="Light List" w:uiPriority="61"/>
+    <w:lsdException w:name="Light Grid" w:uiPriority="62"/>
+    <w:lsdException w:name="Medium Shading 1" w:uiPriority="63"/>
+    <w:lsdException w:name="Medium Shading 2" w:uiPriority="64"/>
+    <w:lsdException w:name="Medium List 1" w:uiPriority="65"/>
+    <w:lsdException w:name="Medium List 2" w:uiPriority="66"/>
+    <w:lsdException w:name="Medium Grid 1" w:uiPriority="67"/>
+    <w:lsdException w:name="Medium Grid 2" w:uiPriority="68"/>
+    <w:lsdException w:name="Medium Grid 3" w:uiPriority="69"/>
+    <w:lsdException w:name="Dark List" w:uiPriority="70"/>
+    <w:lsdException w:name="Colorful Shading" w:uiPriority="71"/>
+    <w:lsdException w:name="Colorful List" w:uiPriority="72"/>
+    <w:lsdException w:name="Colorful Grid" w:uiPriority="73"/>
+    <w:lsdException w:name="Light Shading Accent 1" w:uiPriority="60"/>
+    <w:lsdException w:name="Light List Accent 1" w:uiPriority="61"/>
+    <w:lsdException w:name="Light Grid Accent 1" w:uiPriority="62"/>
+    <w:lsdException w:name="Medium Shading 1 Accent 1" w:uiPriority="63"/>
+    <w:lsdException w:name="Medium Shading 2 Accent 1" w:uiPriority="64"/>
+    <w:lsdException w:name="Medium List 1 Accent 1" w:uiPriority="65"/>
+    <w:lsdException w:name="Revision" w:semiHidden="1"/>
+    <w:lsdException w:name="List Paragraph" w:qFormat="1" w:uiPriority="34"/>
+    <w:lsdException w:name="Quote" w:qFormat="1" w:uiPriority="29"/>
+    <w:lsdException w:name="Intense Quote" w:qFormat="1" w:uiPriority="30"/>
+    <w:lsdException w:name="Medium List 2 Accent 1" w:uiPriority="66"/>
+    <w:lsdException w:name="Medium Grid 1 Accent 1" w:uiPriority="67"/>
+    <w:lsdException w:name="Medium Grid 2 Accent 1" w:uiPriority="68"/>
+    <w:lsdException w:name="Medium Grid 3 Accent 1" w:uiPriority="69"/>
+    <w:lsdException w:name="Dark List Accent 1" w:uiPriority="70"/>
+    <w:lsdException w:name="Colorful Shading Accent 1" w:uiPriority="71"/>
+    <w:lsdException w:name="Colorful List Accent 1" w:uiPriority="72"/>
+    <w:lsdException w:name="Colorful Grid Accent 1" w:uiPriority="73"/>
+    <w:lsdException w:name="Light Shading Accent 2" w:uiPriority="60"/>
+    <w:lsdException w:name="Light List Accent 2" w:uiPriority="61"/>
+    <w:lsdException w:name="Light Grid Accent 2" w:uiPriority="62"/>
+    <w:lsdException w:name="Medium Shading 1 Accent 2" w:uiPriority="63"/>
+    <w:lsdException w:name="Medium Shading 2 Accent 2" w:uiPriority="64"/>
+    <w:lsdException w:name="Medium List 1 Accent 2" w:uiPriority="65"/>
+    <w:lsdException w:name="Medium List 2 Accent 2" w:uiPriority="66"/>
+    <w:lsdException w:name="Medium Grid 1 Accent 2" w:uiPriority="67"/>
+    <w:lsdException w:name="Medium Grid 2 Accent 2" w:uiPriority="68"/>
+    <w:lsdException w:name="Medium Grid 3 Accent 2" w:uiPriority="69"/>
+    <w:lsdException w:name="Dark List Accent 2" w:uiPriority="70"/>
+    <w:lsdException w:name="Colorful Shading Accent 2" w:uiPriority="71"/>
+    <w:lsdException w:name="Colorful List Accent 2" w:uiPriority="72"/>
+    <w:lsdException w:name="Colorful Grid Accent 2" w:uiPriority="73"/>
+    <w:lsdException w:name="Light Shading Accent 3" w:uiPriority="60"/>
+    <w:lsdException w:name="Light List Accent 3" w:uiPriority="61"/>
+    <w:lsdException w:name="Light Grid Accent 3" w:uiPriority="62"/>
+    <w:lsdException w:name="Medium Shading 1 Accent 3" w:uiPriority="63"/>
+    <w:lsdException w:name="Medium Shading 2 Accent 3" w:uiPriority="64"/>
+    <w:lsdException w:name="Medium List 1 Accent 3" w:uiPriority="65"/>
+    <w:lsdException w:name="Medium List 2 Accent 3" w:uiPriority="66"/>
+    <w:lsdException w:name="Medium Grid 1 Accent 3" w:uiPriority="67"/>
+    <w:lsdException w:name="Medium Grid 2 Accent 3" w:uiPriority="68"/>
+    <w:lsdException w:name="Medium Grid 3 Accent 3" w:uiPriority="69"/>
+    <w:lsdException w:name="Dark List Accent 3" w:uiPriority="70"/>
+    <w:lsdException w:name="Colorful Shading Accent 3" w:uiPriority="71"/>
+    <w:lsdException w:name="Colorful List Accent 3" w:uiPriority="72"/>
+    <w:lsdException w:name="Colorful Grid Accent 3" w:uiPriority="73"/>
+    <w:lsdException w:name="Light Shading Accent 4" w:uiPriority="60"/>
+    <w:lsdException w:name="Light List Accent 4" w:uiPriority="61"/>
+    <w:lsdException w:name="Light Grid Accent 4" w:uiPriority="62"/>
+    <w:lsdException w:name="Medium Shading 1 Accent 4" w:uiPriority="63"/>
+    <w:lsdException w:name="Medium Shading 2 Accent 4" w:uiPriority="64"/>
+    <w:lsdException w:name="Medium List 1 Accent 4" w:uiPriority="65"/>
+    <w:lsdException w:name="Medium List 2 Accent 4" w:uiPriority="66"/>
+    <w:lsdException w:name="Medium Grid 1 Accent 4" w:uiPriority="67"/>
+    <w:lsdException w:name="Medium Grid 2 Accent 4" w:uiPriority="68"/>
+    <w:lsdException w:name="Medium Grid 3 Accent 4" w:uiPriority="69"/>
+    <w:lsdException w:name="Dark List Accent 4" w:uiPriority="70"/>
+    <w:lsdException w:name="Colorful Shading Accent 4" w:uiPriority="71"/>
+    <w:lsdException w:name="Colorful List Accent 4" w:uiPriority="72"/>
+    <w:lsdException w:name="Colorful Grid Accent 4" w:uiPriority="73"/>
+    <w:lsdException w:name="Light Shading Accent 5" w:uiPriority="60"/>
+    <w:lsdException w:name="Light List Accent 5" w:uiPriority="61"/>
+    <w:lsdException w:name="Light Grid Accent 5" w:uiPriority="62"/>
+    <w:lsdException w:name="Medium Shading 1 Accent 5" w:uiPriority="63"/>
+    <w:lsdException w:name="Medium Shading 2 Accent 5" w:uiPriority="64"/>
+    <w:lsdException w:name="Medium List 1 Accent 5" w:uiPriority="65"/>
+    <w:lsdException w:name="Medium List 2 Accent 5" w:uiPriority="66"/>
+    <w:lsdException w:name="Medium Grid 1 Accent 5" w:uiPriority="67"/>
+    <w:lsdException w:name="Medium Grid 2 Accent 5" w:uiPriority="68"/>
+    <w:lsdException w:name="Medium Grid 3 Accent 5" w:uiPriority="69"/>
+    <w:lsdException w:name="Dark List Accent 5" w:uiPriority="70"/>
+    <w:lsdException w:name="Colorful Shading Accent 5" w:uiPriority="71"/>
+    <w:lsdException w:name="Colorful List Accent 5" w:uiPriority="72"/>
+    <w:lsdException w:name="Colorful Grid Accent 5" w:uiPriority="73"/>
+    <w:lsdException w:name="Light Shading Accent 6" w:uiPriority="60"/>
+    <w:lsdException w:name="Light List Accent 6" w:uiPriority="61"/>
+    <w:lsdException w:name="Light Grid Accent 6" w:uiPriority="62"/>
+    <w:lsdException w:name="Medium Shading 1 Accent 6" w:uiPriority="63"/>
+    <w:lsdException w:name="Medium Shading 2 Accent 6" w:uiPriority="64"/>
+    <w:lsdException w:name="Medium List 1 Accent 6" w:uiPriority="65"/>
+    <w:lsdException w:name="Medium List 2 Accent 6" w:uiPriority="66"/>
+    <w:lsdException w:name="Medium Grid 1 Accent 6" w:uiPriority="67"/>
+    <w:lsdException w:name="Medium Grid 2 Accent 6" w:uiPriority="68"/>
+    <w:lsdException w:name="Medium Grid 3 Accent 6" w:uiPriority="69"/>
+    <w:lsdException w:name="Dark List Accent 6" w:uiPriority="70"/>
+    <w:lsdException w:name="Colorful Shading Accent 6" w:uiPriority="71"/>
+    <w:lsdException w:name="Colorful List Accent 6" w:uiPriority="72"/>
+    <w:lsdException w:name="Colorful Grid Accent 6" w:uiPriority="73"/>
+    <w:lsdException w:name="Subtle Emphasis" w:qFormat="1" w:uiPriority="19"/>
+    <w:lsdException w:name="Intense Emphasis" w:qFormat="1" w:uiPriority="21"/>
+    <w:lsdException w:name="Subtle Reference" w:qFormat="1" w:uiPriority="31"/>
+    <w:lsdException w:name="Intense Reference" w:qFormat="1" w:uiPriority="32"/>
+    <w:lsdException w:name="Book Title" w:qFormat="1" w:uiPriority="33"/>
+    <w:lsdException w:name="Bibliography" w:semiHidden="1" w:uiPriority="37" w:unhideWhenUsed="1"/>
+    <w:lsdException w:name="TOC Heading" w:qFormat="1" w:semiHidden="1" w:uiPriority="39" w:unhideWhenUsed="1"/>
+    <w:lsdException w:name="Plain Table 1" w:uiPriority="41"/>
+    <w:lsdException w:name="Plain Table 2" w:uiPriority="42"/>
+    <w:lsdException w:name="Plain Table 3" w:uiPriority="43"/>
+    <w:lsdException w:name="Plain Table 4" w:uiPriority="44"/>
+    <w:lsdException w:name="Plain Table 5" w:uiPriority="45"/>
+    <w:lsdException w:name="Grid Table Light" w:uiPriority="40"/>
+    <w:lsdException w:name="Grid Table 1 Light" w:uiPriority="46"/>
+    <w:lsdException w:name="Grid Table 2" w:uiPriority="47"/>
+    <w:lsdException w:name="Grid Table 3" w:uiPriority="48"/>
+    <w:lsdException w:name="Grid Table 4" w:uiPriority="49"/>
+    <w:lsdException w:name="Grid Table 5 Dark" w:uiPriority="50"/>
+    <w:lsdException w:name="Grid Table 6 Colorful" w:uiPriority="51"/>
+    <w:lsdException w:name="Grid Table 7 Colorful" w:uiPriority="52"/>
+    <w:lsdException w:name="Grid Table 1 Light Accent 1" w:uiPriority="46"/>
+    <w:lsdException w:name="Grid Table 2 Accent 1" w:uiPriority="47"/>
+    <w:lsdException w:name="Grid Table 3 Accent 1" w:uiPriority="48"/>
+    <w:lsdException w:name="Grid Table 4 Accent 1" w:uiPriority="49"/>
+    <w:lsdException w:name="Grid Table 5 Dark Accent 1" w:uiPriority="50"/>
+    <w:lsdException w:name="Grid Table 6 Colorful Accent 1" w:uiPriority="51"/>
+    <w:lsdException w:name="Grid Table 7 Colorful Accent 1" w:uiPriority="52"/>
+    <w:lsdException w:name="Grid Table 1 Light Accent 2" w:uiPriority="46"/>
+    <w:lsdException w:name="Grid Table 2 Accent 2" w:uiPriority="47"/>
+    <w:lsdException w:name="Grid Table 3 Accent 2" w:uiPriority="48"/>
+    <w:lsdException w:name="Grid Table 4 Accent 2" w:uiPriority="49"/>
+    <w:lsdException w:name="Grid Table 5 Dark Accent 2" w:uiPriority="50"/>
+    <w:lsdException w:name="Grid Table 6 Colorful Accent 2" w:uiPriority="51"/>
+    <w:lsdException w:name="Grid Table 7 Colorful Accent 2" w:uiPriority="52"/>
+    <w:lsdException w:name="Grid Table 1 Light Accent 3" w:uiPriority="46"/>
+    <w:lsdException w:name="Grid Table 2 Accent 3" w:uiPriority="47"/>
+    <w:lsdException w:name="Grid Table 3 Accent 3" w:uiPriority="48"/>
+    <w:lsdException w:name="Grid Table 4 Accent 3" w:uiPriority="49"/>
+    <w:lsdException w:name="Grid Table 5 Dark Accent 3" w:uiPriority="50"/>
+    <w:lsdException w:name="Grid Table 6 Colorful Accent 3" w:uiPriority="51"/>
+    <w:lsdException w:name="Grid Table 7 Colorful Accent 3" w:uiPriority="52"/>
+    <w:lsdException w:name="Grid Table 1 Light Accent 4" w:uiPriority="46"/>
+    <w:lsdException w:name="Grid Table 2 Accent 4" w:uiPriority="47"/>
+    <w:lsdException w:name="Grid Table 3 Accent 4" w:uiPriority="48"/>
+    <w:lsdException w:name="Grid Table 4 Accent 4" w:uiPriority="49"/>
+    <w:lsdException w:name="Grid Table 5 Dark Accent 4" w:uiPriority="50"/>
+    <w:lsdException w:name="Grid Table 6 Colorful Accent 4" w:uiPriority="51"/>
+    <w:lsdException w:name="Grid Table 7 Colorful Accent 4" w:uiPriority="52"/>
+    <w:lsdException w:name="Grid Table 1 Light Accent 5" w:uiPriority="46"/>
+    <w:lsdException w:name="Grid Table 2 Accent 5" w:uiPriority="47"/>
+    <w:lsdException w:name="Grid Table 3 Accent 5" w:uiPriority="48"/>
+    <w:lsdException w:name="Grid Table 4 Accent 5" w:uiPriority="49"/>
+    <w:lsdException w:name="Grid Table 5 Dark Accent 5" w:uiPriority="50"/>
+    <w:lsdException w:name="Grid Table 6 Colorful Accent 5" w:uiPriority="51"/>
+    <w:lsdException w:name="Grid Table 7 Colorful Accent 5" w:uiPriority="52"/>
+    <w:lsdException w:name="Grid Table 1 Light Accent 6" w:uiPriority="46"/>
+    <w:lsdException w:name="Grid Table 2 Accent 6" w:uiPriority="47"/>
+    <w:lsdException w:name="Grid Table 3 Accent 6" w:uiPriority="48"/>
+    <w:lsdException w:name="Grid Table 4 Accent 6" w:uiPriority="49"/>
+    <w:lsdException w:name="Grid Table 5 Dark Accent 6" w:uiPriority="50"/>
+    <w:lsdException w:name="Grid Table 6 Colorful Accent 6" w:uiPriority="51"/>
+    <w:lsdException w:name="Grid Table 7 Colorful Accent 6" w:uiPriority="52"/>
+    <w:lsdException w:name="List Table 1 Light" w:uiPriority="46"/>
+    <w:lsdException w:name="List Table 2" w:uiPriority="47"/>
+    <w:lsdException w:name="List Table 3" w:uiPriority="48"/>
+    <w:lsdException w:name="List Table 4" w:uiPriority="49"/>
+    <w:lsdException w:name="List Table 5 Dark" w:uiPriority="50"/>
+    <w:lsdException w:name="List Table 6 Colorful" w:uiPriority="51"/>
+    <w:lsdException w:name="List Table 7 Colorful" w:uiPriority="52"/>
+    <w:lsdException w:name="List Table 1 Light Accent 1" w:uiPriority="46"/>
+    <w:lsdException w:name="List Table 2 Accent 1" w:uiPriority="47"/>
+    <w:lsdException w:name="List Table 3 Accent 1" w:uiPriority="48"/>
+    <w:lsdException w:name="List Table 4 Accent 1" w:uiPriority="49"/>
+    <w:lsdException w:name="List Table 5 Dark Accent 1" w:uiPriority="50"/>
+    <w:lsdException w:name="List Table 6 Colorful Accent 1" w:uiPriority="51"/>
+    <w:lsdException w:name="List Table 7 Colorful Accent 1" w:uiPriority="52"/>
+    <w:lsdException w:name="List Table 1 Light Accent 2" w:uiPriority="46"/>
+    <w:lsdException w:name="List Table 2 Accent 2" w:uiPriority="47"/>
+    <w:lsdException w:name="List Table 3 Accent 2" w:uiPriority="48"/>
+    <w:lsdException w:name="List Table 4 Accent 2" w:uiPriority="49"/>
+    <w:lsdException w:name="List Table 5 Dark Accent 2" w:uiPriority="50"/>
+    <w:lsdException w:name="List Table 6 Colorful Accent 2" w:uiPriority="51"/>
+    <w:lsdException w:name="List Table 7 Colorful Accent 2" w:uiPriority="52"/>
+    <w:lsdException w:name="List Table 1 Light Accent 3" w:uiPriority="46"/>
+    <w:lsdException w:name="List Table 2 Accent 3" w:uiPriority="47"/>
+    <w:lsdException w:name="List Table 3 Accent 3" w:uiPriority="48"/>
+    <w:lsdException w:name="List Table 4 Accent 3" w:uiPriority="49"/>
+    <w:lsdException w:name="List Table 5 Dark Accent 3" w:uiPriority="50"/>
+    <w:lsdException w:name="List Table 6 Colorful Accent 3" w:uiPriority="51"/>
+    <w:lsdException w:name="List Table 7 Colorful Accent 3" w:uiPriority="52"/>
+    <w:lsdException w:name="List Table 1 Light Accent 4" w:uiPriority="46"/>
+    <w:lsdException w:name="List Table 2 Accent 4" w:uiPriority="47"/>
+    <w:lsdException w:name="List Table 3 Accent 4" w:uiPriority="48"/>
+    <w:lsdException w:name="List Table 4 Accent 4" w:uiPriority="49"/>
+    <w:lsdException w:name="List Table 5 Dark Accent 4" w:uiPriority="50"/>
+    <w:lsdException w:name="List Table 6 Colorful Accent 4" w:uiPriority="51"/>
+    <w:lsdException w:name="List Table 7 Colorful Accent 4" w:uiPriority="52"/>
+    <w:lsdException w:name="List Table 1 Light Accent 5" w:uiPriority="46"/>
+    <w:lsdException w:name="List Table 2 Accent 5" w:uiPriority="47"/>
+    <w:lsdException w:name="List Table 3 Accent 5" w:uiPriority="48"/>
+    <w:lsdException w:name="List Table 4 Accent 5" w:uiPriority="49"/>
+    <w:lsdException w:name="List Table 5 Dark Accent 5" w:uiPriority="50"/>
+    <w:lsdException w:name="List Table 6 Colorful Accent 5" w:uiPriority="51"/>
+    <w:lsdException w:name="List Table 7 Colorful Accent 5" w:uiPriority="52"/>
+    <w:lsdException w:name="List Table 1 Light Accent 6" w:uiPriority="46"/>
+    <w:lsdException w:name="List Table 2 Accent 6" w:uiPriority="47"/>
+    <w:lsdException w:name="List Table 3 Accent 6" w:uiPriority="48"/>
+    <w:lsdException w:name="List Table 4 Accent 6" w:uiPriority="49"/>
+    <w:lsdException w:name="List Table 5 Dark Accent 6" w:uiPriority="50"/>
+    <w:lsdException w:name="List Table 6 Colorful Accent 6" w:uiPriority="51"/>
+    <w:lsdException w:name="List Table 7 Colorful Accent 6" w:uiPriority="52"/>
+    <w:lsdException w:name="Mention" w:semiHidden="1" w:unhideWhenUsed="1"/>
+    <w:lsdException w:name="Smart Hyperlink" w:semiHidden="1" w:unhideWhenUsed="1"/>
+    <w:lsdException w:name="Hashtag" w:semiHidden="1" w:unhideWhenUsed="1"/>
+    <w:lsdException w:name="Unresolved Mention" w:semiHidden="1" w:unhideWhenUsed="1"/>
+    <w:lsdException w:name="Smart Link" w:semiHidden="1" w:unhideWhenUsed="1"/>
+  </w:latentStyles>
   <w:style w:default="1" w:styleId="Normal" w:type="paragraph">
     <w:name w:val="Normal"/>
     <w:qFormat/>
-  </w:style>
-  <w:style w:styleId="BodyText" w:type="paragraph">
-    <w:name w:val="Body Text"/>
-    <w:basedOn w:val="Normal"/>
-    <w:link w:val="BodyTextChar"/>
-    <w:qFormat/>
+    <w:rsid w:val="00A04038"/>
     <w:pPr>
-      <w:spacing w:after="180" w:before="180"/>
-    </w:pPr>
-  </w:style>
-  <w:style w:customStyle="1" w:styleId="FirstParagraph" w:type="paragraph">
-    <w:name w:val="First Paragraph"/>
-    <w:basedOn w:val="BodyText"/>
-    <w:next w:val="BodyText"/>
-    <w:qFormat/>
-  </w:style>
-  <w:style w:customStyle="1" w:styleId="Compact" w:type="paragraph">
-    <w:name w:val="Compact"/>
-    <w:basedOn w:val="BodyText"/>
-    <w:qFormat/>
-    <w:pPr>
-      <w:spacing w:after="36" w:before="36"/>
-    </w:pPr>
-  </w:style>
-  <w:style w:styleId="Title" w:type="paragraph">
-    <w:name w:val="Title"/>
-    <w:basedOn w:val="Normal"/>
-    <w:next w:val="BodyText"/>
-    <w:link w:val="TitleChar"/>
-    <w:uiPriority w:val="10"/>
-    <w:qFormat/>
-    <w:rsid w:val="00A10FD9"/>
-    <w:pPr>
-      <w:spacing w:after="80" w:line="240" w:lineRule="auto"/>
-      <w:contextualSpacing/>
-      <w:jc w:val="center"/>
+      <w:spacing w:after="200" w:line="276" w:lineRule="auto"/>
     </w:pPr>
     <w:rPr>
-      <w:rFonts w:asciiTheme="majorHAnsi" w:cstheme="majorBidi" w:eastAsiaTheme="majorEastAsia" w:hAnsiTheme="majorHAnsi"/>
-      <w:sz w:val="56"/>
-      <w:szCs w:val="56"/>
+      <w:sz w:val="28"/>
+      <w:szCs w:val="22"/>
+      <w:lang w:eastAsia="en-US"/>
     </w:rPr>
-  </w:style>
-  <w:style w:customStyle="1" w:styleId="TitleChar" w:type="character">
-    <w:name w:val="Title Char"/>
-    <w:basedOn w:val="DefaultParagraphFont"/>
-    <w:link w:val="Title"/>
-    <w:uiPriority w:val="10"/>
-    <w:rsid w:val="00A10FD9"/>
-    <w:rPr>
-      <w:rFonts w:asciiTheme="majorHAnsi" w:cstheme="majorBidi" w:eastAsiaTheme="majorEastAsia" w:hAnsiTheme="majorHAnsi"/>
-      <w:sz w:val="56"/>
-      <w:szCs w:val="56"/>
-    </w:rPr>
-  </w:style>
-  <w:style w:styleId="Subtitle" w:type="paragraph">
-    <w:name w:val="Subtitle"/>
-    <w:basedOn w:val="Title"/>
-    <w:next w:val="BodyText"/>
-    <w:link w:val="SubtitleChar"/>
-    <w:uiPriority w:val="11"/>
-    <w:qFormat/>
-    <w:rsid w:val="00A10FD9"/>
-    <w:pPr>
-      <w:numPr>
-        <w:ilvl w:val="1"/>
-      </w:numPr>
-    </w:pPr>
-    <w:rPr>
-      <w:rFonts w:cstheme="majorBidi" w:eastAsiaTheme="majorEastAsia"/>
-      <w:spacing w:val="15"/>
-      <w:sz w:val="28"/>
-      <w:szCs w:val="28"/>
-    </w:rPr>
-  </w:style>
-  <w:style w:customStyle="1" w:styleId="SubtitleChar" w:type="character">
-    <w:name w:val="Subtitle Char"/>
-    <w:basedOn w:val="DefaultParagraphFont"/>
-    <w:link w:val="Subtitle"/>
-    <w:uiPriority w:val="11"/>
-    <w:rsid w:val="00A10FD9"/>
-    <w:rPr>
-      <w:rFonts w:cstheme="majorBidi" w:eastAsiaTheme="majorEastAsia"/>
-      <w:color w:themeColor="text1" w:themeTint="A6" w:val="595959"/>
-      <w:spacing w:val="15"/>
-      <w:sz w:val="28"/>
-      <w:szCs w:val="28"/>
-    </w:rPr>
-  </w:style>
-  <w:style w:customStyle="1" w:styleId="Author" w:type="paragraph">
-    <w:name w:val="Author"/>
-    <w:basedOn w:val="Title"/>
-    <w:next w:val="BodyText"/>
-    <w:qFormat/>
-    <w:pPr>
-      <w:keepNext/>
-      <w:keepLines/>
-    </w:pPr>
-    <w:rPr>
-      <w:sz w:val="24"/>
-      <w:szCs w:val="24"/>
-    </w:rPr>
-  </w:style>
-  <w:style w:styleId="Date" w:type="paragraph">
-    <w:name w:val="Date"/>
-    <w:basedOn w:val="Title"/>
-    <w:next w:val="BodyText"/>
-    <w:qFormat/>
-    <w:pPr>
-      <w:keepNext/>
-      <w:keepLines/>
-    </w:pPr>
-    <w:rPr>
-      <w:sz w:val="24"/>
-      <w:szCs w:val="24"/>
-    </w:rPr>
-  </w:style>
-  <w:style w:customStyle="1" w:styleId="AbstractTitle" w:type="paragraph">
-    <w:name w:val="Abstract Title"/>
-    <w:basedOn w:val="Normal"/>
-    <w:next w:val="Abstract"/>
-    <w:qFormat/>
-    <w:pPr>
-      <w:keepNext/>
-      <w:keepLines/>
-      <w:spacing w:after="0" w:before="300"/>
-      <w:jc w:val="center"/>
-    </w:pPr>
-    <w:rPr>
-      <w:b/>
-      <w:sz w:val="20"/>
-      <w:szCs w:val="20"/>
-    </w:rPr>
-  </w:style>
-  <w:style w:customStyle="1" w:styleId="Abstract" w:type="paragraph">
-    <w:name w:val="Abstract"/>
-    <w:basedOn w:val="Normal"/>
-    <w:next w:val="BodyText"/>
-    <w:qFormat/>
-    <w:pPr>
-      <w:keepNext/>
-      <w:keepLines/>
-      <w:spacing w:after="300" w:before="100"/>
-    </w:pPr>
-    <w:rPr>
-      <w:sz w:val="20"/>
-      <w:szCs w:val="20"/>
-    </w:rPr>
-  </w:style>
-  <w:style w:styleId="Bibliography" w:type="paragraph">
-    <w:name w:val="Bibliography"/>
-    <w:basedOn w:val="Normal"/>
-    <w:next w:val="Bibliography"/>
-    <w:qFormat/>
-    <w:pPr/>
-    <w:rPr/>
   </w:style>
   <w:style w:styleId="Heading1" w:type="paragraph">
     <w:name w:val="heading 1"/>
     <w:basedOn w:val="Normal"/>
-    <w:next w:val="BodyText"/>
+    <w:next w:val="Normal"/>
     <w:link w:val="Heading1Char"/>
     <w:uiPriority w:val="9"/>
     <w:qFormat/>
-    <w:rsid w:val="00A10FD9"/>
+    <w:rsid w:val="00EB3CCB"/>
     <w:pPr>
       <w:keepNext/>
       <w:keepLines/>
-      <w:spacing w:after="80" w:before="360"/>
+      <w:spacing w:after="0" w:before="240"/>
       <w:outlineLvl w:val="0"/>
     </w:pPr>
     <w:rPr>
       <w:rFonts w:asciiTheme="majorHAnsi" w:cstheme="majorBidi" w:eastAsiaTheme="majorEastAsia" w:hAnsiTheme="majorHAnsi"/>
-      <w:color w:themeColor="accent1" w:themeShade="BF" w:val="0F4761"/>
-      <w:sz w:val="40"/>
-      <w:szCs w:val="40"/>
+      <w:color w:themeColor="accent1" w:themeShade="BF" w:val="2F5496"/>
+      <w:sz w:val="32"/>
+      <w:szCs w:val="32"/>
     </w:rPr>
   </w:style>
   <w:style w:styleId="Heading2" w:type="paragraph">
     <w:name w:val="heading 2"/>
     <w:basedOn w:val="Normal"/>
-    <w:next w:val="BodyText"/>
+    <w:next w:val="Normal"/>
     <w:link w:val="Heading2Char"/>
     <w:uiPriority w:val="9"/>
-    <w:semiHidden/>
     <w:unhideWhenUsed/>
     <w:qFormat/>
-    <w:rsid w:val="00A10FD9"/>
+    <w:rsid w:val="00EB3CCB"/>
     <w:pPr>
       <w:keepNext/>
       <w:keepLines/>
-      <w:spacing w:after="80" w:before="160"/>
+      <w:spacing w:after="0" w:before="40"/>
       <w:outlineLvl w:val="1"/>
     </w:pPr>
     <w:rPr>
       <w:rFonts w:asciiTheme="majorHAnsi" w:cstheme="majorBidi" w:eastAsiaTheme="majorEastAsia" w:hAnsiTheme="majorHAnsi"/>
-      <w:color w:themeColor="accent1" w:themeShade="BF" w:val="0F4761"/>
-      <w:sz w:val="32"/>
-      <w:szCs w:val="32"/>
+      <w:color w:themeColor="accent1" w:themeShade="BF" w:val="2F5496"/>
+      <w:sz w:val="26"/>
+      <w:szCs w:val="26"/>
     </w:rPr>
-  </w:style>
-  <w:style w:styleId="Heading3" w:type="paragraph">
-    <w:name w:val="heading 3"/>
-    <w:basedOn w:val="Normal"/>
-    <w:next w:val="BodyText"/>
-    <w:link w:val="Heading3Char"/>
-    <w:uiPriority w:val="9"/>
-    <w:semiHidden/>
-    <w:unhideWhenUsed/>
-    <w:qFormat/>
-    <w:rsid w:val="00A10FD9"/>
-    <w:pPr>
-      <w:keepNext/>
-      <w:keepLines/>
-      <w:spacing w:after="80" w:before="160"/>
-      <w:outlineLvl w:val="2"/>
-    </w:pPr>
-    <w:rPr>
-      <w:rFonts w:cstheme="majorBidi" w:eastAsiaTheme="majorEastAsia"/>
-      <w:color w:themeColor="accent1" w:themeShade="BF" w:val="0F4761"/>
-      <w:sz w:val="28"/>
-      <w:szCs w:val="28"/>
-    </w:rPr>
-  </w:style>
-  <w:style w:styleId="Heading4" w:type="paragraph">
-    <w:name w:val="heading 4"/>
-    <w:basedOn w:val="Normal"/>
-    <w:next w:val="BodyText"/>
-    <w:link w:val="Heading4Char"/>
-    <w:uiPriority w:val="9"/>
-    <w:semiHidden/>
-    <w:unhideWhenUsed/>
-    <w:qFormat/>
-    <w:rsid w:val="00A10FD9"/>
-    <w:pPr>
-      <w:keepNext/>
-      <w:keepLines/>
-      <w:spacing w:after="40" w:before="80"/>
-      <w:outlineLvl w:val="3"/>
-    </w:pPr>
-    <w:rPr>
-      <w:rFonts w:cstheme="majorBidi" w:eastAsiaTheme="majorEastAsia"/>
-      <w:i/>
-      <w:iCs/>
-      <w:color w:themeColor="accent1" w:themeShade="BF" w:val="0F4761"/>
-    </w:rPr>
-  </w:style>
-  <w:style w:styleId="Heading5" w:type="paragraph">
-    <w:name w:val="heading 5"/>
-    <w:basedOn w:val="Normal"/>
-    <w:next w:val="BodyText"/>
-    <w:link w:val="Heading5Char"/>
-    <w:uiPriority w:val="9"/>
-    <w:semiHidden/>
-    <w:unhideWhenUsed/>
-    <w:qFormat/>
-    <w:rsid w:val="00A10FD9"/>
-    <w:pPr>
-      <w:keepNext/>
-      <w:keepLines/>
-      <w:spacing w:after="40" w:before="80"/>
-      <w:outlineLvl w:val="4"/>
-    </w:pPr>
-    <w:rPr>
-      <w:rFonts w:cstheme="majorBidi" w:eastAsiaTheme="majorEastAsia"/>
-      <w:color w:themeColor="accent1" w:themeShade="BF" w:val="0F4761"/>
-    </w:rPr>
-  </w:style>
-  <w:style w:styleId="Heading6" w:type="paragraph">
-    <w:name w:val="heading 6"/>
-    <w:basedOn w:val="Normal"/>
-    <w:next w:val="BodyText"/>
-    <w:link w:val="Heading6Char"/>
-    <w:uiPriority w:val="9"/>
-    <w:semiHidden/>
-    <w:unhideWhenUsed/>
-    <w:qFormat/>
-    <w:rsid w:val="00A10FD9"/>
-    <w:pPr>
-      <w:keepNext/>
-      <w:keepLines/>
-      <w:spacing w:after="0" w:before="40"/>
-      <w:outlineLvl w:val="5"/>
-    </w:pPr>
-    <w:rPr>
-      <w:rFonts w:cstheme="majorBidi" w:eastAsiaTheme="majorEastAsia"/>
-      <w:i/>
-      <w:iCs/>
-      <w:color w:themeColor="text1" w:themeTint="A6" w:val="595959"/>
-    </w:rPr>
-  </w:style>
-  <w:style w:styleId="Heading7" w:type="paragraph">
-    <w:name w:val="heading 7"/>
-    <w:basedOn w:val="Normal"/>
-    <w:next w:val="BodyText"/>
-    <w:link w:val="Heading7Char"/>
-    <w:uiPriority w:val="9"/>
-    <w:semiHidden/>
-    <w:unhideWhenUsed/>
-    <w:qFormat/>
-    <w:rsid w:val="00A10FD9"/>
-    <w:pPr>
-      <w:keepNext/>
-      <w:keepLines/>
-      <w:spacing w:after="0" w:before="40"/>
-      <w:outlineLvl w:val="6"/>
-    </w:pPr>
-    <w:rPr>
-      <w:rFonts w:cstheme="majorBidi" w:eastAsiaTheme="majorEastAsia"/>
-      <w:color w:themeColor="text1" w:themeTint="A6" w:val="595959"/>
-    </w:rPr>
-  </w:style>
-  <w:style w:styleId="Heading8" w:type="paragraph">
-    <w:name w:val="heading 8"/>
-    <w:basedOn w:val="Normal"/>
-    <w:next w:val="BodyText"/>
-    <w:link w:val="Heading8Char"/>
-    <w:uiPriority w:val="9"/>
-    <w:semiHidden/>
-    <w:unhideWhenUsed/>
-    <w:qFormat/>
-    <w:rsid w:val="00A10FD9"/>
-    <w:pPr>
-      <w:keepNext/>
-      <w:keepLines/>
-      <w:spacing w:after="0"/>
-      <w:outlineLvl w:val="7"/>
-    </w:pPr>
-    <w:rPr>
-      <w:rFonts w:cstheme="majorBidi" w:eastAsiaTheme="majorEastAsia"/>
-      <w:i/>
-      <w:iCs/>
-      <w:color w:themeColor="text1" w:themeTint="D8" w:val="272727"/>
-    </w:rPr>
-  </w:style>
-  <w:style w:styleId="Heading9" w:type="paragraph">
-    <w:name w:val="heading 9"/>
-    <w:basedOn w:val="Normal"/>
-    <w:next w:val="BodyText"/>
-    <w:link w:val="Heading9Char"/>
-    <w:uiPriority w:val="9"/>
-    <w:semiHidden/>
-    <w:unhideWhenUsed/>
-    <w:qFormat/>
-    <w:rsid w:val="00A10FD9"/>
-    <w:pPr>
-      <w:keepNext/>
-      <w:keepLines/>
-      <w:spacing w:after="0"/>
-      <w:outlineLvl w:val="8"/>
-    </w:pPr>
-    <w:rPr>
-      <w:rFonts w:cstheme="majorBidi" w:eastAsiaTheme="majorEastAsia"/>
-      <w:color w:themeColor="text1" w:themeTint="D8" w:val="272727"/>
-    </w:rPr>
-  </w:style>
-  <w:style w:customStyle="1" w:styleId="Heading1Char" w:type="character">
-    <w:name w:val="Heading 1 Char"/>
-    <w:basedOn w:val="DefaultParagraphFont"/>
-    <w:link w:val="Heading1"/>
-    <w:uiPriority w:val="9"/>
-    <w:rsid w:val="00A10FD9"/>
-    <w:rPr>
-      <w:rFonts w:asciiTheme="majorHAnsi" w:cstheme="majorBidi" w:eastAsiaTheme="majorEastAsia" w:hAnsiTheme="majorHAnsi"/>
-      <w:color w:themeColor="accent1" w:themeShade="BF" w:val="0F4761"/>
-      <w:sz w:val="40"/>
-      <w:szCs w:val="40"/>
-    </w:rPr>
-  </w:style>
-  <w:style w:customStyle="1" w:styleId="Heading2Char" w:type="character">
-    <w:name w:val="Heading 2 Char"/>
-    <w:basedOn w:val="DefaultParagraphFont"/>
-    <w:link w:val="Heading2"/>
-    <w:uiPriority w:val="9"/>
-    <w:semiHidden/>
-    <w:rsid w:val="00A10FD9"/>
-    <w:rPr>
-      <w:rFonts w:asciiTheme="majorHAnsi" w:cstheme="majorBidi" w:eastAsiaTheme="majorEastAsia" w:hAnsiTheme="majorHAnsi"/>
-      <w:color w:themeColor="accent1" w:themeShade="BF" w:val="0F4761"/>
-      <w:sz w:val="32"/>
-      <w:szCs w:val="32"/>
-    </w:rPr>
-  </w:style>
-  <w:style w:customStyle="1" w:styleId="Heading3Char" w:type="character">
-    <w:name w:val="Heading 3 Char"/>
-    <w:basedOn w:val="DefaultParagraphFont"/>
-    <w:link w:val="Heading3"/>
-    <w:uiPriority w:val="9"/>
-    <w:semiHidden/>
-    <w:rsid w:val="00A10FD9"/>
-    <w:rPr>
-      <w:rFonts w:cstheme="majorBidi" w:eastAsiaTheme="majorEastAsia"/>
-      <w:color w:themeColor="accent1" w:themeShade="BF" w:val="0F4761"/>
-      <w:sz w:val="28"/>
-      <w:szCs w:val="28"/>
-    </w:rPr>
-  </w:style>
-  <w:style w:customStyle="1" w:styleId="Heading4Char" w:type="character">
-    <w:name w:val="Heading 4 Char"/>
-    <w:basedOn w:val="DefaultParagraphFont"/>
-    <w:link w:val="Heading4"/>
-    <w:uiPriority w:val="9"/>
-    <w:semiHidden/>
-    <w:rsid w:val="00A10FD9"/>
-    <w:rPr>
-      <w:rFonts w:cstheme="majorBidi" w:eastAsiaTheme="majorEastAsia"/>
-      <w:i/>
-      <w:iCs/>
-      <w:color w:themeColor="accent1" w:themeShade="BF" w:val="0F4761"/>
-    </w:rPr>
-  </w:style>
-  <w:style w:customStyle="1" w:styleId="Heading5Char" w:type="character">
-    <w:name w:val="Heading 5 Char"/>
-    <w:basedOn w:val="DefaultParagraphFont"/>
-    <w:link w:val="Heading5"/>
-    <w:uiPriority w:val="9"/>
-    <w:semiHidden/>
-    <w:rsid w:val="00A10FD9"/>
-    <w:rPr>
-      <w:rFonts w:cstheme="majorBidi" w:eastAsiaTheme="majorEastAsia"/>
-      <w:color w:themeColor="accent1" w:themeShade="BF" w:val="0F4761"/>
-    </w:rPr>
-  </w:style>
-  <w:style w:customStyle="1" w:styleId="Heading6Char" w:type="character">
-    <w:name w:val="Heading 6 Char"/>
-    <w:basedOn w:val="DefaultParagraphFont"/>
-    <w:link w:val="Heading6"/>
-    <w:uiPriority w:val="9"/>
-    <w:semiHidden/>
-    <w:rsid w:val="00A10FD9"/>
-    <w:rPr>
-      <w:rFonts w:cstheme="majorBidi" w:eastAsiaTheme="majorEastAsia"/>
-      <w:i/>
-      <w:iCs/>
-      <w:color w:themeColor="text1" w:themeTint="A6" w:val="595959"/>
-    </w:rPr>
-  </w:style>
-  <w:style w:customStyle="1" w:styleId="Heading7Char" w:type="character">
-    <w:name w:val="Heading 7 Char"/>
-    <w:basedOn w:val="DefaultParagraphFont"/>
-    <w:link w:val="Heading7"/>
-    <w:uiPriority w:val="9"/>
-    <w:semiHidden/>
-    <w:rsid w:val="00A10FD9"/>
-    <w:rPr>
-      <w:rFonts w:cstheme="majorBidi" w:eastAsiaTheme="majorEastAsia"/>
-      <w:color w:themeColor="text1" w:themeTint="A6" w:val="595959"/>
-    </w:rPr>
-  </w:style>
-  <w:style w:customStyle="1" w:styleId="Heading8Char" w:type="character">
-    <w:name w:val="Heading 8 Char"/>
-    <w:basedOn w:val="DefaultParagraphFont"/>
-    <w:link w:val="Heading8"/>
-    <w:uiPriority w:val="9"/>
-    <w:semiHidden/>
-    <w:rsid w:val="00A10FD9"/>
-    <w:rPr>
-      <w:rFonts w:cstheme="majorBidi" w:eastAsiaTheme="majorEastAsia"/>
-      <w:i/>
-      <w:iCs/>
-      <w:color w:themeColor="text1" w:themeTint="D8" w:val="272727"/>
-    </w:rPr>
-  </w:style>
-  <w:style w:customStyle="1" w:styleId="Heading9Char" w:type="character">
-    <w:name w:val="Heading 9 Char"/>
-    <w:basedOn w:val="DefaultParagraphFont"/>
-    <w:link w:val="Heading9"/>
-    <w:uiPriority w:val="9"/>
-    <w:semiHidden/>
-    <w:rsid w:val="00A10FD9"/>
-    <w:rPr>
-      <w:rFonts w:cstheme="majorBidi" w:eastAsiaTheme="majorEastAsia"/>
-      <w:color w:themeColor="text1" w:themeTint="D8" w:val="272727"/>
-    </w:rPr>
-  </w:style>
-  <w:style w:styleId="BlockText" w:type="paragraph">
-    <w:name w:val="Block Text"/>
-    <w:basedOn w:val="BodyText"/>
-    <w:next w:val="BodyText"/>
-    <w:uiPriority w:val="9"/>
-    <w:unhideWhenUsed/>
-    <w:qFormat/>
-    <w:pPr>
-      <w:spacing w:after="100" w:before="100"/>
-      <w:ind w:firstLine="0" w:left="480" w:right="480"/>
-    </w:pPr>
-  </w:style>
-  <w:style w:styleId="FootnoteText" w:type="paragraph">
-    <w:name w:val="Footnote Text"/>
-    <w:basedOn w:val="Normal"/>
-    <w:next w:val="FootnoteText"/>
-    <w:uiPriority w:val="9"/>
-    <w:unhideWhenUsed/>
-    <w:qFormat/>
-  </w:style>
-  <w:style w:styleId="FootnoteBlockText" w:type="paragraph">
-    <w:name w:val="Footnote Block Text"/>
-    <w:basedOn w:val="FootnoteText"/>
-    <w:next w:val="FootnoteText"/>
-    <w:uiPriority w:val="9"/>
-    <w:unhideWhenUsed/>
-    <w:qFormat/>
-    <w:pPr>
-      <w:spacing w:after="100" w:before="100"/>
-      <w:ind w:firstLine="0" w:left="480" w:right="480"/>
-    </w:pPr>
   </w:style>
   <w:style w:default="1" w:styleId="DefaultParagraphFont" w:type="character">
     <w:name w:val="Default Paragraph Font"/>
+    <w:uiPriority w:val="1"/>
     <w:semiHidden/>
     <w:unhideWhenUsed/>
   </w:style>
-  <w:style w:default="1" w:styleId="Table" w:type="table">
-    <w:name w:val="Table"/>
-    <w:basedOn w:val="TableNormal"/>
+  <w:style w:default="1" w:styleId="TableNormal" w:type="table">
+    <w:name w:val="Normal Table"/>
+    <w:uiPriority w:val="99"/>
     <w:semiHidden/>
     <w:unhideWhenUsed/>
-    <w:qFormat/>
     <w:tblPr>
       <w:tblInd w:type="dxa" w:w="0"/>
       <w:tblCellMar>
@@ -5823,112 +10722,440 @@
         <w:right w:type="dxa" w:w="108"/>
       </w:tblCellMar>
     </w:tblPr>
+  </w:style>
+  <w:style w:default="1" w:styleId="NoList" w:type="numbering">
+    <w:name w:val="No List"/>
+    <w:uiPriority w:val="99"/>
+    <w:semiHidden/>
+    <w:unhideWhenUsed/>
+  </w:style>
+  <w:style w:styleId="TableGrid" w:type="table">
+    <w:name w:val="Table Grid"/>
+    <w:basedOn w:val="TableNormal"/>
+    <w:uiPriority w:val="59"/>
+    <w:rsid w:val="009901D4"/>
+    <w:rPr>
+      <w:lang w:eastAsia="en-GB"/>
+    </w:rPr>
+    <w:tblPr>
+      <w:tblBorders>
+        <w:top w:color="auto" w:space="0" w:sz="4" w:val="single"/>
+        <w:left w:color="auto" w:space="0" w:sz="4" w:val="single"/>
+        <w:bottom w:color="auto" w:space="0" w:sz="4" w:val="single"/>
+        <w:right w:color="auto" w:space="0" w:sz="4" w:val="single"/>
+        <w:insideH w:color="auto" w:space="0" w:sz="4" w:val="single"/>
+        <w:insideV w:color="auto" w:space="0" w:sz="4" w:val="single"/>
+      </w:tblBorders>
+    </w:tblPr>
     <w:tblStylePr w:type="firstRow">
+      <w:rPr>
+        <w:b/>
+      </w:rPr>
+      <w:tblPr/>
       <w:tcPr>
-        <w:tcBorders>
-          <w:bottom w:val="single"/>
-        </w:tcBorders>
-        <w:vAlign w:val="bottom"/>
+        <w:shd w:color="auto" w:fill="BDD6EE" w:themeFill="accent5" w:themeFillTint="66" w:val="clear"/>
       </w:tcPr>
     </w:tblStylePr>
   </w:style>
-  <w:style w:customStyle="1" w:styleId="DefinitionTerm" w:type="paragraph">
-    <w:name w:val="Definition Term"/>
+  <w:style w:customStyle="1" w:styleId="A2" w:type="character">
+    <w:name w:val="A2"/>
+    <w:uiPriority w:val="99"/>
+    <w:rsid w:val="00E702CF"/>
+    <w:rPr>
+      <w:rFonts w:cs="Caecilia LT Std Roman"/>
+      <w:b/>
+      <w:bCs/>
+      <w:i/>
+      <w:iCs/>
+      <w:color w:val="000000"/>
+      <w:sz w:val="20"/>
+      <w:szCs w:val="20"/>
+    </w:rPr>
+  </w:style>
+  <w:style w:styleId="BalloonText" w:type="paragraph">
+    <w:name w:val="Balloon Text"/>
     <w:basedOn w:val="Normal"/>
-    <w:next w:val="Definition"/>
+    <w:link w:val="BalloonTextChar"/>
+    <w:uiPriority w:val="99"/>
+    <w:semiHidden/>
+    <w:unhideWhenUsed/>
+    <w:rsid w:val="00E702CF"/>
     <w:pPr>
-      <w:keepNext/>
-      <w:keepLines/>
-      <w:spacing w:after="0"/>
+      <w:spacing w:after="0" w:line="240" w:lineRule="auto"/>
     </w:pPr>
     <w:rPr>
-      <w:b/>
+      <w:rFonts w:ascii="Tahoma" w:cs="Tahoma" w:hAnsi="Tahoma"/>
+      <w:sz w:val="16"/>
+      <w:szCs w:val="16"/>
     </w:rPr>
   </w:style>
-  <w:style w:customStyle="1" w:styleId="Definition" w:type="paragraph">
-    <w:name w:val="Definition"/>
-    <w:basedOn w:val="Normal"/>
+  <w:style w:customStyle="1" w:styleId="BalloonTextChar" w:type="character">
+    <w:name w:val="Balloon Text Char"/>
+    <w:link w:val="BalloonText"/>
+    <w:uiPriority w:val="99"/>
+    <w:semiHidden/>
+    <w:rsid w:val="00E702CF"/>
+    <w:rPr>
+      <w:rFonts w:ascii="Tahoma" w:cs="Tahoma" w:eastAsia="Calibri" w:hAnsi="Tahoma"/>
+      <w:sz w:val="16"/>
+      <w:szCs w:val="16"/>
+    </w:rPr>
   </w:style>
-  <w:style w:styleId="Caption" w:type="paragraph">
-    <w:name w:val="Caption"/>
-    <w:basedOn w:val="Normal"/>
-    <w:link w:val="BodyTextChar"/>
+  <w:style w:styleId="NoSpacing" w:type="paragraph">
+    <w:name w:val="No Spacing"/>
+    <w:link w:val="NoSpacingChar"/>
+    <w:uiPriority w:val="1"/>
+    <w:qFormat/>
+    <w:rsid w:val="005A143A"/>
+    <w:rPr>
+      <w:rFonts w:eastAsia="Times New Roman"/>
+      <w:sz w:val="22"/>
+      <w:szCs w:val="22"/>
+      <w:lang w:eastAsia="en-US" w:val="en-US"/>
+    </w:rPr>
+  </w:style>
+  <w:style w:customStyle="1" w:styleId="NoSpacingChar" w:type="character">
+    <w:name w:val="No Spacing Char"/>
+    <w:link w:val="NoSpacing"/>
+    <w:uiPriority w:val="1"/>
+    <w:rsid w:val="005A143A"/>
+    <w:rPr>
+      <w:rFonts w:eastAsia="Times New Roman"/>
+      <w:sz w:val="22"/>
+      <w:szCs w:val="22"/>
+      <w:lang w:bidi="ar-SA" w:eastAsia="en-US" w:val="en-US"/>
+    </w:rPr>
+  </w:style>
+  <w:style w:customStyle="1" w:styleId="Standard" w:type="paragraph">
+    <w:name w:val="Standard"/>
+    <w:rsid w:val="00355B52"/>
     <w:pPr>
-      <w:spacing w:after="120" w:before="0"/>
+      <w:suppressAutoHyphens/>
+      <w:autoSpaceDN w:val="0"/>
+      <w:spacing w:after="200" w:line="276" w:lineRule="auto"/>
+      <w:textAlignment w:val="baseline"/>
     </w:pPr>
     <w:rPr>
-      <w:i/>
-    </w:rPr>
-  </w:style>
-  <w:style w:customStyle="1" w:styleId="TableCaption" w:type="paragraph">
-    <w:name w:val="Table Caption"/>
-    <w:basedOn w:val="Caption"/>
-    <w:pPr>
-      <w:keepNext/>
-    </w:pPr>
-  </w:style>
-  <w:style w:customStyle="1" w:styleId="ImageCaption" w:type="paragraph">
-    <w:name w:val="Image Caption"/>
-    <w:basedOn w:val="Caption"/>
-  </w:style>
-  <w:style w:customStyle="1" w:styleId="Figure" w:type="paragraph">
-    <w:name w:val="Figure"/>
-    <w:basedOn w:val="Normal"/>
-  </w:style>
-  <w:style w:customStyle="1" w:styleId="CaptionedFigure" w:type="paragraph">
-    <w:name w:val="Captioned Figure"/>
-    <w:basedOn w:val="Figure"/>
-    <w:pPr>
-      <w:keepNext/>
-    </w:pPr>
-  </w:style>
-  <w:style w:customStyle="1" w:styleId="BodyTextChar" w:type="character">
-    <w:name w:val="Body Text Char"/>
-    <w:basedOn w:val="DefaultParagraphFont"/>
-    <w:link w:val="BodyText"/>
-  </w:style>
-  <w:style w:customStyle="1" w:styleId="VerbatimChar" w:type="character">
-    <w:name w:val="Verbatim Char"/>
-    <w:basedOn w:val="BodyTextChar"/>
-    <w:rPr>
-      <w:rFonts w:ascii="Consolas" w:hAnsi="Consolas"/>
+      <w:rFonts w:cs="Calibri"/>
+      <w:kern w:val="3"/>
       <w:sz w:val="22"/>
-    </w:rPr>
-  </w:style>
-  <w:style w:customStyle="1" w:styleId="SectionNumber" w:type="character">
-    <w:name w:val="Section Number"/>
-    <w:basedOn w:val="BodyTextChar"/>
-  </w:style>
-  <w:style w:styleId="FootnoteReference" w:type="character">
-    <w:name w:val="Footnote Reference"/>
-    <w:basedOn w:val="BodyTextChar"/>
-    <w:rPr>
-      <w:vertAlign w:val="superscript"/>
+      <w:szCs w:val="22"/>
+      <w:lang w:bidi="hi-IN" w:eastAsia="ar-SA"/>
     </w:rPr>
   </w:style>
   <w:style w:styleId="Hyperlink" w:type="character">
     <w:name w:val="Hyperlink"/>
-    <w:basedOn w:val="BodyTextChar"/>
+    <w:rsid w:val="00355B52"/>
     <w:rPr>
-      <w:color w:themeColor="accent1" w:val="4F81BD"/>
+      <w:color w:val="0000FF"/>
+      <w:u w:val="single"/>
     </w:rPr>
   </w:style>
-  <w:style w:styleId="TOCHeading" w:type="paragraph">
-    <w:name w:val="TOC Heading"/>
-    <w:basedOn w:val="Heading1"/>
-    <w:next w:val="BodyText"/>
-    <w:uiPriority w:val="39"/>
+  <w:style w:styleId="Header" w:type="paragraph">
+    <w:name w:val="header"/>
+    <w:basedOn w:val="Normal"/>
+    <w:link w:val="HeaderChar"/>
+    <w:uiPriority w:val="99"/>
     <w:unhideWhenUsed/>
+    <w:rsid w:val="00BA5D16"/>
+    <w:pPr>
+      <w:tabs>
+        <w:tab w:pos="4513" w:val="center"/>
+        <w:tab w:pos="9026" w:val="right"/>
+      </w:tabs>
+    </w:pPr>
+  </w:style>
+  <w:style w:customStyle="1" w:styleId="HeaderChar" w:type="character">
+    <w:name w:val="Header Char"/>
+    <w:link w:val="Header"/>
+    <w:uiPriority w:val="99"/>
+    <w:rsid w:val="00BA5D16"/>
+    <w:rPr>
+      <w:sz w:val="22"/>
+      <w:szCs w:val="22"/>
+      <w:lang w:eastAsia="en-US"/>
+    </w:rPr>
+  </w:style>
+  <w:style w:styleId="Footer" w:type="paragraph">
+    <w:name w:val="footer"/>
+    <w:basedOn w:val="Normal"/>
+    <w:link w:val="FooterChar"/>
+    <w:uiPriority w:val="99"/>
+    <w:unhideWhenUsed/>
+    <w:rsid w:val="00BA5D16"/>
+    <w:pPr>
+      <w:tabs>
+        <w:tab w:pos="4513" w:val="center"/>
+        <w:tab w:pos="9026" w:val="right"/>
+      </w:tabs>
+    </w:pPr>
+  </w:style>
+  <w:style w:customStyle="1" w:styleId="FooterChar" w:type="character">
+    <w:name w:val="Footer Char"/>
+    <w:link w:val="Footer"/>
+    <w:uiPriority w:val="99"/>
+    <w:rsid w:val="00BA5D16"/>
+    <w:rPr>
+      <w:sz w:val="22"/>
+      <w:szCs w:val="22"/>
+      <w:lang w:eastAsia="en-US"/>
+    </w:rPr>
+  </w:style>
+  <w:style w:customStyle="1" w:styleId="Default" w:type="paragraph">
+    <w:name w:val="Default"/>
+    <w:rsid w:val="002A65B1"/>
+    <w:pPr>
+      <w:autoSpaceDE w:val="0"/>
+      <w:autoSpaceDN w:val="0"/>
+      <w:adjustRightInd w:val="0"/>
+    </w:pPr>
+    <w:rPr>
+      <w:rFonts w:ascii="Arial" w:cs="Arial" w:hAnsi="Arial"/>
+      <w:color w:val="000000"/>
+      <w:sz w:val="24"/>
+      <w:szCs w:val="24"/>
+      <w:lang w:eastAsia="en-GB"/>
+    </w:rPr>
+  </w:style>
+  <w:style w:styleId="UnresolvedMention" w:type="character">
+    <w:name w:val="Unresolved Mention"/>
+    <w:uiPriority w:val="99"/>
+    <w:semiHidden/>
+    <w:unhideWhenUsed/>
+    <w:rsid w:val="00950EAA"/>
+    <w:rPr>
+      <w:color w:val="605E5C"/>
+      <w:shd w:color="auto" w:fill="E1DFDD" w:val="clear"/>
+    </w:rPr>
+  </w:style>
+  <w:style w:styleId="GridTable4-Accent5" w:type="table">
+    <w:name w:val="Grid Table 4 Accent 5"/>
+    <w:basedOn w:val="TableNormal"/>
+    <w:uiPriority w:val="49"/>
+    <w:rsid w:val="003A39E6"/>
+    <w:tblPr>
+      <w:tblStyleRowBandSize w:val="1"/>
+      <w:tblStyleColBandSize w:val="1"/>
+      <w:tblBorders>
+        <w:top w:color="9CC2E5" w:space="0" w:sz="4" w:val="single"/>
+        <w:left w:color="9CC2E5" w:space="0" w:sz="4" w:val="single"/>
+        <w:bottom w:color="9CC2E5" w:space="0" w:sz="4" w:val="single"/>
+        <w:right w:color="9CC2E5" w:space="0" w:sz="4" w:val="single"/>
+        <w:insideH w:color="9CC2E5" w:space="0" w:sz="4" w:val="single"/>
+        <w:insideV w:color="9CC2E5" w:space="0" w:sz="4" w:val="single"/>
+      </w:tblBorders>
+    </w:tblPr>
+    <w:tblStylePr w:type="firstRow">
+      <w:rPr>
+        <w:b/>
+        <w:bCs/>
+        <w:color w:val="FFFFFF"/>
+      </w:rPr>
+      <w:tblPr/>
+      <w:tcPr>
+        <w:tcBorders>
+          <w:top w:color="5B9BD5" w:space="0" w:sz="4" w:val="single"/>
+          <w:left w:color="5B9BD5" w:space="0" w:sz="4" w:val="single"/>
+          <w:bottom w:color="5B9BD5" w:space="0" w:sz="4" w:val="single"/>
+          <w:right w:color="5B9BD5" w:space="0" w:sz="4" w:val="single"/>
+          <w:insideH w:val="nil"/>
+          <w:insideV w:val="nil"/>
+        </w:tcBorders>
+        <w:shd w:color="auto" w:fill="5B9BD5" w:val="clear"/>
+      </w:tcPr>
+    </w:tblStylePr>
+    <w:tblStylePr w:type="lastRow">
+      <w:rPr>
+        <w:b/>
+        <w:bCs/>
+      </w:rPr>
+      <w:tblPr/>
+      <w:tcPr>
+        <w:tcBorders>
+          <w:top w:color="5B9BD5" w:space="0" w:sz="4" w:val="double"/>
+        </w:tcBorders>
+      </w:tcPr>
+    </w:tblStylePr>
+    <w:tblStylePr w:type="firstCol">
+      <w:rPr>
+        <w:b/>
+        <w:bCs/>
+      </w:rPr>
+    </w:tblStylePr>
+    <w:tblStylePr w:type="lastCol">
+      <w:rPr>
+        <w:b/>
+        <w:bCs/>
+      </w:rPr>
+    </w:tblStylePr>
+    <w:tblStylePr w:type="band1Vert">
+      <w:tblPr/>
+      <w:tcPr>
+        <w:shd w:color="auto" w:fill="DEEAF6" w:val="clear"/>
+      </w:tcPr>
+    </w:tblStylePr>
+    <w:tblStylePr w:type="band1Horz">
+      <w:tblPr/>
+      <w:tcPr>
+        <w:shd w:color="auto" w:fill="DEEAF6" w:val="clear"/>
+      </w:tcPr>
+    </w:tblStylePr>
+  </w:style>
+  <w:style w:styleId="NormalWeb" w:type="paragraph">
+    <w:name w:val="Normal (Web)"/>
+    <w:basedOn w:val="Normal"/>
+    <w:uiPriority w:val="99"/>
+    <w:unhideWhenUsed/>
+    <w:rsid w:val="00615FBE"/>
+    <w:pPr>
+      <w:spacing w:after="100" w:afterAutospacing="1" w:before="100" w:beforeAutospacing="1" w:line="240" w:lineRule="auto"/>
+    </w:pPr>
+    <w:rPr>
+      <w:rFonts w:ascii="Times New Roman" w:eastAsia="Times New Roman" w:hAnsi="Times New Roman"/>
+      <w:sz w:val="24"/>
+      <w:szCs w:val="24"/>
+      <w:lang w:eastAsia="en-GB"/>
+    </w:rPr>
+  </w:style>
+  <w:style w:styleId="Title" w:type="paragraph">
+    <w:name w:val="Title"/>
+    <w:basedOn w:val="Normal"/>
+    <w:next w:val="Normal"/>
+    <w:link w:val="TitleChar"/>
+    <w:autoRedefine/>
+    <w:uiPriority w:val="10"/>
     <w:qFormat/>
+    <w:rsid w:val="00180229"/>
     <w:pPr>
-      <w:spacing w:before="240" w:line="259" w:lineRule="auto"/>
-      <w:outlineLvl w:val="9"/>
+      <w:spacing w:after="0" w:line="240" w:lineRule="auto"/>
+      <w:contextualSpacing/>
     </w:pPr>
     <w:rPr>
       <w:rFonts w:asciiTheme="majorHAnsi" w:cstheme="majorBidi" w:eastAsiaTheme="majorEastAsia" w:hAnsiTheme="majorHAnsi"/>
-      <w:b w:val="0"/>
-      <w:bCs w:val="0"/>
-      <w:color w:themeColor="accent1" w:themeShade="BF" w:val="365F91"/>
+      <w:spacing w:val="-10"/>
+      <w:kern w:val="28"/>
+      <w:sz w:val="96"/>
+      <w:szCs w:val="56"/>
+    </w:rPr>
+  </w:style>
+  <w:style w:customStyle="1" w:styleId="TitleChar" w:type="character">
+    <w:name w:val="Title Char"/>
+    <w:basedOn w:val="DefaultParagraphFont"/>
+    <w:link w:val="Title"/>
+    <w:uiPriority w:val="10"/>
+    <w:rsid w:val="00180229"/>
+    <w:rPr>
+      <w:rFonts w:asciiTheme="majorHAnsi" w:cstheme="majorBidi" w:eastAsiaTheme="majorEastAsia" w:hAnsiTheme="majorHAnsi"/>
+      <w:spacing w:val="-10"/>
+      <w:kern w:val="28"/>
+      <w:sz w:val="96"/>
+      <w:szCs w:val="56"/>
+      <w:lang w:eastAsia="en-US"/>
+    </w:rPr>
+  </w:style>
+  <w:style w:customStyle="1" w:styleId="Heading2Char" w:type="character">
+    <w:name w:val="Heading 2 Char"/>
+    <w:basedOn w:val="DefaultParagraphFont"/>
+    <w:link w:val="Heading2"/>
+    <w:uiPriority w:val="9"/>
+    <w:rsid w:val="00EB3CCB"/>
+    <w:rPr>
+      <w:rFonts w:asciiTheme="majorHAnsi" w:cstheme="majorBidi" w:eastAsiaTheme="majorEastAsia" w:hAnsiTheme="majorHAnsi"/>
+      <w:color w:themeColor="accent1" w:themeShade="BF" w:val="2F5496"/>
+      <w:sz w:val="26"/>
+      <w:szCs w:val="26"/>
+      <w:lang w:eastAsia="en-US"/>
+    </w:rPr>
+  </w:style>
+  <w:style w:customStyle="1" w:styleId="Heading1Char" w:type="character">
+    <w:name w:val="Heading 1 Char"/>
+    <w:basedOn w:val="DefaultParagraphFont"/>
+    <w:link w:val="Heading1"/>
+    <w:uiPriority w:val="9"/>
+    <w:rsid w:val="00EB3CCB"/>
+    <w:rPr>
+      <w:rFonts w:asciiTheme="majorHAnsi" w:cstheme="majorBidi" w:eastAsiaTheme="majorEastAsia" w:hAnsiTheme="majorHAnsi"/>
+      <w:color w:themeColor="accent1" w:themeShade="BF" w:val="2F5496"/>
+      <w:sz w:val="32"/>
+      <w:szCs w:val="32"/>
+      <w:lang w:eastAsia="en-US"/>
+    </w:rPr>
+  </w:style>
+  <w:style w:styleId="PlaceholderText" w:type="character">
+    <w:name w:val="Placeholder Text"/>
+    <w:basedOn w:val="DefaultParagraphFont"/>
+    <w:uiPriority w:val="99"/>
+    <w:semiHidden/>
+    <w:rsid w:val="008B231C"/>
+    <w:rPr>
+      <w:color w:val="666666"/>
+    </w:rPr>
+  </w:style>
+  <w:style w:styleId="Subtitle" w:type="paragraph">
+    <w:name w:val="Subtitle"/>
+    <w:basedOn w:val="Normal"/>
+    <w:next w:val="Normal"/>
+    <w:link w:val="SubtitleChar"/>
+    <w:uiPriority w:val="11"/>
+    <w:qFormat/>
+    <w:rsid w:val="00DA220C"/>
+    <w:pPr>
+      <w:numPr>
+        <w:ilvl w:val="1"/>
+      </w:numPr>
+      <w:spacing w:after="160"/>
+      <w:jc w:val="center"/>
+    </w:pPr>
+    <w:rPr>
+      <w:rFonts w:asciiTheme="minorHAnsi" w:cstheme="minorBidi" w:eastAsiaTheme="minorEastAsia" w:hAnsiTheme="minorHAnsi"/>
+      <w:color w:themeColor="text1" w:themeTint="A5" w:val="5A5A5A"/>
+      <w:spacing w:val="15"/>
+      <w:sz w:val="44"/>
+    </w:rPr>
+  </w:style>
+  <w:style w:customStyle="1" w:styleId="SubtitleChar" w:type="character">
+    <w:name w:val="Subtitle Char"/>
+    <w:basedOn w:val="DefaultParagraphFont"/>
+    <w:link w:val="Subtitle"/>
+    <w:uiPriority w:val="11"/>
+    <w:rsid w:val="00DA220C"/>
+    <w:rPr>
+      <w:rFonts w:asciiTheme="minorHAnsi" w:cstheme="minorBidi" w:eastAsiaTheme="minorEastAsia" w:hAnsiTheme="minorHAnsi"/>
+      <w:color w:themeColor="text1" w:themeTint="A5" w:val="5A5A5A"/>
+      <w:spacing w:val="15"/>
+      <w:sz w:val="44"/>
+      <w:szCs w:val="22"/>
+      <w:lang w:eastAsia="en-US"/>
+    </w:rPr>
+  </w:style>
+  <w:style w:styleId="TableGridLight" w:type="table">
+    <w:name w:val="Grid Table Light"/>
+    <w:basedOn w:val="TableNormal"/>
+    <w:uiPriority w:val="40"/>
+    <w:rsid w:val="007E792F"/>
+    <w:tblPr>
+      <w:tblBorders>
+        <w:top w:color="BFBFBF" w:space="0" w:sz="4" w:themeColor="background1" w:themeShade="BF" w:val="single"/>
+        <w:left w:color="BFBFBF" w:space="0" w:sz="4" w:themeColor="background1" w:themeShade="BF" w:val="single"/>
+        <w:bottom w:color="BFBFBF" w:space="0" w:sz="4" w:themeColor="background1" w:themeShade="BF" w:val="single"/>
+        <w:right w:color="BFBFBF" w:space="0" w:sz="4" w:themeColor="background1" w:themeShade="BF" w:val="single"/>
+        <w:insideH w:color="BFBFBF" w:space="0" w:sz="4" w:themeColor="background1" w:themeShade="BF" w:val="single"/>
+        <w:insideV w:color="BFBFBF" w:space="0" w:sz="4" w:themeColor="background1" w:themeShade="BF" w:val="single"/>
+      </w:tblBorders>
+    </w:tblPr>
+  </w:style>
+  <w:style w:customStyle="1" w:styleId="Frontpagename" w:type="paragraph">
+    <w:name w:val="Front page name"/>
+    <w:basedOn w:val="Normal"/>
+    <w:qFormat/>
+    <w:rsid w:val="00795172"/>
+    <w:pPr>
+      <w:spacing w:after="0" w:line="240" w:lineRule="auto"/>
+    </w:pPr>
+    <w:rPr>
+      <w:rFonts w:ascii="Verdana" w:hAnsi="Verdana"/>
+      <w:sz w:val="36"/>
+      <w:szCs w:val="36"/>
     </w:rPr>
   </w:style>
   <w:style w:type="paragraph" w:customStyle="1" w:styleId="SourceCode">
@@ -6179,39 +11406,39 @@
         <a:sysClr val="window" lastClr="FFFFFF"/>
       </a:lt1>
       <a:dk2>
-        <a:srgbClr val="0E2841"/>
+        <a:srgbClr val="44546A"/>
       </a:dk2>
       <a:lt2>
-        <a:srgbClr val="E8E8E8"/>
+        <a:srgbClr val="E7E6E6"/>
       </a:lt2>
       <a:accent1>
-        <a:srgbClr val="156082"/>
+        <a:srgbClr val="4472C4"/>
       </a:accent1>
       <a:accent2>
-        <a:srgbClr val="E97132"/>
+        <a:srgbClr val="ED7D31"/>
       </a:accent2>
       <a:accent3>
-        <a:srgbClr val="196B24"/>
+        <a:srgbClr val="A5A5A5"/>
       </a:accent3>
       <a:accent4>
-        <a:srgbClr val="0F9ED5"/>
+        <a:srgbClr val="FFC000"/>
       </a:accent4>
       <a:accent5>
-        <a:srgbClr val="A02B93"/>
+        <a:srgbClr val="5B9BD5"/>
       </a:accent5>
       <a:accent6>
-        <a:srgbClr val="4EA72E"/>
+        <a:srgbClr val="70AD47"/>
       </a:accent6>
       <a:hlink>
-        <a:srgbClr val="467886"/>
+        <a:srgbClr val="0563C1"/>
       </a:hlink>
       <a:folHlink>
-        <a:srgbClr val="96607D"/>
+        <a:srgbClr val="954F72"/>
       </a:folHlink>
     </a:clrScheme>
     <a:fontScheme name="Office">
       <a:majorFont>
-        <a:latin typeface="Aptos Display" panose="02110004020202020204"/>
+        <a:latin typeface="Calibri Light" panose="020F0302020204030204"/>
         <a:ea typeface=""/>
         <a:cs typeface=""/>
         <a:font script="Jpan" typeface="游ゴシック Light"/>
@@ -6263,7 +11490,7 @@
         <a:font script="Tfng" typeface="Ebrima"/>
       </a:majorFont>
       <a:minorFont>
-        <a:latin typeface="Aptos" panose="02110004020202020204"/>
+        <a:latin typeface="Calibri" panose="020F0502020204030204"/>
         <a:ea typeface=""/>
         <a:cs typeface=""/>
         <a:font script="Jpan" typeface="游明朝"/>
@@ -6457,7 +11684,7 @@
   <a:extraClrSchemeLst/>
   <a:extLst>
     <a:ext uri="{05A4C25C-085E-4340-85A3-A5531E510DB2}">
-      <thm15:themeFamily xmlns:thm15="http://schemas.microsoft.com/office/thememl/2012/main" name="Office Theme" id="{2E142A2C-CD16-42D6-873A-C26D2A0506FA}" vid="{1BDDFF52-6CD6-40A5-AB3C-68EB2F1E4D0A}"/>
+      <thm15:themeFamily xmlns:thm15="http://schemas.microsoft.com/office/thememl/2012/main" name="Office Theme" id="{62F939B6-93AF-4DB8-9C6B-D6C7DFDC589F}" vid="{4A3C46E8-61CC-4603-A589-7422A47A8E4A}"/>
     </a:ext>
   </a:extLst>
 </a:theme>

--- a/Design Software/src/booklet.docx
+++ b/Design Software/src/booklet.docx
@@ -4,331 +4,43 @@
   <w:body>
     <w:p>
       <w:pPr>
-        <w:pStyle w:val="Title"/>
+        <w:pStyle w:val="FirstParagraph"/>
+      </w:pPr>
+      <w:r>
+        <w:rPr>
+          <w:b/>
+          <w:bCs/>
+        </w:rPr>
+        <w:t xml:space="preserve">Learner Name:</w:t>
+      </w:r>
+      <w:r>
+        <w:t xml:space="preserve"> </w:t>
+      </w:r>
+      <w:r>
+        <w:t xml:space="preserve">__________________________________________________</w:t>
+      </w:r>
+    </w:p>
+    <w:bookmarkStart w:id="46" w:name="design-software-r5056389"/>
+    <w:p>
+      <w:pPr>
+        <w:pStyle w:val="Heading1"/>
       </w:pPr>
       <w:r>
         <w:t xml:space="preserve">Design Software (R/505/6389)</w:t>
       </w:r>
     </w:p>
+    <w:bookmarkStart w:id="21" w:name="level-1-ascentis-progression"/>
     <w:p>
       <w:pPr>
-        <w:pStyle w:val="Subtitle"/>
-      </w:pPr>
-      <w:r>
-        <w:t xml:space="preserve">Campus Canteen Interactive Ordering System</w:t>
-      </w:r>
-    </w:p>
-    <w:p>
-      <w:pPr>
-        <w:pStyle w:val="Author"/>
-      </w:pPr>
-      <w:r>
-        <w:t xml:space="preserve">Level 1 Digital Skills</w:t>
-      </w:r>
-    </w:p>
-    <w:p>
-      <w:pPr>
-        <w:pStyle w:val="Date"/>
-      </w:pPr>
-      <w:r>
-        <w:t xml:space="preserve">Academic Year 2026/2027</w:t>
+        <w:pStyle w:val="Heading3"/>
+      </w:pPr>
+      <w:r>
+        <w:t xml:space="preserve">Level 1 Ascentis Progression</w:t>
       </w:r>
     </w:p>
     <w:tbl>
       <w:tblPr>
-        <w:tblStyle w:val="Table"/>
-        <w:tblW w:type="pct" w:w="5000"/>
-        <w:tblLayout w:type="fixed"/>
-        <w:tblLook w:firstRow="0" w:lastRow="0" w:firstColumn="0" w:lastColumn="0" w:noHBand="0" w:noVBand="0" w:val="0000"/>
-      </w:tblPr>
-      <w:tblGrid>
-        <w:gridCol w:w="4356"/>
-        <w:gridCol w:w="3564"/>
-      </w:tblGrid>
-      <w:tr>
-        <w:tc>
-          <w:tcPr/>
-          <w:p>
-            <w:pPr>
-              <w:jc w:val="left"/>
-            </w:pPr>
-            <w:r>
-              <w:rPr>
-                <w:b/>
-                <w:bCs/>
-              </w:rPr>
-              <w:t xml:space="preserve">Unit: </w:t>
-            </w:r>
-            <w:r>
-              <w:t xml:space="preserve">Design Software</w:t>
-            </w:r>
-            <w:r>
-              <w:br/>
-            </w:r>
-            <w:r>
-              <w:rPr>
-                <w:b/>
-                <w:bCs/>
-              </w:rPr>
-              <w:t xml:space="preserve">Unit Code: </w:t>
-            </w:r>
-            <w:r>
-              <w:t xml:space="preserve">R/505/6389</w:t>
-            </w:r>
-          </w:p>
-        </w:tc>
-        <w:tc>
-          <w:tcPr/>
-          <w:p>
-            <w:pPr>
-              <w:jc w:val="right"/>
-            </w:pPr>
-            <w:r>
-              <w:rPr>
-                <w:b/>
-                <w:bCs/>
-              </w:rPr>
-              <w:t xml:space="preserve">Credit Value: </w:t>
-            </w:r>
-            <w:r>
-              <w:t xml:space="preserve">3 Credits</w:t>
-            </w:r>
-            <w:r>
-              <w:br/>
-            </w:r>
-            <w:r>
-              <w:rPr>
-                <w:b/>
-                <w:bCs/>
-              </w:rPr>
-              <w:t xml:space="preserve">Project: </w:t>
-            </w:r>
-            <w:r>
-              <w:t xml:space="preserve">Campus Canteen Ordering System</w:t>
-            </w:r>
-          </w:p>
-        </w:tc>
-      </w:tr>
-    </w:tbl>
-    <w:bookmarkStart w:id="44" w:name="student-project-booklet"/>
-    <w:p>
-      <w:pPr>
-        <w:pStyle w:val="Heading1"/>
-      </w:pPr>
-      <w:r>
-        <w:t xml:space="preserve">STUDENT PROJECT BOOKLET</w:t>
-      </w:r>
-    </w:p>
-    <w:bookmarkStart w:id="21" w:name="level-1-certificate-in-digital-skills"/>
-    <w:p>
-      <w:pPr>
-        <w:pStyle w:val="Heading3"/>
-      </w:pPr>
-      <w:r>
-        <w:t xml:space="preserve">Level 1 Certificate in Digital Skills</w:t>
-      </w:r>
-    </w:p>
-    <w:tbl>
-      <w:tblPr>
-        <w:tblStyle w:val="Table"/>
-        <w:tblW w:type="pct" w:w="5000"/>
-        <w:tblLayout w:type="fixed"/>
-        <w:tblLook w:firstRow="1" w:lastRow="0" w:firstColumn="0" w:lastColumn="0" w:noHBand="0" w:noVBand="0" w:val="0020"/>
-      </w:tblPr>
-      <w:tblGrid>
-        <w:gridCol w:w="2772"/>
-        <w:gridCol w:w="5148"/>
-      </w:tblGrid>
-      <w:tr>
-        <w:trPr>
-          <w:tblHeader w:val="on"/>
-        </w:trPr>
-        <w:tc>
-          <w:tcPr/>
-          <w:p>
-            <w:pPr>
-              <w:pStyle w:val="Compact"/>
-              <w:jc w:val="left"/>
-            </w:pPr>
-            <w:r>
-              <w:t xml:space="preserve">Field</w:t>
-            </w:r>
-          </w:p>
-        </w:tc>
-        <w:tc>
-          <w:tcPr/>
-          <w:p>
-            <w:pPr>
-              <w:pStyle w:val="Compact"/>
-              <w:jc w:val="left"/>
-            </w:pPr>
-            <w:r>
-              <w:t xml:space="preserve">Details</w:t>
-            </w:r>
-          </w:p>
-        </w:tc>
-      </w:tr>
-      <w:tr>
-        <w:tc>
-          <w:tcPr/>
-          <w:p>
-            <w:pPr>
-              <w:pStyle w:val="Compact"/>
-              <w:jc w:val="left"/>
-            </w:pPr>
-            <w:r>
-              <w:rPr>
-                <w:b/>
-                <w:bCs/>
-              </w:rPr>
-              <w:t xml:space="preserve">Learner Name:</w:t>
-            </w:r>
-          </w:p>
-        </w:tc>
-        <w:tc>
-          <w:tcPr/>
-          <w:p>
-            <w:pPr>
-              <w:pStyle w:val="Compact"/>
-            </w:pPr>
-          </w:p>
-        </w:tc>
-      </w:tr>
-      <w:tr>
-        <w:tc>
-          <w:tcPr/>
-          <w:p>
-            <w:pPr>
-              <w:pStyle w:val="Compact"/>
-              <w:jc w:val="left"/>
-            </w:pPr>
-            <w:r>
-              <w:rPr>
-                <w:b/>
-                <w:bCs/>
-              </w:rPr>
-              <w:t xml:space="preserve">Learner ID:</w:t>
-            </w:r>
-          </w:p>
-        </w:tc>
-        <w:tc>
-          <w:tcPr/>
-          <w:p>
-            <w:pPr>
-              <w:pStyle w:val="Compact"/>
-            </w:pPr>
-          </w:p>
-        </w:tc>
-      </w:tr>
-      <w:tr>
-        <w:tc>
-          <w:tcPr/>
-          <w:p>
-            <w:pPr>
-              <w:pStyle w:val="Compact"/>
-              <w:jc w:val="left"/>
-            </w:pPr>
-            <w:r>
-              <w:rPr>
-                <w:b/>
-                <w:bCs/>
-              </w:rPr>
-              <w:t xml:space="preserve">Assessor Name:</w:t>
-            </w:r>
-          </w:p>
-        </w:tc>
-        <w:tc>
-          <w:tcPr/>
-          <w:p>
-            <w:pPr>
-              <w:pStyle w:val="Compact"/>
-            </w:pPr>
-          </w:p>
-        </w:tc>
-      </w:tr>
-      <w:tr>
-        <w:tc>
-          <w:tcPr/>
-          <w:p>
-            <w:pPr>
-              <w:pStyle w:val="Compact"/>
-              <w:jc w:val="left"/>
-            </w:pPr>
-            <w:r>
-              <w:rPr>
-                <w:b/>
-                <w:bCs/>
-              </w:rPr>
-              <w:t xml:space="preserve">Issue Date:</w:t>
-            </w:r>
-          </w:p>
-        </w:tc>
-        <w:tc>
-          <w:tcPr/>
-          <w:p>
-            <w:pPr>
-              <w:pStyle w:val="Compact"/>
-            </w:pPr>
-          </w:p>
-        </w:tc>
-      </w:tr>
-      <w:tr>
-        <w:tc>
-          <w:tcPr/>
-          <w:p>
-            <w:pPr>
-              <w:pStyle w:val="Compact"/>
-              <w:jc w:val="left"/>
-            </w:pPr>
-            <w:r>
-              <w:rPr>
-                <w:b/>
-                <w:bCs/>
-              </w:rPr>
-              <w:t xml:space="preserve">Submission Date:</w:t>
-            </w:r>
-          </w:p>
-        </w:tc>
-        <w:tc>
-          <w:tcPr/>
-          <w:p>
-            <w:pPr>
-              <w:pStyle w:val="Compact"/>
-            </w:pPr>
-          </w:p>
-        </w:tc>
-      </w:tr>
-      <w:tr>
-        <w:tc>
-          <w:tcPr/>
-          <w:p>
-            <w:pPr>
-              <w:pStyle w:val="Compact"/>
-              <w:jc w:val="left"/>
-            </w:pPr>
-            <w:r>
-              <w:rPr>
-                <w:b/>
-                <w:bCs/>
-              </w:rPr>
-              <w:t xml:space="preserve">Internal Verification (IV) Date:</w:t>
-            </w:r>
-          </w:p>
-        </w:tc>
-        <w:tc>
-          <w:tcPr/>
-          <w:p>
-            <w:pPr>
-              <w:pStyle w:val="Compact"/>
-            </w:pPr>
-          </w:p>
-        </w:tc>
-      </w:tr>
-    </w:tbl>
-    <w:p/>
-    <w:tbl>
-      <w:tblPr>
-        <w:tblStyle w:val="Table"/>
+        <w:tblStyle w:val="TableGrid"/>
         <w:tblW w:type="pct" w:w="5000"/>
         <w:tblLayout w:type="fixed"/>
         <w:tblLook w:firstRow="0" w:lastRow="0" w:firstColumn="0" w:lastColumn="0" w:noHBand="0" w:noVBand="0" w:val="0000"/>
@@ -348,7 +60,7 @@
                 <w:b/>
                 <w:bCs/>
               </w:rPr>
-              <w:t xml:space="preserve">Cover Screenshot Evidence (Finished Canteen App):</w:t>
+              <w:t xml:space="preserve">Unit Cover Artwork / Application Screenshot:</w:t>
             </w:r>
           </w:p>
         </w:tc>
@@ -365,8 +77,109 @@
                 <w:i/>
                 <w:iCs/>
               </w:rPr>
-              <w:t xml:space="preserve">(Paste your completed Canteen Ordering System screenshot here)</w:t>
-            </w:r>
+              <w:t xml:space="preserve">(Paste your finished Canteen Ordering System screenshot or cover artwork here)</w:t>
+            </w:r>
+          </w:p>
+        </w:tc>
+      </w:tr>
+    </w:tbl>
+    <w:p/>
+    <w:tbl>
+      <w:tblPr>
+        <w:tblStyle w:val="TableGrid"/>
+        <w:tblW w:type="auto" w:w="0"/>
+        <w:tblLook w:firstRow="1" w:lastRow="0" w:firstColumn="0" w:lastColumn="0" w:noHBand="0" w:noVBand="0" w:val="0020"/>
+      </w:tblPr>
+      <w:tblGrid>
+        <w:gridCol w:w="1980"/>
+        <w:gridCol w:w="1980"/>
+        <w:gridCol w:w="1980"/>
+        <w:gridCol w:w="1980"/>
+      </w:tblGrid>
+      <w:tr>
+        <w:trPr>
+          <w:tblHeader w:val="on"/>
+        </w:trPr>
+        <w:tc>
+          <w:tcPr/>
+          <w:p>
+            <w:pPr>
+              <w:pStyle w:val="Compact"/>
+              <w:jc w:val="center"/>
+            </w:pPr>
+            <w:r>
+              <w:t xml:space="preserve">Issue Date</w:t>
+            </w:r>
+          </w:p>
+        </w:tc>
+        <w:tc>
+          <w:tcPr/>
+          <w:p>
+            <w:pPr>
+              <w:pStyle w:val="Compact"/>
+              <w:jc w:val="center"/>
+            </w:pPr>
+            <w:r>
+              <w:t xml:space="preserve">Hand in Date</w:t>
+            </w:r>
+          </w:p>
+        </w:tc>
+        <w:tc>
+          <w:tcPr/>
+          <w:p>
+            <w:pPr>
+              <w:pStyle w:val="Compact"/>
+              <w:jc w:val="center"/>
+            </w:pPr>
+            <w:r>
+              <w:t xml:space="preserve">IV Date</w:t>
+            </w:r>
+          </w:p>
+        </w:tc>
+        <w:tc>
+          <w:tcPr/>
+          <w:p>
+            <w:pPr>
+              <w:pStyle w:val="Compact"/>
+              <w:jc w:val="center"/>
+            </w:pPr>
+            <w:r>
+              <w:t xml:space="preserve">Teacher Name</w:t>
+            </w:r>
+          </w:p>
+        </w:tc>
+      </w:tr>
+      <w:tr>
+        <w:tc>
+          <w:tcPr/>
+          <w:p>
+            <w:pPr>
+              <w:pStyle w:val="Compact"/>
+            </w:pPr>
+          </w:p>
+        </w:tc>
+        <w:tc>
+          <w:tcPr/>
+          <w:p>
+            <w:pPr>
+              <w:pStyle w:val="Compact"/>
+            </w:pPr>
+          </w:p>
+        </w:tc>
+        <w:tc>
+          <w:tcPr/>
+          <w:p>
+            <w:pPr>
+              <w:pStyle w:val="Compact"/>
+            </w:pPr>
+          </w:p>
+        </w:tc>
+        <w:tc>
+          <w:tcPr/>
+          <w:p>
+            <w:pPr>
+              <w:pStyle w:val="Compact"/>
+            </w:pPr>
           </w:p>
         </w:tc>
       </w:tr>
@@ -377,22 +190,13 @@
       </w:r>
     </w:p>
     <w:bookmarkEnd w:id="21"/>
-    <w:bookmarkStart w:id="25" w:name="project-overview-assessment-matrix"/>
+    <w:bookmarkStart w:id="22" w:name="Xac6d776fc666965105cf3d067be8073f8ed1236"/>
     <w:p>
       <w:pPr>
         <w:pStyle w:val="Heading2"/>
       </w:pPr>
       <w:r>
-        <w:t xml:space="preserve">Project Overview &amp; Assessment Matrix</w:t>
-      </w:r>
-    </w:p>
-    <w:bookmarkStart w:id="22" w:name="unit-aim"/>
-    <w:p>
-      <w:pPr>
-        <w:pStyle w:val="Heading3"/>
-      </w:pPr>
-      <w:r>
-        <w:t xml:space="preserve">Unit Aim</w:t>
+        <w:t xml:space="preserve">Learning Outcomes and Assessment Criteria</w:t>
       </w:r>
     </w:p>
     <w:p>
@@ -400,17 +204,296 @@
         <w:pStyle w:val="FirstParagraph"/>
       </w:pPr>
       <w:r>
-        <w:t xml:space="preserve">This unit enables you to use design software tools and web design techniques to obtain, prepare, manipulate, and combine information into an interactive, user-friendly digital design.</w:t>
+        <w:t xml:space="preserve">In order to pass this unit, the evidence that the learner presents for assessment needs to demonstrate that they can meet all the learning outcomes for the unit. The assessment criteria determine the standard required to achieve the unit.</w:t>
+      </w:r>
+    </w:p>
+    <w:tbl>
+      <w:tblPr>
+        <w:tblStyle w:val="TableGrid"/>
+        <w:tblW w:type="pct" w:w="5000"/>
+        <w:tblLayout w:type="fixed"/>
+        <w:tblLook w:firstRow="1" w:lastRow="0" w:firstColumn="0" w:lastColumn="0" w:noHBand="0" w:noVBand="0" w:val="0020"/>
+      </w:tblPr>
+      <w:tblGrid>
+        <w:gridCol w:w="3960"/>
+        <w:gridCol w:w="3960"/>
+      </w:tblGrid>
+      <w:tr>
+        <w:trPr>
+          <w:tblHeader w:val="on"/>
+        </w:trPr>
+        <w:tc>
+          <w:tcPr/>
+          <w:p>
+            <w:pPr>
+              <w:pStyle w:val="Compact"/>
+              <w:jc w:val="left"/>
+            </w:pPr>
+            <w:r>
+              <w:t xml:space="preserve">Learning Outcome (The learner will:)</w:t>
+            </w:r>
+          </w:p>
+        </w:tc>
+        <w:tc>
+          <w:tcPr/>
+          <w:p>
+            <w:pPr>
+              <w:pStyle w:val="Compact"/>
+              <w:jc w:val="left"/>
+            </w:pPr>
+            <w:r>
+              <w:t xml:space="preserve">Assessment Criteria (The learner can:)</w:t>
+            </w:r>
+          </w:p>
+        </w:tc>
+      </w:tr>
+      <w:tr>
+        <w:tc>
+          <w:tcPr/>
+          <w:p>
+            <w:pPr>
+              <w:pStyle w:val="Compact"/>
+              <w:jc w:val="left"/>
+            </w:pPr>
+            <w:r>
+              <w:rPr>
+                <w:b/>
+                <w:bCs/>
+              </w:rPr>
+              <w:t xml:space="preserve">1. Obtain, insert and combine information for designs</w:t>
+            </w:r>
+          </w:p>
+        </w:tc>
+        <w:tc>
+          <w:tcPr/>
+          <w:p>
+            <w:pPr>
+              <w:pStyle w:val="Compact"/>
+              <w:jc w:val="left"/>
+            </w:pPr>
+            <w:r>
+              <w:rPr>
+                <w:b/>
+                <w:bCs/>
+              </w:rPr>
+              <w:t xml:space="preserve">1.1</w:t>
+            </w:r>
+            <w:r>
+              <w:t xml:space="preserve"> </w:t>
+            </w:r>
+            <w:r>
+              <w:t xml:space="preserve">Identify what designs are needed.</w:t>
+            </w:r>
+            <w:r>
+              <w:rPr>
+                <w:b/>
+                <w:bCs/>
+              </w:rPr>
+              <w:t xml:space="preserve">1.2</w:t>
+            </w:r>
+            <w:r>
+              <w:t xml:space="preserve"> </w:t>
+            </w:r>
+            <w:r>
+              <w:t xml:space="preserve">Obtain, input and prepare designs to meet requirements.</w:t>
+            </w:r>
+            <w:r>
+              <w:rPr>
+                <w:b/>
+                <w:bCs/>
+              </w:rPr>
+              <w:t xml:space="preserve">1.3</w:t>
+            </w:r>
+            <w:r>
+              <w:t xml:space="preserve"> </w:t>
+            </w:r>
+            <w:r>
+              <w:t xml:space="preserve">Identify the main copyright and other constraints which apply.</w:t>
+            </w:r>
+            <w:r>
+              <w:rPr>
+                <w:b/>
+                <w:bCs/>
+              </w:rPr>
+              <w:t xml:space="preserve">1.4</w:t>
+            </w:r>
+            <w:r>
+              <w:t xml:space="preserve"> </w:t>
+            </w:r>
+            <w:r>
+              <w:t xml:space="preserve">Combine information of two different types or from two sources.</w:t>
+            </w:r>
+            <w:r>
+              <w:rPr>
+                <w:b/>
+                <w:bCs/>
+              </w:rPr>
+              <w:t xml:space="preserve">1.5</w:t>
+            </w:r>
+            <w:r>
+              <w:t xml:space="preserve"> </w:t>
+            </w:r>
+            <w:r>
+              <w:t xml:space="preserve">Identify how the designs will be used.</w:t>
+            </w:r>
+            <w:r>
+              <w:rPr>
+                <w:b/>
+                <w:bCs/>
+              </w:rPr>
+              <w:t xml:space="preserve">1.6</w:t>
+            </w:r>
+            <w:r>
+              <w:t xml:space="preserve"> </w:t>
+            </w:r>
+            <w:r>
+              <w:t xml:space="preserve">Identify which file format to use for saving and exchanging designs.</w:t>
+            </w:r>
+            <w:r>
+              <w:rPr>
+                <w:b/>
+                <w:bCs/>
+              </w:rPr>
+              <w:t xml:space="preserve">1.7</w:t>
+            </w:r>
+            <w:r>
+              <w:t xml:space="preserve"> </w:t>
+            </w:r>
+            <w:r>
+              <w:t xml:space="preserve">Store and retrieve files appropriately using guidelines and conventions.</w:t>
+            </w:r>
+          </w:p>
+        </w:tc>
+      </w:tr>
+      <w:tr>
+        <w:tc>
+          <w:tcPr/>
+          <w:p>
+            <w:pPr>
+              <w:pStyle w:val="Compact"/>
+              <w:jc w:val="left"/>
+            </w:pPr>
+            <w:r>
+              <w:rPr>
+                <w:b/>
+                <w:bCs/>
+              </w:rPr>
+              <w:t xml:space="preserve">2. Use design software tools to create and edit designs</w:t>
+            </w:r>
+          </w:p>
+        </w:tc>
+        <w:tc>
+          <w:tcPr/>
+          <w:p>
+            <w:pPr>
+              <w:pStyle w:val="Compact"/>
+              <w:jc w:val="left"/>
+            </w:pPr>
+            <w:r>
+              <w:rPr>
+                <w:b/>
+                <w:bCs/>
+              </w:rPr>
+              <w:t xml:space="preserve">2.1</w:t>
+            </w:r>
+            <w:r>
+              <w:t xml:space="preserve"> </w:t>
+            </w:r>
+            <w:r>
+              <w:t xml:space="preserve">Use suitable tools and techniques to create designs.</w:t>
+            </w:r>
+            <w:r>
+              <w:rPr>
+                <w:b/>
+                <w:bCs/>
+              </w:rPr>
+              <w:t xml:space="preserve">2.2</w:t>
+            </w:r>
+            <w:r>
+              <w:t xml:space="preserve"> </w:t>
+            </w:r>
+            <w:r>
+              <w:t xml:space="preserve">Use appropriate tools and techniques to manipulate and edit designs.</w:t>
+            </w:r>
+            <w:r>
+              <w:rPr>
+                <w:b/>
+                <w:bCs/>
+              </w:rPr>
+              <w:t xml:space="preserve">2.3</w:t>
+            </w:r>
+            <w:r>
+              <w:t xml:space="preserve"> </w:t>
+            </w:r>
+            <w:r>
+              <w:t xml:space="preserve">Check designs meet requirements, using IT tools and making corrections.</w:t>
+            </w:r>
+          </w:p>
+        </w:tc>
+      </w:tr>
+    </w:tbl>
+    <w:p>
+      <w:r>
+        <w:br w:type="page"/>
       </w:r>
     </w:p>
     <w:bookmarkEnd w:id="22"/>
-    <w:bookmarkStart w:id="23" w:name="project-brief"/>
+    <w:bookmarkStart w:id="27" w:name="assignment-brief-requirements"/>
     <w:p>
       <w:pPr>
+        <w:pStyle w:val="Heading2"/>
+      </w:pPr>
+      <w:r>
+        <w:t xml:space="preserve">Assignment Brief &amp; Requirements</w:t>
+      </w:r>
+    </w:p>
+    <w:bookmarkStart w:id="23" w:name="project-title"/>
+    <w:p>
+      <w:pPr>
         <w:pStyle w:val="Heading3"/>
       </w:pPr>
       <w:r>
-        <w:t xml:space="preserve">Project Brief</w:t>
+        <w:t xml:space="preserve">Project Title</w:t>
+      </w:r>
+    </w:p>
+    <w:p>
+      <w:pPr>
+        <w:pStyle w:val="FirstParagraph"/>
+      </w:pPr>
+      <w:r>
+        <w:rPr>
+          <w:b/>
+          <w:bCs/>
+        </w:rPr>
+        <w:t xml:space="preserve">Campus Canteen Interactive Ordering System</w:t>
+      </w:r>
+    </w:p>
+    <w:bookmarkEnd w:id="23"/>
+    <w:bookmarkStart w:id="24" w:name="unit-aim"/>
+    <w:p>
+      <w:pPr>
+        <w:pStyle w:val="Heading3"/>
+      </w:pPr>
+      <w:r>
+        <w:t xml:space="preserve">Unit Aim</w:t>
+      </w:r>
+    </w:p>
+    <w:p>
+      <w:pPr>
+        <w:pStyle w:val="FirstParagraph"/>
+      </w:pPr>
+      <w:r>
+        <w:t xml:space="preserve">This unit enables you to use design software tools and web design techniques to obtain, prepare, manipulate, and combine information into an interactive, user-friendly digital design.</w:t>
+      </w:r>
+    </w:p>
+    <w:bookmarkEnd w:id="24"/>
+    <w:bookmarkStart w:id="25" w:name="project-brief-scenario"/>
+    <w:p>
+      <w:pPr>
+        <w:pStyle w:val="Heading3"/>
+      </w:pPr>
+      <w:r>
+        <w:t xml:space="preserve">Project Brief &amp; Scenario</w:t>
       </w:r>
     </w:p>
     <w:p>
@@ -445,652 +528,387 @@
         <w:t xml:space="preserve"> </w:t>
       </w:r>
       <w:r>
-        <w:t xml:space="preserve">1. Browse a menu of at least 10 food and drink items with prices, images, descriptions, and allergy warnings.</w:t>
+        <w:t xml:space="preserve">1.</w:t>
       </w:r>
       <w:r>
         <w:t xml:space="preserve"> </w:t>
       </w:r>
       <w:r>
-        <w:t xml:space="preserve">2. Select an engaging visual design (layout, colours, fonts, and theme) tailored to your target audience.</w:t>
+        <w:rPr>
+          <w:b/>
+          <w:bCs/>
+        </w:rPr>
+        <w:t xml:space="preserve">Browse a Menu:</w:t>
       </w:r>
       <w:r>
         <w:t xml:space="preserve"> </w:t>
       </w:r>
       <w:r>
-        <w:t xml:space="preserve">3. Automatically calculate order totals, check budget limits (e.g. £5.50 meal vouchers), highlight healthy choices, and display allergen alerts.</w:t>
+        <w:t xml:space="preserve">Display at least 10 food and drink items with prices, photos, descriptions, and allergy warnings.</w:t>
       </w:r>
       <w:r>
         <w:t xml:space="preserve"> </w:t>
       </w:r>
       <w:r>
-        <w:t xml:space="preserve">4. Manage your project files and versions using local folders and Git in VS Code.</w:t>
+        <w:t xml:space="preserve">2.</w:t>
+      </w:r>
+      <w:r>
+        <w:t xml:space="preserve"> </w:t>
+      </w:r>
+      <w:r>
+        <w:rPr>
+          <w:b/>
+          <w:bCs/>
+        </w:rPr>
+        <w:t xml:space="preserve">Custom Visual Look &amp; Feel:</w:t>
+      </w:r>
+      <w:r>
+        <w:t xml:space="preserve"> </w:t>
+      </w:r>
+      <w:r>
+        <w:t xml:space="preserve">Select an engaging visual layout, colour scheme, fonts, and theme tailored to your target audience.</w:t>
+      </w:r>
+      <w:r>
+        <w:t xml:space="preserve"> </w:t>
+      </w:r>
+      <w:r>
+        <w:t xml:space="preserve">3.</w:t>
+      </w:r>
+      <w:r>
+        <w:t xml:space="preserve"> </w:t>
+      </w:r>
+      <w:r>
+        <w:rPr>
+          <w:b/>
+          <w:bCs/>
+        </w:rPr>
+        <w:t xml:space="preserve">Interactive Ordering &amp; Logic:</w:t>
+      </w:r>
+      <w:r>
+        <w:t xml:space="preserve"> </w:t>
+      </w:r>
+      <w:r>
+        <w:t xml:space="preserve">Calculate order totals, display warnings if £5.50 meal vouchers are exceeded, and highlight allergen alerts.</w:t>
+      </w:r>
+      <w:r>
+        <w:t xml:space="preserve"> </w:t>
+      </w:r>
+      <w:r>
+        <w:t xml:space="preserve">4.</w:t>
+      </w:r>
+      <w:r>
+        <w:t xml:space="preserve"> </w:t>
+      </w:r>
+      <w:r>
+        <w:rPr>
+          <w:b/>
+          <w:bCs/>
+        </w:rPr>
+        <w:t xml:space="preserve">File &amp; Version Management:</w:t>
+      </w:r>
+      <w:r>
+        <w:t xml:space="preserve"> </w:t>
+      </w:r>
+      <w:r>
+        <w:t xml:space="preserve">Keep files well organized and manage revisions using Git in VS Code.</w:t>
       </w:r>
     </w:p>
-    <w:bookmarkEnd w:id="23"/>
-    <w:bookmarkStart w:id="24" w:name="assessment-criteria-tracking-grid"/>
+    <w:bookmarkEnd w:id="25"/>
+    <w:bookmarkStart w:id="26" w:name="useful-links-starter-resources"/>
     <w:p>
       <w:pPr>
         <w:pStyle w:val="Heading3"/>
       </w:pPr>
       <w:r>
-        <w:t xml:space="preserve">Assessment Criteria Tracking Grid</w:t>
+        <w:t xml:space="preserve">Useful Links &amp; Starter Resources</w:t>
       </w:r>
     </w:p>
-    <w:tbl>
-      <w:tblPr>
-        <w:tblStyle w:val="Table"/>
-        <w:tblW w:type="pct" w:w="5000"/>
-        <w:tblLayout w:type="fixed"/>
-        <w:tblLook w:firstRow="1" w:lastRow="0" w:firstColumn="0" w:lastColumn="0" w:noHBand="0" w:noVBand="0" w:val="0020"/>
-      </w:tblPr>
-      <w:tblGrid>
-        <w:gridCol w:w="1863"/>
-        <w:gridCol w:w="1863"/>
-        <w:gridCol w:w="1863"/>
-        <w:gridCol w:w="2329"/>
-      </w:tblGrid>
-      <w:tr>
-        <w:trPr>
-          <w:tblHeader w:val="on"/>
-        </w:trPr>
-        <w:tc>
-          <w:tcPr/>
-          <w:p>
-            <w:pPr>
-              <w:pStyle w:val="Compact"/>
-              <w:jc w:val="left"/>
-            </w:pPr>
-            <w:r>
-              <w:t xml:space="preserve">Criteria</w:t>
-            </w:r>
-          </w:p>
-        </w:tc>
-        <w:tc>
-          <w:tcPr/>
-          <w:p>
-            <w:pPr>
-              <w:pStyle w:val="Compact"/>
-              <w:jc w:val="left"/>
-            </w:pPr>
-            <w:r>
-              <w:t xml:space="preserve">Description</w:t>
-            </w:r>
-          </w:p>
-        </w:tc>
-        <w:tc>
-          <w:tcPr/>
-          <w:p>
-            <w:pPr>
-              <w:pStyle w:val="Compact"/>
-              <w:jc w:val="left"/>
-            </w:pPr>
-            <w:r>
-              <w:t xml:space="preserve">Evidence Task(s)</w:t>
-            </w:r>
-          </w:p>
-        </w:tc>
-        <w:tc>
-          <w:tcPr/>
-          <w:p>
-            <w:pPr>
-              <w:pStyle w:val="Compact"/>
-              <w:jc w:val="center"/>
-            </w:pPr>
-            <w:r>
-              <w:t xml:space="preserve">Achieved?</w:t>
-            </w:r>
-          </w:p>
-        </w:tc>
-      </w:tr>
-      <w:tr>
-        <w:tc>
-          <w:tcPr/>
-          <w:p>
-            <w:pPr>
-              <w:pStyle w:val="Compact"/>
-              <w:jc w:val="left"/>
-            </w:pPr>
-            <w:r>
-              <w:rPr>
-                <w:b/>
-                <w:bCs/>
-              </w:rPr>
-              <w:t xml:space="preserve">1.1</w:t>
-            </w:r>
-          </w:p>
-        </w:tc>
-        <w:tc>
-          <w:tcPr/>
-          <w:p>
-            <w:pPr>
-              <w:pStyle w:val="Compact"/>
-              <w:jc w:val="left"/>
-            </w:pPr>
-            <w:r>
-              <w:t xml:space="preserve">Identify what designs are needed.</w:t>
-            </w:r>
-          </w:p>
-        </w:tc>
-        <w:tc>
-          <w:tcPr/>
-          <w:p>
-            <w:pPr>
-              <w:pStyle w:val="Compact"/>
-              <w:jc w:val="left"/>
-            </w:pPr>
-            <w:r>
-              <w:t xml:space="preserve">Task 1, Task 7</w:t>
-            </w:r>
-          </w:p>
-        </w:tc>
-        <w:tc>
-          <w:tcPr/>
-          <w:p>
-            <w:pPr>
-              <w:pStyle w:val="Compact"/>
-              <w:jc w:val="center"/>
-            </w:pPr>
-            <w:r>
-              <w:t xml:space="preserve">[ ]</w:t>
-            </w:r>
-          </w:p>
-        </w:tc>
-      </w:tr>
-      <w:tr>
-        <w:tc>
-          <w:tcPr/>
-          <w:p>
-            <w:pPr>
-              <w:pStyle w:val="Compact"/>
-              <w:jc w:val="left"/>
-            </w:pPr>
-            <w:r>
-              <w:rPr>
-                <w:b/>
-                <w:bCs/>
-              </w:rPr>
-              <w:t xml:space="preserve">1.2</w:t>
-            </w:r>
-          </w:p>
-        </w:tc>
-        <w:tc>
-          <w:tcPr/>
-          <w:p>
-            <w:pPr>
-              <w:pStyle w:val="Compact"/>
-              <w:jc w:val="left"/>
-            </w:pPr>
-            <w:r>
-              <w:t xml:space="preserve">Obtain, input and prepare designs to meet requirements.</w:t>
-            </w:r>
-          </w:p>
-        </w:tc>
-        <w:tc>
-          <w:tcPr/>
-          <w:p>
-            <w:pPr>
-              <w:pStyle w:val="Compact"/>
-              <w:jc w:val="left"/>
-            </w:pPr>
-            <w:r>
-              <w:t xml:space="preserve">Task 3, Task 7</w:t>
-            </w:r>
-          </w:p>
-        </w:tc>
-        <w:tc>
-          <w:tcPr/>
-          <w:p>
-            <w:pPr>
-              <w:pStyle w:val="Compact"/>
-              <w:jc w:val="center"/>
-            </w:pPr>
-            <w:r>
-              <w:t xml:space="preserve">[ ]</w:t>
-            </w:r>
-          </w:p>
-        </w:tc>
-      </w:tr>
-      <w:tr>
-        <w:tc>
-          <w:tcPr/>
-          <w:p>
-            <w:pPr>
-              <w:pStyle w:val="Compact"/>
-              <w:jc w:val="left"/>
-            </w:pPr>
-            <w:r>
-              <w:rPr>
-                <w:b/>
-                <w:bCs/>
-              </w:rPr>
-              <w:t xml:space="preserve">1.3</w:t>
-            </w:r>
-          </w:p>
-        </w:tc>
-        <w:tc>
-          <w:tcPr/>
-          <w:p>
-            <w:pPr>
-              <w:pStyle w:val="Compact"/>
-              <w:jc w:val="left"/>
-            </w:pPr>
-            <w:r>
-              <w:t xml:space="preserve">Identify the main copyright and other constraints which apply.</w:t>
-            </w:r>
-          </w:p>
-        </w:tc>
-        <w:tc>
-          <w:tcPr/>
-          <w:p>
-            <w:pPr>
-              <w:pStyle w:val="Compact"/>
-              <w:jc w:val="left"/>
-            </w:pPr>
-            <w:r>
-              <w:t xml:space="preserve">Task 4</w:t>
-            </w:r>
-          </w:p>
-        </w:tc>
-        <w:tc>
-          <w:tcPr/>
-          <w:p>
-            <w:pPr>
-              <w:pStyle w:val="Compact"/>
-              <w:jc w:val="center"/>
-            </w:pPr>
-            <w:r>
-              <w:t xml:space="preserve">[ ]</w:t>
-            </w:r>
-          </w:p>
-        </w:tc>
-      </w:tr>
-      <w:tr>
-        <w:tc>
-          <w:tcPr/>
-          <w:p>
-            <w:pPr>
-              <w:pStyle w:val="Compact"/>
-              <w:jc w:val="left"/>
-            </w:pPr>
-            <w:r>
-              <w:rPr>
-                <w:b/>
-                <w:bCs/>
-              </w:rPr>
-              <w:t xml:space="preserve">1.4</w:t>
-            </w:r>
-          </w:p>
-        </w:tc>
-        <w:tc>
-          <w:tcPr/>
-          <w:p>
-            <w:pPr>
-              <w:pStyle w:val="Compact"/>
-              <w:jc w:val="left"/>
-            </w:pPr>
-            <w:r>
-              <w:t xml:space="preserve">Combine information of two different types or from two sources.</w:t>
-            </w:r>
-          </w:p>
-        </w:tc>
-        <w:tc>
-          <w:tcPr/>
-          <w:p>
-            <w:pPr>
-              <w:pStyle w:val="Compact"/>
-              <w:jc w:val="left"/>
-            </w:pPr>
-            <w:r>
-              <w:t xml:space="preserve">Task 3, Task 5</w:t>
-            </w:r>
-          </w:p>
-        </w:tc>
-        <w:tc>
-          <w:tcPr/>
-          <w:p>
-            <w:pPr>
-              <w:pStyle w:val="Compact"/>
-              <w:jc w:val="center"/>
-            </w:pPr>
-            <w:r>
-              <w:t xml:space="preserve">[ ]</w:t>
-            </w:r>
-          </w:p>
-        </w:tc>
-      </w:tr>
-      <w:tr>
-        <w:tc>
-          <w:tcPr/>
-          <w:p>
-            <w:pPr>
-              <w:pStyle w:val="Compact"/>
-              <w:jc w:val="left"/>
-            </w:pPr>
-            <w:r>
-              <w:rPr>
-                <w:b/>
-                <w:bCs/>
-              </w:rPr>
-              <w:t xml:space="preserve">1.5</w:t>
-            </w:r>
-          </w:p>
-        </w:tc>
-        <w:tc>
-          <w:tcPr/>
-          <w:p>
-            <w:pPr>
-              <w:pStyle w:val="Compact"/>
-              <w:jc w:val="left"/>
-            </w:pPr>
-            <w:r>
-              <w:t xml:space="preserve">Identify how the designs will be used.</w:t>
-            </w:r>
-          </w:p>
-        </w:tc>
-        <w:tc>
-          <w:tcPr/>
-          <w:p>
-            <w:pPr>
-              <w:pStyle w:val="Compact"/>
-              <w:jc w:val="left"/>
-            </w:pPr>
-            <w:r>
-              <w:t xml:space="preserve">Task 2</w:t>
-            </w:r>
-          </w:p>
-        </w:tc>
-        <w:tc>
-          <w:tcPr/>
-          <w:p>
-            <w:pPr>
-              <w:pStyle w:val="Compact"/>
-              <w:jc w:val="center"/>
-            </w:pPr>
-            <w:r>
-              <w:t xml:space="preserve">[ ]</w:t>
-            </w:r>
-          </w:p>
-        </w:tc>
-      </w:tr>
-      <w:tr>
-        <w:tc>
-          <w:tcPr/>
-          <w:p>
-            <w:pPr>
-              <w:pStyle w:val="Compact"/>
-              <w:jc w:val="left"/>
-            </w:pPr>
-            <w:r>
-              <w:rPr>
-                <w:b/>
-                <w:bCs/>
-              </w:rPr>
-              <w:t xml:space="preserve">1.6</w:t>
-            </w:r>
-          </w:p>
-        </w:tc>
-        <w:tc>
-          <w:tcPr/>
-          <w:p>
-            <w:pPr>
-              <w:pStyle w:val="Compact"/>
-              <w:jc w:val="left"/>
-            </w:pPr>
-            <w:r>
-              <w:t xml:space="preserve">Identify which file format to use for saving and exchanging designs.</w:t>
-            </w:r>
-          </w:p>
-        </w:tc>
-        <w:tc>
-          <w:tcPr/>
-          <w:p>
-            <w:pPr>
-              <w:pStyle w:val="Compact"/>
-              <w:jc w:val="left"/>
-            </w:pPr>
-            <w:r>
-              <w:t xml:space="preserve">Task 6</w:t>
-            </w:r>
-          </w:p>
-        </w:tc>
-        <w:tc>
-          <w:tcPr/>
-          <w:p>
-            <w:pPr>
-              <w:pStyle w:val="Compact"/>
-              <w:jc w:val="center"/>
-            </w:pPr>
-            <w:r>
-              <w:t xml:space="preserve">[ ]</w:t>
-            </w:r>
-          </w:p>
-        </w:tc>
-      </w:tr>
-      <w:tr>
-        <w:tc>
-          <w:tcPr/>
-          <w:p>
-            <w:pPr>
-              <w:pStyle w:val="Compact"/>
-              <w:jc w:val="left"/>
-            </w:pPr>
-            <w:r>
-              <w:rPr>
-                <w:b/>
-                <w:bCs/>
-              </w:rPr>
-              <w:t xml:space="preserve">1.7</w:t>
-            </w:r>
-          </w:p>
-        </w:tc>
-        <w:tc>
-          <w:tcPr/>
-          <w:p>
-            <w:pPr>
-              <w:pStyle w:val="Compact"/>
-              <w:jc w:val="left"/>
-            </w:pPr>
-            <w:r>
-              <w:t xml:space="preserve">Store and retrieve files appropriately using guidelines and conventions.</w:t>
-            </w:r>
-          </w:p>
-        </w:tc>
-        <w:tc>
-          <w:tcPr/>
-          <w:p>
-            <w:pPr>
-              <w:pStyle w:val="Compact"/>
-              <w:jc w:val="left"/>
-            </w:pPr>
-            <w:r>
-              <w:t xml:space="preserve">Task 10</w:t>
-            </w:r>
-          </w:p>
-        </w:tc>
-        <w:tc>
-          <w:tcPr/>
-          <w:p>
-            <w:pPr>
-              <w:pStyle w:val="Compact"/>
-              <w:jc w:val="center"/>
-            </w:pPr>
-            <w:r>
-              <w:t xml:space="preserve">[ ]</w:t>
-            </w:r>
-          </w:p>
-        </w:tc>
-      </w:tr>
-      <w:tr>
-        <w:tc>
-          <w:tcPr/>
-          <w:p>
-            <w:pPr>
-              <w:pStyle w:val="Compact"/>
-              <w:jc w:val="left"/>
-            </w:pPr>
-            <w:r>
-              <w:rPr>
-                <w:b/>
-                <w:bCs/>
-              </w:rPr>
-              <w:t xml:space="preserve">2.1</w:t>
-            </w:r>
-          </w:p>
-        </w:tc>
-        <w:tc>
-          <w:tcPr/>
-          <w:p>
-            <w:pPr>
-              <w:pStyle w:val="Compact"/>
-              <w:jc w:val="left"/>
-            </w:pPr>
-            <w:r>
-              <w:t xml:space="preserve">Use suitable tools and techniques to create designs.</w:t>
-            </w:r>
-          </w:p>
-        </w:tc>
-        <w:tc>
-          <w:tcPr/>
-          <w:p>
-            <w:pPr>
-              <w:pStyle w:val="Compact"/>
-              <w:jc w:val="left"/>
-            </w:pPr>
-            <w:r>
-              <w:t xml:space="preserve">Task 7, Task 8, Task 9</w:t>
-            </w:r>
-          </w:p>
-        </w:tc>
-        <w:tc>
-          <w:tcPr/>
-          <w:p>
-            <w:pPr>
-              <w:pStyle w:val="Compact"/>
-              <w:jc w:val="center"/>
-            </w:pPr>
-            <w:r>
-              <w:t xml:space="preserve">[ ]</w:t>
-            </w:r>
-          </w:p>
-        </w:tc>
-      </w:tr>
-      <w:tr>
-        <w:tc>
-          <w:tcPr/>
-          <w:p>
-            <w:pPr>
-              <w:pStyle w:val="Compact"/>
-              <w:jc w:val="left"/>
-            </w:pPr>
-            <w:r>
-              <w:rPr>
-                <w:b/>
-                <w:bCs/>
-              </w:rPr>
-              <w:t xml:space="preserve">2.2</w:t>
-            </w:r>
-          </w:p>
-        </w:tc>
-        <w:tc>
-          <w:tcPr/>
-          <w:p>
-            <w:pPr>
-              <w:pStyle w:val="Compact"/>
-              <w:jc w:val="left"/>
-            </w:pPr>
-            <w:r>
-              <w:t xml:space="preserve">Use appropriate tools and techniques to manipulate and edit designs.</w:t>
-            </w:r>
-          </w:p>
-        </w:tc>
-        <w:tc>
-          <w:tcPr/>
-          <w:p>
-            <w:pPr>
-              <w:pStyle w:val="Compact"/>
-              <w:jc w:val="left"/>
-            </w:pPr>
-            <w:r>
-              <w:t xml:space="preserve">Task 8, Task 9</w:t>
-            </w:r>
-          </w:p>
-        </w:tc>
-        <w:tc>
-          <w:tcPr/>
-          <w:p>
-            <w:pPr>
-              <w:pStyle w:val="Compact"/>
-              <w:jc w:val="center"/>
-            </w:pPr>
-            <w:r>
-              <w:t xml:space="preserve">[ ]</w:t>
-            </w:r>
-          </w:p>
-        </w:tc>
-      </w:tr>
-      <w:tr>
-        <w:tc>
-          <w:tcPr/>
-          <w:p>
-            <w:pPr>
-              <w:pStyle w:val="Compact"/>
-              <w:jc w:val="left"/>
-            </w:pPr>
-            <w:r>
-              <w:rPr>
-                <w:b/>
-                <w:bCs/>
-              </w:rPr>
-              <w:t xml:space="preserve">2.3</w:t>
-            </w:r>
-          </w:p>
-        </w:tc>
-        <w:tc>
-          <w:tcPr/>
-          <w:p>
-            <w:pPr>
-              <w:pStyle w:val="Compact"/>
-              <w:jc w:val="left"/>
-            </w:pPr>
-            <w:r>
-              <w:t xml:space="preserve">Check designs meet requirements, using IT tools and making corrections.</w:t>
-            </w:r>
-          </w:p>
-        </w:tc>
-        <w:tc>
-          <w:tcPr/>
-          <w:p>
-            <w:pPr>
-              <w:pStyle w:val="Compact"/>
-              <w:jc w:val="left"/>
-            </w:pPr>
-            <w:r>
-              <w:t xml:space="preserve">Task 11, Task 12</w:t>
-            </w:r>
-          </w:p>
-        </w:tc>
-        <w:tc>
-          <w:tcPr/>
-          <w:p>
-            <w:pPr>
-              <w:pStyle w:val="Compact"/>
-              <w:jc w:val="center"/>
-            </w:pPr>
-            <w:r>
-              <w:t xml:space="preserve">[ ]</w:t>
-            </w:r>
-          </w:p>
-        </w:tc>
-      </w:tr>
-    </w:tbl>
     <w:p>
+      <w:pPr>
+        <w:pStyle w:val="Compact"/>
+        <w:numPr>
+          <w:ilvl w:val="0"/>
+          <w:numId w:val="1001"/>
+        </w:numPr>
+      </w:pPr>
+      <w:r>
+        <w:rPr>
+          <w:b/>
+          <w:bCs/>
+        </w:rPr>
+        <w:t xml:space="preserve">Starter Template Code:</w:t>
+      </w:r>
+      <w:r>
+        <w:t xml:space="preserve"> </w:t>
+      </w:r>
+      <w:r>
+        <w:t xml:space="preserve">Located in</w:t>
+      </w:r>
+      <w:r>
+        <w:t xml:space="preserve"> </w:t>
+      </w:r>
+      <w:r>
+        <w:rPr>
+          <w:rStyle w:val="VerbatimChar"/>
+        </w:rPr>
+        <w:t xml:space="preserve">l1-design-software-student/template/</w:t>
+      </w:r>
+      <w:r>
+        <w:t xml:space="preserve"> </w:t>
+      </w:r>
+      <w:r>
+        <w:t xml:space="preserve">(</w:t>
+      </w:r>
+      <w:r>
+        <w:rPr>
+          <w:rStyle w:val="VerbatimChar"/>
+        </w:rPr>
+        <w:t xml:space="preserve">index.html</w:t>
+      </w:r>
+      <w:r>
+        <w:t xml:space="preserve">,</w:t>
+      </w:r>
+      <w:r>
+        <w:t xml:space="preserve"> </w:t>
+      </w:r>
+      <w:r>
+        <w:rPr>
+          <w:rStyle w:val="VerbatimChar"/>
+        </w:rPr>
+        <w:t xml:space="preserve">style.css</w:t>
+      </w:r>
+      <w:r>
+        <w:t xml:space="preserve">,</w:t>
+      </w:r>
+      <w:r>
+        <w:t xml:space="preserve"> </w:t>
+      </w:r>
+      <w:r>
+        <w:rPr>
+          <w:rStyle w:val="VerbatimChar"/>
+        </w:rPr>
+        <w:t xml:space="preserve">app.js</w:t>
+      </w:r>
+      <w:r>
+        <w:t xml:space="preserve">,</w:t>
+      </w:r>
+      <w:r>
+        <w:t xml:space="preserve"> </w:t>
+      </w:r>
+      <w:r>
+        <w:rPr>
+          <w:rStyle w:val="VerbatimChar"/>
+        </w:rPr>
+        <w:t xml:space="preserve">util.js</w:t>
+      </w:r>
+      <w:r>
+        <w:t xml:space="preserve">)</w:t>
+      </w:r>
+    </w:p>
+    <w:p>
+      <w:pPr>
+        <w:pStyle w:val="Compact"/>
+        <w:numPr>
+          <w:ilvl w:val="0"/>
+          <w:numId w:val="1001"/>
+        </w:numPr>
+      </w:pPr>
+      <w:r>
+        <w:rPr>
+          <w:b/>
+          <w:bCs/>
+        </w:rPr>
+        <w:t xml:space="preserve">Exemplar Demo Projects:</w:t>
+      </w:r>
+      <w:r>
+        <w:t xml:space="preserve"> </w:t>
+      </w:r>
+      <w:r>
+        <w:t xml:space="preserve">Located in</w:t>
+      </w:r>
+      <w:r>
+        <w:t xml:space="preserve"> </w:t>
+      </w:r>
+      <w:r>
+        <w:rPr>
+          <w:rStyle w:val="VerbatimChar"/>
+        </w:rPr>
+        <w:t xml:space="preserve">l1-design-software-student/examples/</w:t>
+      </w:r>
+      <w:r>
+        <w:t xml:space="preserve"> </w:t>
+      </w:r>
+      <w:r>
+        <w:t xml:space="preserve">(</w:t>
+      </w:r>
+      <w:r>
+        <w:rPr>
+          <w:rStyle w:val="VerbatimChar"/>
+        </w:rPr>
+        <w:t xml:space="preserve">demo-americana-diner</w:t>
+      </w:r>
+      <w:r>
+        <w:t xml:space="preserve">,</w:t>
+      </w:r>
+      <w:r>
+        <w:t xml:space="preserve"> </w:t>
+      </w:r>
+      <w:r>
+        <w:rPr>
+          <w:rStyle w:val="VerbatimChar"/>
+        </w:rPr>
+        <w:t xml:space="preserve">demo-punk-eats</w:t>
+      </w:r>
+      <w:r>
+        <w:t xml:space="preserve">)</w:t>
+      </w:r>
+    </w:p>
+    <w:p>
+      <w:pPr>
+        <w:pStyle w:val="Compact"/>
+        <w:numPr>
+          <w:ilvl w:val="0"/>
+          <w:numId w:val="1001"/>
+        </w:numPr>
+      </w:pPr>
+      <w:r>
+        <w:rPr>
+          <w:b/>
+          <w:bCs/>
+        </w:rPr>
+        <w:t xml:space="preserve">Student HTML Guides:</w:t>
+      </w:r>
+      <w:r>
+        <w:t xml:space="preserve"> </w:t>
+      </w:r>
+      <w:r>
+        <w:t xml:space="preserve">Located in</w:t>
+      </w:r>
+      <w:r>
+        <w:t xml:space="preserve"> </w:t>
+      </w:r>
+      <w:r>
+        <w:rPr>
+          <w:rStyle w:val="VerbatimChar"/>
+        </w:rPr>
+        <w:t xml:space="preserve">l1-design-software-student/guides/</w:t>
+      </w:r>
+      <w:r>
+        <w:t xml:space="preserve"> </w:t>
+      </w:r>
+      <w:r>
+        <w:t xml:space="preserve">(</w:t>
+      </w:r>
+      <w:r>
+        <w:rPr>
+          <w:rStyle w:val="VerbatimChar"/>
+        </w:rPr>
+        <w:t xml:space="preserve">guide-1-research-and-design.html</w:t>
+      </w:r>
+      <w:r>
+        <w:t xml:space="preserve">,</w:t>
+      </w:r>
+      <w:r>
+        <w:t xml:space="preserve"> </w:t>
+      </w:r>
+      <w:r>
+        <w:rPr>
+          <w:rStyle w:val="VerbatimChar"/>
+        </w:rPr>
+        <w:t xml:space="preserve">guide-2-customising-styles.html</w:t>
+      </w:r>
+      <w:r>
+        <w:t xml:space="preserve">,</w:t>
+      </w:r>
+      <w:r>
+        <w:t xml:space="preserve"> </w:t>
+      </w:r>
+      <w:r>
+        <w:rPr>
+          <w:rStyle w:val="VerbatimChar"/>
+        </w:rPr>
+        <w:t xml:space="preserve">guide-3-coding-challenges.html</w:t>
+      </w:r>
+      <w:r>
+        <w:t xml:space="preserve">)</w:t>
+      </w:r>
+    </w:p>
+    <w:p>
+      <w:pPr>
+        <w:pStyle w:val="Compact"/>
+        <w:numPr>
+          <w:ilvl w:val="0"/>
+          <w:numId w:val="1001"/>
+        </w:numPr>
+      </w:pPr>
+      <w:r>
+        <w:rPr>
+          <w:b/>
+          <w:bCs/>
+        </w:rPr>
+        <w:t xml:space="preserve">ProVector Vector Drawing Tool:</w:t>
+      </w:r>
+      <w:r>
+        <w:t xml:space="preserve"> </w:t>
+      </w:r>
+      <w:r>
+        <w:rPr>
+          <w:rStyle w:val="VerbatimChar"/>
+        </w:rPr>
+        <w:t xml:space="preserve">https://provector.app</w:t>
+      </w:r>
+      <w:r>
+        <w:t xml:space="preserve"> </w:t>
+      </w:r>
+      <w:r>
+        <w:t xml:space="preserve">(for wireframes and UI blueprints)</w:t>
+      </w:r>
+    </w:p>
+    <w:p>
+      <w:pPr>
+        <w:pStyle w:val="Compact"/>
+        <w:numPr>
+          <w:ilvl w:val="0"/>
+          <w:numId w:val="1001"/>
+        </w:numPr>
+      </w:pPr>
+      <w:r>
+        <w:rPr>
+          <w:b/>
+          <w:bCs/>
+        </w:rPr>
+        <w:t xml:space="preserve">Royalty-Free Image Sources:</w:t>
+      </w:r>
+      <w:r>
+        <w:t xml:space="preserve"> </w:t>
+      </w:r>
+      <w:r>
+        <w:rPr>
+          <w:rStyle w:val="VerbatimChar"/>
+        </w:rPr>
+        <w:t xml:space="preserve">https://unsplash.com</w:t>
+      </w:r>
+      <w:r>
+        <w:t xml:space="preserve">,</w:t>
+      </w:r>
+      <w:r>
+        <w:t xml:space="preserve"> </w:t>
+      </w:r>
+      <w:r>
+        <w:rPr>
+          <w:rStyle w:val="VerbatimChar"/>
+        </w:rPr>
+        <w:t xml:space="preserve">https://pexels.com</w:t>
+      </w:r>
+    </w:p>
+    <w:p>
       <w:r>
         <w:br w:type="page"/>
       </w:r>
     </w:p>
-    <w:bookmarkEnd w:id="24"/>
-    <w:bookmarkEnd w:id="25"/>
-    <w:bookmarkStart w:id="28" w:name="Xe128162fbdf5644bb65b97e2008fcb8f1f468a9"/>
+    <w:bookmarkEnd w:id="26"/>
+    <w:bookmarkEnd w:id="27"/>
+    <w:bookmarkStart w:id="30" w:name="Xe128162fbdf5644bb65b97e2008fcb8f1f468a9"/>
     <w:p>
       <w:pPr>
         <w:pStyle w:val="Heading2"/>
@@ -1099,7 +917,7 @@
         <w:t xml:space="preserve">Section 1: Planning &amp; Understanding Design Requirements</w:t>
       </w:r>
     </w:p>
-    <w:bookmarkStart w:id="26" w:name="task-1-identifying-design-needs-ac-1.1"/>
+    <w:bookmarkStart w:id="28" w:name="task-1-identifying-design-needs-ac-1.1"/>
     <w:p>
       <w:pPr>
         <w:pStyle w:val="Heading3"/>
@@ -1134,7 +952,7 @@
     </w:p>
     <w:tbl>
       <w:tblPr>
-        <w:tblStyle w:val="Table"/>
+        <w:tblStyle w:val="TableGrid"/>
         <w:tblW w:type="pct" w:w="5000"/>
         <w:tblLayout w:type="fixed"/>
         <w:tblLook w:firstRow="0" w:lastRow="0" w:firstColumn="0" w:lastColumn="0" w:noHBand="0" w:noVBand="0" w:val="0000"/>
@@ -1191,7 +1009,7 @@
     </w:p>
     <w:tbl>
       <w:tblPr>
-        <w:tblStyle w:val="Table"/>
+        <w:tblStyle w:val="TableGrid"/>
         <w:tblW w:type="pct" w:w="5000"/>
         <w:tblLayout w:type="fixed"/>
         <w:tblLook w:firstRow="0" w:lastRow="0" w:firstColumn="0" w:lastColumn="0" w:noHBand="0" w:noVBand="0" w:val="0000"/>
@@ -1230,8 +1048,8 @@
         </w:pict>
       </w:r>
     </w:p>
-    <w:bookmarkEnd w:id="26"/>
-    <w:bookmarkStart w:id="27" w:name="Xf644ff78b3ba1f3108ba9b79a7c14e8caf8e035"/>
+    <w:bookmarkEnd w:id="28"/>
+    <w:bookmarkStart w:id="29" w:name="Xf644ff78b3ba1f3108ba9b79a7c14e8caf8e035"/>
     <w:p>
       <w:pPr>
         <w:pStyle w:val="Heading3"/>
@@ -1266,7 +1084,7 @@
     </w:p>
     <w:tbl>
       <w:tblPr>
-        <w:tblStyle w:val="Table"/>
+        <w:tblStyle w:val="TableGrid"/>
         <w:tblW w:type="pct" w:w="5000"/>
         <w:tblLayout w:type="fixed"/>
         <w:tblLook w:firstRow="0" w:lastRow="0" w:firstColumn="0" w:lastColumn="0" w:noHBand="0" w:noVBand="0" w:val="0000"/>
@@ -1323,7 +1141,7 @@
     </w:p>
     <w:tbl>
       <w:tblPr>
-        <w:tblStyle w:val="Table"/>
+        <w:tblStyle w:val="TableGrid"/>
         <w:tblW w:type="pct" w:w="5000"/>
         <w:tblLayout w:type="fixed"/>
         <w:tblLook w:firstRow="0" w:lastRow="0" w:firstColumn="0" w:lastColumn="0" w:noHBand="0" w:noVBand="0" w:val="0000"/>
@@ -1371,9 +1189,9 @@
         <w:br w:type="page"/>
       </w:r>
     </w:p>
-    <w:bookmarkEnd w:id="27"/>
-    <w:bookmarkEnd w:id="28"/>
-    <w:bookmarkStart w:id="33" w:name="X13404b897b3bc00b5d55af5abeb70fba6f050dd"/>
+    <w:bookmarkEnd w:id="29"/>
+    <w:bookmarkEnd w:id="30"/>
+    <w:bookmarkStart w:id="35" w:name="X13404b897b3bc00b5d55af5abeb70fba6f050dd"/>
     <w:p>
       <w:pPr>
         <w:pStyle w:val="Heading2"/>
@@ -1382,7 +1200,7 @@
         <w:t xml:space="preserve">Section 2: Obtaining, Sourcing &amp; Preparing Information</w:t>
       </w:r>
     </w:p>
-    <w:bookmarkStart w:id="29" w:name="Xd8407a825a9a55cd8a5b39211892010fc1f183e"/>
+    <w:bookmarkStart w:id="31" w:name="Xd8407a825a9a55cd8a5b39211892010fc1f183e"/>
     <w:p>
       <w:pPr>
         <w:pStyle w:val="Heading3"/>
@@ -1405,7 +1223,7 @@
     </w:p>
     <w:tbl>
       <w:tblPr>
-        <w:tblStyle w:val="Table"/>
+        <w:tblStyle w:val="TableGrid"/>
         <w:tblW w:type="pct" w:w="5000"/>
         <w:tblLayout w:type="fixed"/>
         <w:tblLook w:firstRow="1" w:lastRow="0" w:firstColumn="0" w:lastColumn="0" w:noHBand="0" w:noVBand="0" w:val="0020"/>
@@ -2088,8 +1906,8 @@
         </w:pict>
       </w:r>
     </w:p>
-    <w:bookmarkEnd w:id="29"/>
-    <w:bookmarkStart w:id="30" w:name="X9e99d0534599b6ab8dee53eacaefe8ce11b8a84"/>
+    <w:bookmarkEnd w:id="31"/>
+    <w:bookmarkStart w:id="32" w:name="X9e99d0534599b6ab8dee53eacaefe8ce11b8a84"/>
     <w:p>
       <w:pPr>
         <w:pStyle w:val="Heading3"/>
@@ -2112,7 +1930,7 @@
     </w:p>
     <w:tbl>
       <w:tblPr>
-        <w:tblStyle w:val="Table"/>
+        <w:tblStyle w:val="TableGrid"/>
         <w:tblW w:type="pct" w:w="5000"/>
         <w:tblLayout w:type="fixed"/>
         <w:tblLook w:firstRow="1" w:lastRow="0" w:firstColumn="0" w:lastColumn="0" w:noHBand="0" w:noVBand="0" w:val="0020"/>
@@ -2626,7 +2444,7 @@
     </w:p>
     <w:tbl>
       <w:tblPr>
-        <w:tblStyle w:val="Table"/>
+        <w:tblStyle w:val="TableGrid"/>
         <w:tblW w:type="pct" w:w="5000"/>
         <w:tblLayout w:type="fixed"/>
         <w:tblLook w:firstRow="0" w:lastRow="0" w:firstColumn="0" w:lastColumn="0" w:noHBand="0" w:noVBand="0" w:val="0000"/>
@@ -2674,8 +2492,8 @@
         <w:br w:type="page"/>
       </w:r>
     </w:p>
-    <w:bookmarkEnd w:id="30"/>
-    <w:bookmarkStart w:id="31" w:name="Xe9100d1eb6a28cda4b9f06015b3069e1d429cff"/>
+    <w:bookmarkEnd w:id="32"/>
+    <w:bookmarkStart w:id="33" w:name="Xe9100d1eb6a28cda4b9f06015b3069e1d429cff"/>
     <w:p>
       <w:pPr>
         <w:pStyle w:val="Heading3"/>
@@ -2698,7 +2516,7 @@
     </w:p>
     <w:tbl>
       <w:tblPr>
-        <w:tblStyle w:val="Table"/>
+        <w:tblStyle w:val="TableGrid"/>
         <w:tblW w:type="pct" w:w="5000"/>
         <w:tblLayout w:type="fixed"/>
         <w:tblLook w:firstRow="0" w:lastRow="0" w:firstColumn="0" w:lastColumn="0" w:noHBand="0" w:noVBand="0" w:val="0000"/>
@@ -2784,8 +2602,8 @@
         </w:pict>
       </w:r>
     </w:p>
-    <w:bookmarkEnd w:id="31"/>
-    <w:bookmarkStart w:id="32" w:name="task-6-identifying-file-formats-ac-1.6"/>
+    <w:bookmarkEnd w:id="33"/>
+    <w:bookmarkStart w:id="34" w:name="task-6-identifying-file-formats-ac-1.6"/>
     <w:p>
       <w:pPr>
         <w:pStyle w:val="Heading3"/>
@@ -2808,7 +2626,7 @@
     </w:p>
     <w:tbl>
       <w:tblPr>
-        <w:tblStyle w:val="Table"/>
+        <w:tblStyle w:val="TableGrid"/>
         <w:tblW w:type="auto" w:w="0"/>
         <w:tblLook w:firstRow="1" w:lastRow="0" w:firstColumn="0" w:lastColumn="0" w:noHBand="0" w:noVBand="0" w:val="0020"/>
       </w:tblPr>
@@ -3061,9 +2879,9 @@
         <w:br w:type="page"/>
       </w:r>
     </w:p>
-    <w:bookmarkEnd w:id="32"/>
-    <w:bookmarkEnd w:id="33"/>
-    <w:bookmarkStart w:id="37" w:name="section-3-creating-manipulating-designs"/>
+    <w:bookmarkEnd w:id="34"/>
+    <w:bookmarkEnd w:id="35"/>
+    <w:bookmarkStart w:id="39" w:name="section-3-creating-manipulating-designs"/>
     <w:p>
       <w:pPr>
         <w:pStyle w:val="Heading2"/>
@@ -3072,7 +2890,7 @@
         <w:t xml:space="preserve">Section 3: Creating &amp; Manipulating Designs</w:t>
       </w:r>
     </w:p>
-    <w:bookmarkStart w:id="34" w:name="X55612a6430be04263ebc5af796db82124c25dcb"/>
+    <w:bookmarkStart w:id="36" w:name="X55612a6430be04263ebc5af796db82124c25dcb"/>
     <w:p>
       <w:pPr>
         <w:pStyle w:val="Heading3"/>
@@ -3095,7 +2913,7 @@
     </w:p>
     <w:tbl>
       <w:tblPr>
-        <w:tblStyle w:val="Table"/>
+        <w:tblStyle w:val="TableGrid"/>
         <w:tblW w:type="pct" w:w="5000"/>
         <w:tblLayout w:type="fixed"/>
         <w:tblLook w:firstRow="0" w:lastRow="0" w:firstColumn="0" w:lastColumn="0" w:noHBand="0" w:noVBand="0" w:val="0000"/>
@@ -3281,7 +3099,7 @@
     </w:p>
     <w:tbl>
       <w:tblPr>
-        <w:tblStyle w:val="Table"/>
+        <w:tblStyle w:val="TableGrid"/>
         <w:tblW w:type="pct" w:w="5000"/>
         <w:tblLayout w:type="fixed"/>
         <w:tblLook w:firstRow="0" w:lastRow="0" w:firstColumn="0" w:lastColumn="0" w:noHBand="0" w:noVBand="0" w:val="0000"/>
@@ -3329,8 +3147,8 @@
         <w:br w:type="page"/>
       </w:r>
     </w:p>
-    <w:bookmarkEnd w:id="34"/>
-    <w:bookmarkStart w:id="35" w:name="X608790d715743d9133d5dc36b6e0d566b4ec212"/>
+    <w:bookmarkEnd w:id="36"/>
+    <w:bookmarkStart w:id="37" w:name="X608790d715743d9133d5dc36b6e0d566b4ec212"/>
     <w:p>
       <w:pPr>
         <w:pStyle w:val="Heading3"/>
@@ -3411,7 +3229,7 @@
     </w:p>
     <w:tbl>
       <w:tblPr>
-        <w:tblStyle w:val="Table"/>
+        <w:tblStyle w:val="TableGrid"/>
         <w:tblW w:type="auto" w:w="0"/>
         <w:tblLook w:firstRow="1" w:lastRow="0" w:firstColumn="0" w:lastColumn="0" w:noHBand="0" w:noVBand="0" w:val="0020"/>
       </w:tblPr>
@@ -3640,7 +3458,7 @@
     </w:p>
     <w:tbl>
       <w:tblPr>
-        <w:tblStyle w:val="Table"/>
+        <w:tblStyle w:val="TableGrid"/>
         <w:tblW w:type="pct" w:w="5000"/>
         <w:tblLayout w:type="fixed"/>
         <w:tblLook w:firstRow="0" w:lastRow="0" w:firstColumn="0" w:lastColumn="0" w:noHBand="0" w:noVBand="0" w:val="0000"/>
@@ -3688,8 +3506,8 @@
         <w:br w:type="page"/>
       </w:r>
     </w:p>
-    <w:bookmarkEnd w:id="35"/>
-    <w:bookmarkStart w:id="36" w:name="Xc586b3638889b34faca1cc7b8882954c82aa85f"/>
+    <w:bookmarkEnd w:id="37"/>
+    <w:bookmarkStart w:id="38" w:name="Xc586b3638889b34faca1cc7b8882954c82aa85f"/>
     <w:p>
       <w:pPr>
         <w:pStyle w:val="Heading3"/>
@@ -3741,7 +3559,7 @@
     </w:p>
     <w:tbl>
       <w:tblPr>
-        <w:tblStyle w:val="Table"/>
+        <w:tblStyle w:val="TableGrid"/>
         <w:tblW w:type="pct" w:w="5000"/>
         <w:tblLayout w:type="fixed"/>
         <w:tblLook w:firstRow="1" w:lastRow="0" w:firstColumn="0" w:lastColumn="0" w:noHBand="0" w:noVBand="0" w:val="0020"/>
@@ -4096,7 +3914,7 @@
     </w:p>
     <w:tbl>
       <w:tblPr>
-        <w:tblStyle w:val="Table"/>
+        <w:tblStyle w:val="TableGrid"/>
         <w:tblW w:type="pct" w:w="5000"/>
         <w:tblLayout w:type="fixed"/>
         <w:tblLook w:firstRow="0" w:lastRow="0" w:firstColumn="0" w:lastColumn="0" w:noHBand="0" w:noVBand="0" w:val="0000"/>
@@ -4144,9 +3962,9 @@
         <w:br w:type="page"/>
       </w:r>
     </w:p>
-    <w:bookmarkEnd w:id="36"/>
-    <w:bookmarkEnd w:id="37"/>
-    <w:bookmarkStart w:id="41" w:name="Xed0bca9ca1ab4798e9ac6106198612bcf6bf731"/>
+    <w:bookmarkEnd w:id="38"/>
+    <w:bookmarkEnd w:id="39"/>
+    <w:bookmarkStart w:id="43" w:name="Xed0bca9ca1ab4798e9ac6106198612bcf6bf731"/>
     <w:p>
       <w:pPr>
         <w:pStyle w:val="Heading2"/>
@@ -4155,7 +3973,7 @@
         <w:t xml:space="preserve">Section 4: File Management, Testing &amp; Evaluation</w:t>
       </w:r>
     </w:p>
-    <w:bookmarkStart w:id="38" w:name="X876d90213091fa1b311dd50b281496e6fdcd114"/>
+    <w:bookmarkStart w:id="40" w:name="X876d90213091fa1b311dd50b281496e6fdcd114"/>
     <w:p>
       <w:pPr>
         <w:pStyle w:val="Heading3"/>
@@ -4190,7 +4008,7 @@
     </w:p>
     <w:tbl>
       <w:tblPr>
-        <w:tblStyle w:val="Table"/>
+        <w:tblStyle w:val="TableGrid"/>
         <w:tblW w:type="pct" w:w="5000"/>
         <w:tblLayout w:type="fixed"/>
         <w:tblLook w:firstRow="0" w:lastRow="0" w:firstColumn="0" w:lastColumn="0" w:noHBand="0" w:noVBand="0" w:val="0000"/>
@@ -4247,7 +4065,7 @@
     </w:p>
     <w:tbl>
       <w:tblPr>
-        <w:tblStyle w:val="Table"/>
+        <w:tblStyle w:val="TableGrid"/>
         <w:tblW w:type="pct" w:w="5000"/>
         <w:tblLayout w:type="fixed"/>
         <w:tblLook w:firstRow="0" w:lastRow="0" w:firstColumn="0" w:lastColumn="0" w:noHBand="0" w:noVBand="0" w:val="0000"/>
@@ -4293,7 +4111,7 @@
     </w:p>
     <w:tbl>
       <w:tblPr>
-        <w:tblStyle w:val="Table"/>
+        <w:tblStyle w:val="TableGrid"/>
         <w:tblW w:type="pct" w:w="5000"/>
         <w:tblLayout w:type="fixed"/>
         <w:tblLook w:firstRow="0" w:lastRow="0" w:firstColumn="0" w:lastColumn="0" w:noHBand="0" w:noVBand="0" w:val="0000"/>
@@ -4341,8 +4159,8 @@
         <w:br w:type="page"/>
       </w:r>
     </w:p>
-    <w:bookmarkEnd w:id="38"/>
-    <w:bookmarkStart w:id="39" w:name="X36ed21c4ca4214002ba0f7e7d25071ebec985d0"/>
+    <w:bookmarkEnd w:id="40"/>
+    <w:bookmarkStart w:id="41" w:name="X36ed21c4ca4214002ba0f7e7d25071ebec985d0"/>
     <w:p>
       <w:pPr>
         <w:pStyle w:val="Heading3"/>
@@ -4365,7 +4183,7 @@
     </w:p>
     <w:tbl>
       <w:tblPr>
-        <w:tblStyle w:val="Table"/>
+        <w:tblStyle w:val="TableGrid"/>
         <w:tblW w:type="pct" w:w="5000"/>
         <w:tblLayout w:type="fixed"/>
         <w:tblLook w:firstRow="1" w:lastRow="0" w:firstColumn="0" w:lastColumn="0" w:noHBand="0" w:noVBand="0" w:val="0020"/>
@@ -4849,8 +4667,8 @@
         </w:pict>
       </w:r>
     </w:p>
-    <w:bookmarkEnd w:id="39"/>
-    <w:bookmarkStart w:id="40" w:name="task-12-review-evaluation-ac-2.3"/>
+    <w:bookmarkEnd w:id="41"/>
+    <w:bookmarkStart w:id="42" w:name="task-12-review-evaluation-ac-2.3"/>
     <w:p>
       <w:pPr>
         <w:pStyle w:val="Heading3"/>
@@ -4885,7 +4703,7 @@
     </w:p>
     <w:tbl>
       <w:tblPr>
-        <w:tblStyle w:val="Table"/>
+        <w:tblStyle w:val="TableGrid"/>
         <w:tblW w:type="pct" w:w="5000"/>
         <w:tblLayout w:type="fixed"/>
         <w:tblLook w:firstRow="0" w:lastRow="0" w:firstColumn="0" w:lastColumn="0" w:noHBand="0" w:noVBand="0" w:val="0000"/>
@@ -4942,7 +4760,7 @@
     </w:p>
     <w:tbl>
       <w:tblPr>
-        <w:tblStyle w:val="Table"/>
+        <w:tblStyle w:val="TableGrid"/>
         <w:tblW w:type="pct" w:w="5000"/>
         <w:tblLayout w:type="fixed"/>
         <w:tblLook w:firstRow="0" w:lastRow="0" w:firstColumn="0" w:lastColumn="0" w:noHBand="0" w:noVBand="0" w:val="0000"/>
@@ -4990,9 +4808,9 @@
         <w:br w:type="page"/>
       </w:r>
     </w:p>
-    <w:bookmarkEnd w:id="40"/>
-    <w:bookmarkEnd w:id="41"/>
-    <w:bookmarkStart w:id="43" w:name="X17ecadc3783eb1c6a48fe01e5b789d74f81d35e"/>
+    <w:bookmarkEnd w:id="42"/>
+    <w:bookmarkEnd w:id="43"/>
+    <w:bookmarkStart w:id="45" w:name="X17ecadc3783eb1c6a48fe01e5b789d74f81d35e"/>
     <w:p>
       <w:pPr>
         <w:pStyle w:val="Heading2"/>
@@ -5003,7 +4821,7 @@
     </w:p>
     <w:tbl>
       <w:tblPr>
-        <w:tblStyle w:val="Table"/>
+        <w:tblStyle w:val="TableGrid"/>
         <w:tblW w:type="pct" w:w="5000"/>
         <w:tblLayout w:type="fixed"/>
         <w:tblLook w:firstRow="0" w:lastRow="0" w:firstColumn="0" w:lastColumn="0" w:noHBand="0" w:noVBand="0" w:val="0000"/>
@@ -5126,7 +4944,7 @@
         </w:tc>
       </w:tr>
     </w:tbl>
-    <w:bookmarkStart w:id="42" w:name="X03b06b59671663c50f74f2dfb1b68e761cf7105"/>
+    <w:bookmarkStart w:id="44" w:name="X03b06b59671663c50f74f2dfb1b68e761cf7105"/>
     <w:p>
       <w:pPr>
         <w:pStyle w:val="Heading3"/>
@@ -5137,7 +4955,7 @@
     </w:p>
     <w:tbl>
       <w:tblPr>
-        <w:tblStyle w:val="Table"/>
+        <w:tblStyle w:val="TableGrid"/>
         <w:tblW w:type="auto" w:w="0"/>
         <w:tblLook w:firstRow="1" w:lastRow="0" w:firstColumn="0" w:lastColumn="0" w:noHBand="0" w:noVBand="0" w:val="0020"/>
       </w:tblPr>
@@ -5324,9 +5142,9 @@
         <w:t xml:space="preserve">______________</w:t>
       </w:r>
     </w:p>
-    <w:bookmarkEnd w:id="42"/>
-    <w:bookmarkEnd w:id="43"/>
     <w:bookmarkEnd w:id="44"/>
+    <w:bookmarkEnd w:id="45"/>
+    <w:bookmarkEnd w:id="46"/>
     <w:sectPr>
       <w:headerReference r:id="rId10" w:type="default"/>
       <w:footerReference r:id="rId11" w:type="default"/>
@@ -9992,6 +9810,109 @@
       </w:pPr>
     </w:lvl>
   </w:abstractNum>
+  <w:abstractNum w:abstractNumId="991">
+    <w:nsid w:val="0000A991"/>
+    <w:multiLevelType w:val="multilevel"/>
+    <w:lvl w:ilvl="0">
+      <w:numFmt w:val="bullet"/>
+      <w:lvlText w:val=""/>
+      <w:lvlJc w:val="left"/>
+      <w:pPr>
+        <w:ind w:left="720" w:hanging="360"/>
+      </w:pPr>
+      <w:rPr>
+        <w:rFonts w:ascii="Symbol" w:hAnsi="Symbol" w:cs="Symbol" w:hint="default"/>
+      </w:rPr>
+    </w:lvl>
+    <w:lvl w:ilvl="1">
+      <w:numFmt w:val="bullet"/>
+      <w:lvlText w:val="o"/>
+      <w:lvlJc w:val="left"/>
+      <w:pPr>
+        <w:ind w:left="1440" w:hanging="360"/>
+      </w:pPr>
+      <w:rPr>
+        <w:rFonts w:ascii="Courier New" w:hAnsi="Courier New" w:cs="Courier New" w:hint="default"/>
+      </w:rPr>
+    </w:lvl>
+    <w:lvl w:ilvl="2">
+      <w:numFmt w:val="bullet"/>
+      <w:lvlText w:val=""/>
+      <w:lvlJc w:val="left"/>
+      <w:pPr>
+        <w:ind w:left="2160" w:hanging="360"/>
+      </w:pPr>
+      <w:rPr>
+        <w:rFonts w:ascii="Wingdings" w:hAnsi="Wingdings" w:cs="Wingdings" w:hint="default"/>
+      </w:rPr>
+    </w:lvl>
+    <w:lvl w:ilvl="3">
+      <w:numFmt w:val="bullet"/>
+      <w:lvlText w:val=""/>
+      <w:lvlJc w:val="left"/>
+      <w:pPr>
+        <w:ind w:left="2880" w:hanging="360"/>
+      </w:pPr>
+      <w:rPr>
+        <w:rFonts w:ascii="Symbol" w:hAnsi="Symbol" w:cs="Symbol" w:hint="default"/>
+      </w:rPr>
+    </w:lvl>
+    <w:lvl w:ilvl="4">
+      <w:numFmt w:val="bullet"/>
+      <w:lvlText w:val="o"/>
+      <w:lvlJc w:val="left"/>
+      <w:pPr>
+        <w:ind w:left="3600" w:hanging="360"/>
+      </w:pPr>
+      <w:rPr>
+        <w:rFonts w:ascii="Courier New" w:hAnsi="Courier New" w:cs="Courier New" w:hint="default"/>
+      </w:rPr>
+    </w:lvl>
+    <w:lvl w:ilvl="5">
+      <w:numFmt w:val="bullet"/>
+      <w:lvlText w:val=""/>
+      <w:lvlJc w:val="left"/>
+      <w:pPr>
+        <w:ind w:left="4320" w:hanging="360"/>
+      </w:pPr>
+      <w:rPr>
+        <w:rFonts w:ascii="Wingdings" w:hAnsi="Wingdings" w:cs="Wingdings" w:hint="default"/>
+      </w:rPr>
+    </w:lvl>
+    <w:lvl w:ilvl="6">
+      <w:numFmt w:val="bullet"/>
+      <w:lvlText w:val=""/>
+      <w:lvlJc w:val="left"/>
+      <w:pPr>
+        <w:ind w:left="5040" w:hanging="360"/>
+      </w:pPr>
+      <w:rPr>
+        <w:rFonts w:ascii="Symbol" w:hAnsi="Symbol" w:cs="Symbol" w:hint="default"/>
+      </w:rPr>
+    </w:lvl>
+    <w:lvl w:ilvl="7">
+      <w:numFmt w:val="bullet"/>
+      <w:lvlText w:val="o"/>
+      <w:lvlJc w:val="left"/>
+      <w:pPr>
+        <w:ind w:left="5760" w:hanging="360"/>
+      </w:pPr>
+      <w:rPr>
+        <w:rFonts w:ascii="Courier New" w:hAnsi="Courier New" w:cs="Courier New" w:hint="default"/>
+      </w:rPr>
+    </w:lvl>
+    <w:lvl w:ilvl="8">
+      <w:numFmt w:val="bullet"/>
+      <w:lvlText w:val=""/>
+      <w:lvlJc w:val="left"/>
+      <w:pPr>
+        <w:ind w:left="6480" w:hanging="360"/>
+      </w:pPr>
+      <w:rPr>
+        <w:rFonts w:ascii="Wingdings" w:hAnsi="Wingdings" w:cs="Wingdings" w:hint="default"/>
+      </w:rPr>
+    </w:lvl>
+  </w:abstractNum>
   <w:abstractNum w:abstractNumId="99411">
     <w:nsid w:val="00A99411"/>
     <w:multiLevelType w:val="multilevel"/>
@@ -10195,6 +10116,9 @@
     <w:abstractNumId w:val="990"/>
   </w:num>
   <w:num w:numId="1001">
+    <w:abstractNumId w:val="991"/>
+  </w:num>
+  <w:num w:numId="1002">
     <w:abstractNumId w:val="99411"/>
     <w:lvlOverride w:ilvl="0">
       <w:startOverride w:val="1"/>
@@ -10224,7 +10148,7 @@
       <w:startOverride w:val="1"/>
     </w:lvlOverride>
   </w:num>
-  <w:num w:numId="1002">
+  <w:num w:numId="1003">
     <w:abstractNumId w:val="99411"/>
     <w:lvlOverride w:ilvl="0">
       <w:startOverride w:val="1"/>
